--- a/8.资源管理/2.运行记录类文件/JXTX-08-10-最终软件库应用情况说明.docx
+++ b/8.资源管理/2.运行记录类文件/JXTX-08-10-最终软件库应用情况说明.docx
@@ -21,7 +21,7 @@
         <w:spacing w:before="3120" w:beforeLines="1000"/>
         <w:textAlignment w:val="baseline"/>
       </w:pPr>
-      <w:bookmarkStart w:id="0" w:name="_Toc8458"/>
+      <w:bookmarkStart w:id="0" w:name="_Toc4215"/>
       <w:r>
         <w:drawing>
           <wp:anchor distT="0" distB="0" distL="114300" distR="114300" simplePos="0" relativeHeight="251661312" behindDoc="1" locked="0" layoutInCell="1" allowOverlap="1">
@@ -210,7 +210,7 @@
           <w:lang w:val="en-US" w:eastAsia="zh-CN"/>
         </w:rPr>
       </w:pPr>
-      <w:bookmarkStart w:id="1" w:name="_Toc17009"/>
+      <w:bookmarkStart w:id="1" w:name="_Toc26516"/>
       <w:r>
         <w:rPr>
           <w:rFonts w:hint="eastAsia"/>
@@ -874,12 +874,6 @@
             <w:insideH w:val="single" w:color="000000" w:sz="2" w:space="0"/>
             <w:insideV w:val="single" w:color="000000" w:sz="2" w:space="0"/>
           </w:tblBorders>
-          <w:tblCellMar>
-            <w:top w:w="0" w:type="dxa"/>
-            <w:left w:w="0" w:type="dxa"/>
-            <w:bottom w:w="0" w:type="dxa"/>
-            <w:right w:w="0" w:type="dxa"/>
-          </w:tblCellMar>
         </w:tblPrEx>
         <w:trPr>
           <w:trHeight w:val="593" w:hRule="atLeast"/>
@@ -2102,7 +2096,7 @@
               <w:rFonts w:hint="eastAsia" w:ascii="宋体" w:hAnsi="宋体" w:eastAsia="宋体" w:cs="宋体"/>
               <w:szCs w:val="24"/>
             </w:rPr>
-            <w:instrText xml:space="preserve"> HYPERLINK \l _Toc8458 </w:instrText>
+            <w:instrText xml:space="preserve"> HYPERLINK \l _Toc4215 </w:instrText>
           </w:r>
           <w:r>
             <w:rPr>
@@ -2125,7 +2119,7 @@
             <w:fldChar w:fldCharType="begin"/>
           </w:r>
           <w:r>
-            <w:instrText xml:space="preserve"> PAGEREF _Toc8458 \h </w:instrText>
+            <w:instrText xml:space="preserve"> PAGEREF _Toc4215 \h </w:instrText>
           </w:r>
           <w:r>
             <w:fldChar w:fldCharType="separate"/>
@@ -2163,7 +2157,7 @@
               <w:rFonts w:hint="eastAsia" w:ascii="宋体" w:hAnsi="宋体" w:eastAsia="宋体" w:cs="宋体"/>
               <w:szCs w:val="24"/>
             </w:rPr>
-            <w:instrText xml:space="preserve"> HYPERLINK \l _Toc17009 </w:instrText>
+            <w:instrText xml:space="preserve"> HYPERLINK \l _Toc26516 </w:instrText>
           </w:r>
           <w:r>
             <w:rPr>
@@ -2186,7 +2180,7 @@
             <w:fldChar w:fldCharType="begin"/>
           </w:r>
           <w:r>
-            <w:instrText xml:space="preserve"> PAGEREF _Toc17009 \h </w:instrText>
+            <w:instrText xml:space="preserve"> PAGEREF _Toc26516 \h </w:instrText>
           </w:r>
           <w:r>
             <w:fldChar w:fldCharType="separate"/>
@@ -2224,7 +2218,7 @@
               <w:rFonts w:hint="eastAsia" w:ascii="宋体" w:hAnsi="宋体" w:eastAsia="宋体" w:cs="宋体"/>
               <w:szCs w:val="24"/>
             </w:rPr>
-            <w:instrText xml:space="preserve"> HYPERLINK \l _Toc19254 </w:instrText>
+            <w:instrText xml:space="preserve"> HYPERLINK \l _Toc21314 </w:instrText>
           </w:r>
           <w:r>
             <w:rPr>
@@ -2247,7 +2241,7 @@
             <w:fldChar w:fldCharType="begin"/>
           </w:r>
           <w:r>
-            <w:instrText xml:space="preserve"> PAGEREF _Toc19254 \h </w:instrText>
+            <w:instrText xml:space="preserve"> PAGEREF _Toc21314 \h </w:instrText>
           </w:r>
           <w:r>
             <w:fldChar w:fldCharType="separate"/>
@@ -2285,7 +2279,7 @@
               <w:rFonts w:hint="eastAsia" w:ascii="宋体" w:hAnsi="宋体" w:eastAsia="宋体" w:cs="宋体"/>
               <w:szCs w:val="24"/>
             </w:rPr>
-            <w:instrText xml:space="preserve"> HYPERLINK \l _Toc880 </w:instrText>
+            <w:instrText xml:space="preserve"> HYPERLINK \l _Toc20440 </w:instrText>
           </w:r>
           <w:r>
             <w:rPr>
@@ -2308,7 +2302,7 @@
             <w:fldChar w:fldCharType="begin"/>
           </w:r>
           <w:r>
-            <w:instrText xml:space="preserve"> PAGEREF _Toc880 \h </w:instrText>
+            <w:instrText xml:space="preserve"> PAGEREF _Toc20440 \h </w:instrText>
           </w:r>
           <w:r>
             <w:fldChar w:fldCharType="separate"/>
@@ -2346,7 +2340,7 @@
               <w:rFonts w:hint="eastAsia" w:ascii="宋体" w:hAnsi="宋体" w:eastAsia="宋体" w:cs="宋体"/>
               <w:szCs w:val="24"/>
             </w:rPr>
-            <w:instrText xml:space="preserve"> HYPERLINK \l _Toc22229 </w:instrText>
+            <w:instrText xml:space="preserve"> HYPERLINK \l _Toc8996 </w:instrText>
           </w:r>
           <w:r>
             <w:rPr>
@@ -2369,7 +2363,7 @@
             <w:fldChar w:fldCharType="begin"/>
           </w:r>
           <w:r>
-            <w:instrText xml:space="preserve"> PAGEREF _Toc22229 \h </w:instrText>
+            <w:instrText xml:space="preserve"> PAGEREF _Toc8996 \h </w:instrText>
           </w:r>
           <w:r>
             <w:fldChar w:fldCharType="separate"/>
@@ -2407,7 +2401,7 @@
               <w:rFonts w:hint="eastAsia" w:ascii="宋体" w:hAnsi="宋体" w:eastAsia="宋体" w:cs="宋体"/>
               <w:szCs w:val="24"/>
             </w:rPr>
-            <w:instrText xml:space="preserve"> HYPERLINK \l _Toc19802 </w:instrText>
+            <w:instrText xml:space="preserve"> HYPERLINK \l _Toc30282 </w:instrText>
           </w:r>
           <w:r>
             <w:rPr>
@@ -2430,7 +2424,7 @@
             <w:fldChar w:fldCharType="begin"/>
           </w:r>
           <w:r>
-            <w:instrText xml:space="preserve"> PAGEREF _Toc19802 \h </w:instrText>
+            <w:instrText xml:space="preserve"> PAGEREF _Toc30282 \h </w:instrText>
           </w:r>
           <w:r>
             <w:fldChar w:fldCharType="separate"/>
@@ -2468,7 +2462,7 @@
               <w:rFonts w:hint="eastAsia" w:ascii="宋体" w:hAnsi="宋体" w:eastAsia="宋体" w:cs="宋体"/>
               <w:szCs w:val="24"/>
             </w:rPr>
-            <w:instrText xml:space="preserve"> HYPERLINK \l _Toc10467 </w:instrText>
+            <w:instrText xml:space="preserve"> HYPERLINK \l _Toc23845 </w:instrText>
           </w:r>
           <w:r>
             <w:rPr>
@@ -2491,7 +2485,7 @@
             <w:fldChar w:fldCharType="begin"/>
           </w:r>
           <w:r>
-            <w:instrText xml:space="preserve"> PAGEREF _Toc10467 \h </w:instrText>
+            <w:instrText xml:space="preserve"> PAGEREF _Toc23845 \h </w:instrText>
           </w:r>
           <w:r>
             <w:fldChar w:fldCharType="separate"/>
@@ -2529,7 +2523,7 @@
               <w:rFonts w:hint="eastAsia" w:ascii="宋体" w:hAnsi="宋体" w:eastAsia="宋体" w:cs="宋体"/>
               <w:szCs w:val="24"/>
             </w:rPr>
-            <w:instrText xml:space="preserve"> HYPERLINK \l _Toc25965 </w:instrText>
+            <w:instrText xml:space="preserve"> HYPERLINK \l _Toc29016 </w:instrText>
           </w:r>
           <w:r>
             <w:rPr>
@@ -2552,7 +2546,7 @@
             <w:fldChar w:fldCharType="begin"/>
           </w:r>
           <w:r>
-            <w:instrText xml:space="preserve"> PAGEREF _Toc25965 \h </w:instrText>
+            <w:instrText xml:space="preserve"> PAGEREF _Toc29016 \h </w:instrText>
           </w:r>
           <w:r>
             <w:fldChar w:fldCharType="separate"/>
@@ -2590,7 +2584,7 @@
               <w:rFonts w:hint="eastAsia" w:ascii="宋体" w:hAnsi="宋体" w:eastAsia="宋体" w:cs="宋体"/>
               <w:szCs w:val="24"/>
             </w:rPr>
-            <w:instrText xml:space="preserve"> HYPERLINK \l _Toc23820 </w:instrText>
+            <w:instrText xml:space="preserve"> HYPERLINK \l _Toc23908 </w:instrText>
           </w:r>
           <w:r>
             <w:rPr>
@@ -2613,7 +2607,7 @@
             <w:fldChar w:fldCharType="begin"/>
           </w:r>
           <w:r>
-            <w:instrText xml:space="preserve"> PAGEREF _Toc23820 \h </w:instrText>
+            <w:instrText xml:space="preserve"> PAGEREF _Toc23908 \h </w:instrText>
           </w:r>
           <w:r>
             <w:fldChar w:fldCharType="separate"/>
@@ -2651,7 +2645,7 @@
               <w:rFonts w:hint="eastAsia" w:ascii="宋体" w:hAnsi="宋体" w:eastAsia="宋体" w:cs="宋体"/>
               <w:szCs w:val="24"/>
             </w:rPr>
-            <w:instrText xml:space="preserve"> HYPERLINK \l _Toc24172 </w:instrText>
+            <w:instrText xml:space="preserve"> HYPERLINK \l _Toc22149 </w:instrText>
           </w:r>
           <w:r>
             <w:rPr>
@@ -2674,7 +2668,7 @@
             <w:fldChar w:fldCharType="begin"/>
           </w:r>
           <w:r>
-            <w:instrText xml:space="preserve"> PAGEREF _Toc24172 \h </w:instrText>
+            <w:instrText xml:space="preserve"> PAGEREF _Toc22149 \h </w:instrText>
           </w:r>
           <w:r>
             <w:fldChar w:fldCharType="separate"/>
@@ -2712,7 +2706,7 @@
               <w:rFonts w:hint="eastAsia" w:ascii="宋体" w:hAnsi="宋体" w:eastAsia="宋体" w:cs="宋体"/>
               <w:szCs w:val="24"/>
             </w:rPr>
-            <w:instrText xml:space="preserve"> HYPERLINK \l _Toc4546 </w:instrText>
+            <w:instrText xml:space="preserve"> HYPERLINK \l _Toc19909 </w:instrText>
           </w:r>
           <w:r>
             <w:rPr>
@@ -2735,7 +2729,7 @@
             <w:fldChar w:fldCharType="begin"/>
           </w:r>
           <w:r>
-            <w:instrText xml:space="preserve"> PAGEREF _Toc4546 \h </w:instrText>
+            <w:instrText xml:space="preserve"> PAGEREF _Toc19909 \h </w:instrText>
           </w:r>
           <w:r>
             <w:fldChar w:fldCharType="separate"/>
@@ -2773,7 +2767,7 @@
               <w:rFonts w:hint="eastAsia" w:ascii="宋体" w:hAnsi="宋体" w:eastAsia="宋体" w:cs="宋体"/>
               <w:szCs w:val="24"/>
             </w:rPr>
-            <w:instrText xml:space="preserve"> HYPERLINK \l _Toc16593 </w:instrText>
+            <w:instrText xml:space="preserve"> HYPERLINK \l _Toc12489 </w:instrText>
           </w:r>
           <w:r>
             <w:rPr>
@@ -2796,7 +2790,7 @@
             <w:fldChar w:fldCharType="begin"/>
           </w:r>
           <w:r>
-            <w:instrText xml:space="preserve"> PAGEREF _Toc16593 \h </w:instrText>
+            <w:instrText xml:space="preserve"> PAGEREF _Toc12489 \h </w:instrText>
           </w:r>
           <w:r>
             <w:fldChar w:fldCharType="separate"/>
@@ -2834,7 +2828,7 @@
               <w:rFonts w:hint="eastAsia" w:ascii="宋体" w:hAnsi="宋体" w:eastAsia="宋体" w:cs="宋体"/>
               <w:szCs w:val="24"/>
             </w:rPr>
-            <w:instrText xml:space="preserve"> HYPERLINK \l _Toc18977 </w:instrText>
+            <w:instrText xml:space="preserve"> HYPERLINK \l _Toc7012 </w:instrText>
           </w:r>
           <w:r>
             <w:rPr>
@@ -2857,7 +2851,7 @@
             <w:fldChar w:fldCharType="begin"/>
           </w:r>
           <w:r>
-            <w:instrText xml:space="preserve"> PAGEREF _Toc18977 \h </w:instrText>
+            <w:instrText xml:space="preserve"> PAGEREF _Toc7012 \h </w:instrText>
           </w:r>
           <w:r>
             <w:fldChar w:fldCharType="separate"/>
@@ -2895,7 +2889,7 @@
               <w:rFonts w:hint="eastAsia" w:ascii="宋体" w:hAnsi="宋体" w:eastAsia="宋体" w:cs="宋体"/>
               <w:szCs w:val="24"/>
             </w:rPr>
-            <w:instrText xml:space="preserve"> HYPERLINK \l _Toc21926 </w:instrText>
+            <w:instrText xml:space="preserve"> HYPERLINK \l _Toc5836 </w:instrText>
           </w:r>
           <w:r>
             <w:rPr>
@@ -2918,7 +2912,7 @@
             <w:fldChar w:fldCharType="begin"/>
           </w:r>
           <w:r>
-            <w:instrText xml:space="preserve"> PAGEREF _Toc21926 \h </w:instrText>
+            <w:instrText xml:space="preserve"> PAGEREF _Toc5836 \h </w:instrText>
           </w:r>
           <w:r>
             <w:fldChar w:fldCharType="separate"/>
@@ -2956,7 +2950,7 @@
               <w:rFonts w:hint="eastAsia" w:ascii="宋体" w:hAnsi="宋体" w:eastAsia="宋体" w:cs="宋体"/>
               <w:szCs w:val="24"/>
             </w:rPr>
-            <w:instrText xml:space="preserve"> HYPERLINK \l _Toc15334 </w:instrText>
+            <w:instrText xml:space="preserve"> HYPERLINK \l _Toc20570 </w:instrText>
           </w:r>
           <w:r>
             <w:rPr>
@@ -2979,7 +2973,7 @@
             <w:fldChar w:fldCharType="begin"/>
           </w:r>
           <w:r>
-            <w:instrText xml:space="preserve"> PAGEREF _Toc15334 \h </w:instrText>
+            <w:instrText xml:space="preserve"> PAGEREF _Toc20570 \h </w:instrText>
           </w:r>
           <w:r>
             <w:fldChar w:fldCharType="separate"/>
@@ -3017,7 +3011,7 @@
               <w:rFonts w:hint="eastAsia" w:ascii="宋体" w:hAnsi="宋体" w:eastAsia="宋体" w:cs="宋体"/>
               <w:szCs w:val="24"/>
             </w:rPr>
-            <w:instrText xml:space="preserve"> HYPERLINK \l _Toc12589 </w:instrText>
+            <w:instrText xml:space="preserve"> HYPERLINK \l _Toc18445 </w:instrText>
           </w:r>
           <w:r>
             <w:rPr>
@@ -3040,7 +3034,7 @@
             <w:fldChar w:fldCharType="begin"/>
           </w:r>
           <w:r>
-            <w:instrText xml:space="preserve"> PAGEREF _Toc12589 \h </w:instrText>
+            <w:instrText xml:space="preserve"> PAGEREF _Toc18445 \h </w:instrText>
           </w:r>
           <w:r>
             <w:fldChar w:fldCharType="separate"/>
@@ -3078,7 +3072,7 @@
               <w:rFonts w:hint="eastAsia" w:ascii="宋体" w:hAnsi="宋体" w:eastAsia="宋体" w:cs="宋体"/>
               <w:szCs w:val="24"/>
             </w:rPr>
-            <w:instrText xml:space="preserve"> HYPERLINK \l _Toc20979 </w:instrText>
+            <w:instrText xml:space="preserve"> HYPERLINK \l _Toc15564 </w:instrText>
           </w:r>
           <w:r>
             <w:rPr>
@@ -3101,7 +3095,7 @@
             <w:fldChar w:fldCharType="begin"/>
           </w:r>
           <w:r>
-            <w:instrText xml:space="preserve"> PAGEREF _Toc20979 \h </w:instrText>
+            <w:instrText xml:space="preserve"> PAGEREF _Toc15564 \h </w:instrText>
           </w:r>
           <w:r>
             <w:fldChar w:fldCharType="separate"/>
@@ -3225,7 +3219,7 @@
           <w:lang w:val="en-US" w:eastAsia="zh-CN"/>
         </w:rPr>
       </w:pPr>
-      <w:bookmarkStart w:id="2" w:name="_Toc19254"/>
+      <w:bookmarkStart w:id="2" w:name="_Toc21314"/>
       <w:r>
         <w:rPr>
           <w:rFonts w:hint="default"/>
@@ -3244,7 +3238,7 @@
           <w:lang w:val="en-US" w:eastAsia="zh-CN"/>
         </w:rPr>
       </w:pPr>
-      <w:bookmarkStart w:id="3" w:name="_Toc880"/>
+      <w:bookmarkStart w:id="3" w:name="_Toc20440"/>
       <w:r>
         <w:rPr>
           <w:rFonts w:hint="default"/>
@@ -3279,7 +3273,7 @@
           <w:lang w:val="en-US" w:eastAsia="zh-CN"/>
         </w:rPr>
       </w:pPr>
-      <w:bookmarkStart w:id="4" w:name="_Toc22229"/>
+      <w:bookmarkStart w:id="4" w:name="_Toc8996"/>
       <w:r>
         <w:rPr>
           <w:rFonts w:hint="default"/>
@@ -3346,7 +3340,7 @@
           <w:lang w:val="en-US" w:eastAsia="zh-CN"/>
         </w:rPr>
       </w:pPr>
-      <w:bookmarkStart w:id="5" w:name="_Toc19802"/>
+      <w:bookmarkStart w:id="5" w:name="_Toc30282"/>
       <w:r>
         <w:rPr>
           <w:rFonts w:hint="default"/>
@@ -3365,7 +3359,7 @@
           <w:lang w:val="en-US" w:eastAsia="zh-CN"/>
         </w:rPr>
       </w:pPr>
-      <w:bookmarkStart w:id="6" w:name="_Toc10467"/>
+      <w:bookmarkStart w:id="6" w:name="_Toc23845"/>
       <w:r>
         <w:rPr>
           <w:rFonts w:hint="default"/>
@@ -3400,7 +3394,7 @@
           <w:lang w:val="en-US" w:eastAsia="zh-CN"/>
         </w:rPr>
       </w:pPr>
-      <w:bookmarkStart w:id="7" w:name="_Toc25965"/>
+      <w:bookmarkStart w:id="7" w:name="_Toc29016"/>
       <w:r>
         <w:rPr>
           <w:rFonts w:hint="default"/>
@@ -3419,7 +3413,7 @@
           <w:lang w:val="en-US" w:eastAsia="zh-CN"/>
         </w:rPr>
       </w:pPr>
-      <w:bookmarkStart w:id="8" w:name="_Toc23820"/>
+      <w:bookmarkStart w:id="8" w:name="_Toc23908"/>
       <w:r>
         <w:rPr>
           <w:rFonts w:hint="default"/>
@@ -3468,7 +3462,7 @@
           <w:lang w:val="en-US" w:eastAsia="zh-CN"/>
         </w:rPr>
       </w:pPr>
-      <w:bookmarkStart w:id="9" w:name="_Toc24172"/>
+      <w:bookmarkStart w:id="9" w:name="_Toc22149"/>
       <w:r>
         <w:rPr>
           <w:rFonts w:hint="default"/>
@@ -3519,7 +3513,7 @@
           <w:lang w:val="en-US" w:eastAsia="zh-CN"/>
         </w:rPr>
       </w:pPr>
-      <w:bookmarkStart w:id="10" w:name="_Toc4546"/>
+      <w:bookmarkStart w:id="10" w:name="_Toc19909"/>
       <w:r>
         <w:rPr>
           <w:rFonts w:hint="default"/>
@@ -3570,7 +3564,7 @@
           <w:lang w:val="en-US" w:eastAsia="zh-CN"/>
         </w:rPr>
       </w:pPr>
-      <w:bookmarkStart w:id="11" w:name="_Toc16593"/>
+      <w:bookmarkStart w:id="11" w:name="_Toc12489"/>
       <w:r>
         <w:rPr>
           <w:rFonts w:hint="default"/>
@@ -3637,7 +3631,7 @@
           <w:lang w:val="en-US" w:eastAsia="zh-CN"/>
         </w:rPr>
       </w:pPr>
-      <w:bookmarkStart w:id="12" w:name="_Toc18977"/>
+      <w:bookmarkStart w:id="12" w:name="_Toc7012"/>
       <w:r>
         <w:rPr>
           <w:rFonts w:hint="default"/>
@@ -3672,7 +3666,7 @@
           <w:lang w:val="en-US" w:eastAsia="zh-CN"/>
         </w:rPr>
       </w:pPr>
-      <w:bookmarkStart w:id="13" w:name="_Toc21926"/>
+      <w:bookmarkStart w:id="13" w:name="_Toc5836"/>
       <w:r>
         <w:rPr>
           <w:rFonts w:hint="default"/>
@@ -3691,7 +3685,7 @@
           <w:lang w:val="en-US" w:eastAsia="zh-CN"/>
         </w:rPr>
       </w:pPr>
-      <w:bookmarkStart w:id="14" w:name="_Toc15334"/>
+      <w:bookmarkStart w:id="14" w:name="_Toc20570"/>
       <w:r>
         <w:rPr>
           <w:rFonts w:hint="default"/>
@@ -3758,7 +3752,7 @@
           <w:lang w:val="en-US" w:eastAsia="zh-CN"/>
         </w:rPr>
       </w:pPr>
-      <w:bookmarkStart w:id="15" w:name="_Toc12589"/>
+      <w:bookmarkStart w:id="15" w:name="_Toc18445"/>
       <w:r>
         <w:rPr>
           <w:rFonts w:hint="default"/>
@@ -3825,7 +3819,7 @@
           <w:lang w:val="en-US" w:eastAsia="zh-CN"/>
         </w:rPr>
       </w:pPr>
-      <w:bookmarkStart w:id="16" w:name="_Toc20979"/>
+      <w:bookmarkStart w:id="16" w:name="_Toc15564"/>
       <w:r>
         <w:rPr>
           <w:rFonts w:hint="default"/>

--- a/8.资源管理/2.运行记录类文件/JXTX-08-10-最终软件库应用情况说明.docx
+++ b/8.资源管理/2.运行记录类文件/JXTX-08-10-最终软件库应用情况说明.docx
@@ -1,10 +1,11 @@
 
 <file path=word/document.xml><?xml version="1.0" encoding="utf-8"?>
-<w:document xmlns:wpc="http://schemas.microsoft.com/office/word/2010/wordprocessingCanvas" xmlns:mc="http://schemas.openxmlformats.org/markup-compatibility/2006" xmlns:o="urn:schemas-microsoft-com:office:office" xmlns:r="http://schemas.openxmlformats.org/officeDocument/2006/relationships" xmlns:m="http://schemas.openxmlformats.org/officeDocument/2006/math" xmlns:v="urn:schemas-microsoft-com:vml" xmlns:wp14="http://schemas.microsoft.com/office/word/2010/wordprocessingDrawing" xmlns:wp="http://schemas.openxmlformats.org/drawingml/2006/wordprocessingDrawing" xmlns:w="http://schemas.openxmlformats.org/wordprocessingml/2006/main" xmlns:w14="http://schemas.microsoft.com/office/word/2010/wordml" xmlns:w10="urn:schemas-microsoft-com:office:word" xmlns:w15="http://schemas.microsoft.com/office/word/2012/wordml" xmlns:wpg="http://schemas.microsoft.com/office/word/2010/wordprocessingGroup" xmlns:wpi="http://schemas.microsoft.com/office/word/2010/wordprocessingInk" xmlns:wne="http://schemas.microsoft.com/office/word/2006/wordml" xmlns:wps="http://schemas.microsoft.com/office/word/2010/wordprocessingShape" xmlns:wpsCustomData="http://www.wps.cn/officeDocument/2013/wpsCustomData" mc:Ignorable="w14 w15 wp14">
+<w:document xmlns:wpc="http://schemas.microsoft.com/office/word/2010/wordprocessingCanvas" xmlns:mc="http://schemas.openxmlformats.org/markup-compatibility/2006" xmlns:o="urn:schemas-microsoft-com:office:office" xmlns:r="http://schemas.openxmlformats.org/officeDocument/2006/relationships" xmlns:m="http://schemas.openxmlformats.org/officeDocument/2006/math" xmlns:v="urn:schemas-microsoft-com:vml" xmlns:wp14="http://schemas.microsoft.com/office/word/2010/wordprocessingDrawing" xmlns:wp="http://schemas.openxmlformats.org/drawingml/2006/wordprocessingDrawing" xmlns:w10="urn:schemas-microsoft-com:office:word" xmlns:w="http://schemas.openxmlformats.org/wordprocessingml/2006/main" xmlns:w14="http://schemas.microsoft.com/office/word/2010/wordml" xmlns:w15="http://schemas.microsoft.com/office/word/2012/wordml" xmlns:wne="http://schemas.microsoft.com/office/word/2006/wordml" xmlns:wpg="http://schemas.microsoft.com/office/word/2010/wordprocessingGroup" xmlns:wpi="http://schemas.microsoft.com/office/word/2010/wordprocessingInk" xmlns:wps="http://schemas.microsoft.com/office/word/2010/wordprocessingShape" mc:Ignorable="w14 w15 wp14">
+  <!-- Generated by Aspose.Words for .NET 13.3.0.1 -->
   <w:body>
     <w:p>
       <w:pPr>
-        <w:pStyle w:val="24"/>
+        <w:pStyle w:val="a"/>
         <w:keepNext w:val="0"/>
         <w:keepLines w:val="0"/>
         <w:pageBreakBefore w:val="0"/>
@@ -24,7 +25,7 @@
       <w:bookmarkStart w:id="0" w:name="_Toc4215"/>
       <w:r>
         <w:drawing>
-          <wp:anchor distT="0" distB="0" distL="114300" distR="114300" simplePos="0" relativeHeight="251661312" behindDoc="1" locked="0" layoutInCell="1" allowOverlap="1">
+          <wp:anchor distT="0" distB="0" distL="114300" distR="114300" simplePos="0" relativeHeight="251660288" behindDoc="1" locked="0" layoutInCell="1" allowOverlap="1">
             <wp:simplePos x="0" y="0"/>
             <wp:positionH relativeFrom="column">
               <wp:posOffset>-19050</wp:posOffset>
@@ -49,7 +50,7 @@
                     </pic:cNvPicPr>
                   </pic:nvPicPr>
                   <pic:blipFill>
-                    <a:blip r:embed="rId7"/>
+                    <a:blip xmlns:r="http://schemas.openxmlformats.org/officeDocument/2006/relationships" r:embed="rId4"/>
                     <a:stretch>
                       <a:fillRect/>
                     </a:stretch>
@@ -75,7 +76,7 @@
       </w:r>
       <w:r>
         <w:drawing>
-          <wp:anchor distT="0" distB="0" distL="114300" distR="114300" simplePos="0" relativeHeight="251660288" behindDoc="1" locked="0" layoutInCell="1" allowOverlap="1">
+          <wp:anchor distT="0" distB="0" distL="114300" distR="114300" simplePos="0" relativeHeight="251659264" behindDoc="1" locked="0" layoutInCell="1" allowOverlap="1">
             <wp:simplePos x="0" y="0"/>
             <wp:positionH relativeFrom="column">
               <wp:posOffset>0</wp:posOffset>
@@ -100,7 +101,7 @@
                     </pic:cNvPicPr>
                   </pic:nvPicPr>
                   <pic:blipFill>
-                    <a:blip r:embed="rId8"/>
+                    <a:blip xmlns:r="http://schemas.openxmlformats.org/officeDocument/2006/relationships" r:embed="rId5"/>
                     <a:stretch>
                       <a:fillRect/>
                     </a:stretch>
@@ -130,7 +131,7 @@
           <w:lang w:val="en-US" w:eastAsia="zh-CN"/>
         </w:rPr>
         <w:drawing>
-          <wp:anchor distT="0" distB="0" distL="114300" distR="114300" simplePos="0" relativeHeight="251659264" behindDoc="1" locked="0" layoutInCell="1" allowOverlap="1">
+          <wp:anchor distT="0" distB="0" distL="114300" distR="114300" simplePos="0" relativeHeight="251658240" behindDoc="1" locked="0" layoutInCell="1" allowOverlap="1">
             <wp:simplePos x="0" y="0"/>
             <wp:positionH relativeFrom="column">
               <wp:posOffset>635</wp:posOffset>
@@ -155,7 +156,7 @@
                     </pic:cNvPicPr>
                   </pic:nvPicPr>
                   <pic:blipFill>
-                    <a:blip r:embed="rId9">
+                    <a:blip xmlns:r="http://schemas.openxmlformats.org/officeDocument/2006/relationships" r:embed="rId6">
                       <a:alphaModFix amt="58000"/>
                       <a:lum contrast="-52000"/>
                     </a:blip>
@@ -189,7 +190,7 @@
     </w:p>
     <w:p>
       <w:pPr>
-        <w:pStyle w:val="25"/>
+        <w:pStyle w:val="a0"/>
         <w:keepNext w:val="0"/>
         <w:keepLines w:val="0"/>
         <w:pageBreakBefore w:val="0"/>
@@ -236,11 +237,11 @@
         <w:adjustRightInd w:val="0"/>
         <w:snapToGrid w:val="0"/>
         <w:spacing w:after="624" w:afterLines="200" w:line="219" w:lineRule="auto"/>
-        <w:ind w:left="0" w:leftChars="0" w:right="0" w:rightChars="0" w:firstLine="0" w:firstLineChars="0"/>
+        <w:ind w:left="0" w:right="0" w:firstLine="0" w:leftChars="0" w:rightChars="0" w:firstLineChars="0"/>
         <w:jc w:val="center"/>
         <w:textAlignment w:val="baseline"/>
         <w:rPr>
-          <w:rFonts w:hint="eastAsia" w:ascii="宋体" w:hAnsi="宋体" w:eastAsia="宋体" w:cs="宋体"/>
+          <w:rFonts w:ascii="宋体" w:eastAsia="宋体" w:hAnsi="宋体" w:cs="宋体" w:hint="eastAsia"/>
           <w:sz w:val="24"/>
           <w:szCs w:val="24"/>
           <w:lang w:val="en-US" w:eastAsia="zh-CN"/>
@@ -248,7 +249,7 @@
       </w:pPr>
       <w:r>
         <w:rPr>
-          <w:rFonts w:ascii="宋体" w:hAnsi="宋体" w:eastAsia="宋体" w:cs="宋体"/>
+          <w:rFonts w:ascii="宋体" w:eastAsia="宋体" w:hAnsi="宋体" w:cs="宋体"/>
           <w:b/>
           <w:bCs/>
           <w:spacing w:val="-3"/>
@@ -259,7 +260,7 @@
       </w:r>
       <w:r>
         <w:rPr>
-          <w:rFonts w:hint="eastAsia" w:ascii="宋体" w:hAnsi="宋体" w:eastAsia="宋体" w:cs="宋体"/>
+          <w:rFonts w:ascii="宋体" w:eastAsia="宋体" w:hAnsi="宋体" w:cs="宋体" w:hint="eastAsia"/>
           <w:b/>
           <w:bCs/>
           <w:spacing w:val="-3"/>
@@ -271,7 +272,7 @@
       </w:r>
       <w:r>
         <w:rPr>
-          <w:rFonts w:ascii="宋体" w:hAnsi="宋体" w:eastAsia="宋体" w:cs="宋体"/>
+          <w:rFonts w:ascii="宋体" w:eastAsia="宋体" w:hAnsi="宋体" w:cs="宋体"/>
           <w:b/>
           <w:bCs/>
           <w:spacing w:val="-3"/>
@@ -282,7 +283,7 @@
       </w:r>
       <w:r>
         <w:rPr>
-          <w:rFonts w:hint="eastAsia" w:ascii="宋体" w:hAnsi="宋体" w:cs="宋体"/>
+          <w:rFonts w:ascii="宋体" w:hAnsi="宋体" w:cs="宋体" w:hint="eastAsia"/>
           <w:b/>
           <w:bCs/>
           <w:spacing w:val="-3"/>
@@ -294,7 +295,7 @@
       </w:r>
       <w:r>
         <w:rPr>
-          <w:rFonts w:ascii="宋体" w:hAnsi="宋体" w:eastAsia="宋体" w:cs="宋体"/>
+          <w:rFonts w:ascii="宋体" w:eastAsia="宋体" w:hAnsi="宋体" w:cs="宋体"/>
           <w:b/>
           <w:bCs/>
           <w:spacing w:val="-3"/>
@@ -305,7 +306,7 @@
       </w:r>
       <w:r>
         <w:rPr>
-          <w:rFonts w:hint="eastAsia" w:ascii="宋体" w:hAnsi="宋体" w:cs="宋体"/>
+          <w:rFonts w:ascii="宋体" w:hAnsi="宋体" w:cs="宋体" w:hint="eastAsia"/>
           <w:b/>
           <w:bCs/>
           <w:spacing w:val="-3"/>
@@ -318,18 +319,17 @@
     </w:p>
     <w:tbl>
       <w:tblPr>
-        <w:tblStyle w:val="21"/>
+        <w:tblStyle w:val="TableGrid"/>
         <w:tblW w:w="0" w:type="auto"/>
         <w:jc w:val="center"/>
         <w:tblBorders>
-          <w:top w:val="none" w:color="auto" w:sz="0" w:space="0"/>
-          <w:left w:val="none" w:color="auto" w:sz="0" w:space="0"/>
-          <w:bottom w:val="none" w:color="auto" w:sz="0" w:space="0"/>
-          <w:right w:val="none" w:color="auto" w:sz="0" w:space="0"/>
-          <w:insideH w:val="none" w:color="auto" w:sz="0" w:space="0"/>
-          <w:insideV w:val="none" w:color="auto" w:sz="0" w:space="0"/>
+          <w:top w:val="nil"/>
+          <w:left w:val="nil"/>
+          <w:bottom w:val="nil"/>
+          <w:right w:val="nil"/>
+          <w:insideH w:val="nil"/>
+          <w:insideV w:val="nil"/>
         </w:tblBorders>
-        <w:tblLayout w:type="autofit"/>
         <w:tblCellMar>
           <w:top w:w="0" w:type="dxa"/>
           <w:left w:w="108" w:type="dxa"/>
@@ -343,13 +343,15 @@
       </w:tblGrid>
       <w:tr>
         <w:tblPrEx>
+          <w:tblW w:w="0" w:type="auto"/>
+          <w:jc w:val="center"/>
           <w:tblBorders>
-            <w:top w:val="none" w:color="auto" w:sz="0" w:space="0"/>
-            <w:left w:val="none" w:color="auto" w:sz="0" w:space="0"/>
-            <w:bottom w:val="none" w:color="auto" w:sz="0" w:space="0"/>
-            <w:right w:val="none" w:color="auto" w:sz="0" w:space="0"/>
-            <w:insideH w:val="none" w:color="auto" w:sz="0" w:space="0"/>
-            <w:insideV w:val="none" w:color="auto" w:sz="0" w:space="0"/>
+            <w:top w:val="nil"/>
+            <w:left w:val="nil"/>
+            <w:bottom w:val="nil"/>
+            <w:right w:val="nil"/>
+            <w:insideH w:val="nil"/>
+            <w:insideV w:val="nil"/>
           </w:tblBorders>
           <w:tblCellMar>
             <w:top w:w="0" w:type="dxa"/>
@@ -359,7 +361,7 @@
           </w:tblCellMar>
         </w:tblPrEx>
         <w:trPr>
-          <w:trHeight w:val="810" w:hRule="atLeast"/>
+          <w:trHeight w:val="810"/>
           <w:jc w:val="center"/>
         </w:trPr>
         <w:tc>
@@ -397,7 +399,7 @@
             </w:r>
             <w:r>
               <w:rPr>
-                <w:rFonts w:hint="default" w:asciiTheme="minorAscii" w:hAnsiTheme="minorAscii" w:eastAsiaTheme="minorEastAsia"/>
+                <w:rFonts w:asciiTheme="minorAscii" w:eastAsiaTheme="minorEastAsia" w:hAnsiTheme="minorAscii" w:hint="default"/>
                 <w:spacing w:val="227"/>
                 <w:sz w:val="21"/>
                 <w:vertAlign w:val="baseline"/>
@@ -451,7 +453,7 @@
             </w:r>
             <w:r>
               <w:rPr>
-                <w:rFonts w:hint="eastAsia" w:asciiTheme="minorAscii" w:hAnsiTheme="minorAscii" w:eastAsiaTheme="minorEastAsia"/>
+                <w:rFonts w:asciiTheme="minorAscii" w:eastAsiaTheme="minorEastAsia" w:hAnsiTheme="minorAscii" w:hint="eastAsia"/>
                 <w:spacing w:val="227"/>
                 <w:sz w:val="21"/>
                 <w:vertAlign w:val="baseline"/>
@@ -473,14 +475,8 @@
       </w:tr>
       <w:tr>
         <w:tblPrEx>
-          <w:tblBorders>
-            <w:top w:val="none" w:color="auto" w:sz="0" w:space="0"/>
-            <w:left w:val="none" w:color="auto" w:sz="0" w:space="0"/>
-            <w:bottom w:val="none" w:color="auto" w:sz="0" w:space="0"/>
-            <w:right w:val="none" w:color="auto" w:sz="0" w:space="0"/>
-            <w:insideH w:val="none" w:color="auto" w:sz="0" w:space="0"/>
-            <w:insideV w:val="none" w:color="auto" w:sz="0" w:space="0"/>
-          </w:tblBorders>
+          <w:tblW w:w="0" w:type="auto"/>
+          <w:jc w:val="center"/>
           <w:tblCellMar>
             <w:top w:w="0" w:type="dxa"/>
             <w:left w:w="108" w:type="dxa"/>
@@ -489,7 +485,7 @@
           </w:tblCellMar>
         </w:tblPrEx>
         <w:trPr>
-          <w:trHeight w:val="810" w:hRule="atLeast"/>
+          <w:trHeight w:val="810"/>
           <w:jc w:val="center"/>
         </w:trPr>
         <w:tc>
@@ -513,7 +509,7 @@
               <w:snapToGrid w:val="0"/>
               <w:textAlignment w:val="baseline"/>
               <w:rPr>
-                <w:rFonts w:hint="default" w:ascii="Arial" w:hAnsi="Arial" w:eastAsia="Arial" w:cs="Arial"/>
+                <w:rFonts w:ascii="Arial" w:eastAsia="Arial" w:hAnsi="Arial" w:cs="Arial" w:hint="default"/>
                 <w:snapToGrid w:val="0"/>
                 <w:color w:val="000000"/>
                 <w:kern w:val="0"/>
@@ -545,7 +541,7 @@
             </w:r>
             <w:r>
               <w:rPr>
-                <w:rFonts w:hint="default" w:asciiTheme="minorAscii" w:hAnsiTheme="minorAscii" w:eastAsiaTheme="minorEastAsia"/>
+                <w:rFonts w:asciiTheme="minorAscii" w:eastAsiaTheme="minorEastAsia" w:hAnsiTheme="minorAscii" w:hint="default"/>
                 <w:spacing w:val="227"/>
                 <w:sz w:val="21"/>
                 <w:vertAlign w:val="baseline"/>
@@ -598,7 +594,7 @@
               <w:snapToGrid w:val="0"/>
               <w:textAlignment w:val="baseline"/>
               <w:rPr>
-                <w:rFonts w:hint="default" w:ascii="Arial" w:hAnsi="Arial" w:eastAsia="Arial" w:cs="Arial"/>
+                <w:rFonts w:ascii="Arial" w:eastAsia="Arial" w:hAnsi="Arial" w:cs="Arial" w:hint="default"/>
                 <w:snapToGrid w:val="0"/>
                 <w:color w:val="000000"/>
                 <w:kern w:val="0"/>
@@ -618,7 +614,7 @@
             </w:r>
             <w:r>
               <w:rPr>
-                <w:rFonts w:hint="eastAsia" w:asciiTheme="minorAscii" w:hAnsiTheme="minorAscii" w:eastAsiaTheme="minorEastAsia"/>
+                <w:rFonts w:asciiTheme="minorAscii" w:eastAsiaTheme="minorEastAsia" w:hAnsiTheme="minorAscii" w:hint="eastAsia"/>
                 <w:spacing w:val="227"/>
                 <w:sz w:val="21"/>
                 <w:vertAlign w:val="baseline"/>
@@ -640,14 +636,8 @@
       </w:tr>
       <w:tr>
         <w:tblPrEx>
-          <w:tblBorders>
-            <w:top w:val="none" w:color="auto" w:sz="0" w:space="0"/>
-            <w:left w:val="none" w:color="auto" w:sz="0" w:space="0"/>
-            <w:bottom w:val="none" w:color="auto" w:sz="0" w:space="0"/>
-            <w:right w:val="none" w:color="auto" w:sz="0" w:space="0"/>
-            <w:insideH w:val="none" w:color="auto" w:sz="0" w:space="0"/>
-            <w:insideV w:val="none" w:color="auto" w:sz="0" w:space="0"/>
-          </w:tblBorders>
+          <w:tblW w:w="0" w:type="auto"/>
+          <w:jc w:val="center"/>
           <w:tblCellMar>
             <w:top w:w="0" w:type="dxa"/>
             <w:left w:w="108" w:type="dxa"/>
@@ -656,7 +646,7 @@
           </w:tblCellMar>
         </w:tblPrEx>
         <w:trPr>
-          <w:trHeight w:val="635" w:hRule="atLeast"/>
+          <w:trHeight w:val="635"/>
           <w:jc w:val="center"/>
         </w:trPr>
         <w:tc>
@@ -706,7 +696,7 @@
             </w:r>
             <w:r>
               <w:rPr>
-                <w:rFonts w:hint="eastAsia" w:asciiTheme="minorAscii" w:hAnsiTheme="minorAscii" w:eastAsiaTheme="minorEastAsia"/>
+                <w:rFonts w:asciiTheme="minorAscii" w:eastAsiaTheme="minorEastAsia" w:hAnsiTheme="minorAscii" w:hint="eastAsia"/>
                 <w:spacing w:val="227"/>
                 <w:sz w:val="21"/>
                 <w:vertAlign w:val="baseline"/>
@@ -759,7 +749,7 @@
             </w:r>
             <w:r>
               <w:rPr>
-                <w:rFonts w:hint="eastAsia" w:asciiTheme="minorAscii" w:hAnsiTheme="minorAscii" w:eastAsiaTheme="minorEastAsia"/>
+                <w:rFonts w:asciiTheme="minorAscii" w:eastAsiaTheme="minorEastAsia" w:hAnsiTheme="minorAscii" w:hint="eastAsia"/>
                 <w:spacing w:val="227"/>
                 <w:sz w:val="21"/>
                 <w:vertAlign w:val="baseline"/>
@@ -818,14 +808,14 @@
         <w:ind w:left="3634"/>
         <w:textAlignment w:val="baseline"/>
         <w:rPr>
-          <w:rFonts w:ascii="宋体" w:hAnsi="宋体" w:eastAsia="宋体" w:cs="宋体"/>
+          <w:rFonts w:ascii="宋体" w:eastAsia="宋体" w:hAnsi="宋体" w:cs="宋体"/>
           <w:sz w:val="31"/>
           <w:szCs w:val="31"/>
         </w:rPr>
       </w:pPr>
       <w:r>
         <w:rPr>
-          <w:rFonts w:ascii="宋体" w:hAnsi="宋体" w:eastAsia="宋体" w:cs="宋体"/>
+          <w:rFonts w:ascii="宋体" w:eastAsia="宋体" w:hAnsi="宋体" w:cs="宋体"/>
           <w:b/>
           <w:bCs/>
           <w:spacing w:val="4"/>
@@ -837,16 +827,16 @@
     </w:p>
     <w:tbl>
       <w:tblPr>
-        <w:tblStyle w:val="26"/>
+        <w:tblStyle w:val="TableNormal0"/>
         <w:tblW w:w="8214" w:type="dxa"/>
         <w:jc w:val="center"/>
         <w:tblBorders>
-          <w:top w:val="single" w:color="000000" w:sz="2" w:space="0"/>
-          <w:left w:val="single" w:color="000000" w:sz="2" w:space="0"/>
-          <w:bottom w:val="single" w:color="000000" w:sz="2" w:space="0"/>
-          <w:right w:val="single" w:color="000000" w:sz="2" w:space="0"/>
-          <w:insideH w:val="single" w:color="000000" w:sz="2" w:space="0"/>
-          <w:insideV w:val="single" w:color="000000" w:sz="2" w:space="0"/>
+          <w:top w:val="single" w:sz="2" w:space="0" w:color="000000"/>
+          <w:left w:val="single" w:sz="2" w:space="0" w:color="000000"/>
+          <w:bottom w:val="single" w:sz="2" w:space="0" w:color="000000"/>
+          <w:right w:val="single" w:sz="2" w:space="0" w:color="000000"/>
+          <w:insideH w:val="single" w:sz="2" w:space="0" w:color="000000"/>
+          <w:insideV w:val="single" w:sz="2" w:space="0" w:color="000000"/>
         </w:tblBorders>
         <w:tblLayout w:type="fixed"/>
         <w:tblCellMar>
@@ -866,17 +856,26 @@
       </w:tblGrid>
       <w:tr>
         <w:tblPrEx>
+          <w:tblW w:w="8214" w:type="dxa"/>
+          <w:jc w:val="center"/>
           <w:tblBorders>
-            <w:top w:val="single" w:color="000000" w:sz="2" w:space="0"/>
-            <w:left w:val="single" w:color="000000" w:sz="2" w:space="0"/>
-            <w:bottom w:val="single" w:color="000000" w:sz="2" w:space="0"/>
-            <w:right w:val="single" w:color="000000" w:sz="2" w:space="0"/>
-            <w:insideH w:val="single" w:color="000000" w:sz="2" w:space="0"/>
-            <w:insideV w:val="single" w:color="000000" w:sz="2" w:space="0"/>
+            <w:top w:val="single" w:sz="2" w:space="0" w:color="000000"/>
+            <w:left w:val="single" w:sz="2" w:space="0" w:color="000000"/>
+            <w:bottom w:val="single" w:sz="2" w:space="0" w:color="000000"/>
+            <w:right w:val="single" w:sz="2" w:space="0" w:color="000000"/>
+            <w:insideH w:val="single" w:sz="2" w:space="0" w:color="000000"/>
+            <w:insideV w:val="single" w:sz="2" w:space="0" w:color="000000"/>
           </w:tblBorders>
+          <w:tblLayout w:type="fixed"/>
+          <w:tblCellMar>
+            <w:top w:w="0" w:type="dxa"/>
+            <w:left w:w="0" w:type="dxa"/>
+            <w:bottom w:w="0" w:type="dxa"/>
+            <w:right w:w="0" w:type="dxa"/>
+          </w:tblCellMar>
         </w:tblPrEx>
         <w:trPr>
-          <w:trHeight w:val="593" w:hRule="atLeast"/>
+          <w:trHeight w:val="593"/>
           <w:jc w:val="center"/>
         </w:trPr>
         <w:tc>
@@ -898,18 +897,18 @@
               <w:adjustRightInd w:val="0"/>
               <w:snapToGrid w:val="0"/>
               <w:spacing w:before="176" w:line="228" w:lineRule="auto"/>
-              <w:ind w:left="0" w:leftChars="0" w:right="0" w:rightChars="0" w:firstLine="0" w:firstLineChars="0"/>
+              <w:ind w:left="0" w:right="0" w:firstLine="0" w:leftChars="0" w:rightChars="0" w:firstLineChars="0"/>
               <w:jc w:val="center"/>
               <w:textAlignment w:val="baseline"/>
               <w:rPr>
-                <w:rFonts w:ascii="宋体" w:hAnsi="宋体" w:eastAsia="宋体" w:cs="宋体"/>
+                <w:rFonts w:ascii="宋体" w:eastAsia="宋体" w:hAnsi="宋体" w:cs="宋体"/>
                 <w:sz w:val="20"/>
                 <w:szCs w:val="20"/>
               </w:rPr>
             </w:pPr>
             <w:r>
               <w:rPr>
-                <w:rFonts w:hint="eastAsia" w:ascii="宋体" w:hAnsi="宋体" w:cs="宋体"/>
+                <w:rFonts w:ascii="宋体" w:hAnsi="宋体" w:cs="宋体" w:hint="eastAsia"/>
                 <w:spacing w:val="-14"/>
                 <w:sz w:val="20"/>
                 <w:szCs w:val="20"/>
@@ -919,7 +918,7 @@
             </w:r>
             <w:r>
               <w:rPr>
-                <w:rFonts w:ascii="宋体" w:hAnsi="宋体" w:eastAsia="宋体" w:cs="宋体"/>
+                <w:rFonts w:ascii="宋体" w:eastAsia="宋体" w:hAnsi="宋体" w:cs="宋体"/>
                 <w:spacing w:val="-14"/>
                 <w:sz w:val="20"/>
                 <w:szCs w:val="20"/>
@@ -947,18 +946,18 @@
               <w:adjustRightInd w:val="0"/>
               <w:snapToGrid w:val="0"/>
               <w:spacing w:before="175" w:line="227" w:lineRule="auto"/>
-              <w:ind w:left="0" w:leftChars="0" w:right="0" w:rightChars="0" w:firstLine="0" w:firstLineChars="0"/>
+              <w:ind w:left="0" w:right="0" w:firstLine="0" w:leftChars="0" w:rightChars="0" w:firstLineChars="0"/>
               <w:jc w:val="center"/>
               <w:textAlignment w:val="baseline"/>
               <w:rPr>
-                <w:rFonts w:ascii="宋体" w:hAnsi="宋体" w:eastAsia="宋体" w:cs="宋体"/>
+                <w:rFonts w:ascii="宋体" w:eastAsia="宋体" w:hAnsi="宋体" w:cs="宋体"/>
                 <w:sz w:val="20"/>
                 <w:szCs w:val="20"/>
               </w:rPr>
             </w:pPr>
             <w:r>
               <w:rPr>
-                <w:rFonts w:ascii="宋体" w:hAnsi="宋体" w:eastAsia="宋体" w:cs="宋体"/>
+                <w:rFonts w:ascii="宋体" w:eastAsia="宋体" w:hAnsi="宋体" w:cs="宋体"/>
                 <w:spacing w:val="4"/>
                 <w:sz w:val="20"/>
                 <w:szCs w:val="20"/>
@@ -986,18 +985,18 @@
               <w:adjustRightInd w:val="0"/>
               <w:snapToGrid w:val="0"/>
               <w:spacing w:before="175" w:line="228" w:lineRule="auto"/>
-              <w:ind w:left="0" w:leftChars="0" w:right="0" w:rightChars="0" w:firstLine="0" w:firstLineChars="0"/>
+              <w:ind w:left="0" w:right="0" w:firstLine="0" w:leftChars="0" w:rightChars="0" w:firstLineChars="0"/>
               <w:jc w:val="center"/>
               <w:textAlignment w:val="baseline"/>
               <w:rPr>
-                <w:rFonts w:ascii="宋体" w:hAnsi="宋体" w:eastAsia="宋体" w:cs="宋体"/>
+                <w:rFonts w:ascii="宋体" w:eastAsia="宋体" w:hAnsi="宋体" w:cs="宋体"/>
                 <w:sz w:val="20"/>
                 <w:szCs w:val="20"/>
               </w:rPr>
             </w:pPr>
             <w:r>
               <w:rPr>
-                <w:rFonts w:ascii="宋体" w:hAnsi="宋体" w:eastAsia="宋体" w:cs="宋体"/>
+                <w:rFonts w:ascii="宋体" w:eastAsia="宋体" w:hAnsi="宋体" w:cs="宋体"/>
                 <w:spacing w:val="7"/>
                 <w:sz w:val="20"/>
                 <w:szCs w:val="20"/>
@@ -1025,11 +1024,11 @@
               <w:adjustRightInd w:val="0"/>
               <w:snapToGrid w:val="0"/>
               <w:spacing w:before="175" w:line="228" w:lineRule="auto"/>
-              <w:ind w:left="0" w:leftChars="0" w:right="0" w:rightChars="0" w:firstLine="0" w:firstLineChars="0"/>
+              <w:ind w:left="0" w:right="0" w:firstLine="0" w:leftChars="0" w:rightChars="0" w:firstLineChars="0"/>
               <w:jc w:val="center"/>
               <w:textAlignment w:val="baseline"/>
               <w:rPr>
-                <w:rFonts w:hint="eastAsia" w:ascii="宋体" w:hAnsi="宋体" w:eastAsia="宋体" w:cs="宋体"/>
+                <w:rFonts w:ascii="宋体" w:eastAsia="宋体" w:hAnsi="宋体" w:cs="宋体" w:hint="eastAsia"/>
                 <w:spacing w:val="7"/>
                 <w:sz w:val="20"/>
                 <w:szCs w:val="20"/>
@@ -1038,7 +1037,7 @@
             </w:pPr>
             <w:r>
               <w:rPr>
-                <w:rFonts w:hint="eastAsia" w:ascii="宋体" w:hAnsi="宋体" w:cs="宋体"/>
+                <w:rFonts w:ascii="宋体" w:hAnsi="宋体" w:cs="宋体" w:hint="eastAsia"/>
                 <w:spacing w:val="7"/>
                 <w:sz w:val="20"/>
                 <w:szCs w:val="20"/>
@@ -1067,11 +1066,11 @@
               <w:adjustRightInd w:val="0"/>
               <w:snapToGrid w:val="0"/>
               <w:spacing w:before="175" w:line="228" w:lineRule="auto"/>
-              <w:ind w:left="0" w:leftChars="0" w:right="0" w:rightChars="0" w:firstLine="0" w:firstLineChars="0"/>
+              <w:ind w:left="0" w:right="0" w:firstLine="0" w:leftChars="0" w:rightChars="0" w:firstLineChars="0"/>
               <w:jc w:val="center"/>
               <w:textAlignment w:val="baseline"/>
               <w:rPr>
-                <w:rFonts w:hint="default" w:ascii="宋体" w:hAnsi="宋体" w:cs="宋体"/>
+                <w:rFonts w:ascii="宋体" w:hAnsi="宋体" w:cs="宋体" w:hint="default"/>
                 <w:spacing w:val="7"/>
                 <w:sz w:val="20"/>
                 <w:szCs w:val="20"/>
@@ -1080,7 +1079,7 @@
             </w:pPr>
             <w:r>
               <w:rPr>
-                <w:rFonts w:hint="eastAsia" w:ascii="宋体" w:hAnsi="宋体" w:cs="宋体"/>
+                <w:rFonts w:ascii="宋体" w:hAnsi="宋体" w:cs="宋体" w:hint="eastAsia"/>
                 <w:spacing w:val="7"/>
                 <w:sz w:val="20"/>
                 <w:szCs w:val="20"/>
@@ -1109,18 +1108,18 @@
               <w:adjustRightInd w:val="0"/>
               <w:snapToGrid w:val="0"/>
               <w:spacing w:before="176" w:line="229" w:lineRule="auto"/>
-              <w:ind w:left="0" w:leftChars="0" w:right="0" w:rightChars="0" w:firstLine="0" w:firstLineChars="0"/>
+              <w:ind w:left="0" w:right="0" w:firstLine="0" w:leftChars="0" w:rightChars="0" w:firstLineChars="0"/>
               <w:jc w:val="center"/>
               <w:textAlignment w:val="baseline"/>
               <w:rPr>
-                <w:rFonts w:ascii="宋体" w:hAnsi="宋体" w:eastAsia="宋体" w:cs="宋体"/>
+                <w:rFonts w:ascii="宋体" w:eastAsia="宋体" w:hAnsi="宋体" w:cs="宋体"/>
                 <w:sz w:val="20"/>
                 <w:szCs w:val="20"/>
               </w:rPr>
             </w:pPr>
             <w:r>
               <w:rPr>
-                <w:rFonts w:ascii="宋体" w:hAnsi="宋体" w:eastAsia="宋体" w:cs="宋体"/>
+                <w:rFonts w:ascii="宋体" w:eastAsia="宋体" w:hAnsi="宋体" w:cs="宋体"/>
                 <w:spacing w:val="7"/>
                 <w:sz w:val="20"/>
                 <w:szCs w:val="20"/>
@@ -1132,14 +1131,9 @@
       </w:tr>
       <w:tr>
         <w:tblPrEx>
-          <w:tblBorders>
-            <w:top w:val="single" w:color="000000" w:sz="2" w:space="0"/>
-            <w:left w:val="single" w:color="000000" w:sz="2" w:space="0"/>
-            <w:bottom w:val="single" w:color="000000" w:sz="2" w:space="0"/>
-            <w:right w:val="single" w:color="000000" w:sz="2" w:space="0"/>
-            <w:insideH w:val="single" w:color="000000" w:sz="2" w:space="0"/>
-            <w:insideV w:val="single" w:color="000000" w:sz="2" w:space="0"/>
-          </w:tblBorders>
+          <w:tblW w:w="8214" w:type="dxa"/>
+          <w:jc w:val="center"/>
+          <w:tblLayout w:type="fixed"/>
           <w:tblCellMar>
             <w:top w:w="0" w:type="dxa"/>
             <w:left w:w="0" w:type="dxa"/>
@@ -1148,7 +1142,7 @@
           </w:tblCellMar>
         </w:tblPrEx>
         <w:trPr>
-          <w:trHeight w:val="516" w:hRule="atLeast"/>
+          <w:trHeight w:val="516"/>
           <w:jc w:val="center"/>
         </w:trPr>
         <w:tc>
@@ -1170,11 +1164,11 @@
               <w:adjustRightInd w:val="0"/>
               <w:snapToGrid w:val="0"/>
               <w:spacing w:before="173" w:line="267" w:lineRule="exact"/>
-              <w:ind w:left="0" w:leftChars="0" w:right="0" w:rightChars="0" w:firstLine="0" w:firstLineChars="0"/>
+              <w:ind w:left="0" w:right="0" w:firstLine="0" w:leftChars="0" w:rightChars="0" w:firstLineChars="0"/>
               <w:jc w:val="center"/>
               <w:textAlignment w:val="baseline"/>
               <w:rPr>
-                <w:rFonts w:hint="default" w:ascii="宋体" w:hAnsi="宋体" w:eastAsia="宋体" w:cs="宋体"/>
+                <w:rFonts w:ascii="宋体" w:eastAsia="宋体" w:hAnsi="宋体" w:cs="宋体" w:hint="default"/>
                 <w:sz w:val="20"/>
                 <w:szCs w:val="20"/>
                 <w:lang w:val="en-US"/>
@@ -1182,7 +1176,7 @@
             </w:pPr>
             <w:r>
               <w:rPr>
-                <w:rFonts w:ascii="宋体" w:hAnsi="宋体" w:eastAsia="宋体" w:cs="宋体"/>
+                <w:rFonts w:ascii="宋体" w:eastAsia="宋体" w:hAnsi="宋体" w:cs="宋体"/>
                 <w:spacing w:val="3"/>
                 <w:position w:val="1"/>
                 <w:sz w:val="20"/>
@@ -1192,7 +1186,7 @@
             </w:r>
             <w:r>
               <w:rPr>
-                <w:rFonts w:hint="eastAsia" w:ascii="宋体" w:hAnsi="宋体" w:cs="宋体"/>
+                <w:rFonts w:ascii="宋体" w:hAnsi="宋体" w:cs="宋体" w:hint="eastAsia"/>
                 <w:spacing w:val="3"/>
                 <w:position w:val="1"/>
                 <w:sz w:val="20"/>
@@ -1203,7 +1197,7 @@
             </w:r>
             <w:r>
               <w:rPr>
-                <w:rFonts w:ascii="宋体" w:hAnsi="宋体" w:eastAsia="宋体" w:cs="宋体"/>
+                <w:rFonts w:ascii="宋体" w:eastAsia="宋体" w:hAnsi="宋体" w:cs="宋体"/>
                 <w:spacing w:val="3"/>
                 <w:position w:val="1"/>
                 <w:sz w:val="20"/>
@@ -1213,7 +1207,7 @@
             </w:r>
             <w:r>
               <w:rPr>
-                <w:rFonts w:hint="eastAsia" w:ascii="宋体" w:hAnsi="宋体" w:cs="宋体"/>
+                <w:rFonts w:ascii="宋体" w:hAnsi="宋体" w:cs="宋体" w:hint="eastAsia"/>
                 <w:spacing w:val="3"/>
                 <w:position w:val="1"/>
                 <w:sz w:val="20"/>
@@ -1243,18 +1237,18 @@
               <w:adjustRightInd w:val="0"/>
               <w:snapToGrid w:val="0"/>
               <w:spacing w:before="173" w:line="267" w:lineRule="exact"/>
-              <w:ind w:left="0" w:leftChars="0" w:right="0" w:rightChars="0" w:firstLine="0" w:firstLineChars="0"/>
+              <w:ind w:left="0" w:right="0" w:firstLine="0" w:leftChars="0" w:rightChars="0" w:firstLineChars="0"/>
               <w:jc w:val="center"/>
               <w:textAlignment w:val="baseline"/>
               <w:rPr>
-                <w:rFonts w:ascii="宋体" w:hAnsi="宋体" w:eastAsia="宋体" w:cs="宋体"/>
+                <w:rFonts w:ascii="宋体" w:eastAsia="宋体" w:hAnsi="宋体" w:cs="宋体"/>
                 <w:sz w:val="20"/>
                 <w:szCs w:val="20"/>
               </w:rPr>
             </w:pPr>
             <w:r>
               <w:rPr>
-                <w:rFonts w:ascii="宋体" w:hAnsi="宋体" w:eastAsia="宋体" w:cs="宋体"/>
+                <w:rFonts w:ascii="宋体" w:eastAsia="宋体" w:hAnsi="宋体" w:cs="宋体"/>
                 <w:spacing w:val="4"/>
                 <w:position w:val="1"/>
                 <w:sz w:val="20"/>
@@ -1283,18 +1277,18 @@
               <w:adjustRightInd w:val="0"/>
               <w:snapToGrid w:val="0"/>
               <w:spacing w:before="172" w:line="228" w:lineRule="auto"/>
-              <w:ind w:left="0" w:leftChars="0" w:right="0" w:rightChars="0" w:firstLine="0" w:firstLineChars="0"/>
+              <w:ind w:left="0" w:right="0" w:firstLine="0" w:leftChars="0" w:rightChars="0" w:firstLineChars="0"/>
               <w:jc w:val="center"/>
               <w:textAlignment w:val="baseline"/>
               <w:rPr>
-                <w:rFonts w:ascii="宋体" w:hAnsi="宋体" w:eastAsia="宋体" w:cs="宋体"/>
+                <w:rFonts w:ascii="宋体" w:eastAsia="宋体" w:hAnsi="宋体" w:cs="宋体"/>
                 <w:sz w:val="20"/>
                 <w:szCs w:val="20"/>
               </w:rPr>
             </w:pPr>
             <w:r>
               <w:rPr>
-                <w:rFonts w:ascii="宋体" w:hAnsi="宋体" w:eastAsia="宋体" w:cs="宋体"/>
+                <w:rFonts w:ascii="宋体" w:eastAsia="宋体" w:hAnsi="宋体" w:cs="宋体"/>
                 <w:spacing w:val="200"/>
                 <w:kern w:val="0"/>
                 <w:sz w:val="20"/>
@@ -1304,7 +1298,7 @@
             </w:r>
             <w:r>
               <w:rPr>
-                <w:rFonts w:ascii="宋体" w:hAnsi="宋体" w:eastAsia="宋体" w:cs="宋体"/>
+                <w:rFonts w:ascii="宋体" w:eastAsia="宋体" w:hAnsi="宋体" w:cs="宋体"/>
                 <w:spacing w:val="0"/>
                 <w:kern w:val="0"/>
                 <w:sz w:val="20"/>
@@ -1333,11 +1327,11 @@
               <w:adjustRightInd w:val="0"/>
               <w:snapToGrid w:val="0"/>
               <w:spacing w:before="173" w:line="229" w:lineRule="auto"/>
-              <w:ind w:left="0" w:leftChars="0" w:right="0" w:rightChars="0" w:firstLine="0" w:firstLineChars="0"/>
+              <w:ind w:left="0" w:right="0" w:firstLine="0" w:leftChars="0" w:rightChars="0" w:firstLineChars="0"/>
               <w:jc w:val="center"/>
               <w:textAlignment w:val="baseline"/>
               <w:rPr>
-                <w:rFonts w:ascii="宋体" w:hAnsi="宋体" w:eastAsia="宋体" w:cs="宋体"/>
+                <w:rFonts w:ascii="宋体" w:eastAsia="宋体" w:hAnsi="宋体" w:cs="宋体"/>
                 <w:spacing w:val="200"/>
                 <w:kern w:val="0"/>
                 <w:sz w:val="20"/>
@@ -1346,7 +1340,7 @@
             </w:pPr>
             <w:r>
               <w:rPr>
-                <w:rFonts w:hint="eastAsia" w:asciiTheme="minorAscii" w:hAnsiTheme="minorAscii" w:eastAsiaTheme="minorEastAsia"/>
+                <w:rFonts w:asciiTheme="minorAscii" w:eastAsiaTheme="minorEastAsia" w:hAnsiTheme="minorAscii" w:hint="eastAsia"/>
                 <w:spacing w:val="0"/>
                 <w:kern w:val="0"/>
                 <w:sz w:val="21"/>
@@ -1376,11 +1370,11 @@
               <w:adjustRightInd w:val="0"/>
               <w:snapToGrid w:val="0"/>
               <w:spacing w:before="172" w:line="228" w:lineRule="auto"/>
-              <w:ind w:left="0" w:leftChars="0" w:right="0" w:rightChars="0" w:firstLine="0" w:firstLineChars="0"/>
+              <w:ind w:left="0" w:right="0" w:firstLine="0" w:leftChars="0" w:rightChars="0" w:firstLineChars="0"/>
               <w:jc w:val="center"/>
               <w:textAlignment w:val="baseline"/>
               <w:rPr>
-                <w:rFonts w:ascii="宋体" w:hAnsi="宋体" w:eastAsia="宋体" w:cs="宋体"/>
+                <w:rFonts w:ascii="宋体" w:eastAsia="宋体" w:hAnsi="宋体" w:cs="宋体"/>
                 <w:spacing w:val="200"/>
                 <w:kern w:val="0"/>
                 <w:sz w:val="20"/>
@@ -1389,7 +1383,7 @@
             </w:pPr>
             <w:r>
               <w:rPr>
-                <w:rFonts w:hint="eastAsia" w:ascii="宋体" w:hAnsi="宋体" w:eastAsia="宋体" w:cs="宋体"/>
+                <w:rFonts w:ascii="宋体" w:eastAsia="宋体" w:hAnsi="宋体" w:cs="宋体" w:hint="eastAsia"/>
                 <w:spacing w:val="200"/>
                 <w:kern w:val="0"/>
                 <w:sz w:val="20"/>
@@ -1399,7 +1393,7 @@
             </w:r>
             <w:r>
               <w:rPr>
-                <w:rFonts w:hint="eastAsia" w:asciiTheme="minorAscii" w:hAnsiTheme="minorAscii" w:eastAsiaTheme="minorEastAsia"/>
+                <w:rFonts w:asciiTheme="minorAscii" w:eastAsiaTheme="minorEastAsia" w:hAnsiTheme="minorAscii" w:hint="eastAsia"/>
                 <w:spacing w:val="0"/>
                 <w:kern w:val="0"/>
                 <w:sz w:val="21"/>
@@ -1429,18 +1423,18 @@
               <w:adjustRightInd w:val="0"/>
               <w:snapToGrid w:val="0"/>
               <w:spacing w:before="173" w:line="229" w:lineRule="auto"/>
-              <w:ind w:left="0" w:leftChars="0" w:right="0" w:rightChars="0" w:firstLine="0" w:firstLineChars="0"/>
+              <w:ind w:left="0" w:right="0" w:firstLine="0" w:leftChars="0" w:rightChars="0" w:firstLineChars="0"/>
               <w:jc w:val="center"/>
               <w:textAlignment w:val="baseline"/>
               <w:rPr>
-                <w:rFonts w:ascii="宋体" w:hAnsi="宋体" w:eastAsia="宋体" w:cs="宋体"/>
+                <w:rFonts w:ascii="宋体" w:eastAsia="宋体" w:hAnsi="宋体" w:cs="宋体"/>
                 <w:sz w:val="20"/>
                 <w:szCs w:val="20"/>
               </w:rPr>
             </w:pPr>
             <w:r>
               <w:rPr>
-                <w:rFonts w:hint="eastAsia" w:asciiTheme="minorAscii" w:hAnsiTheme="minorAscii" w:eastAsiaTheme="minorEastAsia"/>
+                <w:rFonts w:asciiTheme="minorAscii" w:eastAsiaTheme="minorEastAsia" w:hAnsiTheme="minorAscii" w:hint="eastAsia"/>
                 <w:spacing w:val="0"/>
                 <w:kern w:val="0"/>
                 <w:sz w:val="21"/>
@@ -1454,14 +1448,9 @@
       </w:tr>
       <w:tr>
         <w:tblPrEx>
-          <w:tblBorders>
-            <w:top w:val="single" w:color="000000" w:sz="2" w:space="0"/>
-            <w:left w:val="single" w:color="000000" w:sz="2" w:space="0"/>
-            <w:bottom w:val="single" w:color="000000" w:sz="2" w:space="0"/>
-            <w:right w:val="single" w:color="000000" w:sz="2" w:space="0"/>
-            <w:insideH w:val="single" w:color="000000" w:sz="2" w:space="0"/>
-            <w:insideV w:val="single" w:color="000000" w:sz="2" w:space="0"/>
-          </w:tblBorders>
+          <w:tblW w:w="8214" w:type="dxa"/>
+          <w:jc w:val="center"/>
+          <w:tblLayout w:type="fixed"/>
           <w:tblCellMar>
             <w:top w:w="0" w:type="dxa"/>
             <w:left w:w="0" w:type="dxa"/>
@@ -1470,7 +1459,7 @@
           </w:tblCellMar>
         </w:tblPrEx>
         <w:trPr>
-          <w:trHeight w:val="556" w:hRule="atLeast"/>
+          <w:trHeight w:val="556"/>
           <w:jc w:val="center"/>
         </w:trPr>
         <w:tc>
@@ -1479,7 +1468,7 @@
           </w:tcPr>
           <w:p>
             <w:pPr>
-              <w:pStyle w:val="27"/>
+              <w:pStyle w:val="TableText"/>
               <w:keepNext w:val="0"/>
               <w:keepLines w:val="0"/>
               <w:pageBreakBefore w:val="0"/>
@@ -1492,7 +1481,7 @@
               <w:bidi w:val="0"/>
               <w:adjustRightInd w:val="0"/>
               <w:snapToGrid w:val="0"/>
-              <w:ind w:left="0" w:leftChars="0" w:right="0" w:rightChars="0" w:firstLine="0" w:firstLineChars="0"/>
+              <w:ind w:left="0" w:right="0" w:firstLine="0" w:leftChars="0" w:rightChars="0" w:firstLineChars="0"/>
               <w:jc w:val="center"/>
               <w:textAlignment w:val="baseline"/>
             </w:pPr>
@@ -1504,7 +1493,7 @@
           </w:tcPr>
           <w:p>
             <w:pPr>
-              <w:pStyle w:val="27"/>
+              <w:pStyle w:val="TableText"/>
               <w:keepNext w:val="0"/>
               <w:keepLines w:val="0"/>
               <w:pageBreakBefore w:val="0"/>
@@ -1517,7 +1506,7 @@
               <w:bidi w:val="0"/>
               <w:adjustRightInd w:val="0"/>
               <w:snapToGrid w:val="0"/>
-              <w:ind w:left="0" w:leftChars="0" w:right="0" w:rightChars="0" w:firstLine="0" w:firstLineChars="0"/>
+              <w:ind w:left="0" w:right="0" w:firstLine="0" w:leftChars="0" w:rightChars="0" w:firstLineChars="0"/>
               <w:jc w:val="center"/>
               <w:textAlignment w:val="baseline"/>
             </w:pPr>
@@ -1529,7 +1518,7 @@
           </w:tcPr>
           <w:p>
             <w:pPr>
-              <w:pStyle w:val="27"/>
+              <w:pStyle w:val="TableText"/>
               <w:keepNext w:val="0"/>
               <w:keepLines w:val="0"/>
               <w:pageBreakBefore w:val="0"/>
@@ -1542,7 +1531,7 @@
               <w:bidi w:val="0"/>
               <w:adjustRightInd w:val="0"/>
               <w:snapToGrid w:val="0"/>
-              <w:ind w:left="0" w:leftChars="0" w:right="0" w:rightChars="0" w:firstLine="0" w:firstLineChars="0"/>
+              <w:ind w:left="0" w:right="0" w:firstLine="0" w:leftChars="0" w:rightChars="0" w:firstLineChars="0"/>
               <w:jc w:val="center"/>
               <w:textAlignment w:val="baseline"/>
             </w:pPr>
@@ -1554,7 +1543,7 @@
           </w:tcPr>
           <w:p>
             <w:pPr>
-              <w:pStyle w:val="27"/>
+              <w:pStyle w:val="TableText"/>
               <w:keepNext w:val="0"/>
               <w:keepLines w:val="0"/>
               <w:pageBreakBefore w:val="0"/>
@@ -1567,7 +1556,7 @@
               <w:bidi w:val="0"/>
               <w:adjustRightInd w:val="0"/>
               <w:snapToGrid w:val="0"/>
-              <w:ind w:left="0" w:leftChars="0" w:right="0" w:rightChars="0" w:firstLine="0" w:firstLineChars="0"/>
+              <w:ind w:left="0" w:right="0" w:firstLine="0" w:leftChars="0" w:rightChars="0" w:firstLineChars="0"/>
               <w:jc w:val="center"/>
               <w:textAlignment w:val="baseline"/>
             </w:pPr>
@@ -1579,7 +1568,7 @@
           </w:tcPr>
           <w:p>
             <w:pPr>
-              <w:pStyle w:val="27"/>
+              <w:pStyle w:val="TableText"/>
               <w:keepNext w:val="0"/>
               <w:keepLines w:val="0"/>
               <w:pageBreakBefore w:val="0"/>
@@ -1592,7 +1581,7 @@
               <w:bidi w:val="0"/>
               <w:adjustRightInd w:val="0"/>
               <w:snapToGrid w:val="0"/>
-              <w:ind w:left="0" w:leftChars="0" w:right="0" w:rightChars="0" w:firstLine="0" w:firstLineChars="0"/>
+              <w:ind w:left="0" w:right="0" w:firstLine="0" w:leftChars="0" w:rightChars="0" w:firstLineChars="0"/>
               <w:jc w:val="center"/>
               <w:textAlignment w:val="baseline"/>
             </w:pPr>
@@ -1604,7 +1593,7 @@
           </w:tcPr>
           <w:p>
             <w:pPr>
-              <w:pStyle w:val="27"/>
+              <w:pStyle w:val="TableText"/>
               <w:keepNext w:val="0"/>
               <w:keepLines w:val="0"/>
               <w:pageBreakBefore w:val="0"/>
@@ -1617,7 +1606,7 @@
               <w:bidi w:val="0"/>
               <w:adjustRightInd w:val="0"/>
               <w:snapToGrid w:val="0"/>
-              <w:ind w:left="0" w:leftChars="0" w:right="0" w:rightChars="0" w:firstLine="0" w:firstLineChars="0"/>
+              <w:ind w:left="0" w:right="0" w:firstLine="0" w:leftChars="0" w:rightChars="0" w:firstLineChars="0"/>
               <w:jc w:val="center"/>
               <w:textAlignment w:val="baseline"/>
             </w:pPr>
@@ -1626,14 +1615,9 @@
       </w:tr>
       <w:tr>
         <w:tblPrEx>
-          <w:tblBorders>
-            <w:top w:val="single" w:color="000000" w:sz="2" w:space="0"/>
-            <w:left w:val="single" w:color="000000" w:sz="2" w:space="0"/>
-            <w:bottom w:val="single" w:color="000000" w:sz="2" w:space="0"/>
-            <w:right w:val="single" w:color="000000" w:sz="2" w:space="0"/>
-            <w:insideH w:val="single" w:color="000000" w:sz="2" w:space="0"/>
-            <w:insideV w:val="single" w:color="000000" w:sz="2" w:space="0"/>
-          </w:tblBorders>
+          <w:tblW w:w="8214" w:type="dxa"/>
+          <w:jc w:val="center"/>
+          <w:tblLayout w:type="fixed"/>
           <w:tblCellMar>
             <w:top w:w="0" w:type="dxa"/>
             <w:left w:w="0" w:type="dxa"/>
@@ -1642,7 +1626,7 @@
           </w:tblCellMar>
         </w:tblPrEx>
         <w:trPr>
-          <w:trHeight w:val="556" w:hRule="atLeast"/>
+          <w:trHeight w:val="556"/>
           <w:jc w:val="center"/>
         </w:trPr>
         <w:tc>
@@ -1651,7 +1635,7 @@
           </w:tcPr>
           <w:p>
             <w:pPr>
-              <w:pStyle w:val="27"/>
+              <w:pStyle w:val="TableText"/>
               <w:keepNext w:val="0"/>
               <w:keepLines w:val="0"/>
               <w:pageBreakBefore w:val="0"/>
@@ -1664,7 +1648,7 @@
               <w:bidi w:val="0"/>
               <w:adjustRightInd w:val="0"/>
               <w:snapToGrid w:val="0"/>
-              <w:ind w:left="0" w:leftChars="0" w:right="0" w:rightChars="0" w:firstLine="0" w:firstLineChars="0"/>
+              <w:ind w:left="0" w:right="0" w:firstLine="0" w:leftChars="0" w:rightChars="0" w:firstLineChars="0"/>
               <w:jc w:val="center"/>
               <w:textAlignment w:val="baseline"/>
             </w:pPr>
@@ -1676,7 +1660,7 @@
           </w:tcPr>
           <w:p>
             <w:pPr>
-              <w:pStyle w:val="27"/>
+              <w:pStyle w:val="TableText"/>
               <w:keepNext w:val="0"/>
               <w:keepLines w:val="0"/>
               <w:pageBreakBefore w:val="0"/>
@@ -1689,7 +1673,7 @@
               <w:bidi w:val="0"/>
               <w:adjustRightInd w:val="0"/>
               <w:snapToGrid w:val="0"/>
-              <w:ind w:left="0" w:leftChars="0" w:right="0" w:rightChars="0" w:firstLine="0" w:firstLineChars="0"/>
+              <w:ind w:left="0" w:right="0" w:firstLine="0" w:leftChars="0" w:rightChars="0" w:firstLineChars="0"/>
               <w:jc w:val="center"/>
               <w:textAlignment w:val="baseline"/>
             </w:pPr>
@@ -1701,7 +1685,7 @@
           </w:tcPr>
           <w:p>
             <w:pPr>
-              <w:pStyle w:val="27"/>
+              <w:pStyle w:val="TableText"/>
               <w:keepNext w:val="0"/>
               <w:keepLines w:val="0"/>
               <w:pageBreakBefore w:val="0"/>
@@ -1714,7 +1698,7 @@
               <w:bidi w:val="0"/>
               <w:adjustRightInd w:val="0"/>
               <w:snapToGrid w:val="0"/>
-              <w:ind w:left="0" w:leftChars="0" w:right="0" w:rightChars="0" w:firstLine="0" w:firstLineChars="0"/>
+              <w:ind w:left="0" w:right="0" w:firstLine="0" w:leftChars="0" w:rightChars="0" w:firstLineChars="0"/>
               <w:jc w:val="center"/>
               <w:textAlignment w:val="baseline"/>
             </w:pPr>
@@ -1726,7 +1710,7 @@
           </w:tcPr>
           <w:p>
             <w:pPr>
-              <w:pStyle w:val="27"/>
+              <w:pStyle w:val="TableText"/>
               <w:keepNext w:val="0"/>
               <w:keepLines w:val="0"/>
               <w:pageBreakBefore w:val="0"/>
@@ -1739,7 +1723,7 @@
               <w:bidi w:val="0"/>
               <w:adjustRightInd w:val="0"/>
               <w:snapToGrid w:val="0"/>
-              <w:ind w:left="0" w:leftChars="0" w:right="0" w:rightChars="0" w:firstLine="0" w:firstLineChars="0"/>
+              <w:ind w:left="0" w:right="0" w:firstLine="0" w:leftChars="0" w:rightChars="0" w:firstLineChars="0"/>
               <w:jc w:val="center"/>
               <w:textAlignment w:val="baseline"/>
             </w:pPr>
@@ -1751,7 +1735,7 @@
           </w:tcPr>
           <w:p>
             <w:pPr>
-              <w:pStyle w:val="27"/>
+              <w:pStyle w:val="TableText"/>
               <w:keepNext w:val="0"/>
               <w:keepLines w:val="0"/>
               <w:pageBreakBefore w:val="0"/>
@@ -1764,7 +1748,7 @@
               <w:bidi w:val="0"/>
               <w:adjustRightInd w:val="0"/>
               <w:snapToGrid w:val="0"/>
-              <w:ind w:left="0" w:leftChars="0" w:right="0" w:rightChars="0" w:firstLine="0" w:firstLineChars="0"/>
+              <w:ind w:left="0" w:right="0" w:firstLine="0" w:leftChars="0" w:rightChars="0" w:firstLineChars="0"/>
               <w:jc w:val="center"/>
               <w:textAlignment w:val="baseline"/>
             </w:pPr>
@@ -1776,7 +1760,7 @@
           </w:tcPr>
           <w:p>
             <w:pPr>
-              <w:pStyle w:val="27"/>
+              <w:pStyle w:val="TableText"/>
               <w:keepNext w:val="0"/>
               <w:keepLines w:val="0"/>
               <w:pageBreakBefore w:val="0"/>
@@ -1789,7 +1773,7 @@
               <w:bidi w:val="0"/>
               <w:adjustRightInd w:val="0"/>
               <w:snapToGrid w:val="0"/>
-              <w:ind w:left="0" w:leftChars="0" w:right="0" w:rightChars="0" w:firstLine="0" w:firstLineChars="0"/>
+              <w:ind w:left="0" w:right="0" w:firstLine="0" w:leftChars="0" w:rightChars="0" w:firstLineChars="0"/>
               <w:jc w:val="center"/>
               <w:textAlignment w:val="baseline"/>
             </w:pPr>
@@ -1798,14 +1782,9 @@
       </w:tr>
       <w:tr>
         <w:tblPrEx>
-          <w:tblBorders>
-            <w:top w:val="single" w:color="000000" w:sz="2" w:space="0"/>
-            <w:left w:val="single" w:color="000000" w:sz="2" w:space="0"/>
-            <w:bottom w:val="single" w:color="000000" w:sz="2" w:space="0"/>
-            <w:right w:val="single" w:color="000000" w:sz="2" w:space="0"/>
-            <w:insideH w:val="single" w:color="000000" w:sz="2" w:space="0"/>
-            <w:insideV w:val="single" w:color="000000" w:sz="2" w:space="0"/>
-          </w:tblBorders>
+          <w:tblW w:w="8214" w:type="dxa"/>
+          <w:jc w:val="center"/>
+          <w:tblLayout w:type="fixed"/>
           <w:tblCellMar>
             <w:top w:w="0" w:type="dxa"/>
             <w:left w:w="0" w:type="dxa"/>
@@ -1814,7 +1793,7 @@
           </w:tblCellMar>
         </w:tblPrEx>
         <w:trPr>
-          <w:trHeight w:val="557" w:hRule="atLeast"/>
+          <w:trHeight w:val="557"/>
           <w:jc w:val="center"/>
         </w:trPr>
         <w:tc>
@@ -1823,7 +1802,7 @@
           </w:tcPr>
           <w:p>
             <w:pPr>
-              <w:pStyle w:val="27"/>
+              <w:pStyle w:val="TableText"/>
               <w:keepNext w:val="0"/>
               <w:keepLines w:val="0"/>
               <w:pageBreakBefore w:val="0"/>
@@ -1836,7 +1815,7 @@
               <w:bidi w:val="0"/>
               <w:adjustRightInd w:val="0"/>
               <w:snapToGrid w:val="0"/>
-              <w:ind w:left="0" w:leftChars="0" w:right="0" w:rightChars="0" w:firstLine="0" w:firstLineChars="0"/>
+              <w:ind w:left="0" w:right="0" w:firstLine="0" w:leftChars="0" w:rightChars="0" w:firstLineChars="0"/>
               <w:jc w:val="center"/>
               <w:textAlignment w:val="baseline"/>
             </w:pPr>
@@ -1848,7 +1827,7 @@
           </w:tcPr>
           <w:p>
             <w:pPr>
-              <w:pStyle w:val="27"/>
+              <w:pStyle w:val="TableText"/>
               <w:keepNext w:val="0"/>
               <w:keepLines w:val="0"/>
               <w:pageBreakBefore w:val="0"/>
@@ -1861,7 +1840,7 @@
               <w:bidi w:val="0"/>
               <w:adjustRightInd w:val="0"/>
               <w:snapToGrid w:val="0"/>
-              <w:ind w:left="0" w:leftChars="0" w:right="0" w:rightChars="0" w:firstLine="0" w:firstLineChars="0"/>
+              <w:ind w:left="0" w:right="0" w:firstLine="0" w:leftChars="0" w:rightChars="0" w:firstLineChars="0"/>
               <w:jc w:val="center"/>
               <w:textAlignment w:val="baseline"/>
             </w:pPr>
@@ -1873,7 +1852,7 @@
           </w:tcPr>
           <w:p>
             <w:pPr>
-              <w:pStyle w:val="27"/>
+              <w:pStyle w:val="TableText"/>
               <w:keepNext w:val="0"/>
               <w:keepLines w:val="0"/>
               <w:pageBreakBefore w:val="0"/>
@@ -1886,7 +1865,7 @@
               <w:bidi w:val="0"/>
               <w:adjustRightInd w:val="0"/>
               <w:snapToGrid w:val="0"/>
-              <w:ind w:left="0" w:leftChars="0" w:right="0" w:rightChars="0" w:firstLine="0" w:firstLineChars="0"/>
+              <w:ind w:left="0" w:right="0" w:firstLine="0" w:leftChars="0" w:rightChars="0" w:firstLineChars="0"/>
               <w:jc w:val="center"/>
               <w:textAlignment w:val="baseline"/>
             </w:pPr>
@@ -1898,7 +1877,7 @@
           </w:tcPr>
           <w:p>
             <w:pPr>
-              <w:pStyle w:val="27"/>
+              <w:pStyle w:val="TableText"/>
               <w:keepNext w:val="0"/>
               <w:keepLines w:val="0"/>
               <w:pageBreakBefore w:val="0"/>
@@ -1911,7 +1890,7 @@
               <w:bidi w:val="0"/>
               <w:adjustRightInd w:val="0"/>
               <w:snapToGrid w:val="0"/>
-              <w:ind w:left="0" w:leftChars="0" w:right="0" w:rightChars="0" w:firstLine="0" w:firstLineChars="0"/>
+              <w:ind w:left="0" w:right="0" w:firstLine="0" w:leftChars="0" w:rightChars="0" w:firstLineChars="0"/>
               <w:jc w:val="center"/>
               <w:textAlignment w:val="baseline"/>
             </w:pPr>
@@ -1923,7 +1902,7 @@
           </w:tcPr>
           <w:p>
             <w:pPr>
-              <w:pStyle w:val="27"/>
+              <w:pStyle w:val="TableText"/>
               <w:keepNext w:val="0"/>
               <w:keepLines w:val="0"/>
               <w:pageBreakBefore w:val="0"/>
@@ -1936,7 +1915,7 @@
               <w:bidi w:val="0"/>
               <w:adjustRightInd w:val="0"/>
               <w:snapToGrid w:val="0"/>
-              <w:ind w:left="0" w:leftChars="0" w:right="0" w:rightChars="0" w:firstLine="0" w:firstLineChars="0"/>
+              <w:ind w:left="0" w:right="0" w:firstLine="0" w:leftChars="0" w:rightChars="0" w:firstLineChars="0"/>
               <w:jc w:val="center"/>
               <w:textAlignment w:val="baseline"/>
             </w:pPr>
@@ -1948,7 +1927,7 @@
           </w:tcPr>
           <w:p>
             <w:pPr>
-              <w:pStyle w:val="27"/>
+              <w:pStyle w:val="TableText"/>
               <w:keepNext w:val="0"/>
               <w:keepLines w:val="0"/>
               <w:pageBreakBefore w:val="0"/>
@@ -1961,7 +1940,7 @@
               <w:bidi w:val="0"/>
               <w:adjustRightInd w:val="0"/>
               <w:snapToGrid w:val="0"/>
-              <w:ind w:left="0" w:leftChars="0" w:right="0" w:rightChars="0" w:firstLine="0" w:firstLineChars="0"/>
+              <w:ind w:left="0" w:right="0" w:firstLine="0" w:leftChars="0" w:rightChars="0" w:firstLineChars="0"/>
               <w:jc w:val="center"/>
               <w:textAlignment w:val="baseline"/>
             </w:pPr>
@@ -1992,7 +1971,7 @@
     <w:sdt>
       <w:sdtPr>
         <w:rPr>
-          <w:rFonts w:ascii="宋体" w:hAnsi="宋体" w:eastAsia="宋体" w:cs="Arial"/>
+          <w:rFonts w:ascii="宋体" w:eastAsia="宋体" w:hAnsi="宋体" w:cs="Arial"/>
           <w:snapToGrid w:val="0"/>
           <w:color w:val="000000"/>
           <w:kern w:val="0"/>
@@ -2008,7 +1987,7 @@
       </w:sdtPr>
       <w:sdtEndPr>
         <w:rPr>
-          <w:rFonts w:hint="eastAsia" w:ascii="宋体" w:hAnsi="宋体" w:eastAsia="宋体" w:cs="宋体"/>
+          <w:rFonts w:ascii="宋体" w:eastAsia="宋体" w:hAnsi="宋体" w:cs="宋体" w:hint="eastAsia"/>
           <w:snapToGrid w:val="0"/>
           <w:color w:val="000000"/>
           <w:kern w:val="0"/>
@@ -2033,18 +2012,18 @@
             <w:adjustRightInd w:val="0"/>
             <w:snapToGrid w:val="0"/>
             <w:spacing w:before="0" w:beforeLines="0" w:after="0" w:afterLines="0" w:line="240" w:lineRule="auto"/>
-            <w:ind w:left="0" w:leftChars="0" w:right="0" w:rightChars="0" w:firstLine="0" w:firstLineChars="0"/>
+            <w:ind w:left="0" w:right="0" w:firstLine="0" w:leftChars="0" w:rightChars="0" w:firstLineChars="0"/>
             <w:jc w:val="center"/>
             <w:textAlignment w:val="baseline"/>
             <w:rPr>
-              <w:rFonts w:hint="eastAsia" w:ascii="宋体" w:hAnsi="宋体" w:eastAsia="宋体" w:cs="宋体"/>
+              <w:rFonts w:ascii="宋体" w:eastAsia="宋体" w:hAnsi="宋体" w:cs="宋体" w:hint="eastAsia"/>
               <w:sz w:val="24"/>
               <w:szCs w:val="24"/>
             </w:rPr>
           </w:pPr>
           <w:r>
             <w:rPr>
-              <w:rFonts w:hint="eastAsia" w:ascii="宋体" w:hAnsi="宋体" w:eastAsia="宋体" w:cs="宋体"/>
+              <w:rFonts w:ascii="宋体" w:eastAsia="宋体" w:hAnsi="宋体" w:cs="宋体" w:hint="eastAsia"/>
               <w:sz w:val="24"/>
               <w:szCs w:val="24"/>
             </w:rPr>
@@ -2053,16 +2032,16 @@
         </w:p>
         <w:p>
           <w:pPr>
-            <w:pStyle w:val="16"/>
+            <w:pStyle w:val="TOC1"/>
             <w:tabs>
               <w:tab w:val="right" w:leader="dot" w:pos="8306"/>
             </w:tabs>
           </w:pPr>
-          <w:bookmarkStart w:id="17" w:name="_GoBack"/>
-          <w:bookmarkEnd w:id="17"/>
-          <w:r>
-            <w:rPr>
-              <w:rFonts w:hint="eastAsia" w:ascii="宋体" w:hAnsi="宋体" w:eastAsia="宋体" w:cs="宋体"/>
+          <w:bookmarkStart w:id="2" w:name="_GoBack"/>
+          <w:bookmarkEnd w:id="2"/>
+          <w:r>
+            <w:rPr>
+              <w:rFonts w:ascii="宋体" w:eastAsia="宋体" w:hAnsi="宋体" w:cs="宋体" w:hint="eastAsia"/>
               <w:sz w:val="24"/>
               <w:szCs w:val="24"/>
             </w:rPr>
@@ -2070,7 +2049,7 @@
           </w:r>
           <w:r>
             <w:rPr>
-              <w:rFonts w:hint="eastAsia" w:ascii="宋体" w:hAnsi="宋体" w:eastAsia="宋体" w:cs="宋体"/>
+              <w:rFonts w:ascii="宋体" w:eastAsia="宋体" w:hAnsi="宋体" w:cs="宋体" w:hint="eastAsia"/>
               <w:sz w:val="24"/>
               <w:szCs w:val="24"/>
             </w:rPr>
@@ -2078,7 +2057,7 @@
           </w:r>
           <w:r>
             <w:rPr>
-              <w:rFonts w:hint="eastAsia" w:ascii="宋体" w:hAnsi="宋体" w:eastAsia="宋体" w:cs="宋体"/>
+              <w:rFonts w:ascii="宋体" w:eastAsia="宋体" w:hAnsi="宋体" w:cs="宋体" w:hint="eastAsia"/>
               <w:sz w:val="24"/>
               <w:szCs w:val="24"/>
             </w:rPr>
@@ -2086,21 +2065,21 @@
           </w:r>
           <w:r>
             <w:rPr>
-              <w:rFonts w:hint="eastAsia" w:ascii="宋体" w:hAnsi="宋体" w:eastAsia="宋体" w:cs="宋体"/>
+              <w:rFonts w:ascii="宋体" w:eastAsia="宋体" w:hAnsi="宋体" w:cs="宋体" w:hint="eastAsia"/>
               <w:szCs w:val="24"/>
             </w:rPr>
             <w:fldChar w:fldCharType="begin"/>
           </w:r>
           <w:r>
             <w:rPr>
-              <w:rFonts w:hint="eastAsia" w:ascii="宋体" w:hAnsi="宋体" w:eastAsia="宋体" w:cs="宋体"/>
+              <w:rFonts w:ascii="宋体" w:eastAsia="宋体" w:hAnsi="宋体" w:cs="宋体" w:hint="eastAsia"/>
               <w:szCs w:val="24"/>
             </w:rPr>
             <w:instrText xml:space="preserve"> HYPERLINK \l _Toc4215 </w:instrText>
           </w:r>
           <w:r>
             <w:rPr>
-              <w:rFonts w:hint="eastAsia" w:ascii="宋体" w:hAnsi="宋体" w:eastAsia="宋体" w:cs="宋体"/>
+              <w:rFonts w:ascii="宋体" w:eastAsia="宋体" w:hAnsi="宋体" w:cs="宋体" w:hint="eastAsia"/>
               <w:szCs w:val="24"/>
             </w:rPr>
             <w:fldChar w:fldCharType="separate"/>
@@ -2132,7 +2111,7 @@
           </w:r>
           <w:r>
             <w:rPr>
-              <w:rFonts w:hint="eastAsia" w:ascii="宋体" w:hAnsi="宋体" w:eastAsia="宋体" w:cs="宋体"/>
+              <w:rFonts w:ascii="宋体" w:eastAsia="宋体" w:hAnsi="宋体" w:cs="宋体" w:hint="eastAsia"/>
               <w:szCs w:val="24"/>
             </w:rPr>
             <w:fldChar w:fldCharType="end"/>
@@ -2140,28 +2119,28 @@
         </w:p>
         <w:p>
           <w:pPr>
-            <w:pStyle w:val="16"/>
+            <w:pStyle w:val="TOC1"/>
             <w:tabs>
               <w:tab w:val="right" w:leader="dot" w:pos="8306"/>
             </w:tabs>
           </w:pPr>
           <w:r>
             <w:rPr>
-              <w:rFonts w:hint="eastAsia" w:ascii="宋体" w:hAnsi="宋体" w:eastAsia="宋体" w:cs="宋体"/>
+              <w:rFonts w:ascii="宋体" w:eastAsia="宋体" w:hAnsi="宋体" w:cs="宋体" w:hint="eastAsia"/>
               <w:szCs w:val="24"/>
             </w:rPr>
             <w:fldChar w:fldCharType="begin"/>
           </w:r>
           <w:r>
             <w:rPr>
-              <w:rFonts w:hint="eastAsia" w:ascii="宋体" w:hAnsi="宋体" w:eastAsia="宋体" w:cs="宋体"/>
+              <w:rFonts w:ascii="宋体" w:eastAsia="宋体" w:hAnsi="宋体" w:cs="宋体" w:hint="eastAsia"/>
               <w:szCs w:val="24"/>
             </w:rPr>
             <w:instrText xml:space="preserve"> HYPERLINK \l _Toc26516 </w:instrText>
           </w:r>
           <w:r>
             <w:rPr>
-              <w:rFonts w:hint="eastAsia" w:ascii="宋体" w:hAnsi="宋体" w:eastAsia="宋体" w:cs="宋体"/>
+              <w:rFonts w:ascii="宋体" w:eastAsia="宋体" w:hAnsi="宋体" w:cs="宋体" w:hint="eastAsia"/>
               <w:szCs w:val="24"/>
             </w:rPr>
             <w:fldChar w:fldCharType="separate"/>
@@ -2193,7 +2172,7 @@
           </w:r>
           <w:r>
             <w:rPr>
-              <w:rFonts w:hint="eastAsia" w:ascii="宋体" w:hAnsi="宋体" w:eastAsia="宋体" w:cs="宋体"/>
+              <w:rFonts w:ascii="宋体" w:eastAsia="宋体" w:hAnsi="宋体" w:cs="宋体" w:hint="eastAsia"/>
               <w:szCs w:val="24"/>
             </w:rPr>
             <w:fldChar w:fldCharType="end"/>
@@ -2201,28 +2180,28 @@
         </w:p>
         <w:p>
           <w:pPr>
-            <w:pStyle w:val="16"/>
+            <w:pStyle w:val="TOC1"/>
             <w:tabs>
               <w:tab w:val="right" w:leader="dot" w:pos="8306"/>
             </w:tabs>
           </w:pPr>
           <w:r>
             <w:rPr>
-              <w:rFonts w:hint="eastAsia" w:ascii="宋体" w:hAnsi="宋体" w:eastAsia="宋体" w:cs="宋体"/>
+              <w:rFonts w:ascii="宋体" w:eastAsia="宋体" w:hAnsi="宋体" w:cs="宋体" w:hint="eastAsia"/>
               <w:szCs w:val="24"/>
             </w:rPr>
             <w:fldChar w:fldCharType="begin"/>
           </w:r>
           <w:r>
             <w:rPr>
-              <w:rFonts w:hint="eastAsia" w:ascii="宋体" w:hAnsi="宋体" w:eastAsia="宋体" w:cs="宋体"/>
+              <w:rFonts w:ascii="宋体" w:eastAsia="宋体" w:hAnsi="宋体" w:cs="宋体" w:hint="eastAsia"/>
               <w:szCs w:val="24"/>
             </w:rPr>
             <w:instrText xml:space="preserve"> HYPERLINK \l _Toc21314 </w:instrText>
           </w:r>
           <w:r>
             <w:rPr>
-              <w:rFonts w:hint="eastAsia" w:ascii="宋体" w:hAnsi="宋体" w:eastAsia="宋体" w:cs="宋体"/>
+              <w:rFonts w:ascii="宋体" w:eastAsia="宋体" w:hAnsi="宋体" w:cs="宋体" w:hint="eastAsia"/>
               <w:szCs w:val="24"/>
             </w:rPr>
             <w:fldChar w:fldCharType="separate"/>
@@ -2254,7 +2233,7 @@
           </w:r>
           <w:r>
             <w:rPr>
-              <w:rFonts w:hint="eastAsia" w:ascii="宋体" w:hAnsi="宋体" w:eastAsia="宋体" w:cs="宋体"/>
+              <w:rFonts w:ascii="宋体" w:eastAsia="宋体" w:hAnsi="宋体" w:cs="宋体" w:hint="eastAsia"/>
               <w:szCs w:val="24"/>
             </w:rPr>
             <w:fldChar w:fldCharType="end"/>
@@ -2262,28 +2241,28 @@
         </w:p>
         <w:p>
           <w:pPr>
-            <w:pStyle w:val="17"/>
+            <w:pStyle w:val="TOC2"/>
             <w:tabs>
               <w:tab w:val="right" w:leader="dot" w:pos="8306"/>
             </w:tabs>
           </w:pPr>
           <w:r>
             <w:rPr>
-              <w:rFonts w:hint="eastAsia" w:ascii="宋体" w:hAnsi="宋体" w:eastAsia="宋体" w:cs="宋体"/>
+              <w:rFonts w:ascii="宋体" w:eastAsia="宋体" w:hAnsi="宋体" w:cs="宋体" w:hint="eastAsia"/>
               <w:szCs w:val="24"/>
             </w:rPr>
             <w:fldChar w:fldCharType="begin"/>
           </w:r>
           <w:r>
             <w:rPr>
-              <w:rFonts w:hint="eastAsia" w:ascii="宋体" w:hAnsi="宋体" w:eastAsia="宋体" w:cs="宋体"/>
+              <w:rFonts w:ascii="宋体" w:eastAsia="宋体" w:hAnsi="宋体" w:cs="宋体" w:hint="eastAsia"/>
               <w:szCs w:val="24"/>
             </w:rPr>
             <w:instrText xml:space="preserve"> HYPERLINK \l _Toc20440 </w:instrText>
           </w:r>
           <w:r>
             <w:rPr>
-              <w:rFonts w:hint="eastAsia" w:ascii="宋体" w:hAnsi="宋体" w:eastAsia="宋体" w:cs="宋体"/>
+              <w:rFonts w:ascii="宋体" w:eastAsia="宋体" w:hAnsi="宋体" w:cs="宋体" w:hint="eastAsia"/>
               <w:szCs w:val="24"/>
             </w:rPr>
             <w:fldChar w:fldCharType="separate"/>
@@ -2315,7 +2294,7 @@
           </w:r>
           <w:r>
             <w:rPr>
-              <w:rFonts w:hint="eastAsia" w:ascii="宋体" w:hAnsi="宋体" w:eastAsia="宋体" w:cs="宋体"/>
+              <w:rFonts w:ascii="宋体" w:eastAsia="宋体" w:hAnsi="宋体" w:cs="宋体" w:hint="eastAsia"/>
               <w:szCs w:val="24"/>
             </w:rPr>
             <w:fldChar w:fldCharType="end"/>
@@ -2323,28 +2302,28 @@
         </w:p>
         <w:p>
           <w:pPr>
-            <w:pStyle w:val="17"/>
+            <w:pStyle w:val="TOC2"/>
             <w:tabs>
               <w:tab w:val="right" w:leader="dot" w:pos="8306"/>
             </w:tabs>
           </w:pPr>
           <w:r>
             <w:rPr>
-              <w:rFonts w:hint="eastAsia" w:ascii="宋体" w:hAnsi="宋体" w:eastAsia="宋体" w:cs="宋体"/>
+              <w:rFonts w:ascii="宋体" w:eastAsia="宋体" w:hAnsi="宋体" w:cs="宋体" w:hint="eastAsia"/>
               <w:szCs w:val="24"/>
             </w:rPr>
             <w:fldChar w:fldCharType="begin"/>
           </w:r>
           <w:r>
             <w:rPr>
-              <w:rFonts w:hint="eastAsia" w:ascii="宋体" w:hAnsi="宋体" w:eastAsia="宋体" w:cs="宋体"/>
+              <w:rFonts w:ascii="宋体" w:eastAsia="宋体" w:hAnsi="宋体" w:cs="宋体" w:hint="eastAsia"/>
               <w:szCs w:val="24"/>
             </w:rPr>
             <w:instrText xml:space="preserve"> HYPERLINK \l _Toc8996 </w:instrText>
           </w:r>
           <w:r>
             <w:rPr>
-              <w:rFonts w:hint="eastAsia" w:ascii="宋体" w:hAnsi="宋体" w:eastAsia="宋体" w:cs="宋体"/>
+              <w:rFonts w:ascii="宋体" w:eastAsia="宋体" w:hAnsi="宋体" w:cs="宋体" w:hint="eastAsia"/>
               <w:szCs w:val="24"/>
             </w:rPr>
             <w:fldChar w:fldCharType="separate"/>
@@ -2376,7 +2355,7 @@
           </w:r>
           <w:r>
             <w:rPr>
-              <w:rFonts w:hint="eastAsia" w:ascii="宋体" w:hAnsi="宋体" w:eastAsia="宋体" w:cs="宋体"/>
+              <w:rFonts w:ascii="宋体" w:eastAsia="宋体" w:hAnsi="宋体" w:cs="宋体" w:hint="eastAsia"/>
               <w:szCs w:val="24"/>
             </w:rPr>
             <w:fldChar w:fldCharType="end"/>
@@ -2384,28 +2363,28 @@
         </w:p>
         <w:p>
           <w:pPr>
-            <w:pStyle w:val="16"/>
+            <w:pStyle w:val="TOC1"/>
             <w:tabs>
               <w:tab w:val="right" w:leader="dot" w:pos="8306"/>
             </w:tabs>
           </w:pPr>
           <w:r>
             <w:rPr>
-              <w:rFonts w:hint="eastAsia" w:ascii="宋体" w:hAnsi="宋体" w:eastAsia="宋体" w:cs="宋体"/>
+              <w:rFonts w:ascii="宋体" w:eastAsia="宋体" w:hAnsi="宋体" w:cs="宋体" w:hint="eastAsia"/>
               <w:szCs w:val="24"/>
             </w:rPr>
             <w:fldChar w:fldCharType="begin"/>
           </w:r>
           <w:r>
             <w:rPr>
-              <w:rFonts w:hint="eastAsia" w:ascii="宋体" w:hAnsi="宋体" w:eastAsia="宋体" w:cs="宋体"/>
+              <w:rFonts w:ascii="宋体" w:eastAsia="宋体" w:hAnsi="宋体" w:cs="宋体" w:hint="eastAsia"/>
               <w:szCs w:val="24"/>
             </w:rPr>
             <w:instrText xml:space="preserve"> HYPERLINK \l _Toc30282 </w:instrText>
           </w:r>
           <w:r>
             <w:rPr>
-              <w:rFonts w:hint="eastAsia" w:ascii="宋体" w:hAnsi="宋体" w:eastAsia="宋体" w:cs="宋体"/>
+              <w:rFonts w:ascii="宋体" w:eastAsia="宋体" w:hAnsi="宋体" w:cs="宋体" w:hint="eastAsia"/>
               <w:szCs w:val="24"/>
             </w:rPr>
             <w:fldChar w:fldCharType="separate"/>
@@ -2437,7 +2416,7 @@
           </w:r>
           <w:r>
             <w:rPr>
-              <w:rFonts w:hint="eastAsia" w:ascii="宋体" w:hAnsi="宋体" w:eastAsia="宋体" w:cs="宋体"/>
+              <w:rFonts w:ascii="宋体" w:eastAsia="宋体" w:hAnsi="宋体" w:cs="宋体" w:hint="eastAsia"/>
               <w:szCs w:val="24"/>
             </w:rPr>
             <w:fldChar w:fldCharType="end"/>
@@ -2445,28 +2424,28 @@
         </w:p>
         <w:p>
           <w:pPr>
-            <w:pStyle w:val="17"/>
+            <w:pStyle w:val="TOC2"/>
             <w:tabs>
               <w:tab w:val="right" w:leader="dot" w:pos="8306"/>
             </w:tabs>
           </w:pPr>
           <w:r>
             <w:rPr>
-              <w:rFonts w:hint="eastAsia" w:ascii="宋体" w:hAnsi="宋体" w:eastAsia="宋体" w:cs="宋体"/>
+              <w:rFonts w:ascii="宋体" w:eastAsia="宋体" w:hAnsi="宋体" w:cs="宋体" w:hint="eastAsia"/>
               <w:szCs w:val="24"/>
             </w:rPr>
             <w:fldChar w:fldCharType="begin"/>
           </w:r>
           <w:r>
             <w:rPr>
-              <w:rFonts w:hint="eastAsia" w:ascii="宋体" w:hAnsi="宋体" w:eastAsia="宋体" w:cs="宋体"/>
+              <w:rFonts w:ascii="宋体" w:eastAsia="宋体" w:hAnsi="宋体" w:cs="宋体" w:hint="eastAsia"/>
               <w:szCs w:val="24"/>
             </w:rPr>
             <w:instrText xml:space="preserve"> HYPERLINK \l _Toc23845 </w:instrText>
           </w:r>
           <w:r>
             <w:rPr>
-              <w:rFonts w:hint="eastAsia" w:ascii="宋体" w:hAnsi="宋体" w:eastAsia="宋体" w:cs="宋体"/>
+              <w:rFonts w:ascii="宋体" w:eastAsia="宋体" w:hAnsi="宋体" w:cs="宋体" w:hint="eastAsia"/>
               <w:szCs w:val="24"/>
             </w:rPr>
             <w:fldChar w:fldCharType="separate"/>
@@ -2498,7 +2477,7 @@
           </w:r>
           <w:r>
             <w:rPr>
-              <w:rFonts w:hint="eastAsia" w:ascii="宋体" w:hAnsi="宋体" w:eastAsia="宋体" w:cs="宋体"/>
+              <w:rFonts w:ascii="宋体" w:eastAsia="宋体" w:hAnsi="宋体" w:cs="宋体" w:hint="eastAsia"/>
               <w:szCs w:val="24"/>
             </w:rPr>
             <w:fldChar w:fldCharType="end"/>
@@ -2506,28 +2485,28 @@
         </w:p>
         <w:p>
           <w:pPr>
-            <w:pStyle w:val="17"/>
+            <w:pStyle w:val="TOC2"/>
             <w:tabs>
               <w:tab w:val="right" w:leader="dot" w:pos="8306"/>
             </w:tabs>
           </w:pPr>
           <w:r>
             <w:rPr>
-              <w:rFonts w:hint="eastAsia" w:ascii="宋体" w:hAnsi="宋体" w:eastAsia="宋体" w:cs="宋体"/>
+              <w:rFonts w:ascii="宋体" w:eastAsia="宋体" w:hAnsi="宋体" w:cs="宋体" w:hint="eastAsia"/>
               <w:szCs w:val="24"/>
             </w:rPr>
             <w:fldChar w:fldCharType="begin"/>
           </w:r>
           <w:r>
             <w:rPr>
-              <w:rFonts w:hint="eastAsia" w:ascii="宋体" w:hAnsi="宋体" w:eastAsia="宋体" w:cs="宋体"/>
+              <w:rFonts w:ascii="宋体" w:eastAsia="宋体" w:hAnsi="宋体" w:cs="宋体" w:hint="eastAsia"/>
               <w:szCs w:val="24"/>
             </w:rPr>
             <w:instrText xml:space="preserve"> HYPERLINK \l _Toc29016 </w:instrText>
           </w:r>
           <w:r>
             <w:rPr>
-              <w:rFonts w:hint="eastAsia" w:ascii="宋体" w:hAnsi="宋体" w:eastAsia="宋体" w:cs="宋体"/>
+              <w:rFonts w:ascii="宋体" w:eastAsia="宋体" w:hAnsi="宋体" w:cs="宋体" w:hint="eastAsia"/>
               <w:szCs w:val="24"/>
             </w:rPr>
             <w:fldChar w:fldCharType="separate"/>
@@ -2559,7 +2538,7 @@
           </w:r>
           <w:r>
             <w:rPr>
-              <w:rFonts w:hint="eastAsia" w:ascii="宋体" w:hAnsi="宋体" w:eastAsia="宋体" w:cs="宋体"/>
+              <w:rFonts w:ascii="宋体" w:eastAsia="宋体" w:hAnsi="宋体" w:cs="宋体" w:hint="eastAsia"/>
               <w:szCs w:val="24"/>
             </w:rPr>
             <w:fldChar w:fldCharType="end"/>
@@ -2567,28 +2546,28 @@
         </w:p>
         <w:p>
           <w:pPr>
-            <w:pStyle w:val="13"/>
+            <w:pStyle w:val="TOC3"/>
             <w:tabs>
               <w:tab w:val="right" w:leader="dot" w:pos="8306"/>
             </w:tabs>
           </w:pPr>
           <w:r>
             <w:rPr>
-              <w:rFonts w:hint="eastAsia" w:ascii="宋体" w:hAnsi="宋体" w:eastAsia="宋体" w:cs="宋体"/>
+              <w:rFonts w:ascii="宋体" w:eastAsia="宋体" w:hAnsi="宋体" w:cs="宋体" w:hint="eastAsia"/>
               <w:szCs w:val="24"/>
             </w:rPr>
             <w:fldChar w:fldCharType="begin"/>
           </w:r>
           <w:r>
             <w:rPr>
-              <w:rFonts w:hint="eastAsia" w:ascii="宋体" w:hAnsi="宋体" w:eastAsia="宋体" w:cs="宋体"/>
+              <w:rFonts w:ascii="宋体" w:eastAsia="宋体" w:hAnsi="宋体" w:cs="宋体" w:hint="eastAsia"/>
               <w:szCs w:val="24"/>
             </w:rPr>
             <w:instrText xml:space="preserve"> HYPERLINK \l _Toc23908 </w:instrText>
           </w:r>
           <w:r>
             <w:rPr>
-              <w:rFonts w:hint="eastAsia" w:ascii="宋体" w:hAnsi="宋体" w:eastAsia="宋体" w:cs="宋体"/>
+              <w:rFonts w:ascii="宋体" w:eastAsia="宋体" w:hAnsi="宋体" w:cs="宋体" w:hint="eastAsia"/>
               <w:szCs w:val="24"/>
             </w:rPr>
             <w:fldChar w:fldCharType="separate"/>
@@ -2620,7 +2599,7 @@
           </w:r>
           <w:r>
             <w:rPr>
-              <w:rFonts w:hint="eastAsia" w:ascii="宋体" w:hAnsi="宋体" w:eastAsia="宋体" w:cs="宋体"/>
+              <w:rFonts w:ascii="宋体" w:eastAsia="宋体" w:hAnsi="宋体" w:cs="宋体" w:hint="eastAsia"/>
               <w:szCs w:val="24"/>
             </w:rPr>
             <w:fldChar w:fldCharType="end"/>
@@ -2628,28 +2607,28 @@
         </w:p>
         <w:p>
           <w:pPr>
-            <w:pStyle w:val="13"/>
+            <w:pStyle w:val="TOC3"/>
             <w:tabs>
               <w:tab w:val="right" w:leader="dot" w:pos="8306"/>
             </w:tabs>
           </w:pPr>
           <w:r>
             <w:rPr>
-              <w:rFonts w:hint="eastAsia" w:ascii="宋体" w:hAnsi="宋体" w:eastAsia="宋体" w:cs="宋体"/>
+              <w:rFonts w:ascii="宋体" w:eastAsia="宋体" w:hAnsi="宋体" w:cs="宋体" w:hint="eastAsia"/>
               <w:szCs w:val="24"/>
             </w:rPr>
             <w:fldChar w:fldCharType="begin"/>
           </w:r>
           <w:r>
             <w:rPr>
-              <w:rFonts w:hint="eastAsia" w:ascii="宋体" w:hAnsi="宋体" w:eastAsia="宋体" w:cs="宋体"/>
+              <w:rFonts w:ascii="宋体" w:eastAsia="宋体" w:hAnsi="宋体" w:cs="宋体" w:hint="eastAsia"/>
               <w:szCs w:val="24"/>
             </w:rPr>
             <w:instrText xml:space="preserve"> HYPERLINK \l _Toc22149 </w:instrText>
           </w:r>
           <w:r>
             <w:rPr>
-              <w:rFonts w:hint="eastAsia" w:ascii="宋体" w:hAnsi="宋体" w:eastAsia="宋体" w:cs="宋体"/>
+              <w:rFonts w:ascii="宋体" w:eastAsia="宋体" w:hAnsi="宋体" w:cs="宋体" w:hint="eastAsia"/>
               <w:szCs w:val="24"/>
             </w:rPr>
             <w:fldChar w:fldCharType="separate"/>
@@ -2681,7 +2660,7 @@
           </w:r>
           <w:r>
             <w:rPr>
-              <w:rFonts w:hint="eastAsia" w:ascii="宋体" w:hAnsi="宋体" w:eastAsia="宋体" w:cs="宋体"/>
+              <w:rFonts w:ascii="宋体" w:eastAsia="宋体" w:hAnsi="宋体" w:cs="宋体" w:hint="eastAsia"/>
               <w:szCs w:val="24"/>
             </w:rPr>
             <w:fldChar w:fldCharType="end"/>
@@ -2689,28 +2668,28 @@
         </w:p>
         <w:p>
           <w:pPr>
-            <w:pStyle w:val="13"/>
+            <w:pStyle w:val="TOC3"/>
             <w:tabs>
               <w:tab w:val="right" w:leader="dot" w:pos="8306"/>
             </w:tabs>
           </w:pPr>
           <w:r>
             <w:rPr>
-              <w:rFonts w:hint="eastAsia" w:ascii="宋体" w:hAnsi="宋体" w:eastAsia="宋体" w:cs="宋体"/>
+              <w:rFonts w:ascii="宋体" w:eastAsia="宋体" w:hAnsi="宋体" w:cs="宋体" w:hint="eastAsia"/>
               <w:szCs w:val="24"/>
             </w:rPr>
             <w:fldChar w:fldCharType="begin"/>
           </w:r>
           <w:r>
             <w:rPr>
-              <w:rFonts w:hint="eastAsia" w:ascii="宋体" w:hAnsi="宋体" w:eastAsia="宋体" w:cs="宋体"/>
+              <w:rFonts w:ascii="宋体" w:eastAsia="宋体" w:hAnsi="宋体" w:cs="宋体" w:hint="eastAsia"/>
               <w:szCs w:val="24"/>
             </w:rPr>
             <w:instrText xml:space="preserve"> HYPERLINK \l _Toc19909 </w:instrText>
           </w:r>
           <w:r>
             <w:rPr>
-              <w:rFonts w:hint="eastAsia" w:ascii="宋体" w:hAnsi="宋体" w:eastAsia="宋体" w:cs="宋体"/>
+              <w:rFonts w:ascii="宋体" w:eastAsia="宋体" w:hAnsi="宋体" w:cs="宋体" w:hint="eastAsia"/>
               <w:szCs w:val="24"/>
             </w:rPr>
             <w:fldChar w:fldCharType="separate"/>
@@ -2742,7 +2721,7 @@
           </w:r>
           <w:r>
             <w:rPr>
-              <w:rFonts w:hint="eastAsia" w:ascii="宋体" w:hAnsi="宋体" w:eastAsia="宋体" w:cs="宋体"/>
+              <w:rFonts w:ascii="宋体" w:eastAsia="宋体" w:hAnsi="宋体" w:cs="宋体" w:hint="eastAsia"/>
               <w:szCs w:val="24"/>
             </w:rPr>
             <w:fldChar w:fldCharType="end"/>
@@ -2750,28 +2729,28 @@
         </w:p>
         <w:p>
           <w:pPr>
-            <w:pStyle w:val="16"/>
+            <w:pStyle w:val="TOC1"/>
             <w:tabs>
               <w:tab w:val="right" w:leader="dot" w:pos="8306"/>
             </w:tabs>
           </w:pPr>
           <w:r>
             <w:rPr>
-              <w:rFonts w:hint="eastAsia" w:ascii="宋体" w:hAnsi="宋体" w:eastAsia="宋体" w:cs="宋体"/>
+              <w:rFonts w:ascii="宋体" w:eastAsia="宋体" w:hAnsi="宋体" w:cs="宋体" w:hint="eastAsia"/>
               <w:szCs w:val="24"/>
             </w:rPr>
             <w:fldChar w:fldCharType="begin"/>
           </w:r>
           <w:r>
             <w:rPr>
-              <w:rFonts w:hint="eastAsia" w:ascii="宋体" w:hAnsi="宋体" w:eastAsia="宋体" w:cs="宋体"/>
+              <w:rFonts w:ascii="宋体" w:eastAsia="宋体" w:hAnsi="宋体" w:cs="宋体" w:hint="eastAsia"/>
               <w:szCs w:val="24"/>
             </w:rPr>
             <w:instrText xml:space="preserve"> HYPERLINK \l _Toc12489 </w:instrText>
           </w:r>
           <w:r>
             <w:rPr>
-              <w:rFonts w:hint="eastAsia" w:ascii="宋体" w:hAnsi="宋体" w:eastAsia="宋体" w:cs="宋体"/>
+              <w:rFonts w:ascii="宋体" w:eastAsia="宋体" w:hAnsi="宋体" w:cs="宋体" w:hint="eastAsia"/>
               <w:szCs w:val="24"/>
             </w:rPr>
             <w:fldChar w:fldCharType="separate"/>
@@ -2803,7 +2782,7 @@
           </w:r>
           <w:r>
             <w:rPr>
-              <w:rFonts w:hint="eastAsia" w:ascii="宋体" w:hAnsi="宋体" w:eastAsia="宋体" w:cs="宋体"/>
+              <w:rFonts w:ascii="宋体" w:eastAsia="宋体" w:hAnsi="宋体" w:cs="宋体" w:hint="eastAsia"/>
               <w:szCs w:val="24"/>
             </w:rPr>
             <w:fldChar w:fldCharType="end"/>
@@ -2811,28 +2790,28 @@
         </w:p>
         <w:p>
           <w:pPr>
-            <w:pStyle w:val="16"/>
+            <w:pStyle w:val="TOC1"/>
             <w:tabs>
               <w:tab w:val="right" w:leader="dot" w:pos="8306"/>
             </w:tabs>
           </w:pPr>
           <w:r>
             <w:rPr>
-              <w:rFonts w:hint="eastAsia" w:ascii="宋体" w:hAnsi="宋体" w:eastAsia="宋体" w:cs="宋体"/>
+              <w:rFonts w:ascii="宋体" w:eastAsia="宋体" w:hAnsi="宋体" w:cs="宋体" w:hint="eastAsia"/>
               <w:szCs w:val="24"/>
             </w:rPr>
             <w:fldChar w:fldCharType="begin"/>
           </w:r>
           <w:r>
             <w:rPr>
-              <w:rFonts w:hint="eastAsia" w:ascii="宋体" w:hAnsi="宋体" w:eastAsia="宋体" w:cs="宋体"/>
+              <w:rFonts w:ascii="宋体" w:eastAsia="宋体" w:hAnsi="宋体" w:cs="宋体" w:hint="eastAsia"/>
               <w:szCs w:val="24"/>
             </w:rPr>
             <w:instrText xml:space="preserve"> HYPERLINK \l _Toc7012 </w:instrText>
           </w:r>
           <w:r>
             <w:rPr>
-              <w:rFonts w:hint="eastAsia" w:ascii="宋体" w:hAnsi="宋体" w:eastAsia="宋体" w:cs="宋体"/>
+              <w:rFonts w:ascii="宋体" w:eastAsia="宋体" w:hAnsi="宋体" w:cs="宋体" w:hint="eastAsia"/>
               <w:szCs w:val="24"/>
             </w:rPr>
             <w:fldChar w:fldCharType="separate"/>
@@ -2864,7 +2843,7 @@
           </w:r>
           <w:r>
             <w:rPr>
-              <w:rFonts w:hint="eastAsia" w:ascii="宋体" w:hAnsi="宋体" w:eastAsia="宋体" w:cs="宋体"/>
+              <w:rFonts w:ascii="宋体" w:eastAsia="宋体" w:hAnsi="宋体" w:cs="宋体" w:hint="eastAsia"/>
               <w:szCs w:val="24"/>
             </w:rPr>
             <w:fldChar w:fldCharType="end"/>
@@ -2872,28 +2851,28 @@
         </w:p>
         <w:p>
           <w:pPr>
-            <w:pStyle w:val="16"/>
+            <w:pStyle w:val="TOC1"/>
             <w:tabs>
               <w:tab w:val="right" w:leader="dot" w:pos="8306"/>
             </w:tabs>
           </w:pPr>
           <w:r>
             <w:rPr>
-              <w:rFonts w:hint="eastAsia" w:ascii="宋体" w:hAnsi="宋体" w:eastAsia="宋体" w:cs="宋体"/>
+              <w:rFonts w:ascii="宋体" w:eastAsia="宋体" w:hAnsi="宋体" w:cs="宋体" w:hint="eastAsia"/>
               <w:szCs w:val="24"/>
             </w:rPr>
             <w:fldChar w:fldCharType="begin"/>
           </w:r>
           <w:r>
             <w:rPr>
-              <w:rFonts w:hint="eastAsia" w:ascii="宋体" w:hAnsi="宋体" w:eastAsia="宋体" w:cs="宋体"/>
+              <w:rFonts w:ascii="宋体" w:eastAsia="宋体" w:hAnsi="宋体" w:cs="宋体" w:hint="eastAsia"/>
               <w:szCs w:val="24"/>
             </w:rPr>
             <w:instrText xml:space="preserve"> HYPERLINK \l _Toc5836 </w:instrText>
           </w:r>
           <w:r>
             <w:rPr>
-              <w:rFonts w:hint="eastAsia" w:ascii="宋体" w:hAnsi="宋体" w:eastAsia="宋体" w:cs="宋体"/>
+              <w:rFonts w:ascii="宋体" w:eastAsia="宋体" w:hAnsi="宋体" w:cs="宋体" w:hint="eastAsia"/>
               <w:szCs w:val="24"/>
             </w:rPr>
             <w:fldChar w:fldCharType="separate"/>
@@ -2925,7 +2904,7 @@
           </w:r>
           <w:r>
             <w:rPr>
-              <w:rFonts w:hint="eastAsia" w:ascii="宋体" w:hAnsi="宋体" w:eastAsia="宋体" w:cs="宋体"/>
+              <w:rFonts w:ascii="宋体" w:eastAsia="宋体" w:hAnsi="宋体" w:cs="宋体" w:hint="eastAsia"/>
               <w:szCs w:val="24"/>
             </w:rPr>
             <w:fldChar w:fldCharType="end"/>
@@ -2933,28 +2912,28 @@
         </w:p>
         <w:p>
           <w:pPr>
-            <w:pStyle w:val="17"/>
+            <w:pStyle w:val="TOC2"/>
             <w:tabs>
               <w:tab w:val="right" w:leader="dot" w:pos="8306"/>
             </w:tabs>
           </w:pPr>
           <w:r>
             <w:rPr>
-              <w:rFonts w:hint="eastAsia" w:ascii="宋体" w:hAnsi="宋体" w:eastAsia="宋体" w:cs="宋体"/>
+              <w:rFonts w:ascii="宋体" w:eastAsia="宋体" w:hAnsi="宋体" w:cs="宋体" w:hint="eastAsia"/>
               <w:szCs w:val="24"/>
             </w:rPr>
             <w:fldChar w:fldCharType="begin"/>
           </w:r>
           <w:r>
             <w:rPr>
-              <w:rFonts w:hint="eastAsia" w:ascii="宋体" w:hAnsi="宋体" w:eastAsia="宋体" w:cs="宋体"/>
+              <w:rFonts w:ascii="宋体" w:eastAsia="宋体" w:hAnsi="宋体" w:cs="宋体" w:hint="eastAsia"/>
               <w:szCs w:val="24"/>
             </w:rPr>
             <w:instrText xml:space="preserve"> HYPERLINK \l _Toc20570 </w:instrText>
           </w:r>
           <w:r>
             <w:rPr>
-              <w:rFonts w:hint="eastAsia" w:ascii="宋体" w:hAnsi="宋体" w:eastAsia="宋体" w:cs="宋体"/>
+              <w:rFonts w:ascii="宋体" w:eastAsia="宋体" w:hAnsi="宋体" w:cs="宋体" w:hint="eastAsia"/>
               <w:szCs w:val="24"/>
             </w:rPr>
             <w:fldChar w:fldCharType="separate"/>
@@ -2986,7 +2965,7 @@
           </w:r>
           <w:r>
             <w:rPr>
-              <w:rFonts w:hint="eastAsia" w:ascii="宋体" w:hAnsi="宋体" w:eastAsia="宋体" w:cs="宋体"/>
+              <w:rFonts w:ascii="宋体" w:eastAsia="宋体" w:hAnsi="宋体" w:cs="宋体" w:hint="eastAsia"/>
               <w:szCs w:val="24"/>
             </w:rPr>
             <w:fldChar w:fldCharType="end"/>
@@ -2994,28 +2973,28 @@
         </w:p>
         <w:p>
           <w:pPr>
-            <w:pStyle w:val="17"/>
+            <w:pStyle w:val="TOC2"/>
             <w:tabs>
               <w:tab w:val="right" w:leader="dot" w:pos="8306"/>
             </w:tabs>
           </w:pPr>
           <w:r>
             <w:rPr>
-              <w:rFonts w:hint="eastAsia" w:ascii="宋体" w:hAnsi="宋体" w:eastAsia="宋体" w:cs="宋体"/>
+              <w:rFonts w:ascii="宋体" w:eastAsia="宋体" w:hAnsi="宋体" w:cs="宋体" w:hint="eastAsia"/>
               <w:szCs w:val="24"/>
             </w:rPr>
             <w:fldChar w:fldCharType="begin"/>
           </w:r>
           <w:r>
             <w:rPr>
-              <w:rFonts w:hint="eastAsia" w:ascii="宋体" w:hAnsi="宋体" w:eastAsia="宋体" w:cs="宋体"/>
+              <w:rFonts w:ascii="宋体" w:eastAsia="宋体" w:hAnsi="宋体" w:cs="宋体" w:hint="eastAsia"/>
               <w:szCs w:val="24"/>
             </w:rPr>
             <w:instrText xml:space="preserve"> HYPERLINK \l _Toc18445 </w:instrText>
           </w:r>
           <w:r>
             <w:rPr>
-              <w:rFonts w:hint="eastAsia" w:ascii="宋体" w:hAnsi="宋体" w:eastAsia="宋体" w:cs="宋体"/>
+              <w:rFonts w:ascii="宋体" w:eastAsia="宋体" w:hAnsi="宋体" w:cs="宋体" w:hint="eastAsia"/>
               <w:szCs w:val="24"/>
             </w:rPr>
             <w:fldChar w:fldCharType="separate"/>
@@ -3047,7 +3026,7 @@
           </w:r>
           <w:r>
             <w:rPr>
-              <w:rFonts w:hint="eastAsia" w:ascii="宋体" w:hAnsi="宋体" w:eastAsia="宋体" w:cs="宋体"/>
+              <w:rFonts w:ascii="宋体" w:eastAsia="宋体" w:hAnsi="宋体" w:cs="宋体" w:hint="eastAsia"/>
               <w:szCs w:val="24"/>
             </w:rPr>
             <w:fldChar w:fldCharType="end"/>
@@ -3055,28 +3034,28 @@
         </w:p>
         <w:p>
           <w:pPr>
-            <w:pStyle w:val="16"/>
+            <w:pStyle w:val="TOC1"/>
             <w:tabs>
               <w:tab w:val="right" w:leader="dot" w:pos="8306"/>
             </w:tabs>
           </w:pPr>
           <w:r>
             <w:rPr>
-              <w:rFonts w:hint="eastAsia" w:ascii="宋体" w:hAnsi="宋体" w:eastAsia="宋体" w:cs="宋体"/>
+              <w:rFonts w:ascii="宋体" w:eastAsia="宋体" w:hAnsi="宋体" w:cs="宋体" w:hint="eastAsia"/>
               <w:szCs w:val="24"/>
             </w:rPr>
             <w:fldChar w:fldCharType="begin"/>
           </w:r>
           <w:r>
             <w:rPr>
-              <w:rFonts w:hint="eastAsia" w:ascii="宋体" w:hAnsi="宋体" w:eastAsia="宋体" w:cs="宋体"/>
+              <w:rFonts w:ascii="宋体" w:eastAsia="宋体" w:hAnsi="宋体" w:cs="宋体" w:hint="eastAsia"/>
               <w:szCs w:val="24"/>
             </w:rPr>
             <w:instrText xml:space="preserve"> HYPERLINK \l _Toc15564 </w:instrText>
           </w:r>
           <w:r>
             <w:rPr>
-              <w:rFonts w:hint="eastAsia" w:ascii="宋体" w:hAnsi="宋体" w:eastAsia="宋体" w:cs="宋体"/>
+              <w:rFonts w:ascii="宋体" w:eastAsia="宋体" w:hAnsi="宋体" w:cs="宋体" w:hint="eastAsia"/>
               <w:szCs w:val="24"/>
             </w:rPr>
             <w:fldChar w:fldCharType="separate"/>
@@ -3108,7 +3087,7 @@
           </w:r>
           <w:r>
             <w:rPr>
-              <w:rFonts w:hint="eastAsia" w:ascii="宋体" w:hAnsi="宋体" w:eastAsia="宋体" w:cs="宋体"/>
+              <w:rFonts w:ascii="宋体" w:eastAsia="宋体" w:hAnsi="宋体" w:cs="宋体" w:hint="eastAsia"/>
               <w:szCs w:val="24"/>
             </w:rPr>
             <w:fldChar w:fldCharType="end"/>
@@ -3130,7 +3109,7 @@
             <w:snapToGrid w:val="0"/>
             <w:textAlignment w:val="baseline"/>
             <w:rPr>
-              <w:rFonts w:hint="eastAsia" w:ascii="宋体" w:hAnsi="宋体" w:eastAsia="宋体" w:cs="宋体"/>
+              <w:rFonts w:ascii="宋体" w:eastAsia="宋体" w:hAnsi="宋体" w:cs="宋体" w:hint="eastAsia"/>
               <w:snapToGrid w:val="0"/>
               <w:color w:val="000000"/>
               <w:kern w:val="0"/>
@@ -3141,7 +3120,7 @@
           </w:pPr>
           <w:r>
             <w:rPr>
-              <w:rFonts w:hint="eastAsia" w:ascii="宋体" w:hAnsi="宋体" w:eastAsia="宋体" w:cs="宋体"/>
+              <w:rFonts w:ascii="宋体" w:eastAsia="宋体" w:hAnsi="宋体" w:cs="宋体" w:hint="eastAsia"/>
               <w:szCs w:val="24"/>
             </w:rPr>
             <w:fldChar w:fldCharType="end"/>
@@ -3165,7 +3144,7 @@
         <w:snapToGrid w:val="0"/>
         <w:textAlignment w:val="baseline"/>
         <w:rPr>
-          <w:rFonts w:ascii="Arial" w:hAnsi="Arial" w:eastAsia="Arial" w:cs="Arial"/>
+          <w:rFonts w:ascii="Arial" w:eastAsia="Arial" w:hAnsi="Arial" w:cs="Arial"/>
           <w:snapToGrid w:val="0"/>
           <w:color w:val="000000"/>
           <w:kern w:val="0"/>
@@ -3176,7 +3155,7 @@
       </w:pPr>
       <w:r>
         <w:rPr>
-          <w:rFonts w:ascii="Arial" w:hAnsi="Arial" w:eastAsia="Arial" w:cs="Arial"/>
+          <w:rFonts w:ascii="Arial" w:eastAsia="Arial" w:hAnsi="Arial" w:cs="Arial"/>
           <w:snapToGrid w:val="0"/>
           <w:color w:val="000000"/>
           <w:kern w:val="0"/>
@@ -3189,7 +3168,7 @@
     </w:p>
     <w:p>
       <w:pPr>
-        <w:pStyle w:val="29"/>
+        <w:pStyle w:val="a1"/>
         <w:rPr>
           <w:rFonts w:hint="default"/>
           <w:lang w:val="en-US" w:eastAsia="zh-CN"/>
@@ -3212,626 +3191,626 @@
     </w:p>
     <w:p>
       <w:pPr>
-        <w:pStyle w:val="28"/>
+        <w:pStyle w:val="1"/>
         <w:bidi w:val="0"/>
         <w:rPr>
           <w:rFonts w:hint="default"/>
           <w:lang w:val="en-US" w:eastAsia="zh-CN"/>
         </w:rPr>
       </w:pPr>
-      <w:bookmarkStart w:id="2" w:name="_Toc21314"/>
+      <w:bookmarkStart w:id="3" w:name="_Toc21314"/>
       <w:r>
         <w:rPr>
           <w:rFonts w:hint="default"/>
           <w:lang w:val="en-US" w:eastAsia="zh-CN"/>
         </w:rPr>
         <w:t>管理体系建设与职责落实情况</w:t>
-      </w:r>
-      <w:bookmarkEnd w:id="2"/>
-    </w:p>
-    <w:p>
-      <w:pPr>
-        <w:pStyle w:val="30"/>
-        <w:bidi w:val="0"/>
-        <w:rPr>
-          <w:rFonts w:hint="default"/>
-          <w:lang w:val="en-US" w:eastAsia="zh-CN"/>
-        </w:rPr>
-      </w:pPr>
-      <w:bookmarkStart w:id="3" w:name="_Toc20440"/>
-      <w:r>
-        <w:rPr>
-          <w:rFonts w:hint="default"/>
-          <w:lang w:val="en-US" w:eastAsia="zh-CN"/>
-        </w:rPr>
-        <w:t>制度落地与规范明确</w:t>
       </w:r>
       <w:bookmarkEnd w:id="3"/>
     </w:p>
     <w:p>
       <w:pPr>
-        <w:pStyle w:val="29"/>
-        <w:rPr>
-          <w:rFonts w:hint="default"/>
-          <w:lang w:val="en-US" w:eastAsia="zh-CN"/>
-        </w:rPr>
-      </w:pPr>
-      <w:r>
-        <w:rPr>
-          <w:rFonts w:hint="default"/>
-          <w:lang w:val="en-US" w:eastAsia="zh-CN"/>
-        </w:rPr>
-        <w:t>已依据制度要求，完成最终软件库的规划设计，明确了软件资产从“开发测试→申请入库→审批验证→归档存储→授权出库→版本回溯”的端到端管理流程，并制定了配套的《软件入库申请表》及操作细则。</w:t>
-      </w:r>
-    </w:p>
-    <w:p>
-      <w:pPr>
-        <w:pStyle w:val="30"/>
+        <w:pStyle w:val="2"/>
         <w:bidi w:val="0"/>
         <w:rPr>
           <w:rFonts w:hint="default"/>
           <w:lang w:val="en-US" w:eastAsia="zh-CN"/>
         </w:rPr>
       </w:pPr>
-      <w:bookmarkStart w:id="4" w:name="_Toc8996"/>
-      <w:r>
-        <w:rPr>
-          <w:rFonts w:hint="default"/>
-          <w:lang w:val="en-US" w:eastAsia="zh-CN"/>
-        </w:rPr>
-        <w:t>跨部门职责协同机制建立</w:t>
+      <w:bookmarkStart w:id="4" w:name="_Toc20440"/>
+      <w:r>
+        <w:rPr>
+          <w:rFonts w:hint="default"/>
+          <w:lang w:val="en-US" w:eastAsia="zh-CN"/>
+        </w:rPr>
+        <w:t>制度落地与规范明确</w:t>
       </w:r>
       <w:bookmarkEnd w:id="4"/>
     </w:p>
     <w:p>
       <w:pPr>
-        <w:pStyle w:val="29"/>
-        <w:rPr>
-          <w:rFonts w:hint="default"/>
-          <w:lang w:val="en-US" w:eastAsia="zh-CN"/>
-        </w:rPr>
-      </w:pPr>
-      <w:r>
-        <w:rPr>
-          <w:rFonts w:hint="default"/>
-          <w:lang w:val="en-US" w:eastAsia="zh-CN"/>
-        </w:rPr>
-        <w:t>数智运营部作为归口管理部门，已负责完成软件库的搭建、日常维护及流程管控。</w:t>
+        <w:pStyle w:val="a1"/>
+        <w:rPr>
+          <w:rFonts w:hint="default"/>
+          <w:lang w:val="en-US" w:eastAsia="zh-CN"/>
+        </w:rPr>
+      </w:pPr>
+      <w:r>
+        <w:rPr>
+          <w:rFonts w:hint="default"/>
+          <w:lang w:val="en-US" w:eastAsia="zh-CN"/>
+        </w:rPr>
+        <w:t>已依据制度要求，完成最终软件库的规划设计，明确了软件资产从“开发测试→申请入库→审批验证→归档存储→授权出库→版本回溯”的端到端管理流程，并制定了配套的《软件入库申请表》及操作细则。</w:t>
       </w:r>
     </w:p>
     <w:p>
       <w:pPr>
-        <w:pStyle w:val="29"/>
-        <w:rPr>
-          <w:rFonts w:hint="default"/>
-          <w:lang w:val="en-US" w:eastAsia="zh-CN"/>
-        </w:rPr>
-      </w:pPr>
-      <w:r>
-        <w:rPr>
-          <w:rFonts w:hint="default"/>
-          <w:lang w:val="en-US" w:eastAsia="zh-CN"/>
-        </w:rPr>
-        <w:t>质量管理部与研究总院的职责接口已清晰界定，形成了“研发提交-测试验证-运维入库”的协同工作流。</w:t>
-      </w:r>
-    </w:p>
-    <w:p>
-      <w:pPr>
-        <w:pStyle w:val="29"/>
-        <w:rPr>
-          <w:rFonts w:hint="default"/>
-          <w:lang w:val="en-US" w:eastAsia="zh-CN"/>
-        </w:rPr>
-      </w:pPr>
-      <w:r>
-        <w:rPr>
-          <w:rFonts w:hint="default"/>
-          <w:lang w:val="en-US" w:eastAsia="zh-CN"/>
-        </w:rPr>
-        <w:t>运维工程师作为关键执行角色，已落实软件的具体入库、出库、版本标签管理及日志记录职责。</w:t>
-      </w:r>
-    </w:p>
-    <w:p>
-      <w:pPr>
-        <w:pStyle w:val="28"/>
+        <w:pStyle w:val="2"/>
         <w:bidi w:val="0"/>
         <w:rPr>
           <w:rFonts w:hint="default"/>
           <w:lang w:val="en-US" w:eastAsia="zh-CN"/>
         </w:rPr>
       </w:pPr>
-      <w:bookmarkStart w:id="5" w:name="_Toc30282"/>
-      <w:r>
-        <w:rPr>
-          <w:rFonts w:hint="default"/>
-          <w:lang w:val="en-US" w:eastAsia="zh-CN"/>
-        </w:rPr>
-        <w:t>最终软件库运行机制与实施情况</w:t>
+      <w:bookmarkStart w:id="5" w:name="_Toc8996"/>
+      <w:r>
+        <w:rPr>
+          <w:rFonts w:hint="default"/>
+          <w:lang w:val="en-US" w:eastAsia="zh-CN"/>
+        </w:rPr>
+        <w:t>跨部门职责协同机制建立</w:t>
       </w:r>
       <w:bookmarkEnd w:id="5"/>
     </w:p>
     <w:p>
       <w:pPr>
-        <w:pStyle w:val="30"/>
+        <w:pStyle w:val="a1"/>
+        <w:rPr>
+          <w:rFonts w:hint="default"/>
+          <w:lang w:val="en-US" w:eastAsia="zh-CN"/>
+        </w:rPr>
+      </w:pPr>
+      <w:r>
+        <w:rPr>
+          <w:rFonts w:hint="default"/>
+          <w:lang w:val="en-US" w:eastAsia="zh-CN"/>
+        </w:rPr>
+        <w:t>数智运营部作为归口管理部门，已负责完成软件库的搭建、日常维护及流程管控。</w:t>
+      </w:r>
+    </w:p>
+    <w:p>
+      <w:pPr>
+        <w:pStyle w:val="a1"/>
+        <w:rPr>
+          <w:rFonts w:hint="default"/>
+          <w:lang w:val="en-US" w:eastAsia="zh-CN"/>
+        </w:rPr>
+      </w:pPr>
+      <w:r>
+        <w:rPr>
+          <w:rFonts w:hint="default"/>
+          <w:lang w:val="en-US" w:eastAsia="zh-CN"/>
+        </w:rPr>
+        <w:t>质量管理部与研究总院的职责接口已清晰界定，形成了“研发提交-测试验证-运维入库”的协同工作流。</w:t>
+      </w:r>
+    </w:p>
+    <w:p>
+      <w:pPr>
+        <w:pStyle w:val="a1"/>
+        <w:rPr>
+          <w:rFonts w:hint="default"/>
+          <w:lang w:val="en-US" w:eastAsia="zh-CN"/>
+        </w:rPr>
+      </w:pPr>
+      <w:r>
+        <w:rPr>
+          <w:rFonts w:hint="default"/>
+          <w:lang w:val="en-US" w:eastAsia="zh-CN"/>
+        </w:rPr>
+        <w:t>运维工程师作为关键执行角色，已落实软件的具体入库、出库、版本标签管理及日志记录职责。</w:t>
+      </w:r>
+    </w:p>
+    <w:p>
+      <w:pPr>
+        <w:pStyle w:val="1"/>
         <w:bidi w:val="0"/>
         <w:rPr>
           <w:rFonts w:hint="default"/>
           <w:lang w:val="en-US" w:eastAsia="zh-CN"/>
         </w:rPr>
       </w:pPr>
-      <w:bookmarkStart w:id="6" w:name="_Toc23845"/>
-      <w:r>
-        <w:rPr>
-          <w:rFonts w:hint="default"/>
-          <w:lang w:val="en-US" w:eastAsia="zh-CN"/>
-        </w:rPr>
-        <w:t>库体建设与分类存储</w:t>
+      <w:bookmarkStart w:id="6" w:name="_Toc30282"/>
+      <w:r>
+        <w:rPr>
+          <w:rFonts w:hint="default"/>
+          <w:lang w:val="en-US" w:eastAsia="zh-CN"/>
+        </w:rPr>
+        <w:t>最终软件库运行机制与实施情况</w:t>
       </w:r>
       <w:bookmarkEnd w:id="6"/>
     </w:p>
     <w:p>
       <w:pPr>
-        <w:pStyle w:val="29"/>
-        <w:rPr>
-          <w:rFonts w:hint="default"/>
-          <w:lang w:val="en-US" w:eastAsia="zh-CN"/>
-        </w:rPr>
-      </w:pPr>
-      <w:r>
-        <w:rPr>
-          <w:rFonts w:hint="default"/>
-          <w:lang w:val="en-US" w:eastAsia="zh-CN"/>
-        </w:rPr>
-        <w:t>已建立集中、受控的最终软件库存储体系（基于专用存储服务器或版本控制系统），严格按照制度定义的范畴，对系统软件、应用软件、脚本及配置文件等进行分类存储，确保物理与逻辑结构清晰。</w:t>
-      </w:r>
-    </w:p>
-    <w:p>
-      <w:pPr>
-        <w:pStyle w:val="30"/>
+        <w:pStyle w:val="2"/>
         <w:bidi w:val="0"/>
         <w:rPr>
           <w:rFonts w:hint="default"/>
           <w:lang w:val="en-US" w:eastAsia="zh-CN"/>
         </w:rPr>
       </w:pPr>
-      <w:bookmarkStart w:id="7" w:name="_Toc29016"/>
-      <w:r>
-        <w:rPr>
-          <w:rFonts w:hint="default"/>
-          <w:lang w:val="en-US" w:eastAsia="zh-CN"/>
-        </w:rPr>
-        <w:t>核心流程闭环执行</w:t>
+      <w:bookmarkStart w:id="7" w:name="_Toc23845"/>
+      <w:r>
+        <w:rPr>
+          <w:rFonts w:hint="default"/>
+          <w:lang w:val="en-US" w:eastAsia="zh-CN"/>
+        </w:rPr>
+        <w:t>库体建设与分类存储</w:t>
       </w:r>
       <w:bookmarkEnd w:id="7"/>
     </w:p>
     <w:p>
       <w:pPr>
-        <w:pStyle w:val="31"/>
+        <w:pStyle w:val="a1"/>
+        <w:rPr>
+          <w:rFonts w:hint="default"/>
+          <w:lang w:val="en-US" w:eastAsia="zh-CN"/>
+        </w:rPr>
+      </w:pPr>
+      <w:r>
+        <w:rPr>
+          <w:rFonts w:hint="default"/>
+          <w:lang w:val="en-US" w:eastAsia="zh-CN"/>
+        </w:rPr>
+        <w:t>已建立集中、受控的最终软件库存储体系（基于专用存储服务器或版本控制系统），严格按照制度定义的范畴，对系统软件、应用软件、脚本及配置文件等进行分类存储，确保物理与逻辑结构清晰。</w:t>
+      </w:r>
+    </w:p>
+    <w:p>
+      <w:pPr>
+        <w:pStyle w:val="2"/>
         <w:bidi w:val="0"/>
         <w:rPr>
           <w:rFonts w:hint="default"/>
           <w:lang w:val="en-US" w:eastAsia="zh-CN"/>
         </w:rPr>
       </w:pPr>
-      <w:bookmarkStart w:id="8" w:name="_Toc23908"/>
-      <w:r>
-        <w:rPr>
-          <w:rFonts w:hint="default"/>
-          <w:lang w:val="en-US" w:eastAsia="zh-CN"/>
-        </w:rPr>
-        <w:t>软件入库流程</w:t>
+      <w:bookmarkStart w:id="8" w:name="_Toc29016"/>
+      <w:r>
+        <w:rPr>
+          <w:rFonts w:hint="default"/>
+          <w:lang w:val="en-US" w:eastAsia="zh-CN"/>
+        </w:rPr>
+        <w:t>核心流程闭环执行</w:t>
       </w:r>
       <w:bookmarkEnd w:id="8"/>
     </w:p>
     <w:p>
       <w:pPr>
-        <w:pStyle w:val="29"/>
-        <w:rPr>
-          <w:rFonts w:hint="default"/>
-          <w:lang w:val="en-US" w:eastAsia="zh-CN"/>
-        </w:rPr>
-      </w:pPr>
-      <w:r>
-        <w:rPr>
-          <w:rFonts w:hint="default"/>
-          <w:lang w:val="en-US" w:eastAsia="zh-CN"/>
-        </w:rPr>
-        <w:t>所有拟上线生产环境的软件版本，均严格执行“申请-测试-审批-入库”流程。截至11月，累计完成</w:t>
-      </w:r>
-      <w:r>
-        <w:rPr>
-          <w:rFonts w:hint="eastAsia"/>
-          <w:lang w:val="en-US" w:eastAsia="zh-CN"/>
-        </w:rPr>
-        <w:t>8</w:t>
-      </w:r>
-      <w:r>
-        <w:rPr>
-          <w:rFonts w:hint="default"/>
-          <w:lang w:val="en-US" w:eastAsia="zh-CN"/>
-        </w:rPr>
-        <w:t>次重要软件版本（含补丁）的合规入库，入库资料完整，版本标识唯一。</w:t>
-      </w:r>
-    </w:p>
-    <w:p>
-      <w:pPr>
-        <w:pStyle w:val="31"/>
+        <w:pStyle w:val="3"/>
         <w:bidi w:val="0"/>
         <w:rPr>
           <w:rFonts w:hint="default"/>
           <w:lang w:val="en-US" w:eastAsia="zh-CN"/>
         </w:rPr>
       </w:pPr>
-      <w:bookmarkStart w:id="9" w:name="_Toc22149"/>
-      <w:r>
-        <w:rPr>
-          <w:rFonts w:hint="default"/>
-          <w:lang w:val="en-US" w:eastAsia="zh-CN"/>
-        </w:rPr>
-        <w:t>软件出库与发布控制</w:t>
+      <w:bookmarkStart w:id="9" w:name="_Toc23908"/>
+      <w:r>
+        <w:rPr>
+          <w:rFonts w:hint="default"/>
+          <w:lang w:val="en-US" w:eastAsia="zh-CN"/>
+        </w:rPr>
+        <w:t>软件入库流程</w:t>
       </w:r>
       <w:bookmarkEnd w:id="9"/>
     </w:p>
     <w:p>
       <w:pPr>
-        <w:pStyle w:val="29"/>
-        <w:rPr>
-          <w:rFonts w:hint="default"/>
-          <w:lang w:val="en-US" w:eastAsia="zh-CN"/>
-        </w:rPr>
-      </w:pPr>
-      <w:r>
-        <w:rPr>
-          <w:rFonts w:hint="default"/>
-          <w:lang w:val="en-US" w:eastAsia="zh-CN"/>
-        </w:rPr>
-        <w:t>生产环境的所有软件部署与升级，均来源于最终软件库，并通过出库申请与审批记录实现发布溯源，有效杜绝了未经授权的软件变更。</w:t>
+        <w:pStyle w:val="a1"/>
+        <w:rPr>
+          <w:rFonts w:hint="default"/>
+          <w:lang w:val="en-US" w:eastAsia="zh-CN"/>
+        </w:rPr>
+      </w:pPr>
+      <w:r>
+        <w:rPr>
+          <w:rFonts w:hint="default"/>
+          <w:lang w:val="en-US" w:eastAsia="zh-CN"/>
+        </w:rPr>
+        <w:t>所有拟上线生产环境的软件版本，均严格执行“申请-测试-审批-入库”流程。截至11月，累计完成</w:t>
+      </w:r>
+      <w:r>
+        <w:rPr>
+          <w:rFonts w:hint="eastAsia"/>
+          <w:lang w:val="en-US" w:eastAsia="zh-CN"/>
+        </w:rPr>
+        <w:t>8</w:t>
+      </w:r>
+      <w:r>
+        <w:rPr>
+          <w:rFonts w:hint="default"/>
+          <w:lang w:val="en-US" w:eastAsia="zh-CN"/>
+        </w:rPr>
+        <w:t>次重要软件版本（含补丁）的合规入库，入库资料完整，版本标识唯一。</w:t>
       </w:r>
     </w:p>
     <w:p>
       <w:pPr>
-        <w:pStyle w:val="29"/>
-        <w:rPr>
-          <w:rFonts w:hint="default"/>
-          <w:lang w:val="en-US" w:eastAsia="zh-CN"/>
-        </w:rPr>
-      </w:pPr>
-      <w:r>
-        <w:rPr>
-          <w:rFonts w:hint="default"/>
-          <w:lang w:val="en-US" w:eastAsia="zh-CN"/>
-        </w:rPr>
-        <w:t>版本控制与历史存档：严格遵循“禁止覆盖更新”原则，所有历史版本均得以保留，确保了在必要时可快速、准确地进行版本回退或问题追溯。</w:t>
-      </w:r>
-    </w:p>
-    <w:p>
-      <w:pPr>
-        <w:pStyle w:val="31"/>
+        <w:pStyle w:val="3"/>
         <w:bidi w:val="0"/>
         <w:rPr>
           <w:rFonts w:hint="default"/>
           <w:lang w:val="en-US" w:eastAsia="zh-CN"/>
         </w:rPr>
       </w:pPr>
-      <w:bookmarkStart w:id="10" w:name="_Toc19909"/>
-      <w:r>
-        <w:rPr>
-          <w:rFonts w:hint="default"/>
-          <w:lang w:val="en-US" w:eastAsia="zh-CN"/>
-        </w:rPr>
-        <w:t>安全与访问控制</w:t>
+      <w:bookmarkStart w:id="10" w:name="_Toc22149"/>
+      <w:r>
+        <w:rPr>
+          <w:rFonts w:hint="default"/>
+          <w:lang w:val="en-US" w:eastAsia="zh-CN"/>
+        </w:rPr>
+        <w:t>软件出库与发布控制</w:t>
       </w:r>
       <w:bookmarkEnd w:id="10"/>
     </w:p>
     <w:p>
       <w:pPr>
-        <w:pStyle w:val="29"/>
-        <w:rPr>
-          <w:rFonts w:hint="default"/>
-          <w:lang w:val="en-US" w:eastAsia="zh-CN"/>
-        </w:rPr>
-      </w:pPr>
-      <w:r>
-        <w:rPr>
-          <w:rFonts w:hint="default"/>
-          <w:lang w:val="en-US" w:eastAsia="zh-CN"/>
-        </w:rPr>
-        <w:t>权限分级管理：已依据制度定义的“运维工程师、开发人员、测试人员、运维人员”等角色，配置了差异化的“读、写、发布、管理”权限，遵循最小权限原则。</w:t>
+        <w:pStyle w:val="a1"/>
+        <w:rPr>
+          <w:rFonts w:hint="default"/>
+          <w:lang w:val="en-US" w:eastAsia="zh-CN"/>
+        </w:rPr>
+      </w:pPr>
+      <w:r>
+        <w:rPr>
+          <w:rFonts w:hint="default"/>
+          <w:lang w:val="en-US" w:eastAsia="zh-CN"/>
+        </w:rPr>
+        <w:t>生产环境的所有软件部署与升级，均来源于最终软件库，并通过出库申请与审批记录实现发布溯源，有效杜绝了未经授权的软件变更。</w:t>
       </w:r>
     </w:p>
     <w:p>
       <w:pPr>
-        <w:pStyle w:val="29"/>
-        <w:rPr>
-          <w:rFonts w:hint="default"/>
-          <w:lang w:val="en-US" w:eastAsia="zh-CN"/>
-        </w:rPr>
-      </w:pPr>
-      <w:r>
-        <w:rPr>
-          <w:rFonts w:hint="default"/>
-          <w:lang w:val="en-US" w:eastAsia="zh-CN"/>
-        </w:rPr>
-        <w:t>操作审计常态化：启用了完整的操作日志功能，记录所有访问、上传、下载行为。运维工程师按月审查日志，数智运营部按季进行权限合规性评审，安全管理机制运行有效。</w:t>
+        <w:pStyle w:val="a1"/>
+        <w:rPr>
+          <w:rFonts w:hint="default"/>
+          <w:lang w:val="en-US" w:eastAsia="zh-CN"/>
+        </w:rPr>
+      </w:pPr>
+      <w:r>
+        <w:rPr>
+          <w:rFonts w:hint="default"/>
+          <w:lang w:val="en-US" w:eastAsia="zh-CN"/>
+        </w:rPr>
+        <w:t>版本控制与历史存档：严格遵循“禁止覆盖更新”原则，所有历史版本均得以保留，确保了在必要时可快速、准确地进行版本回退或问题追溯。</w:t>
       </w:r>
     </w:p>
     <w:p>
       <w:pPr>
-        <w:pStyle w:val="28"/>
+        <w:pStyle w:val="3"/>
         <w:bidi w:val="0"/>
         <w:rPr>
           <w:rFonts w:hint="default"/>
           <w:lang w:val="en-US" w:eastAsia="zh-CN"/>
         </w:rPr>
       </w:pPr>
-      <w:bookmarkStart w:id="11" w:name="_Toc12489"/>
-      <w:r>
-        <w:rPr>
-          <w:rFonts w:hint="default"/>
-          <w:lang w:val="en-US" w:eastAsia="zh-CN"/>
-        </w:rPr>
-        <w:t>考核指标达成与审计改进情况</w:t>
+      <w:bookmarkStart w:id="11" w:name="_Toc19909"/>
+      <w:r>
+        <w:rPr>
+          <w:rFonts w:hint="default"/>
+          <w:lang w:val="en-US" w:eastAsia="zh-CN"/>
+        </w:rPr>
+        <w:t>安全与访问控制</w:t>
       </w:r>
       <w:bookmarkEnd w:id="11"/>
     </w:p>
     <w:p>
       <w:pPr>
-        <w:pStyle w:val="29"/>
-        <w:rPr>
-          <w:rFonts w:hint="default"/>
-          <w:lang w:val="en-US" w:eastAsia="zh-CN"/>
-        </w:rPr>
-      </w:pPr>
-      <w:r>
-        <w:rPr>
-          <w:rFonts w:hint="default"/>
-          <w:lang w:val="en-US" w:eastAsia="zh-CN"/>
-        </w:rPr>
-        <w:t>制度设定的核心考核指标为“软件合规性审计次数”，目标为每半年不少于1次。</w:t>
+        <w:pStyle w:val="a1"/>
+        <w:rPr>
+          <w:rFonts w:hint="default"/>
+          <w:lang w:val="en-US" w:eastAsia="zh-CN"/>
+        </w:rPr>
+      </w:pPr>
+      <w:r>
+        <w:rPr>
+          <w:rFonts w:hint="default"/>
+          <w:lang w:val="en-US" w:eastAsia="zh-CN"/>
+        </w:rPr>
+        <w:t>权限分级管理：已依据制度定义的“运维工程师、开发人员、测试人员、运维人员”等角色，配置了差异化的“读、写、发布、管理”权限，遵循最小权限原则。</w:t>
       </w:r>
     </w:p>
     <w:p>
       <w:pPr>
-        <w:pStyle w:val="29"/>
-        <w:rPr>
-          <w:rFonts w:hint="default"/>
-          <w:lang w:val="en-US" w:eastAsia="zh-CN"/>
-        </w:rPr>
-      </w:pPr>
-      <w:r>
-        <w:rPr>
-          <w:rFonts w:hint="default"/>
-          <w:lang w:val="en-US" w:eastAsia="zh-CN"/>
-        </w:rPr>
-        <w:t>2025年上半年审计：已于6月完成首次最终软件库全面合规性审计，审计范围涵盖库存软件合规性、流程执行符合度、权限设置合理性及备份有效性，并形成了书面审计报告。针对审计中发现的部分流程记录细节问题，已完成整改。</w:t>
+        <w:pStyle w:val="a1"/>
+        <w:rPr>
+          <w:rFonts w:hint="default"/>
+          <w:lang w:val="en-US" w:eastAsia="zh-CN"/>
+        </w:rPr>
+      </w:pPr>
+      <w:r>
+        <w:rPr>
+          <w:rFonts w:hint="default"/>
+          <w:lang w:val="en-US" w:eastAsia="zh-CN"/>
+        </w:rPr>
+        <w:t>操作审计常态化：启用了完整的操作日志功能，记录所有访问、上传、下载行为。运维工程师按月审查日志，数智运营部按季进行权限合规性评审，安全管理机制运行有效。</w:t>
       </w:r>
     </w:p>
     <w:p>
       <w:pPr>
-        <w:pStyle w:val="29"/>
-        <w:rPr>
-          <w:rFonts w:hint="default"/>
-          <w:lang w:val="en-US" w:eastAsia="zh-CN"/>
-        </w:rPr>
-      </w:pPr>
-      <w:r>
-        <w:rPr>
-          <w:rFonts w:hint="default"/>
-          <w:lang w:val="en-US" w:eastAsia="zh-CN"/>
-        </w:rPr>
-        <w:t>持续改进机制：根据首次审计结论及日常操作反馈，已对《软件入库申请表》模板及部分操作指引进行了优化，管理流程持续完善。</w:t>
-      </w:r>
-    </w:p>
-    <w:p>
-      <w:pPr>
-        <w:pStyle w:val="28"/>
+        <w:pStyle w:val="1"/>
         <w:bidi w:val="0"/>
         <w:rPr>
           <w:rFonts w:hint="default"/>
           <w:lang w:val="en-US" w:eastAsia="zh-CN"/>
         </w:rPr>
       </w:pPr>
-      <w:bookmarkStart w:id="12" w:name="_Toc7012"/>
-      <w:r>
-        <w:rPr>
-          <w:rFonts w:hint="default"/>
-          <w:lang w:val="en-US" w:eastAsia="zh-CN"/>
-        </w:rPr>
-        <w:t>备份与恢复保障</w:t>
+      <w:bookmarkStart w:id="12" w:name="_Toc12489"/>
+      <w:r>
+        <w:rPr>
+          <w:rFonts w:hint="default"/>
+          <w:lang w:val="en-US" w:eastAsia="zh-CN"/>
+        </w:rPr>
+        <w:t>考核指标达成与审计改进情况</w:t>
       </w:r>
       <w:bookmarkEnd w:id="12"/>
     </w:p>
     <w:p>
       <w:pPr>
-        <w:pStyle w:val="29"/>
-        <w:rPr>
-          <w:rFonts w:hint="default"/>
-          <w:lang w:val="en-US" w:eastAsia="zh-CN"/>
-        </w:rPr>
-      </w:pPr>
-      <w:r>
-        <w:rPr>
-          <w:rFonts w:hint="default"/>
-          <w:lang w:val="en-US" w:eastAsia="zh-CN"/>
-        </w:rPr>
-        <w:t>已建立并执行严格的备份策略，对最终软件库实施每月全量备份与每周增量备份，备份数据异地保存。已于2025年下半年成功组织了一次备份恢复演练，验证了备份数据的完整性与可恢复性，保障了软件资产的安全底线。</w:t>
+        <w:pStyle w:val="a1"/>
+        <w:rPr>
+          <w:rFonts w:hint="default"/>
+          <w:lang w:val="en-US" w:eastAsia="zh-CN"/>
+        </w:rPr>
+      </w:pPr>
+      <w:r>
+        <w:rPr>
+          <w:rFonts w:hint="default"/>
+          <w:lang w:val="en-US" w:eastAsia="zh-CN"/>
+        </w:rPr>
+        <w:t>制度设定的核心考核指标为“软件合规性审计次数”，目标为每半年不少于1次。</w:t>
       </w:r>
     </w:p>
     <w:p>
       <w:pPr>
-        <w:pStyle w:val="28"/>
+        <w:pStyle w:val="a1"/>
+        <w:rPr>
+          <w:rFonts w:hint="default"/>
+          <w:lang w:val="en-US" w:eastAsia="zh-CN"/>
+        </w:rPr>
+      </w:pPr>
+      <w:r>
+        <w:rPr>
+          <w:rFonts w:hint="default"/>
+          <w:lang w:val="en-US" w:eastAsia="zh-CN"/>
+        </w:rPr>
+        <w:t>2025年上半年审计：已于6月完成首次最终软件库全面合规性审计，审计范围涵盖库存软件合规性、流程执行符合度、权限设置合理性及备份有效性，并形成了书面审计报告。针对审计中发现的部分流程记录细节问题，已完成整改。</w:t>
+      </w:r>
+    </w:p>
+    <w:p>
+      <w:pPr>
+        <w:pStyle w:val="a1"/>
+        <w:rPr>
+          <w:rFonts w:hint="default"/>
+          <w:lang w:val="en-US" w:eastAsia="zh-CN"/>
+        </w:rPr>
+      </w:pPr>
+      <w:r>
+        <w:rPr>
+          <w:rFonts w:hint="default"/>
+          <w:lang w:val="en-US" w:eastAsia="zh-CN"/>
+        </w:rPr>
+        <w:t>持续改进机制：根据首次审计结论及日常操作反馈，已对《软件入库申请表》模板及部分操作指引进行了优化，管理流程持续完善。</w:t>
+      </w:r>
+    </w:p>
+    <w:p>
+      <w:pPr>
+        <w:pStyle w:val="1"/>
         <w:bidi w:val="0"/>
         <w:rPr>
           <w:rFonts w:hint="default"/>
           <w:lang w:val="en-US" w:eastAsia="zh-CN"/>
         </w:rPr>
       </w:pPr>
-      <w:bookmarkStart w:id="13" w:name="_Toc5836"/>
-      <w:r>
-        <w:rPr>
-          <w:rFonts w:hint="default"/>
-          <w:lang w:val="en-US" w:eastAsia="zh-CN"/>
-        </w:rPr>
-        <w:t>实施成效与后续计划</w:t>
+      <w:bookmarkStart w:id="13" w:name="_Toc7012"/>
+      <w:r>
+        <w:rPr>
+          <w:rFonts w:hint="default"/>
+          <w:lang w:val="en-US" w:eastAsia="zh-CN"/>
+        </w:rPr>
+        <w:t>备份与恢复保障</w:t>
       </w:r>
       <w:bookmarkEnd w:id="13"/>
     </w:p>
     <w:p>
       <w:pPr>
-        <w:pStyle w:val="30"/>
+        <w:pStyle w:val="a1"/>
+        <w:rPr>
+          <w:rFonts w:hint="default"/>
+          <w:lang w:val="en-US" w:eastAsia="zh-CN"/>
+        </w:rPr>
+      </w:pPr>
+      <w:r>
+        <w:rPr>
+          <w:rFonts w:hint="default"/>
+          <w:lang w:val="en-US" w:eastAsia="zh-CN"/>
+        </w:rPr>
+        <w:t>已建立并执行严格的备份策略，对最终软件库实施每月全量备份与每周增量备份，备份数据异地保存。已于2025年下半年成功组织了一次备份恢复演练，验证了备份数据的完整性与可恢复性，保障了软件资产的安全底线。</w:t>
+      </w:r>
+    </w:p>
+    <w:p>
+      <w:pPr>
+        <w:pStyle w:val="1"/>
         <w:bidi w:val="0"/>
         <w:rPr>
           <w:rFonts w:hint="default"/>
           <w:lang w:val="en-US" w:eastAsia="zh-CN"/>
         </w:rPr>
       </w:pPr>
-      <w:bookmarkStart w:id="14" w:name="_Toc20570"/>
-      <w:r>
-        <w:rPr>
-          <w:rFonts w:hint="default"/>
-          <w:lang w:val="en-US" w:eastAsia="zh-CN"/>
-        </w:rPr>
-        <w:t>主要成效</w:t>
+      <w:bookmarkStart w:id="14" w:name="_Toc5836"/>
+      <w:r>
+        <w:rPr>
+          <w:rFonts w:hint="default"/>
+          <w:lang w:val="en-US" w:eastAsia="zh-CN"/>
+        </w:rPr>
+        <w:t>实施成效与后续计划</w:t>
       </w:r>
       <w:bookmarkEnd w:id="14"/>
     </w:p>
     <w:p>
       <w:pPr>
-        <w:pStyle w:val="29"/>
-        <w:rPr>
-          <w:rFonts w:hint="default"/>
-          <w:lang w:val="en-US" w:eastAsia="zh-CN"/>
-        </w:rPr>
-      </w:pPr>
-      <w:r>
-        <w:rPr>
-          <w:rFonts w:hint="default"/>
-          <w:lang w:val="en-US" w:eastAsia="zh-CN"/>
-        </w:rPr>
-        <w:t>版本一致性得到保障：生产环境软件来源唯一，彻底解决了以往因版本混乱导致的部署差异问题。</w:t>
-      </w:r>
-    </w:p>
-    <w:p>
-      <w:pPr>
-        <w:pStyle w:val="29"/>
-        <w:rPr>
-          <w:rFonts w:hint="default"/>
-          <w:lang w:val="en-US" w:eastAsia="zh-CN"/>
-        </w:rPr>
-      </w:pPr>
-      <w:r>
-        <w:rPr>
-          <w:rFonts w:hint="default"/>
-          <w:lang w:val="en-US" w:eastAsia="zh-CN"/>
-        </w:rPr>
-        <w:t>安全性与合规性提升：通过严格的权限与流程控制，显著降低了软件被非法篡改或误操作的风险。</w:t>
-      </w:r>
-    </w:p>
-    <w:p>
-      <w:pPr>
-        <w:pStyle w:val="29"/>
-        <w:rPr>
-          <w:rFonts w:hint="default"/>
-          <w:lang w:val="en-US" w:eastAsia="zh-CN"/>
-        </w:rPr>
-      </w:pPr>
-      <w:r>
-        <w:rPr>
-          <w:rFonts w:hint="default"/>
-          <w:lang w:val="en-US" w:eastAsia="zh-CN"/>
-        </w:rPr>
-        <w:t>运维效率与可追溯性增强：标准化的入库、出库流程与完善的版本历史，极大提升了软件部署、升级与故障排查的效率。</w:t>
-      </w:r>
-    </w:p>
-    <w:p>
-      <w:pPr>
-        <w:pStyle w:val="30"/>
+        <w:pStyle w:val="2"/>
         <w:bidi w:val="0"/>
         <w:rPr>
           <w:rFonts w:hint="default"/>
           <w:lang w:val="en-US" w:eastAsia="zh-CN"/>
         </w:rPr>
       </w:pPr>
-      <w:bookmarkStart w:id="15" w:name="_Toc18445"/>
-      <w:r>
-        <w:rPr>
-          <w:rFonts w:hint="default"/>
-          <w:lang w:val="en-US" w:eastAsia="zh-CN"/>
-        </w:rPr>
-        <w:t>持续优化方向</w:t>
+      <w:bookmarkStart w:id="15" w:name="_Toc20570"/>
+      <w:r>
+        <w:rPr>
+          <w:rFonts w:hint="default"/>
+          <w:lang w:val="en-US" w:eastAsia="zh-CN"/>
+        </w:rPr>
+        <w:t>主要成效</w:t>
       </w:r>
       <w:bookmarkEnd w:id="15"/>
     </w:p>
     <w:p>
       <w:pPr>
-        <w:pStyle w:val="29"/>
-        <w:rPr>
-          <w:rFonts w:hint="default"/>
-          <w:lang w:val="en-US" w:eastAsia="zh-CN"/>
-        </w:rPr>
-      </w:pPr>
-      <w:r>
-        <w:rPr>
-          <w:rFonts w:hint="default"/>
-          <w:lang w:val="en-US" w:eastAsia="zh-CN"/>
-        </w:rPr>
-        <w:t>计划引入更先进的软件资产管理与生命周期（SCM）工具，进一步提升自动化管理与可视化水平。</w:t>
+        <w:pStyle w:val="a1"/>
+        <w:rPr>
+          <w:rFonts w:hint="default"/>
+          <w:lang w:val="en-US" w:eastAsia="zh-CN"/>
+        </w:rPr>
+      </w:pPr>
+      <w:r>
+        <w:rPr>
+          <w:rFonts w:hint="default"/>
+          <w:lang w:val="en-US" w:eastAsia="zh-CN"/>
+        </w:rPr>
+        <w:t>版本一致性得到保障：生产环境软件来源唯一，彻底解决了以往因版本混乱导致的部署差异问题。</w:t>
       </w:r>
     </w:p>
     <w:p>
       <w:pPr>
-        <w:pStyle w:val="29"/>
-        <w:rPr>
-          <w:rFonts w:hint="default"/>
-          <w:lang w:val="en-US" w:eastAsia="zh-CN"/>
-        </w:rPr>
-      </w:pPr>
-      <w:r>
-        <w:rPr>
-          <w:rFonts w:hint="default"/>
-          <w:lang w:val="en-US" w:eastAsia="zh-CN"/>
-        </w:rPr>
-        <w:t>将结合项目实践，细化对开源软件组件、第三方商业软件的许可证与漏洞管理要求。</w:t>
+        <w:pStyle w:val="a1"/>
+        <w:rPr>
+          <w:rFonts w:hint="default"/>
+          <w:lang w:val="en-US" w:eastAsia="zh-CN"/>
+        </w:rPr>
+      </w:pPr>
+      <w:r>
+        <w:rPr>
+          <w:rFonts w:hint="default"/>
+          <w:lang w:val="en-US" w:eastAsia="zh-CN"/>
+        </w:rPr>
+        <w:t>安全性与合规性提升：通过严格的权限与流程控制，显著降低了软件被非法篡改或误操作的风险。</w:t>
       </w:r>
     </w:p>
     <w:p>
       <w:pPr>
-        <w:pStyle w:val="29"/>
-        <w:rPr>
-          <w:rFonts w:hint="default"/>
-          <w:lang w:val="en-US" w:eastAsia="zh-CN"/>
-        </w:rPr>
-      </w:pPr>
-      <w:r>
-        <w:rPr>
-          <w:rFonts w:hint="default"/>
-          <w:lang w:val="en-US" w:eastAsia="zh-CN"/>
-        </w:rPr>
-        <w:t>定期开展制度与流程培训，强化全员对最终软件库重要性的认知与合规操作意识。</w:t>
+        <w:pStyle w:val="a1"/>
+        <w:rPr>
+          <w:rFonts w:hint="default"/>
+          <w:lang w:val="en-US" w:eastAsia="zh-CN"/>
+        </w:rPr>
+      </w:pPr>
+      <w:r>
+        <w:rPr>
+          <w:rFonts w:hint="default"/>
+          <w:lang w:val="en-US" w:eastAsia="zh-CN"/>
+        </w:rPr>
+        <w:t>运维效率与可追溯性增强：标准化的入库、出库流程与完善的版本历史，极大提升了软件部署、升级与故障排查的效率。</w:t>
       </w:r>
     </w:p>
     <w:p>
       <w:pPr>
-        <w:pStyle w:val="28"/>
+        <w:pStyle w:val="2"/>
         <w:bidi w:val="0"/>
         <w:rPr>
           <w:rFonts w:hint="default"/>
           <w:lang w:val="en-US" w:eastAsia="zh-CN"/>
         </w:rPr>
       </w:pPr>
-      <w:bookmarkStart w:id="16" w:name="_Toc15564"/>
-      <w:r>
-        <w:rPr>
-          <w:rFonts w:hint="default"/>
-          <w:lang w:val="en-US" w:eastAsia="zh-CN"/>
-        </w:rPr>
-        <w:t>总结</w:t>
+      <w:bookmarkStart w:id="16" w:name="_Toc18445"/>
+      <w:r>
+        <w:rPr>
+          <w:rFonts w:hint="default"/>
+          <w:lang w:val="en-US" w:eastAsia="zh-CN"/>
+        </w:rPr>
+        <w:t>持续优化方向</w:t>
       </w:r>
       <w:bookmarkEnd w:id="16"/>
     </w:p>
     <w:p>
       <w:pPr>
-        <w:pStyle w:val="29"/>
+        <w:pStyle w:val="a1"/>
+        <w:rPr>
+          <w:rFonts w:hint="default"/>
+          <w:lang w:val="en-US" w:eastAsia="zh-CN"/>
+        </w:rPr>
+      </w:pPr>
+      <w:r>
+        <w:rPr>
+          <w:rFonts w:hint="default"/>
+          <w:lang w:val="en-US" w:eastAsia="zh-CN"/>
+        </w:rPr>
+        <w:t>计划引入更先进的软件资产管理与生命周期（SCM）工具，进一步提升自动化管理与可视化水平。</w:t>
+      </w:r>
+    </w:p>
+    <w:p>
+      <w:pPr>
+        <w:pStyle w:val="a1"/>
+        <w:rPr>
+          <w:rFonts w:hint="default"/>
+          <w:lang w:val="en-US" w:eastAsia="zh-CN"/>
+        </w:rPr>
+      </w:pPr>
+      <w:r>
+        <w:rPr>
+          <w:rFonts w:hint="default"/>
+          <w:lang w:val="en-US" w:eastAsia="zh-CN"/>
+        </w:rPr>
+        <w:t>将结合项目实践，细化对开源软件组件、第三方商业软件的许可证与漏洞管理要求。</w:t>
+      </w:r>
+    </w:p>
+    <w:p>
+      <w:pPr>
+        <w:pStyle w:val="a1"/>
+        <w:rPr>
+          <w:rFonts w:hint="default"/>
+          <w:lang w:val="en-US" w:eastAsia="zh-CN"/>
+        </w:rPr>
+      </w:pPr>
+      <w:r>
+        <w:rPr>
+          <w:rFonts w:hint="default"/>
+          <w:lang w:val="en-US" w:eastAsia="zh-CN"/>
+        </w:rPr>
+        <w:t>定期开展制度与流程培训，强化全员对最终软件库重要性的认知与合规操作意识。</w:t>
+      </w:r>
+    </w:p>
+    <w:p>
+      <w:pPr>
+        <w:pStyle w:val="1"/>
+        <w:bidi w:val="0"/>
+        <w:rPr>
+          <w:rFonts w:hint="default"/>
+          <w:lang w:val="en-US" w:eastAsia="zh-CN"/>
+        </w:rPr>
+      </w:pPr>
+      <w:bookmarkStart w:id="17" w:name="_Toc15564"/>
+      <w:r>
+        <w:rPr>
+          <w:rFonts w:hint="default"/>
+          <w:lang w:val="en-US" w:eastAsia="zh-CN"/>
+        </w:rPr>
+        <w:t>总结</w:t>
+      </w:r>
+      <w:bookmarkEnd w:id="17"/>
+    </w:p>
+    <w:p>
+      <w:pPr>
+        <w:pStyle w:val="a1"/>
         <w:rPr>
           <w:rFonts w:hint="default"/>
           <w:lang w:val="en-US" w:eastAsia="zh-CN"/>
@@ -3846,73 +3825,23 @@
       </w:r>
     </w:p>
     <w:sectPr>
-      <w:headerReference r:id="rId5" w:type="default"/>
+      <w:headerReference w:type="default" r:id="rId7"/>
       <w:pgSz w:w="11906" w:h="16838"/>
       <w:pgMar w:top="1417" w:right="1800" w:bottom="1440" w:left="1800" w:header="1140" w:footer="992" w:gutter="0"/>
-      <w:cols w:space="425" w:num="1"/>
+      <w:cols w:num="1" w:space="425"/>
       <w:docGrid w:type="lines" w:linePitch="312" w:charSpace="0"/>
     </w:sectPr>
   </w:body>
 </w:document>
 </file>
 
-<file path=word/endnotes.xml><?xml version="1.0" encoding="utf-8"?>
-<w:endnotes xmlns:wpc="http://schemas.microsoft.com/office/word/2010/wordprocessingCanvas" xmlns:mc="http://schemas.openxmlformats.org/markup-compatibility/2006" xmlns:o="urn:schemas-microsoft-com:office:office" xmlns:r="http://schemas.openxmlformats.org/officeDocument/2006/relationships" xmlns:m="http://schemas.openxmlformats.org/officeDocument/2006/math" xmlns:v="urn:schemas-microsoft-com:vml" xmlns:wp14="http://schemas.microsoft.com/office/word/2010/wordprocessingDrawing" xmlns:wp="http://schemas.openxmlformats.org/drawingml/2006/wordprocessingDrawing" xmlns:w="http://schemas.openxmlformats.org/wordprocessingml/2006/main" xmlns:w14="http://schemas.microsoft.com/office/word/2010/wordml" xmlns:w15="http://schemas.microsoft.com/office/word/2012/wordml" xmlns:w10="urn:schemas-microsoft-com:office:word" xmlns:wpg="http://schemas.microsoft.com/office/word/2010/wordprocessingGroup" xmlns:wpi="http://schemas.microsoft.com/office/word/2010/wordprocessingInk" xmlns:wne="http://schemas.microsoft.com/office/word/2006/wordml" xmlns:wps="http://schemas.microsoft.com/office/word/2010/wordprocessingShape" xmlns:wpsCustomData="http://www.wps.cn/officeDocument/2013/wpsCustomData" mc:Ignorable="w14 w15 wp14">
-  <w:endnote w:type="separator" w:id="0">
-    <w:p>
-      <w:pPr>
-        <w:spacing w:line="240" w:lineRule="auto"/>
-      </w:pPr>
-      <w:r>
-        <w:separator/>
-      </w:r>
-    </w:p>
-  </w:endnote>
-  <w:endnote w:type="continuationSeparator" w:id="1">
-    <w:p>
-      <w:pPr>
-        <w:spacing w:line="240" w:lineRule="auto"/>
-      </w:pPr>
-      <w:r>
-        <w:continuationSeparator/>
-      </w:r>
-    </w:p>
-  </w:endnote>
-</w:endnotes>
-</file>
-
-<file path=word/footnotes.xml><?xml version="1.0" encoding="utf-8"?>
-<w:footnotes xmlns:wpc="http://schemas.microsoft.com/office/word/2010/wordprocessingCanvas" xmlns:mc="http://schemas.openxmlformats.org/markup-compatibility/2006" xmlns:o="urn:schemas-microsoft-com:office:office" xmlns:r="http://schemas.openxmlformats.org/officeDocument/2006/relationships" xmlns:m="http://schemas.openxmlformats.org/officeDocument/2006/math" xmlns:v="urn:schemas-microsoft-com:vml" xmlns:wp14="http://schemas.microsoft.com/office/word/2010/wordprocessingDrawing" xmlns:wp="http://schemas.openxmlformats.org/drawingml/2006/wordprocessingDrawing" xmlns:w="http://schemas.openxmlformats.org/wordprocessingml/2006/main" xmlns:w14="http://schemas.microsoft.com/office/word/2010/wordml" xmlns:w15="http://schemas.microsoft.com/office/word/2012/wordml" xmlns:w10="urn:schemas-microsoft-com:office:word" xmlns:wpg="http://schemas.microsoft.com/office/word/2010/wordprocessingGroup" xmlns:wpi="http://schemas.microsoft.com/office/word/2010/wordprocessingInk" xmlns:wne="http://schemas.microsoft.com/office/word/2006/wordml" xmlns:wps="http://schemas.microsoft.com/office/word/2010/wordprocessingShape" xmlns:wpsCustomData="http://www.wps.cn/officeDocument/2013/wpsCustomData" mc:Ignorable="w14 w15 wp14">
-  <w:footnote w:type="separator" w:id="0">
-    <w:p>
-      <w:pPr>
-        <w:spacing w:line="360" w:lineRule="auto"/>
-      </w:pPr>
-      <w:r>
-        <w:separator/>
-      </w:r>
-    </w:p>
-  </w:footnote>
-  <w:footnote w:type="continuationSeparator" w:id="1">
-    <w:p>
-      <w:pPr>
-        <w:spacing w:line="360" w:lineRule="auto"/>
-      </w:pPr>
-      <w:r>
-        <w:continuationSeparator/>
-      </w:r>
-    </w:p>
-  </w:footnote>
-</w:footnotes>
-</file>
-
 <file path=word/header1.xml><?xml version="1.0" encoding="utf-8"?>
-<w:hdr xmlns:wpc="http://schemas.microsoft.com/office/word/2010/wordprocessingCanvas" xmlns:mc="http://schemas.openxmlformats.org/markup-compatibility/2006" xmlns:o="urn:schemas-microsoft-com:office:office" xmlns:r="http://schemas.openxmlformats.org/officeDocument/2006/relationships" xmlns:m="http://schemas.openxmlformats.org/officeDocument/2006/math" xmlns:v="urn:schemas-microsoft-com:vml" xmlns:wp14="http://schemas.microsoft.com/office/word/2010/wordprocessingDrawing" xmlns:wp="http://schemas.openxmlformats.org/drawingml/2006/wordprocessingDrawing" xmlns:w10="urn:schemas-microsoft-com:office:word" xmlns:w="http://schemas.openxmlformats.org/wordprocessingml/2006/main" xmlns:w14="http://schemas.microsoft.com/office/word/2010/wordml" xmlns:w15="http://schemas.microsoft.com/office/word/2012/wordml" xmlns:wpg="http://schemas.microsoft.com/office/word/2010/wordprocessingGroup" xmlns:wpi="http://schemas.microsoft.com/office/word/2010/wordprocessingInk" xmlns:wne="http://schemas.microsoft.com/office/word/2006/wordml" xmlns:wps="http://schemas.microsoft.com/office/word/2010/wordprocessingShape" xmlns:wpsCustomData="http://www.wps.cn/officeDocument/2013/wpsCustomData" mc:Ignorable="w14 w15 wp14">
+<w:hdr xmlns:wpc="http://schemas.microsoft.com/office/word/2010/wordprocessingCanvas" xmlns:mc="http://schemas.openxmlformats.org/markup-compatibility/2006" xmlns:o="urn:schemas-microsoft-com:office:office" xmlns:r="http://schemas.openxmlformats.org/officeDocument/2006/relationships" xmlns:m="http://schemas.openxmlformats.org/officeDocument/2006/math" xmlns:v="urn:schemas-microsoft-com:vml" xmlns:wp14="http://schemas.microsoft.com/office/word/2010/wordprocessingDrawing" xmlns:wp="http://schemas.openxmlformats.org/drawingml/2006/wordprocessingDrawing" xmlns:w10="urn:schemas-microsoft-com:office:word" xmlns:w="http://schemas.openxmlformats.org/wordprocessingml/2006/main" xmlns:w14="http://schemas.microsoft.com/office/word/2010/wordml" xmlns:w15="http://schemas.microsoft.com/office/word/2012/wordml" xmlns:wne="http://schemas.microsoft.com/office/word/2006/wordml" xmlns:wpg="http://schemas.microsoft.com/office/word/2010/wordprocessingGroup" xmlns:wpi="http://schemas.microsoft.com/office/word/2010/wordprocessingInk" xmlns:wps="http://schemas.microsoft.com/office/word/2010/wordprocessingShape" mc:Ignorable="w14 w15 wp14">
   <w:p>
     <w:pPr>
-      <w:pStyle w:val="15"/>
+      <w:pStyle w:val="Header"/>
       <w:pBdr>
-        <w:bottom w:val="single" w:color="auto" w:sz="4" w:space="1"/>
+        <w:bottom w:val="single" w:sz="4" w:space="1" w:color="auto"/>
       </w:pBdr>
       <w:tabs>
         <w:tab w:val="left" w:pos="335"/>
@@ -3920,27 +3849,27 @@
       </w:tabs>
       <w:jc w:val="right"/>
       <w:rPr>
-        <w:rFonts w:hint="eastAsia" w:eastAsiaTheme="minorEastAsia"/>
+        <w:rFonts w:eastAsiaTheme="minorEastAsia" w:hint="eastAsia"/>
         <w:lang w:eastAsia="zh-CN"/>
       </w:rPr>
     </w:pPr>
     <w:r>
       <w:rPr>
-        <w:rFonts w:hint="eastAsia" w:eastAsiaTheme="minorEastAsia"/>
+        <w:rFonts w:eastAsiaTheme="minorEastAsia" w:hint="eastAsia"/>
         <w:lang w:val="en-US" w:eastAsia="zh-CN"/>
       </w:rPr>
       <w:tab/>
     </w:r>
     <w:r>
       <w:rPr>
-        <w:rFonts w:hint="eastAsia" w:eastAsiaTheme="minorEastAsia"/>
+        <w:rFonts w:eastAsiaTheme="minorEastAsia" w:hint="eastAsia"/>
         <w:lang w:val="en-US" w:eastAsia="zh-CN"/>
       </w:rPr>
       <w:tab/>
     </w:r>
     <w:r>
       <w:rPr>
-        <w:rFonts w:hint="eastAsia" w:eastAsiaTheme="minorEastAsia"/>
+        <w:rFonts w:eastAsiaTheme="minorEastAsia" w:hint="eastAsia"/>
         <w:lang w:val="en-US" w:eastAsia="zh-CN"/>
       </w:rPr>
       <w:t>江西通信产业服务有限公司</w:t>
@@ -3950,15 +3879,15 @@
 </file>
 
 <file path=word/numbering.xml><?xml version="1.0" encoding="utf-8"?>
-<w:numbering xmlns:wpc="http://schemas.microsoft.com/office/word/2010/wordprocessingCanvas" xmlns:mc="http://schemas.openxmlformats.org/markup-compatibility/2006" xmlns:o="urn:schemas-microsoft-com:office:office" xmlns:r="http://schemas.openxmlformats.org/officeDocument/2006/relationships" xmlns:m="http://schemas.openxmlformats.org/officeDocument/2006/math" xmlns:v="urn:schemas-microsoft-com:vml" xmlns:wp14="http://schemas.microsoft.com/office/word/2010/wordprocessingDrawing" xmlns:wp="http://schemas.openxmlformats.org/drawingml/2006/wordprocessingDrawing" xmlns:w10="urn:schemas-microsoft-com:office:word" xmlns:w="http://schemas.openxmlformats.org/wordprocessingml/2006/main" xmlns:w14="http://schemas.microsoft.com/office/word/2010/wordml" xmlns:wpg="http://schemas.microsoft.com/office/word/2010/wordprocessingGroup" xmlns:wpi="http://schemas.microsoft.com/office/word/2010/wordprocessingInk" xmlns:wne="http://schemas.microsoft.com/office/word/2006/wordml" xmlns:wps="http://schemas.microsoft.com/office/word/2010/wordprocessingShape" xmlns:wpsCustomData="http://www.wps.cn/officeDocument/2013/wpsCustomData" mc:Ignorable="w14 wp14">
+<w:numbering xmlns:wpc="http://schemas.microsoft.com/office/word/2010/wordprocessingCanvas" xmlns:mc="http://schemas.openxmlformats.org/markup-compatibility/2006" xmlns:o="urn:schemas-microsoft-com:office:office" xmlns:r="http://schemas.openxmlformats.org/officeDocument/2006/relationships" xmlns:m="http://schemas.openxmlformats.org/officeDocument/2006/math" xmlns:v="urn:schemas-microsoft-com:vml" xmlns:wp14="http://schemas.microsoft.com/office/word/2010/wordprocessingDrawing" xmlns:wp="http://schemas.openxmlformats.org/drawingml/2006/wordprocessingDrawing" xmlns:w10="urn:schemas-microsoft-com:office:word" xmlns:w="http://schemas.openxmlformats.org/wordprocessingml/2006/main" xmlns:w14="http://schemas.microsoft.com/office/word/2010/wordml" xmlns:w15="http://schemas.microsoft.com/office/word/2012/wordml" xmlns:wne="http://schemas.microsoft.com/office/word/2006/wordml" xmlns:wpg="http://schemas.microsoft.com/office/word/2010/wordprocessingGroup" xmlns:wpi="http://schemas.microsoft.com/office/word/2010/wordprocessingInk" xmlns:wps="http://schemas.microsoft.com/office/word/2010/wordprocessingShape" mc:Ignorable="w14 w15 wp14">
   <w:abstractNum w:abstractNumId="0">
     <w:nsid w:val="8E964DCE"/>
     <w:multiLevelType w:val="multilevel"/>
     <w:tmpl w:val="8E964DCE"/>
-    <w:lvl w:ilvl="0" w:tentative="0">
+    <w:lvl w:ilvl="0">
       <w:start w:val="1"/>
       <w:numFmt w:val="decimal"/>
-      <w:pStyle w:val="2"/>
+      <w:pStyle w:val="Heading1"/>
       <w:lvlText w:val="%1."/>
       <w:lvlJc w:val="left"/>
       <w:pPr>
@@ -3968,10 +3897,10 @@
         <w:rFonts w:hint="default"/>
       </w:rPr>
     </w:lvl>
-    <w:lvl w:ilvl="1" w:tentative="0">
+    <w:lvl w:ilvl="1">
       <w:start w:val="1"/>
       <w:numFmt w:val="decimal"/>
-      <w:pStyle w:val="3"/>
+      <w:pStyle w:val="Heading2"/>
       <w:lvlText w:val="%1.%2."/>
       <w:lvlJc w:val="left"/>
       <w:pPr>
@@ -3981,10 +3910,10 @@
         <w:rFonts w:hint="default"/>
       </w:rPr>
     </w:lvl>
-    <w:lvl w:ilvl="2" w:tentative="0">
+    <w:lvl w:ilvl="2">
       <w:start w:val="1"/>
       <w:numFmt w:val="decimal"/>
-      <w:pStyle w:val="4"/>
+      <w:pStyle w:val="Heading3"/>
       <w:lvlText w:val="%1.%2.%3."/>
       <w:lvlJc w:val="left"/>
       <w:pPr>
@@ -3994,10 +3923,10 @@
         <w:rFonts w:hint="default"/>
       </w:rPr>
     </w:lvl>
-    <w:lvl w:ilvl="3" w:tentative="0">
+    <w:lvl w:ilvl="3">
       <w:start w:val="1"/>
       <w:numFmt w:val="decimal"/>
-      <w:pStyle w:val="5"/>
+      <w:pStyle w:val="Heading4"/>
       <w:lvlText w:val="%1.%2.%3.%4."/>
       <w:lvlJc w:val="left"/>
       <w:pPr>
@@ -4007,10 +3936,10 @@
         <w:rFonts w:hint="default"/>
       </w:rPr>
     </w:lvl>
-    <w:lvl w:ilvl="4" w:tentative="0">
+    <w:lvl w:ilvl="4">
       <w:start w:val="1"/>
       <w:numFmt w:val="decimal"/>
-      <w:pStyle w:val="6"/>
+      <w:pStyle w:val="Heading5"/>
       <w:lvlText w:val="%1.%2.%3.%4.%5."/>
       <w:lvlJc w:val="left"/>
       <w:pPr>
@@ -4020,10 +3949,10 @@
         <w:rFonts w:hint="default"/>
       </w:rPr>
     </w:lvl>
-    <w:lvl w:ilvl="5" w:tentative="0">
+    <w:lvl w:ilvl="5">
       <w:start w:val="1"/>
       <w:numFmt w:val="decimal"/>
-      <w:pStyle w:val="7"/>
+      <w:pStyle w:val="Heading6"/>
       <w:lvlText w:val="%1.%2.%3.%4.%5.%6."/>
       <w:lvlJc w:val="left"/>
       <w:pPr>
@@ -4033,10 +3962,10 @@
         <w:rFonts w:hint="default"/>
       </w:rPr>
     </w:lvl>
-    <w:lvl w:ilvl="6" w:tentative="0">
+    <w:lvl w:ilvl="6">
       <w:start w:val="1"/>
       <w:numFmt w:val="decimal"/>
-      <w:pStyle w:val="8"/>
+      <w:pStyle w:val="Heading7"/>
       <w:lvlText w:val="%1.%2.%3.%4.%5.%6.%7."/>
       <w:lvlJc w:val="left"/>
       <w:pPr>
@@ -4046,10 +3975,10 @@
         <w:rFonts w:hint="default"/>
       </w:rPr>
     </w:lvl>
-    <w:lvl w:ilvl="7" w:tentative="0">
+    <w:lvl w:ilvl="7">
       <w:start w:val="1"/>
       <w:numFmt w:val="decimal"/>
-      <w:pStyle w:val="9"/>
+      <w:pStyle w:val="Heading8"/>
       <w:lvlText w:val="%1.%2.%3.%4.%5.%6.%7.%8."/>
       <w:lvlJc w:val="left"/>
       <w:pPr>
@@ -4059,10 +3988,10 @@
         <w:rFonts w:hint="default"/>
       </w:rPr>
     </w:lvl>
-    <w:lvl w:ilvl="8" w:tentative="0">
+    <w:lvl w:ilvl="8">
       <w:start w:val="1"/>
       <w:numFmt w:val="decimal"/>
-      <w:pStyle w:val="10"/>
+      <w:pStyle w:val="Heading9"/>
       <w:lvlText w:val="%1.%2.%3.%4.%5.%6.%7.%8.%9."/>
       <w:lvlJc w:val="left"/>
       <w:pPr>
@@ -4080,269 +4009,267 @@
 </file>
 
 <file path=word/styles.xml><?xml version="1.0" encoding="utf-8"?>
-<w:styles xmlns:mc="http://schemas.openxmlformats.org/markup-compatibility/2006" xmlns:o="urn:schemas-microsoft-com:office:office" xmlns:r="http://schemas.openxmlformats.org/officeDocument/2006/relationships" xmlns:m="http://schemas.openxmlformats.org/officeDocument/2006/math" xmlns:v="urn:schemas-microsoft-com:vml" xmlns:w="http://schemas.openxmlformats.org/wordprocessingml/2006/main" xmlns:w14="http://schemas.microsoft.com/office/word/2010/wordml" xmlns:w10="urn:schemas-microsoft-com:office:word" xmlns:sl="http://schemas.openxmlformats.org/schemaLibrary/2006/main" xmlns:wpsCustomData="http://www.wps.cn/officeDocument/2013/wpsCustomData" mc:Ignorable="w14">
+<w:styles xmlns:mc="http://schemas.openxmlformats.org/markup-compatibility/2006" xmlns:r="http://schemas.openxmlformats.org/officeDocument/2006/relationships" xmlns:w="http://schemas.openxmlformats.org/wordprocessingml/2006/main" xmlns:w14="http://schemas.microsoft.com/office/word/2010/wordml" xmlns:w15="http://schemas.microsoft.com/office/word/2012/wordml" mc:Ignorable="w14 w15">
   <w:docDefaults>
     <w:rPrDefault>
       <w:rPr>
-        <w:rFonts w:ascii="Times New Roman" w:hAnsi="Times New Roman" w:eastAsia="宋体" w:cs="Times New Roman"/>
+        <w:rFonts w:ascii="Times New Roman" w:eastAsia="宋体" w:hAnsi="Times New Roman" w:cs="Times New Roman"/>
       </w:rPr>
     </w:rPrDefault>
     <w:pPrDefault/>
   </w:docDefaults>
-  <w:latentStyles w:count="260" w:defQFormat="0" w:defUnhideWhenUsed="1" w:defSemiHidden="1" w:defUIPriority="99" w:defLockedState="0">
-    <w:lsdException w:qFormat="1" w:unhideWhenUsed="0" w:uiPriority="0" w:semiHidden="0" w:name="Normal"/>
-    <w:lsdException w:qFormat="1" w:unhideWhenUsed="0" w:uiPriority="0" w:semiHidden="0" w:name="heading 1"/>
-    <w:lsdException w:qFormat="1" w:uiPriority="0" w:semiHidden="0" w:name="heading 2"/>
-    <w:lsdException w:qFormat="1" w:uiPriority="0" w:name="heading 3"/>
-    <w:lsdException w:qFormat="1" w:uiPriority="0" w:semiHidden="0" w:name="heading 4"/>
-    <w:lsdException w:qFormat="1" w:uiPriority="0" w:name="heading 5"/>
-    <w:lsdException w:qFormat="1" w:uiPriority="0" w:name="heading 6"/>
-    <w:lsdException w:qFormat="1" w:uiPriority="0" w:name="heading 7"/>
-    <w:lsdException w:qFormat="1" w:uiPriority="0" w:name="heading 8"/>
-    <w:lsdException w:qFormat="1" w:uiPriority="0" w:name="heading 9"/>
-    <w:lsdException w:unhideWhenUsed="0" w:uiPriority="0" w:semiHidden="0" w:name="index 1"/>
-    <w:lsdException w:unhideWhenUsed="0" w:uiPriority="0" w:semiHidden="0" w:name="index 2"/>
-    <w:lsdException w:unhideWhenUsed="0" w:uiPriority="0" w:semiHidden="0" w:name="index 3"/>
-    <w:lsdException w:unhideWhenUsed="0" w:uiPriority="0" w:semiHidden="0" w:name="index 4"/>
-    <w:lsdException w:unhideWhenUsed="0" w:uiPriority="0" w:semiHidden="0" w:name="index 5"/>
-    <w:lsdException w:unhideWhenUsed="0" w:uiPriority="0" w:semiHidden="0" w:name="index 6"/>
-    <w:lsdException w:unhideWhenUsed="0" w:uiPriority="0" w:semiHidden="0" w:name="index 7"/>
-    <w:lsdException w:unhideWhenUsed="0" w:uiPriority="0" w:semiHidden="0" w:name="index 8"/>
-    <w:lsdException w:unhideWhenUsed="0" w:uiPriority="0" w:semiHidden="0" w:name="index 9"/>
-    <w:lsdException w:qFormat="1" w:unhideWhenUsed="0" w:uiPriority="0" w:semiHidden="0" w:name="toc 1"/>
-    <w:lsdException w:qFormat="1" w:unhideWhenUsed="0" w:uiPriority="0" w:semiHidden="0" w:name="toc 2"/>
-    <w:lsdException w:qFormat="1" w:unhideWhenUsed="0" w:uiPriority="0" w:semiHidden="0" w:name="toc 3"/>
-    <w:lsdException w:unhideWhenUsed="0" w:uiPriority="0" w:semiHidden="0" w:name="toc 4"/>
-    <w:lsdException w:unhideWhenUsed="0" w:uiPriority="0" w:semiHidden="0" w:name="toc 5"/>
-    <w:lsdException w:unhideWhenUsed="0" w:uiPriority="0" w:semiHidden="0" w:name="toc 6"/>
-    <w:lsdException w:unhideWhenUsed="0" w:uiPriority="0" w:semiHidden="0" w:name="toc 7"/>
-    <w:lsdException w:unhideWhenUsed="0" w:uiPriority="0" w:semiHidden="0" w:name="toc 8"/>
-    <w:lsdException w:unhideWhenUsed="0" w:uiPriority="0" w:semiHidden="0" w:name="toc 9"/>
-    <w:lsdException w:unhideWhenUsed="0" w:uiPriority="0" w:semiHidden="0" w:name="Normal Indent"/>
-    <w:lsdException w:unhideWhenUsed="0" w:uiPriority="0" w:semiHidden="0" w:name="footnote text"/>
-    <w:lsdException w:qFormat="1" w:unhideWhenUsed="0" w:uiPriority="0" w:semiHidden="0" w:name="annotation text"/>
-    <w:lsdException w:qFormat="1" w:unhideWhenUsed="0" w:uiPriority="0" w:semiHidden="0" w:name="header"/>
-    <w:lsdException w:qFormat="1" w:unhideWhenUsed="0" w:uiPriority="0" w:semiHidden="0" w:name="footer"/>
-    <w:lsdException w:unhideWhenUsed="0" w:uiPriority="0" w:semiHidden="0" w:name="index heading"/>
-    <w:lsdException w:qFormat="1" w:uiPriority="0" w:name="caption"/>
-    <w:lsdException w:unhideWhenUsed="0" w:uiPriority="0" w:semiHidden="0" w:name="table of figures"/>
-    <w:lsdException w:unhideWhenUsed="0" w:uiPriority="0" w:semiHidden="0" w:name="envelope address"/>
-    <w:lsdException w:unhideWhenUsed="0" w:uiPriority="0" w:semiHidden="0" w:name="envelope return"/>
-    <w:lsdException w:unhideWhenUsed="0" w:uiPriority="0" w:semiHidden="0" w:name="footnote reference"/>
-    <w:lsdException w:unhideWhenUsed="0" w:uiPriority="0" w:semiHidden="0" w:name="annotation reference"/>
-    <w:lsdException w:unhideWhenUsed="0" w:uiPriority="0" w:semiHidden="0" w:name="line number"/>
-    <w:lsdException w:unhideWhenUsed="0" w:uiPriority="0" w:semiHidden="0" w:name="page number"/>
-    <w:lsdException w:unhideWhenUsed="0" w:uiPriority="0" w:semiHidden="0" w:name="endnote reference"/>
-    <w:lsdException w:unhideWhenUsed="0" w:uiPriority="0" w:semiHidden="0" w:name="endnote text"/>
-    <w:lsdException w:unhideWhenUsed="0" w:uiPriority="0" w:semiHidden="0" w:name="table of authorities"/>
-    <w:lsdException w:unhideWhenUsed="0" w:uiPriority="0" w:semiHidden="0" w:name="macro"/>
-    <w:lsdException w:unhideWhenUsed="0" w:uiPriority="0" w:semiHidden="0" w:name="toa heading"/>
-    <w:lsdException w:unhideWhenUsed="0" w:uiPriority="0" w:semiHidden="0" w:name="List"/>
-    <w:lsdException w:unhideWhenUsed="0" w:uiPriority="0" w:semiHidden="0" w:name="List Bullet"/>
-    <w:lsdException w:unhideWhenUsed="0" w:uiPriority="0" w:semiHidden="0" w:name="List Number"/>
-    <w:lsdException w:unhideWhenUsed="0" w:uiPriority="0" w:semiHidden="0" w:name="List 2"/>
-    <w:lsdException w:unhideWhenUsed="0" w:uiPriority="0" w:semiHidden="0" w:name="List 3"/>
-    <w:lsdException w:unhideWhenUsed="0" w:uiPriority="0" w:semiHidden="0" w:name="List 4"/>
-    <w:lsdException w:unhideWhenUsed="0" w:uiPriority="0" w:semiHidden="0" w:name="List 5"/>
-    <w:lsdException w:unhideWhenUsed="0" w:uiPriority="0" w:semiHidden="0" w:name="List Bullet 2"/>
-    <w:lsdException w:unhideWhenUsed="0" w:uiPriority="0" w:semiHidden="0" w:name="List Bullet 3"/>
-    <w:lsdException w:unhideWhenUsed="0" w:uiPriority="0" w:semiHidden="0" w:name="List Bullet 4"/>
-    <w:lsdException w:unhideWhenUsed="0" w:uiPriority="0" w:semiHidden="0" w:name="List Bullet 5"/>
-    <w:lsdException w:unhideWhenUsed="0" w:uiPriority="0" w:semiHidden="0" w:name="List Number 2"/>
-    <w:lsdException w:unhideWhenUsed="0" w:uiPriority="0" w:semiHidden="0" w:name="List Number 3"/>
-    <w:lsdException w:unhideWhenUsed="0" w:uiPriority="0" w:semiHidden="0" w:name="List Number 4"/>
-    <w:lsdException w:unhideWhenUsed="0" w:uiPriority="0" w:semiHidden="0" w:name="List Number 5"/>
-    <w:lsdException w:qFormat="1" w:unhideWhenUsed="0" w:uiPriority="0" w:semiHidden="0" w:name="Title"/>
-    <w:lsdException w:unhideWhenUsed="0" w:uiPriority="0" w:semiHidden="0" w:name="Closing"/>
-    <w:lsdException w:unhideWhenUsed="0" w:uiPriority="0" w:semiHidden="0" w:name="Signature"/>
-    <w:lsdException w:qFormat="1" w:unhideWhenUsed="0" w:uiPriority="0" w:name="Default Paragraph Font"/>
-    <w:lsdException w:qFormat="1" w:unhideWhenUsed="0" w:uiPriority="0" w:name="Body Text"/>
-    <w:lsdException w:unhideWhenUsed="0" w:uiPriority="0" w:semiHidden="0" w:name="Body Text Indent"/>
-    <w:lsdException w:unhideWhenUsed="0" w:uiPriority="0" w:semiHidden="0" w:name="List Continue"/>
-    <w:lsdException w:unhideWhenUsed="0" w:uiPriority="0" w:semiHidden="0" w:name="List Continue 2"/>
-    <w:lsdException w:unhideWhenUsed="0" w:uiPriority="0" w:semiHidden="0" w:name="List Continue 3"/>
-    <w:lsdException w:unhideWhenUsed="0" w:uiPriority="0" w:semiHidden="0" w:name="List Continue 4"/>
-    <w:lsdException w:unhideWhenUsed="0" w:uiPriority="0" w:semiHidden="0" w:name="List Continue 5"/>
-    <w:lsdException w:unhideWhenUsed="0" w:uiPriority="0" w:semiHidden="0" w:name="Message Header"/>
-    <w:lsdException w:qFormat="1" w:unhideWhenUsed="0" w:uiPriority="0" w:semiHidden="0" w:name="Subtitle"/>
-    <w:lsdException w:unhideWhenUsed="0" w:uiPriority="0" w:semiHidden="0" w:name="Salutation"/>
-    <w:lsdException w:unhideWhenUsed="0" w:uiPriority="0" w:semiHidden="0" w:name="Date"/>
-    <w:lsdException w:unhideWhenUsed="0" w:uiPriority="0" w:semiHidden="0" w:name="Body Text First Indent"/>
-    <w:lsdException w:unhideWhenUsed="0" w:uiPriority="0" w:semiHidden="0" w:name="Body Text First Indent 2"/>
-    <w:lsdException w:uiPriority="99" w:name="Note Heading"/>
-    <w:lsdException w:unhideWhenUsed="0" w:uiPriority="0" w:semiHidden="0" w:name="Body Text 2"/>
-    <w:lsdException w:unhideWhenUsed="0" w:uiPriority="0" w:semiHidden="0" w:name="Body Text 3"/>
-    <w:lsdException w:unhideWhenUsed="0" w:uiPriority="0" w:semiHidden="0" w:name="Body Text Indent 2"/>
-    <w:lsdException w:unhideWhenUsed="0" w:uiPriority="0" w:semiHidden="0" w:name="Body Text Indent 3"/>
-    <w:lsdException w:unhideWhenUsed="0" w:uiPriority="0" w:semiHidden="0" w:name="Block Text"/>
-    <w:lsdException w:unhideWhenUsed="0" w:uiPriority="0" w:semiHidden="0" w:name="Hyperlink"/>
-    <w:lsdException w:unhideWhenUsed="0" w:uiPriority="0" w:semiHidden="0" w:name="FollowedHyperlink"/>
-    <w:lsdException w:qFormat="1" w:unhideWhenUsed="0" w:uiPriority="0" w:semiHidden="0" w:name="Strong"/>
-    <w:lsdException w:qFormat="1" w:unhideWhenUsed="0" w:uiPriority="0" w:semiHidden="0" w:name="Emphasis"/>
-    <w:lsdException w:unhideWhenUsed="0" w:uiPriority="0" w:semiHidden="0" w:name="Document Map"/>
-    <w:lsdException w:unhideWhenUsed="0" w:uiPriority="0" w:semiHidden="0" w:name="Plain Text"/>
-    <w:lsdException w:unhideWhenUsed="0" w:uiPriority="0" w:semiHidden="0" w:name="E-mail Signature"/>
-    <w:lsdException w:qFormat="1" w:unhideWhenUsed="0" w:uiPriority="0" w:semiHidden="0" w:name="Normal (Web)"/>
-    <w:lsdException w:unhideWhenUsed="0" w:uiPriority="0" w:semiHidden="0" w:name="HTML Acronym"/>
-    <w:lsdException w:unhideWhenUsed="0" w:uiPriority="0" w:semiHidden="0" w:name="HTML Address"/>
-    <w:lsdException w:unhideWhenUsed="0" w:uiPriority="0" w:semiHidden="0" w:name="HTML Cite"/>
-    <w:lsdException w:unhideWhenUsed="0" w:uiPriority="0" w:semiHidden="0" w:name="HTML Code"/>
-    <w:lsdException w:unhideWhenUsed="0" w:uiPriority="0" w:semiHidden="0" w:name="HTML Definition"/>
-    <w:lsdException w:unhideWhenUsed="0" w:uiPriority="0" w:semiHidden="0" w:name="HTML Keyboard"/>
-    <w:lsdException w:unhideWhenUsed="0" w:uiPriority="0" w:semiHidden="0" w:name="HTML Preformatted"/>
-    <w:lsdException w:unhideWhenUsed="0" w:uiPriority="0" w:semiHidden="0" w:name="HTML Sample"/>
-    <w:lsdException w:unhideWhenUsed="0" w:uiPriority="0" w:semiHidden="0" w:name="HTML Typewriter"/>
-    <w:lsdException w:unhideWhenUsed="0" w:uiPriority="0" w:semiHidden="0" w:name="HTML Variable"/>
-    <w:lsdException w:qFormat="1" w:unhideWhenUsed="0" w:uiPriority="0" w:name="Normal Table"/>
-    <w:lsdException w:unhideWhenUsed="0" w:uiPriority="0" w:semiHidden="0" w:name="annotation subject"/>
-    <w:lsdException w:unhideWhenUsed="0" w:uiPriority="0" w:semiHidden="0" w:name="Table Simple 1"/>
-    <w:lsdException w:unhideWhenUsed="0" w:uiPriority="0" w:semiHidden="0" w:name="Table Simple 2"/>
-    <w:lsdException w:unhideWhenUsed="0" w:uiPriority="0" w:semiHidden="0" w:name="Table Simple 3"/>
-    <w:lsdException w:unhideWhenUsed="0" w:uiPriority="0" w:semiHidden="0" w:name="Table Classic 1"/>
-    <w:lsdException w:unhideWhenUsed="0" w:uiPriority="0" w:semiHidden="0" w:name="Table Classic 2"/>
-    <w:lsdException w:unhideWhenUsed="0" w:uiPriority="0" w:semiHidden="0" w:name="Table Classic 3"/>
-    <w:lsdException w:unhideWhenUsed="0" w:uiPriority="0" w:semiHidden="0" w:name="Table Classic 4"/>
-    <w:lsdException w:unhideWhenUsed="0" w:uiPriority="0" w:semiHidden="0" w:name="Table Colorful 1"/>
-    <w:lsdException w:unhideWhenUsed="0" w:uiPriority="0" w:semiHidden="0" w:name="Table Colorful 2"/>
-    <w:lsdException w:unhideWhenUsed="0" w:uiPriority="0" w:semiHidden="0" w:name="Table Colorful 3"/>
-    <w:lsdException w:unhideWhenUsed="0" w:uiPriority="0" w:semiHidden="0" w:name="Table Columns 1"/>
-    <w:lsdException w:unhideWhenUsed="0" w:uiPriority="0" w:semiHidden="0" w:name="Table Columns 2"/>
-    <w:lsdException w:unhideWhenUsed="0" w:uiPriority="0" w:semiHidden="0" w:name="Table Columns 3"/>
-    <w:lsdException w:unhideWhenUsed="0" w:uiPriority="0" w:semiHidden="0" w:name="Table Columns 4"/>
-    <w:lsdException w:unhideWhenUsed="0" w:uiPriority="0" w:semiHidden="0" w:name="Table Columns 5"/>
-    <w:lsdException w:unhideWhenUsed="0" w:uiPriority="0" w:semiHidden="0" w:name="Table Grid 1"/>
-    <w:lsdException w:unhideWhenUsed="0" w:uiPriority="0" w:semiHidden="0" w:name="Table Grid 2"/>
-    <w:lsdException w:unhideWhenUsed="0" w:uiPriority="0" w:semiHidden="0" w:name="Table Grid 3"/>
-    <w:lsdException w:unhideWhenUsed="0" w:uiPriority="0" w:semiHidden="0" w:name="Table Grid 4"/>
-    <w:lsdException w:unhideWhenUsed="0" w:uiPriority="0" w:semiHidden="0" w:name="Table Grid 5"/>
-    <w:lsdException w:unhideWhenUsed="0" w:uiPriority="0" w:semiHidden="0" w:name="Table Grid 6"/>
-    <w:lsdException w:unhideWhenUsed="0" w:uiPriority="0" w:semiHidden="0" w:name="Table Grid 7"/>
-    <w:lsdException w:unhideWhenUsed="0" w:uiPriority="0" w:semiHidden="0" w:name="Table Grid 8"/>
-    <w:lsdException w:unhideWhenUsed="0" w:uiPriority="0" w:semiHidden="0" w:name="Table List 1"/>
-    <w:lsdException w:unhideWhenUsed="0" w:uiPriority="0" w:semiHidden="0" w:name="Table List 2"/>
-    <w:lsdException w:unhideWhenUsed="0" w:uiPriority="0" w:semiHidden="0" w:name="Table List 3"/>
-    <w:lsdException w:unhideWhenUsed="0" w:uiPriority="0" w:semiHidden="0" w:name="Table List 4"/>
-    <w:lsdException w:unhideWhenUsed="0" w:uiPriority="0" w:semiHidden="0" w:name="Table List 5"/>
-    <w:lsdException w:unhideWhenUsed="0" w:uiPriority="0" w:semiHidden="0" w:name="Table List 6"/>
-    <w:lsdException w:unhideWhenUsed="0" w:uiPriority="0" w:semiHidden="0" w:name="Table List 7"/>
-    <w:lsdException w:unhideWhenUsed="0" w:uiPriority="0" w:semiHidden="0" w:name="Table List 8"/>
-    <w:lsdException w:unhideWhenUsed="0" w:uiPriority="0" w:semiHidden="0" w:name="Table 3D effects 1"/>
-    <w:lsdException w:unhideWhenUsed="0" w:uiPriority="0" w:semiHidden="0" w:name="Table 3D effects 2"/>
-    <w:lsdException w:unhideWhenUsed="0" w:uiPriority="0" w:semiHidden="0" w:name="Table 3D effects 3"/>
-    <w:lsdException w:unhideWhenUsed="0" w:uiPriority="0" w:semiHidden="0" w:name="Table Contemporary"/>
-    <w:lsdException w:unhideWhenUsed="0" w:uiPriority="0" w:semiHidden="0" w:name="Table Elegant"/>
-    <w:lsdException w:unhideWhenUsed="0" w:uiPriority="0" w:semiHidden="0" w:name="Table Professional"/>
-    <w:lsdException w:unhideWhenUsed="0" w:uiPriority="0" w:semiHidden="0" w:name="Table Subtle 1"/>
-    <w:lsdException w:unhideWhenUsed="0" w:uiPriority="0" w:semiHidden="0" w:name="Table Subtle 2"/>
-    <w:lsdException w:unhideWhenUsed="0" w:uiPriority="0" w:semiHidden="0" w:name="Table Web 1"/>
-    <w:lsdException w:unhideWhenUsed="0" w:uiPriority="0" w:semiHidden="0" w:name="Table Web 2"/>
-    <w:lsdException w:unhideWhenUsed="0" w:uiPriority="0" w:semiHidden="0" w:name="Table Web 3"/>
-    <w:lsdException w:unhideWhenUsed="0" w:uiPriority="0" w:semiHidden="0" w:name="Balloon Text"/>
-    <w:lsdException w:qFormat="1" w:unhideWhenUsed="0" w:uiPriority="0" w:semiHidden="0" w:name="Table Grid"/>
-    <w:lsdException w:unhideWhenUsed="0" w:uiPriority="0" w:semiHidden="0" w:name="Table Theme"/>
-    <w:lsdException w:unhideWhenUsed="0" w:uiPriority="60" w:semiHidden="0" w:name="Light Shading"/>
-    <w:lsdException w:unhideWhenUsed="0" w:uiPriority="61" w:semiHidden="0" w:name="Light List"/>
-    <w:lsdException w:unhideWhenUsed="0" w:uiPriority="62" w:semiHidden="0" w:name="Light Grid"/>
-    <w:lsdException w:unhideWhenUsed="0" w:uiPriority="63" w:semiHidden="0" w:name="Medium Shading 1"/>
-    <w:lsdException w:unhideWhenUsed="0" w:uiPriority="64" w:semiHidden="0" w:name="Medium Shading 2"/>
-    <w:lsdException w:unhideWhenUsed="0" w:uiPriority="65" w:semiHidden="0" w:name="Medium List 1"/>
-    <w:lsdException w:unhideWhenUsed="0" w:uiPriority="66" w:semiHidden="0" w:name="Medium List 2"/>
-    <w:lsdException w:unhideWhenUsed="0" w:uiPriority="67" w:semiHidden="0" w:name="Medium Grid 1"/>
-    <w:lsdException w:unhideWhenUsed="0" w:uiPriority="68" w:semiHidden="0" w:name="Medium Grid 2"/>
-    <w:lsdException w:unhideWhenUsed="0" w:uiPriority="69" w:semiHidden="0" w:name="Medium Grid 3"/>
-    <w:lsdException w:unhideWhenUsed="0" w:uiPriority="70" w:semiHidden="0" w:name="Dark List"/>
-    <w:lsdException w:unhideWhenUsed="0" w:uiPriority="71" w:semiHidden="0" w:name="Colorful Shading"/>
-    <w:lsdException w:unhideWhenUsed="0" w:uiPriority="72" w:semiHidden="0" w:name="Colorful List"/>
-    <w:lsdException w:unhideWhenUsed="0" w:uiPriority="73" w:semiHidden="0" w:name="Colorful Grid"/>
-    <w:lsdException w:unhideWhenUsed="0" w:uiPriority="60" w:semiHidden="0" w:name="Light Shading Accent 1"/>
-    <w:lsdException w:unhideWhenUsed="0" w:uiPriority="61" w:semiHidden="0" w:name="Light List Accent 1"/>
-    <w:lsdException w:unhideWhenUsed="0" w:uiPriority="62" w:semiHidden="0" w:name="Light Grid Accent 1"/>
-    <w:lsdException w:unhideWhenUsed="0" w:uiPriority="63" w:semiHidden="0" w:name="Medium Shading 1 Accent 1"/>
-    <w:lsdException w:unhideWhenUsed="0" w:uiPriority="64" w:semiHidden="0" w:name="Medium Shading 2 Accent 1"/>
-    <w:lsdException w:unhideWhenUsed="0" w:uiPriority="65" w:semiHidden="0" w:name="Medium List 1 Accent 1"/>
-    <w:lsdException w:unhideWhenUsed="0" w:uiPriority="66" w:semiHidden="0" w:name="Medium List 2 Accent 1"/>
-    <w:lsdException w:unhideWhenUsed="0" w:uiPriority="67" w:semiHidden="0" w:name="Medium Grid 1 Accent 1"/>
-    <w:lsdException w:unhideWhenUsed="0" w:uiPriority="68" w:semiHidden="0" w:name="Medium Grid 2 Accent 1"/>
-    <w:lsdException w:unhideWhenUsed="0" w:uiPriority="69" w:semiHidden="0" w:name="Medium Grid 3 Accent 1"/>
-    <w:lsdException w:unhideWhenUsed="0" w:uiPriority="70" w:semiHidden="0" w:name="Dark List Accent 1"/>
-    <w:lsdException w:unhideWhenUsed="0" w:uiPriority="71" w:semiHidden="0" w:name="Colorful Shading Accent 1"/>
-    <w:lsdException w:unhideWhenUsed="0" w:uiPriority="72" w:semiHidden="0" w:name="Colorful List Accent 1"/>
-    <w:lsdException w:unhideWhenUsed="0" w:uiPriority="73" w:semiHidden="0" w:name="Colorful Grid Accent 1"/>
-    <w:lsdException w:unhideWhenUsed="0" w:uiPriority="60" w:semiHidden="0" w:name="Light Shading Accent 2"/>
-    <w:lsdException w:unhideWhenUsed="0" w:uiPriority="61" w:semiHidden="0" w:name="Light List Accent 2"/>
-    <w:lsdException w:unhideWhenUsed="0" w:uiPriority="62" w:semiHidden="0" w:name="Light Grid Accent 2"/>
-    <w:lsdException w:unhideWhenUsed="0" w:uiPriority="63" w:semiHidden="0" w:name="Medium Shading 1 Accent 2"/>
-    <w:lsdException w:unhideWhenUsed="0" w:uiPriority="64" w:semiHidden="0" w:name="Medium Shading 2 Accent 2"/>
-    <w:lsdException w:unhideWhenUsed="0" w:uiPriority="65" w:semiHidden="0" w:name="Medium List 1 Accent 2"/>
-    <w:lsdException w:unhideWhenUsed="0" w:uiPriority="66" w:semiHidden="0" w:name="Medium List 2 Accent 2"/>
-    <w:lsdException w:unhideWhenUsed="0" w:uiPriority="67" w:semiHidden="0" w:name="Medium Grid 1 Accent 2"/>
-    <w:lsdException w:unhideWhenUsed="0" w:uiPriority="68" w:semiHidden="0" w:name="Medium Grid 2 Accent 2"/>
-    <w:lsdException w:unhideWhenUsed="0" w:uiPriority="69" w:semiHidden="0" w:name="Medium Grid 3 Accent 2"/>
-    <w:lsdException w:unhideWhenUsed="0" w:uiPriority="70" w:semiHidden="0" w:name="Dark List Accent 2"/>
-    <w:lsdException w:unhideWhenUsed="0" w:uiPriority="71" w:semiHidden="0" w:name="Colorful Shading Accent 2"/>
-    <w:lsdException w:unhideWhenUsed="0" w:uiPriority="72" w:semiHidden="0" w:name="Colorful List Accent 2"/>
-    <w:lsdException w:unhideWhenUsed="0" w:uiPriority="73" w:semiHidden="0" w:name="Colorful Grid Accent 2"/>
-    <w:lsdException w:unhideWhenUsed="0" w:uiPriority="60" w:semiHidden="0" w:name="Light Shading Accent 3"/>
-    <w:lsdException w:unhideWhenUsed="0" w:uiPriority="61" w:semiHidden="0" w:name="Light List Accent 3"/>
-    <w:lsdException w:unhideWhenUsed="0" w:uiPriority="62" w:semiHidden="0" w:name="Light Grid Accent 3"/>
-    <w:lsdException w:unhideWhenUsed="0" w:uiPriority="63" w:semiHidden="0" w:name="Medium Shading 1 Accent 3"/>
-    <w:lsdException w:unhideWhenUsed="0" w:uiPriority="64" w:semiHidden="0" w:name="Medium Shading 2 Accent 3"/>
-    <w:lsdException w:unhideWhenUsed="0" w:uiPriority="65" w:semiHidden="0" w:name="Medium List 1 Accent 3"/>
-    <w:lsdException w:unhideWhenUsed="0" w:uiPriority="66" w:semiHidden="0" w:name="Medium List 2 Accent 3"/>
-    <w:lsdException w:unhideWhenUsed="0" w:uiPriority="67" w:semiHidden="0" w:name="Medium Grid 1 Accent 3"/>
-    <w:lsdException w:unhideWhenUsed="0" w:uiPriority="68" w:semiHidden="0" w:name="Medium Grid 2 Accent 3"/>
-    <w:lsdException w:unhideWhenUsed="0" w:uiPriority="69" w:semiHidden="0" w:name="Medium Grid 3 Accent 3"/>
-    <w:lsdException w:unhideWhenUsed="0" w:uiPriority="70" w:semiHidden="0" w:name="Dark List Accent 3"/>
-    <w:lsdException w:unhideWhenUsed="0" w:uiPriority="71" w:semiHidden="0" w:name="Colorful Shading Accent 3"/>
-    <w:lsdException w:unhideWhenUsed="0" w:uiPriority="72" w:semiHidden="0" w:name="Colorful List Accent 3"/>
-    <w:lsdException w:unhideWhenUsed="0" w:uiPriority="73" w:semiHidden="0" w:name="Colorful Grid Accent 3"/>
-    <w:lsdException w:unhideWhenUsed="0" w:uiPriority="60" w:semiHidden="0" w:name="Light Shading Accent 4"/>
-    <w:lsdException w:unhideWhenUsed="0" w:uiPriority="61" w:semiHidden="0" w:name="Light List Accent 4"/>
-    <w:lsdException w:unhideWhenUsed="0" w:uiPriority="62" w:semiHidden="0" w:name="Light Grid Accent 4"/>
-    <w:lsdException w:unhideWhenUsed="0" w:uiPriority="63" w:semiHidden="0" w:name="Medium Shading 1 Accent 4"/>
-    <w:lsdException w:unhideWhenUsed="0" w:uiPriority="64" w:semiHidden="0" w:name="Medium Shading 2 Accent 4"/>
-    <w:lsdException w:unhideWhenUsed="0" w:uiPriority="65" w:semiHidden="0" w:name="Medium List 1 Accent 4"/>
-    <w:lsdException w:unhideWhenUsed="0" w:uiPriority="66" w:semiHidden="0" w:name="Medium List 2 Accent 4"/>
-    <w:lsdException w:unhideWhenUsed="0" w:uiPriority="67" w:semiHidden="0" w:name="Medium Grid 1 Accent 4"/>
-    <w:lsdException w:unhideWhenUsed="0" w:uiPriority="68" w:semiHidden="0" w:name="Medium Grid 2 Accent 4"/>
-    <w:lsdException w:unhideWhenUsed="0" w:uiPriority="69" w:semiHidden="0" w:name="Medium Grid 3 Accent 4"/>
-    <w:lsdException w:unhideWhenUsed="0" w:uiPriority="70" w:semiHidden="0" w:name="Dark List Accent 4"/>
-    <w:lsdException w:unhideWhenUsed="0" w:uiPriority="71" w:semiHidden="0" w:name="Colorful Shading Accent 4"/>
-    <w:lsdException w:unhideWhenUsed="0" w:uiPriority="72" w:semiHidden="0" w:name="Colorful List Accent 4"/>
-    <w:lsdException w:unhideWhenUsed="0" w:uiPriority="73" w:semiHidden="0" w:name="Colorful Grid Accent 4"/>
-    <w:lsdException w:unhideWhenUsed="0" w:uiPriority="60" w:semiHidden="0" w:name="Light Shading Accent 5"/>
-    <w:lsdException w:unhideWhenUsed="0" w:uiPriority="61" w:semiHidden="0" w:name="Light List Accent 5"/>
-    <w:lsdException w:unhideWhenUsed="0" w:uiPriority="62" w:semiHidden="0" w:name="Light Grid Accent 5"/>
-    <w:lsdException w:unhideWhenUsed="0" w:uiPriority="63" w:semiHidden="0" w:name="Medium Shading 1 Accent 5"/>
-    <w:lsdException w:unhideWhenUsed="0" w:uiPriority="64" w:semiHidden="0" w:name="Medium Shading 2 Accent 5"/>
-    <w:lsdException w:unhideWhenUsed="0" w:uiPriority="65" w:semiHidden="0" w:name="Medium List 1 Accent 5"/>
-    <w:lsdException w:unhideWhenUsed="0" w:uiPriority="66" w:semiHidden="0" w:name="Medium List 2 Accent 5"/>
-    <w:lsdException w:unhideWhenUsed="0" w:uiPriority="67" w:semiHidden="0" w:name="Medium Grid 1 Accent 5"/>
-    <w:lsdException w:unhideWhenUsed="0" w:uiPriority="68" w:semiHidden="0" w:name="Medium Grid 2 Accent 5"/>
-    <w:lsdException w:unhideWhenUsed="0" w:uiPriority="69" w:semiHidden="0" w:name="Medium Grid 3 Accent 5"/>
-    <w:lsdException w:unhideWhenUsed="0" w:uiPriority="70" w:semiHidden="0" w:name="Dark List Accent 5"/>
-    <w:lsdException w:unhideWhenUsed="0" w:uiPriority="71" w:semiHidden="0" w:name="Colorful Shading Accent 5"/>
-    <w:lsdException w:unhideWhenUsed="0" w:uiPriority="72" w:semiHidden="0" w:name="Colorful List Accent 5"/>
-    <w:lsdException w:unhideWhenUsed="0" w:uiPriority="73" w:semiHidden="0" w:name="Colorful Grid Accent 5"/>
-    <w:lsdException w:unhideWhenUsed="0" w:uiPriority="60" w:semiHidden="0" w:name="Light Shading Accent 6"/>
-    <w:lsdException w:unhideWhenUsed="0" w:uiPriority="61" w:semiHidden="0" w:name="Light List Accent 6"/>
-    <w:lsdException w:unhideWhenUsed="0" w:uiPriority="62" w:semiHidden="0" w:name="Light Grid Accent 6"/>
-    <w:lsdException w:unhideWhenUsed="0" w:uiPriority="63" w:semiHidden="0" w:name="Medium Shading 1 Accent 6"/>
-    <w:lsdException w:unhideWhenUsed="0" w:uiPriority="64" w:semiHidden="0" w:name="Medium Shading 2 Accent 6"/>
-    <w:lsdException w:unhideWhenUsed="0" w:uiPriority="65" w:semiHidden="0" w:name="Medium List 1 Accent 6"/>
-    <w:lsdException w:unhideWhenUsed="0" w:uiPriority="66" w:semiHidden="0" w:name="Medium List 2 Accent 6"/>
-    <w:lsdException w:unhideWhenUsed="0" w:uiPriority="67" w:semiHidden="0" w:name="Medium Grid 1 Accent 6"/>
-    <w:lsdException w:unhideWhenUsed="0" w:uiPriority="68" w:semiHidden="0" w:name="Medium Grid 2 Accent 6"/>
-    <w:lsdException w:unhideWhenUsed="0" w:uiPriority="69" w:semiHidden="0" w:name="Medium Grid 3 Accent 6"/>
-    <w:lsdException w:unhideWhenUsed="0" w:uiPriority="70" w:semiHidden="0" w:name="Dark List Accent 6"/>
-    <w:lsdException w:unhideWhenUsed="0" w:uiPriority="71" w:semiHidden="0" w:name="Colorful Shading Accent 6"/>
-    <w:lsdException w:unhideWhenUsed="0" w:uiPriority="72" w:semiHidden="0" w:name="Colorful List Accent 6"/>
-    <w:lsdException w:unhideWhenUsed="0" w:uiPriority="73" w:semiHidden="0" w:name="Colorful Grid Accent 6"/>
+  <w:latentStyles w:defLockedState="0" w:defUIPriority="99" w:defSemiHidden="1" w:defUnhideWhenUsed="1" w:defQFormat="0" w:count="260">
+    <w:lsdException w:name="Normal" w:semiHidden="0" w:uiPriority="0" w:unhideWhenUsed="0" w:qFormat="1"/>
+    <w:lsdException w:name="heading 1" w:semiHidden="0" w:uiPriority="0" w:unhideWhenUsed="0" w:qFormat="1"/>
+    <w:lsdException w:name="heading 2" w:semiHidden="0" w:uiPriority="0" w:qFormat="1"/>
+    <w:lsdException w:name="heading 3" w:uiPriority="0" w:qFormat="1"/>
+    <w:lsdException w:name="heading 4" w:semiHidden="0" w:uiPriority="0" w:qFormat="1"/>
+    <w:lsdException w:name="heading 5" w:uiPriority="0" w:qFormat="1"/>
+    <w:lsdException w:name="heading 6" w:uiPriority="0" w:qFormat="1"/>
+    <w:lsdException w:name="heading 7" w:uiPriority="0" w:qFormat="1"/>
+    <w:lsdException w:name="heading 8" w:uiPriority="0" w:qFormat="1"/>
+    <w:lsdException w:name="heading 9" w:uiPriority="0" w:qFormat="1"/>
+    <w:lsdException w:name="index 1" w:semiHidden="0" w:uiPriority="0" w:unhideWhenUsed="0"/>
+    <w:lsdException w:name="index 2" w:semiHidden="0" w:uiPriority="0" w:unhideWhenUsed="0"/>
+    <w:lsdException w:name="index 3" w:semiHidden="0" w:uiPriority="0" w:unhideWhenUsed="0"/>
+    <w:lsdException w:name="index 4" w:semiHidden="0" w:uiPriority="0" w:unhideWhenUsed="0"/>
+    <w:lsdException w:name="index 5" w:semiHidden="0" w:uiPriority="0" w:unhideWhenUsed="0"/>
+    <w:lsdException w:name="index 6" w:semiHidden="0" w:uiPriority="0" w:unhideWhenUsed="0"/>
+    <w:lsdException w:name="index 7" w:semiHidden="0" w:uiPriority="0" w:unhideWhenUsed="0"/>
+    <w:lsdException w:name="index 8" w:semiHidden="0" w:uiPriority="0" w:unhideWhenUsed="0"/>
+    <w:lsdException w:name="index 9" w:semiHidden="0" w:uiPriority="0" w:unhideWhenUsed="0"/>
+    <w:lsdException w:name="toc 1" w:semiHidden="0" w:uiPriority="0" w:unhideWhenUsed="0" w:qFormat="1"/>
+    <w:lsdException w:name="toc 2" w:semiHidden="0" w:uiPriority="0" w:unhideWhenUsed="0" w:qFormat="1"/>
+    <w:lsdException w:name="toc 3" w:semiHidden="0" w:uiPriority="0" w:unhideWhenUsed="0" w:qFormat="1"/>
+    <w:lsdException w:name="toc 4" w:semiHidden="0" w:uiPriority="0" w:unhideWhenUsed="0"/>
+    <w:lsdException w:name="toc 5" w:semiHidden="0" w:uiPriority="0" w:unhideWhenUsed="0"/>
+    <w:lsdException w:name="toc 6" w:semiHidden="0" w:uiPriority="0" w:unhideWhenUsed="0"/>
+    <w:lsdException w:name="toc 7" w:semiHidden="0" w:uiPriority="0" w:unhideWhenUsed="0"/>
+    <w:lsdException w:name="toc 8" w:semiHidden="0" w:uiPriority="0" w:unhideWhenUsed="0"/>
+    <w:lsdException w:name="toc 9" w:semiHidden="0" w:uiPriority="0" w:unhideWhenUsed="0"/>
+    <w:lsdException w:name="Normal Indent" w:semiHidden="0" w:uiPriority="0" w:unhideWhenUsed="0"/>
+    <w:lsdException w:name="footnote text" w:semiHidden="0" w:uiPriority="0" w:unhideWhenUsed="0"/>
+    <w:lsdException w:name="annotation text" w:semiHidden="0" w:uiPriority="0" w:unhideWhenUsed="0" w:qFormat="1"/>
+    <w:lsdException w:name="header" w:semiHidden="0" w:uiPriority="0" w:unhideWhenUsed="0" w:qFormat="1"/>
+    <w:lsdException w:name="footer" w:semiHidden="0" w:uiPriority="0" w:unhideWhenUsed="0" w:qFormat="1"/>
+    <w:lsdException w:name="index heading" w:semiHidden="0" w:uiPriority="0" w:unhideWhenUsed="0"/>
+    <w:lsdException w:name="caption" w:uiPriority="0" w:qFormat="1"/>
+    <w:lsdException w:name="table of figures" w:semiHidden="0" w:uiPriority="0" w:unhideWhenUsed="0"/>
+    <w:lsdException w:name="envelope address" w:semiHidden="0" w:uiPriority="0" w:unhideWhenUsed="0"/>
+    <w:lsdException w:name="envelope return" w:semiHidden="0" w:uiPriority="0" w:unhideWhenUsed="0"/>
+    <w:lsdException w:name="footnote reference" w:semiHidden="0" w:uiPriority="0" w:unhideWhenUsed="0"/>
+    <w:lsdException w:name="annotation reference" w:semiHidden="0" w:uiPriority="0" w:unhideWhenUsed="0"/>
+    <w:lsdException w:name="line number" w:semiHidden="0" w:uiPriority="0" w:unhideWhenUsed="0"/>
+    <w:lsdException w:name="page number" w:semiHidden="0" w:uiPriority="0" w:unhideWhenUsed="0"/>
+    <w:lsdException w:name="endnote reference" w:semiHidden="0" w:uiPriority="0" w:unhideWhenUsed="0"/>
+    <w:lsdException w:name="endnote text" w:semiHidden="0" w:uiPriority="0" w:unhideWhenUsed="0"/>
+    <w:lsdException w:name="table of authorities" w:semiHidden="0" w:uiPriority="0" w:unhideWhenUsed="0"/>
+    <w:lsdException w:name="macro" w:semiHidden="0" w:uiPriority="0" w:unhideWhenUsed="0"/>
+    <w:lsdException w:name="toa heading" w:semiHidden="0" w:uiPriority="0" w:unhideWhenUsed="0"/>
+    <w:lsdException w:name="List" w:semiHidden="0" w:uiPriority="0" w:unhideWhenUsed="0"/>
+    <w:lsdException w:name="List Bullet" w:semiHidden="0" w:uiPriority="0" w:unhideWhenUsed="0"/>
+    <w:lsdException w:name="List Number" w:semiHidden="0" w:uiPriority="0" w:unhideWhenUsed="0"/>
+    <w:lsdException w:name="List 2" w:semiHidden="0" w:uiPriority="0" w:unhideWhenUsed="0"/>
+    <w:lsdException w:name="List 3" w:semiHidden="0" w:uiPriority="0" w:unhideWhenUsed="0"/>
+    <w:lsdException w:name="List 4" w:semiHidden="0" w:uiPriority="0" w:unhideWhenUsed="0"/>
+    <w:lsdException w:name="List 5" w:semiHidden="0" w:uiPriority="0" w:unhideWhenUsed="0"/>
+    <w:lsdException w:name="List Bullet 2" w:semiHidden="0" w:uiPriority="0" w:unhideWhenUsed="0"/>
+    <w:lsdException w:name="List Bullet 3" w:semiHidden="0" w:uiPriority="0" w:unhideWhenUsed="0"/>
+    <w:lsdException w:name="List Bullet 4" w:semiHidden="0" w:uiPriority="0" w:unhideWhenUsed="0"/>
+    <w:lsdException w:name="List Bullet 5" w:semiHidden="0" w:uiPriority="0" w:unhideWhenUsed="0"/>
+    <w:lsdException w:name="List Number 2" w:semiHidden="0" w:uiPriority="0" w:unhideWhenUsed="0"/>
+    <w:lsdException w:name="List Number 3" w:semiHidden="0" w:uiPriority="0" w:unhideWhenUsed="0"/>
+    <w:lsdException w:name="List Number 4" w:semiHidden="0" w:uiPriority="0" w:unhideWhenUsed="0"/>
+    <w:lsdException w:name="List Number 5" w:semiHidden="0" w:uiPriority="0" w:unhideWhenUsed="0"/>
+    <w:lsdException w:name="Title" w:semiHidden="0" w:uiPriority="0" w:unhideWhenUsed="0" w:qFormat="1"/>
+    <w:lsdException w:name="Closing" w:semiHidden="0" w:uiPriority="0" w:unhideWhenUsed="0"/>
+    <w:lsdException w:name="Signature" w:semiHidden="0" w:uiPriority="0" w:unhideWhenUsed="0"/>
+    <w:lsdException w:name="Default Paragraph Font" w:uiPriority="0" w:unhideWhenUsed="0" w:qFormat="1"/>
+    <w:lsdException w:name="Body Text" w:uiPriority="0" w:unhideWhenUsed="0" w:qFormat="1"/>
+    <w:lsdException w:name="Body Text Indent" w:semiHidden="0" w:uiPriority="0" w:unhideWhenUsed="0"/>
+    <w:lsdException w:name="List Continue" w:semiHidden="0" w:uiPriority="0" w:unhideWhenUsed="0"/>
+    <w:lsdException w:name="List Continue 2" w:semiHidden="0" w:uiPriority="0" w:unhideWhenUsed="0"/>
+    <w:lsdException w:name="List Continue 3" w:semiHidden="0" w:uiPriority="0" w:unhideWhenUsed="0"/>
+    <w:lsdException w:name="List Continue 4" w:semiHidden="0" w:uiPriority="0" w:unhideWhenUsed="0"/>
+    <w:lsdException w:name="List Continue 5" w:semiHidden="0" w:uiPriority="0" w:unhideWhenUsed="0"/>
+    <w:lsdException w:name="Message Header" w:semiHidden="0" w:uiPriority="0" w:unhideWhenUsed="0"/>
+    <w:lsdException w:name="Subtitle" w:semiHidden="0" w:uiPriority="0" w:unhideWhenUsed="0" w:qFormat="1"/>
+    <w:lsdException w:name="Salutation" w:semiHidden="0" w:uiPriority="0" w:unhideWhenUsed="0"/>
+    <w:lsdException w:name="Date" w:semiHidden="0" w:uiPriority="0" w:unhideWhenUsed="0"/>
+    <w:lsdException w:name="Body Text First Indent" w:semiHidden="0" w:uiPriority="0" w:unhideWhenUsed="0"/>
+    <w:lsdException w:name="Body Text First Indent 2" w:semiHidden="0" w:uiPriority="0" w:unhideWhenUsed="0"/>
+    <w:lsdException w:name="Body Text 2" w:semiHidden="0" w:uiPriority="0" w:unhideWhenUsed="0"/>
+    <w:lsdException w:name="Body Text 3" w:semiHidden="0" w:uiPriority="0" w:unhideWhenUsed="0"/>
+    <w:lsdException w:name="Body Text Indent 2" w:semiHidden="0" w:uiPriority="0" w:unhideWhenUsed="0"/>
+    <w:lsdException w:name="Body Text Indent 3" w:semiHidden="0" w:uiPriority="0" w:unhideWhenUsed="0"/>
+    <w:lsdException w:name="Block Text" w:semiHidden="0" w:uiPriority="0" w:unhideWhenUsed="0"/>
+    <w:lsdException w:name="Hyperlink" w:semiHidden="0" w:uiPriority="0" w:unhideWhenUsed="0"/>
+    <w:lsdException w:name="FollowedHyperlink" w:semiHidden="0" w:uiPriority="0" w:unhideWhenUsed="0"/>
+    <w:lsdException w:name="Strong" w:semiHidden="0" w:uiPriority="0" w:unhideWhenUsed="0" w:qFormat="1"/>
+    <w:lsdException w:name="Emphasis" w:semiHidden="0" w:uiPriority="0" w:unhideWhenUsed="0" w:qFormat="1"/>
+    <w:lsdException w:name="Document Map" w:semiHidden="0" w:uiPriority="0" w:unhideWhenUsed="0"/>
+    <w:lsdException w:name="Plain Text" w:semiHidden="0" w:uiPriority="0" w:unhideWhenUsed="0"/>
+    <w:lsdException w:name="E-mail Signature" w:semiHidden="0" w:uiPriority="0" w:unhideWhenUsed="0"/>
+    <w:lsdException w:name="Normal (Web)" w:semiHidden="0" w:uiPriority="0" w:unhideWhenUsed="0" w:qFormat="1"/>
+    <w:lsdException w:name="HTML Acronym" w:semiHidden="0" w:uiPriority="0" w:unhideWhenUsed="0"/>
+    <w:lsdException w:name="HTML Address" w:semiHidden="0" w:uiPriority="0" w:unhideWhenUsed="0"/>
+    <w:lsdException w:name="HTML Cite" w:semiHidden="0" w:uiPriority="0" w:unhideWhenUsed="0"/>
+    <w:lsdException w:name="HTML Code" w:semiHidden="0" w:uiPriority="0" w:unhideWhenUsed="0"/>
+    <w:lsdException w:name="HTML Definition" w:semiHidden="0" w:uiPriority="0" w:unhideWhenUsed="0"/>
+    <w:lsdException w:name="HTML Keyboard" w:semiHidden="0" w:uiPriority="0" w:unhideWhenUsed="0"/>
+    <w:lsdException w:name="HTML Preformatted" w:semiHidden="0" w:uiPriority="0" w:unhideWhenUsed="0"/>
+    <w:lsdException w:name="HTML Sample" w:semiHidden="0" w:uiPriority="0" w:unhideWhenUsed="0"/>
+    <w:lsdException w:name="HTML Typewriter" w:semiHidden="0" w:uiPriority="0" w:unhideWhenUsed="0"/>
+    <w:lsdException w:name="HTML Variable" w:semiHidden="0" w:uiPriority="0" w:unhideWhenUsed="0"/>
+    <w:lsdException w:name="Normal Table" w:uiPriority="0" w:unhideWhenUsed="0" w:qFormat="1"/>
+    <w:lsdException w:name="annotation subject" w:semiHidden="0" w:uiPriority="0" w:unhideWhenUsed="0"/>
+    <w:lsdException w:name="Table Simple 1" w:semiHidden="0" w:uiPriority="0" w:unhideWhenUsed="0"/>
+    <w:lsdException w:name="Table Simple 2" w:semiHidden="0" w:uiPriority="0" w:unhideWhenUsed="0"/>
+    <w:lsdException w:name="Table Simple 3" w:semiHidden="0" w:uiPriority="0" w:unhideWhenUsed="0"/>
+    <w:lsdException w:name="Table Classic 1" w:semiHidden="0" w:uiPriority="0" w:unhideWhenUsed="0"/>
+    <w:lsdException w:name="Table Classic 2" w:semiHidden="0" w:uiPriority="0" w:unhideWhenUsed="0"/>
+    <w:lsdException w:name="Table Classic 3" w:semiHidden="0" w:uiPriority="0" w:unhideWhenUsed="0"/>
+    <w:lsdException w:name="Table Classic 4" w:semiHidden="0" w:uiPriority="0" w:unhideWhenUsed="0"/>
+    <w:lsdException w:name="Table Colorful 1" w:semiHidden="0" w:uiPriority="0" w:unhideWhenUsed="0"/>
+    <w:lsdException w:name="Table Colorful 2" w:semiHidden="0" w:uiPriority="0" w:unhideWhenUsed="0"/>
+    <w:lsdException w:name="Table Colorful 3" w:semiHidden="0" w:uiPriority="0" w:unhideWhenUsed="0"/>
+    <w:lsdException w:name="Table Columns 1" w:semiHidden="0" w:uiPriority="0" w:unhideWhenUsed="0"/>
+    <w:lsdException w:name="Table Columns 2" w:semiHidden="0" w:uiPriority="0" w:unhideWhenUsed="0"/>
+    <w:lsdException w:name="Table Columns 3" w:semiHidden="0" w:uiPriority="0" w:unhideWhenUsed="0"/>
+    <w:lsdException w:name="Table Columns 4" w:semiHidden="0" w:uiPriority="0" w:unhideWhenUsed="0"/>
+    <w:lsdException w:name="Table Columns 5" w:semiHidden="0" w:uiPriority="0" w:unhideWhenUsed="0"/>
+    <w:lsdException w:name="Table Grid 1" w:semiHidden="0" w:uiPriority="0" w:unhideWhenUsed="0"/>
+    <w:lsdException w:name="Table Grid 2" w:semiHidden="0" w:uiPriority="0" w:unhideWhenUsed="0"/>
+    <w:lsdException w:name="Table Grid 3" w:semiHidden="0" w:uiPriority="0" w:unhideWhenUsed="0"/>
+    <w:lsdException w:name="Table Grid 4" w:semiHidden="0" w:uiPriority="0" w:unhideWhenUsed="0"/>
+    <w:lsdException w:name="Table Grid 5" w:semiHidden="0" w:uiPriority="0" w:unhideWhenUsed="0"/>
+    <w:lsdException w:name="Table Grid 6" w:semiHidden="0" w:uiPriority="0" w:unhideWhenUsed="0"/>
+    <w:lsdException w:name="Table Grid 7" w:semiHidden="0" w:uiPriority="0" w:unhideWhenUsed="0"/>
+    <w:lsdException w:name="Table Grid 8" w:semiHidden="0" w:uiPriority="0" w:unhideWhenUsed="0"/>
+    <w:lsdException w:name="Table List 1" w:semiHidden="0" w:uiPriority="0" w:unhideWhenUsed="0"/>
+    <w:lsdException w:name="Table List 2" w:semiHidden="0" w:uiPriority="0" w:unhideWhenUsed="0"/>
+    <w:lsdException w:name="Table List 3" w:semiHidden="0" w:uiPriority="0" w:unhideWhenUsed="0"/>
+    <w:lsdException w:name="Table List 4" w:semiHidden="0" w:uiPriority="0" w:unhideWhenUsed="0"/>
+    <w:lsdException w:name="Table List 5" w:semiHidden="0" w:uiPriority="0" w:unhideWhenUsed="0"/>
+    <w:lsdException w:name="Table List 6" w:semiHidden="0" w:uiPriority="0" w:unhideWhenUsed="0"/>
+    <w:lsdException w:name="Table List 7" w:semiHidden="0" w:uiPriority="0" w:unhideWhenUsed="0"/>
+    <w:lsdException w:name="Table List 8" w:semiHidden="0" w:uiPriority="0" w:unhideWhenUsed="0"/>
+    <w:lsdException w:name="Table 3D effects 1" w:semiHidden="0" w:uiPriority="0" w:unhideWhenUsed="0"/>
+    <w:lsdException w:name="Table 3D effects 2" w:semiHidden="0" w:uiPriority="0" w:unhideWhenUsed="0"/>
+    <w:lsdException w:name="Table 3D effects 3" w:semiHidden="0" w:uiPriority="0" w:unhideWhenUsed="0"/>
+    <w:lsdException w:name="Table Contemporary" w:semiHidden="0" w:uiPriority="0" w:unhideWhenUsed="0"/>
+    <w:lsdException w:name="Table Elegant" w:semiHidden="0" w:uiPriority="0" w:unhideWhenUsed="0"/>
+    <w:lsdException w:name="Table Professional" w:semiHidden="0" w:uiPriority="0" w:unhideWhenUsed="0"/>
+    <w:lsdException w:name="Table Subtle 1" w:semiHidden="0" w:uiPriority="0" w:unhideWhenUsed="0"/>
+    <w:lsdException w:name="Table Subtle 2" w:semiHidden="0" w:uiPriority="0" w:unhideWhenUsed="0"/>
+    <w:lsdException w:name="Table Web 1" w:semiHidden="0" w:uiPriority="0" w:unhideWhenUsed="0"/>
+    <w:lsdException w:name="Table Web 2" w:semiHidden="0" w:uiPriority="0" w:unhideWhenUsed="0"/>
+    <w:lsdException w:name="Table Web 3" w:semiHidden="0" w:uiPriority="0" w:unhideWhenUsed="0"/>
+    <w:lsdException w:name="Balloon Text" w:semiHidden="0" w:uiPriority="0" w:unhideWhenUsed="0"/>
+    <w:lsdException w:name="Table Grid" w:semiHidden="0" w:uiPriority="0" w:unhideWhenUsed="0" w:qFormat="1"/>
+    <w:lsdException w:name="Table Theme" w:semiHidden="0" w:uiPriority="0" w:unhideWhenUsed="0"/>
+    <w:lsdException w:name="Light Shading" w:semiHidden="0" w:uiPriority="60" w:unhideWhenUsed="0"/>
+    <w:lsdException w:name="Light List" w:semiHidden="0" w:uiPriority="61" w:unhideWhenUsed="0"/>
+    <w:lsdException w:name="Light Grid" w:semiHidden="0" w:uiPriority="62" w:unhideWhenUsed="0"/>
+    <w:lsdException w:name="Medium Shading 1" w:semiHidden="0" w:uiPriority="63" w:unhideWhenUsed="0"/>
+    <w:lsdException w:name="Medium Shading 2" w:semiHidden="0" w:uiPriority="64" w:unhideWhenUsed="0"/>
+    <w:lsdException w:name="Medium List 1" w:semiHidden="0" w:uiPriority="65" w:unhideWhenUsed="0"/>
+    <w:lsdException w:name="Medium List 2" w:semiHidden="0" w:uiPriority="66" w:unhideWhenUsed="0"/>
+    <w:lsdException w:name="Medium Grid 1" w:semiHidden="0" w:uiPriority="67" w:unhideWhenUsed="0"/>
+    <w:lsdException w:name="Medium Grid 2" w:semiHidden="0" w:uiPriority="68" w:unhideWhenUsed="0"/>
+    <w:lsdException w:name="Medium Grid 3" w:semiHidden="0" w:uiPriority="69" w:unhideWhenUsed="0"/>
+    <w:lsdException w:name="Dark List" w:semiHidden="0" w:uiPriority="70" w:unhideWhenUsed="0"/>
+    <w:lsdException w:name="Colorful Shading" w:semiHidden="0" w:uiPriority="71" w:unhideWhenUsed="0"/>
+    <w:lsdException w:name="Colorful List" w:semiHidden="0" w:uiPriority="72" w:unhideWhenUsed="0"/>
+    <w:lsdException w:name="Colorful Grid" w:semiHidden="0" w:uiPriority="73" w:unhideWhenUsed="0"/>
+    <w:lsdException w:name="Light Shading Accent 1" w:semiHidden="0" w:uiPriority="60" w:unhideWhenUsed="0"/>
+    <w:lsdException w:name="Light List Accent 1" w:semiHidden="0" w:uiPriority="61" w:unhideWhenUsed="0"/>
+    <w:lsdException w:name="Light Grid Accent 1" w:semiHidden="0" w:uiPriority="62" w:unhideWhenUsed="0"/>
+    <w:lsdException w:name="Medium Shading 1 Accent 1" w:semiHidden="0" w:uiPriority="63" w:unhideWhenUsed="0"/>
+    <w:lsdException w:name="Medium Shading 2 Accent 1" w:semiHidden="0" w:uiPriority="64" w:unhideWhenUsed="0"/>
+    <w:lsdException w:name="Medium List 1 Accent 1" w:semiHidden="0" w:uiPriority="65" w:unhideWhenUsed="0"/>
+    <w:lsdException w:name="Medium List 2 Accent 1" w:semiHidden="0" w:uiPriority="66" w:unhideWhenUsed="0"/>
+    <w:lsdException w:name="Medium Grid 1 Accent 1" w:semiHidden="0" w:uiPriority="67" w:unhideWhenUsed="0"/>
+    <w:lsdException w:name="Medium Grid 2 Accent 1" w:semiHidden="0" w:uiPriority="68" w:unhideWhenUsed="0"/>
+    <w:lsdException w:name="Medium Grid 3 Accent 1" w:semiHidden="0" w:uiPriority="69" w:unhideWhenUsed="0"/>
+    <w:lsdException w:name="Dark List Accent 1" w:semiHidden="0" w:uiPriority="70" w:unhideWhenUsed="0"/>
+    <w:lsdException w:name="Colorful Shading Accent 1" w:semiHidden="0" w:uiPriority="71" w:unhideWhenUsed="0"/>
+    <w:lsdException w:name="Colorful List Accent 1" w:semiHidden="0" w:uiPriority="72" w:unhideWhenUsed="0"/>
+    <w:lsdException w:name="Colorful Grid Accent 1" w:semiHidden="0" w:uiPriority="73" w:unhideWhenUsed="0"/>
+    <w:lsdException w:name="Light Shading Accent 2" w:semiHidden="0" w:uiPriority="60" w:unhideWhenUsed="0"/>
+    <w:lsdException w:name="Light List Accent 2" w:semiHidden="0" w:uiPriority="61" w:unhideWhenUsed="0"/>
+    <w:lsdException w:name="Light Grid Accent 2" w:semiHidden="0" w:uiPriority="62" w:unhideWhenUsed="0"/>
+    <w:lsdException w:name="Medium Shading 1 Accent 2" w:semiHidden="0" w:uiPriority="63" w:unhideWhenUsed="0"/>
+    <w:lsdException w:name="Medium Shading 2 Accent 2" w:semiHidden="0" w:uiPriority="64" w:unhideWhenUsed="0"/>
+    <w:lsdException w:name="Medium List 1 Accent 2" w:semiHidden="0" w:uiPriority="65" w:unhideWhenUsed="0"/>
+    <w:lsdException w:name="Medium List 2 Accent 2" w:semiHidden="0" w:uiPriority="66" w:unhideWhenUsed="0"/>
+    <w:lsdException w:name="Medium Grid 1 Accent 2" w:semiHidden="0" w:uiPriority="67" w:unhideWhenUsed="0"/>
+    <w:lsdException w:name="Medium Grid 2 Accent 2" w:semiHidden="0" w:uiPriority="68" w:unhideWhenUsed="0"/>
+    <w:lsdException w:name="Medium Grid 3 Accent 2" w:semiHidden="0" w:uiPriority="69" w:unhideWhenUsed="0"/>
+    <w:lsdException w:name="Dark List Accent 2" w:semiHidden="0" w:uiPriority="70" w:unhideWhenUsed="0"/>
+    <w:lsdException w:name="Colorful Shading Accent 2" w:semiHidden="0" w:uiPriority="71" w:unhideWhenUsed="0"/>
+    <w:lsdException w:name="Colorful List Accent 2" w:semiHidden="0" w:uiPriority="72" w:unhideWhenUsed="0"/>
+    <w:lsdException w:name="Colorful Grid Accent 2" w:semiHidden="0" w:uiPriority="73" w:unhideWhenUsed="0"/>
+    <w:lsdException w:name="Light Shading Accent 3" w:semiHidden="0" w:uiPriority="60" w:unhideWhenUsed="0"/>
+    <w:lsdException w:name="Light List Accent 3" w:semiHidden="0" w:uiPriority="61" w:unhideWhenUsed="0"/>
+    <w:lsdException w:name="Light Grid Accent 3" w:semiHidden="0" w:uiPriority="62" w:unhideWhenUsed="0"/>
+    <w:lsdException w:name="Medium Shading 1 Accent 3" w:semiHidden="0" w:uiPriority="63" w:unhideWhenUsed="0"/>
+    <w:lsdException w:name="Medium Shading 2 Accent 3" w:semiHidden="0" w:uiPriority="64" w:unhideWhenUsed="0"/>
+    <w:lsdException w:name="Medium List 1 Accent 3" w:semiHidden="0" w:uiPriority="65" w:unhideWhenUsed="0"/>
+    <w:lsdException w:name="Medium List 2 Accent 3" w:semiHidden="0" w:uiPriority="66" w:unhideWhenUsed="0"/>
+    <w:lsdException w:name="Medium Grid 1 Accent 3" w:semiHidden="0" w:uiPriority="67" w:unhideWhenUsed="0"/>
+    <w:lsdException w:name="Medium Grid 2 Accent 3" w:semiHidden="0" w:uiPriority="68" w:unhideWhenUsed="0"/>
+    <w:lsdException w:name="Medium Grid 3 Accent 3" w:semiHidden="0" w:uiPriority="69" w:unhideWhenUsed="0"/>
+    <w:lsdException w:name="Dark List Accent 3" w:semiHidden="0" w:uiPriority="70" w:unhideWhenUsed="0"/>
+    <w:lsdException w:name="Colorful Shading Accent 3" w:semiHidden="0" w:uiPriority="71" w:unhideWhenUsed="0"/>
+    <w:lsdException w:name="Colorful List Accent 3" w:semiHidden="0" w:uiPriority="72" w:unhideWhenUsed="0"/>
+    <w:lsdException w:name="Colorful Grid Accent 3" w:semiHidden="0" w:uiPriority="73" w:unhideWhenUsed="0"/>
+    <w:lsdException w:name="Light Shading Accent 4" w:semiHidden="0" w:uiPriority="60" w:unhideWhenUsed="0"/>
+    <w:lsdException w:name="Light List Accent 4" w:semiHidden="0" w:uiPriority="61" w:unhideWhenUsed="0"/>
+    <w:lsdException w:name="Light Grid Accent 4" w:semiHidden="0" w:uiPriority="62" w:unhideWhenUsed="0"/>
+    <w:lsdException w:name="Medium Shading 1 Accent 4" w:semiHidden="0" w:uiPriority="63" w:unhideWhenUsed="0"/>
+    <w:lsdException w:name="Medium Shading 2 Accent 4" w:semiHidden="0" w:uiPriority="64" w:unhideWhenUsed="0"/>
+    <w:lsdException w:name="Medium List 1 Accent 4" w:semiHidden="0" w:uiPriority="65" w:unhideWhenUsed="0"/>
+    <w:lsdException w:name="Medium List 2 Accent 4" w:semiHidden="0" w:uiPriority="66" w:unhideWhenUsed="0"/>
+    <w:lsdException w:name="Medium Grid 1 Accent 4" w:semiHidden="0" w:uiPriority="67" w:unhideWhenUsed="0"/>
+    <w:lsdException w:name="Medium Grid 2 Accent 4" w:semiHidden="0" w:uiPriority="68" w:unhideWhenUsed="0"/>
+    <w:lsdException w:name="Medium Grid 3 Accent 4" w:semiHidden="0" w:uiPriority="69" w:unhideWhenUsed="0"/>
+    <w:lsdException w:name="Dark List Accent 4" w:semiHidden="0" w:uiPriority="70" w:unhideWhenUsed="0"/>
+    <w:lsdException w:name="Colorful Shading Accent 4" w:semiHidden="0" w:uiPriority="71" w:unhideWhenUsed="0"/>
+    <w:lsdException w:name="Colorful List Accent 4" w:semiHidden="0" w:uiPriority="72" w:unhideWhenUsed="0"/>
+    <w:lsdException w:name="Colorful Grid Accent 4" w:semiHidden="0" w:uiPriority="73" w:unhideWhenUsed="0"/>
+    <w:lsdException w:name="Light Shading Accent 5" w:semiHidden="0" w:uiPriority="60" w:unhideWhenUsed="0"/>
+    <w:lsdException w:name="Light List Accent 5" w:semiHidden="0" w:uiPriority="61" w:unhideWhenUsed="0"/>
+    <w:lsdException w:name="Light Grid Accent 5" w:semiHidden="0" w:uiPriority="62" w:unhideWhenUsed="0"/>
+    <w:lsdException w:name="Medium Shading 1 Accent 5" w:semiHidden="0" w:uiPriority="63" w:unhideWhenUsed="0"/>
+    <w:lsdException w:name="Medium Shading 2 Accent 5" w:semiHidden="0" w:uiPriority="64" w:unhideWhenUsed="0"/>
+    <w:lsdException w:name="Medium List 1 Accent 5" w:semiHidden="0" w:uiPriority="65" w:unhideWhenUsed="0"/>
+    <w:lsdException w:name="Medium List 2 Accent 5" w:semiHidden="0" w:uiPriority="66" w:unhideWhenUsed="0"/>
+    <w:lsdException w:name="Medium Grid 1 Accent 5" w:semiHidden="0" w:uiPriority="67" w:unhideWhenUsed="0"/>
+    <w:lsdException w:name="Medium Grid 2 Accent 5" w:semiHidden="0" w:uiPriority="68" w:unhideWhenUsed="0"/>
+    <w:lsdException w:name="Medium Grid 3 Accent 5" w:semiHidden="0" w:uiPriority="69" w:unhideWhenUsed="0"/>
+    <w:lsdException w:name="Dark List Accent 5" w:semiHidden="0" w:uiPriority="70" w:unhideWhenUsed="0"/>
+    <w:lsdException w:name="Colorful Shading Accent 5" w:semiHidden="0" w:uiPriority="71" w:unhideWhenUsed="0"/>
+    <w:lsdException w:name="Colorful List Accent 5" w:semiHidden="0" w:uiPriority="72" w:unhideWhenUsed="0"/>
+    <w:lsdException w:name="Colorful Grid Accent 5" w:semiHidden="0" w:uiPriority="73" w:unhideWhenUsed="0"/>
+    <w:lsdException w:name="Light Shading Accent 6" w:semiHidden="0" w:uiPriority="60" w:unhideWhenUsed="0"/>
+    <w:lsdException w:name="Light List Accent 6" w:semiHidden="0" w:uiPriority="61" w:unhideWhenUsed="0"/>
+    <w:lsdException w:name="Light Grid Accent 6" w:semiHidden="0" w:uiPriority="62" w:unhideWhenUsed="0"/>
+    <w:lsdException w:name="Medium Shading 1 Accent 6" w:semiHidden="0" w:uiPriority="63" w:unhideWhenUsed="0"/>
+    <w:lsdException w:name="Medium Shading 2 Accent 6" w:semiHidden="0" w:uiPriority="64" w:unhideWhenUsed="0"/>
+    <w:lsdException w:name="Medium List 1 Accent 6" w:semiHidden="0" w:uiPriority="65" w:unhideWhenUsed="0"/>
+    <w:lsdException w:name="Medium List 2 Accent 6" w:semiHidden="0" w:uiPriority="66" w:unhideWhenUsed="0"/>
+    <w:lsdException w:name="Medium Grid 1 Accent 6" w:semiHidden="0" w:uiPriority="67" w:unhideWhenUsed="0"/>
+    <w:lsdException w:name="Medium Grid 2 Accent 6" w:semiHidden="0" w:uiPriority="68" w:unhideWhenUsed="0"/>
+    <w:lsdException w:name="Medium Grid 3 Accent 6" w:semiHidden="0" w:uiPriority="69" w:unhideWhenUsed="0"/>
+    <w:lsdException w:name="Dark List Accent 6" w:semiHidden="0" w:uiPriority="70" w:unhideWhenUsed="0"/>
+    <w:lsdException w:name="Colorful Shading Accent 6" w:semiHidden="0" w:uiPriority="71" w:unhideWhenUsed="0"/>
+    <w:lsdException w:name="Colorful List Accent 6" w:semiHidden="0" w:uiPriority="72" w:unhideWhenUsed="0"/>
+    <w:lsdException w:name="Colorful Grid Accent 6" w:semiHidden="0" w:uiPriority="73" w:unhideWhenUsed="0"/>
   </w:latentStyles>
-  <w:style w:type="paragraph" w:default="1" w:styleId="1">
+  <w:style w:type="paragraph" w:default="1" w:styleId="Normal">
     <w:name w:val="Normal"/>
     <w:qFormat/>
-    <w:uiPriority w:val="0"/>
     <w:pPr>
       <w:kinsoku w:val="0"/>
       <w:autoSpaceDE w:val="0"/>
@@ -4354,7 +4281,7 @@
       <w:textAlignment w:val="baseline"/>
     </w:pPr>
     <w:rPr>
-      <w:rFonts w:ascii="Arial" w:hAnsi="Arial" w:eastAsia="宋体" w:cs="Arial"/>
+      <w:rFonts w:ascii="Arial" w:eastAsia="宋体" w:hAnsi="Arial" w:cs="Arial"/>
       <w:snapToGrid w:val="0"/>
       <w:color w:val="000000"/>
       <w:kern w:val="0"/>
@@ -4363,12 +4290,11 @@
       <w:lang w:val="en-US" w:eastAsia="en-US" w:bidi="ar-SA"/>
     </w:rPr>
   </w:style>
-  <w:style w:type="paragraph" w:styleId="2">
+  <w:style w:type="paragraph" w:styleId="Heading1">
     <w:name w:val="heading 1"/>
-    <w:basedOn w:val="1"/>
-    <w:next w:val="1"/>
+    <w:basedOn w:val="Normal"/>
+    <w:next w:val="Normal"/>
     <w:qFormat/>
-    <w:uiPriority w:val="0"/>
     <w:pPr>
       <w:keepNext/>
       <w:keepLines/>
@@ -4386,13 +4312,12 @@
       <w:sz w:val="44"/>
     </w:rPr>
   </w:style>
-  <w:style w:type="paragraph" w:styleId="3">
+  <w:style w:type="paragraph" w:styleId="Heading2">
     <w:name w:val="heading 2"/>
-    <w:basedOn w:val="1"/>
-    <w:next w:val="1"/>
+    <w:basedOn w:val="Normal"/>
+    <w:next w:val="Normal"/>
     <w:unhideWhenUsed/>
     <w:qFormat/>
-    <w:uiPriority w:val="0"/>
     <w:pPr>
       <w:keepNext/>
       <w:keepLines/>
@@ -4405,19 +4330,18 @@
       <w:outlineLvl w:val="1"/>
     </w:pPr>
     <w:rPr>
-      <w:rFonts w:ascii="Arial" w:hAnsi="Arial" w:eastAsia="黑体"/>
+      <w:rFonts w:ascii="Arial" w:eastAsia="黑体" w:hAnsi="Arial"/>
       <w:b/>
       <w:sz w:val="32"/>
     </w:rPr>
   </w:style>
-  <w:style w:type="paragraph" w:styleId="4">
+  <w:style w:type="paragraph" w:styleId="Heading3">
     <w:name w:val="heading 3"/>
-    <w:basedOn w:val="1"/>
-    <w:next w:val="1"/>
+    <w:basedOn w:val="Normal"/>
+    <w:next w:val="Normal"/>
     <w:semiHidden/>
     <w:unhideWhenUsed/>
     <w:qFormat/>
-    <w:uiPriority w:val="0"/>
     <w:pPr>
       <w:keepNext/>
       <w:keepLines/>
@@ -4434,13 +4358,12 @@
       <w:sz w:val="32"/>
     </w:rPr>
   </w:style>
-  <w:style w:type="paragraph" w:styleId="5">
+  <w:style w:type="paragraph" w:styleId="Heading4">
     <w:name w:val="heading 4"/>
-    <w:basedOn w:val="1"/>
-    <w:next w:val="1"/>
+    <w:basedOn w:val="Normal"/>
+    <w:next w:val="Normal"/>
     <w:unhideWhenUsed/>
     <w:qFormat/>
-    <w:uiPriority w:val="0"/>
     <w:pPr>
       <w:keepNext/>
       <w:keepLines/>
@@ -4453,19 +4376,18 @@
       <w:outlineLvl w:val="3"/>
     </w:pPr>
     <w:rPr>
-      <w:rFonts w:ascii="Arial" w:hAnsi="Arial" w:eastAsia="黑体"/>
+      <w:rFonts w:ascii="Arial" w:eastAsia="黑体" w:hAnsi="Arial"/>
       <w:b/>
       <w:sz w:val="28"/>
     </w:rPr>
   </w:style>
-  <w:style w:type="paragraph" w:styleId="6">
+  <w:style w:type="paragraph" w:styleId="Heading5">
     <w:name w:val="heading 5"/>
-    <w:basedOn w:val="1"/>
-    <w:next w:val="1"/>
+    <w:basedOn w:val="Normal"/>
+    <w:next w:val="Normal"/>
     <w:semiHidden/>
     <w:unhideWhenUsed/>
     <w:qFormat/>
-    <w:uiPriority w:val="0"/>
     <w:pPr>
       <w:keepNext/>
       <w:keepLines/>
@@ -4482,14 +4404,13 @@
       <w:sz w:val="28"/>
     </w:rPr>
   </w:style>
-  <w:style w:type="paragraph" w:styleId="7">
+  <w:style w:type="paragraph" w:styleId="Heading6">
     <w:name w:val="heading 6"/>
-    <w:basedOn w:val="1"/>
-    <w:next w:val="1"/>
+    <w:basedOn w:val="Normal"/>
+    <w:next w:val="Normal"/>
     <w:semiHidden/>
     <w:unhideWhenUsed/>
     <w:qFormat/>
-    <w:uiPriority w:val="0"/>
     <w:pPr>
       <w:keepNext/>
       <w:keepLines/>
@@ -4502,19 +4423,18 @@
       <w:outlineLvl w:val="5"/>
     </w:pPr>
     <w:rPr>
-      <w:rFonts w:ascii="Arial" w:hAnsi="Arial" w:eastAsia="黑体"/>
+      <w:rFonts w:ascii="Arial" w:eastAsia="黑体" w:hAnsi="Arial"/>
       <w:b/>
       <w:sz w:val="24"/>
     </w:rPr>
   </w:style>
-  <w:style w:type="paragraph" w:styleId="8">
+  <w:style w:type="paragraph" w:styleId="Heading7">
     <w:name w:val="heading 7"/>
-    <w:basedOn w:val="1"/>
-    <w:next w:val="1"/>
+    <w:basedOn w:val="Normal"/>
+    <w:next w:val="Normal"/>
     <w:semiHidden/>
     <w:unhideWhenUsed/>
     <w:qFormat/>
-    <w:uiPriority w:val="0"/>
     <w:pPr>
       <w:keepNext/>
       <w:keepLines/>
@@ -4531,14 +4451,13 @@
       <w:sz w:val="24"/>
     </w:rPr>
   </w:style>
-  <w:style w:type="paragraph" w:styleId="9">
+  <w:style w:type="paragraph" w:styleId="Heading8">
     <w:name w:val="heading 8"/>
-    <w:basedOn w:val="1"/>
-    <w:next w:val="1"/>
+    <w:basedOn w:val="Normal"/>
+    <w:next w:val="Normal"/>
     <w:semiHidden/>
     <w:unhideWhenUsed/>
     <w:qFormat/>
-    <w:uiPriority w:val="0"/>
     <w:pPr>
       <w:keepNext/>
       <w:keepLines/>
@@ -4551,18 +4470,17 @@
       <w:outlineLvl w:val="7"/>
     </w:pPr>
     <w:rPr>
-      <w:rFonts w:ascii="Arial" w:hAnsi="Arial" w:eastAsia="黑体"/>
+      <w:rFonts w:ascii="Arial" w:eastAsia="黑体" w:hAnsi="Arial"/>
       <w:sz w:val="24"/>
     </w:rPr>
   </w:style>
-  <w:style w:type="paragraph" w:styleId="10">
+  <w:style w:type="paragraph" w:styleId="Heading9">
     <w:name w:val="heading 9"/>
-    <w:basedOn w:val="1"/>
-    <w:next w:val="1"/>
+    <w:basedOn w:val="Normal"/>
+    <w:next w:val="Normal"/>
     <w:semiHidden/>
     <w:unhideWhenUsed/>
     <w:qFormat/>
-    <w:uiPriority w:val="0"/>
     <w:pPr>
       <w:keepNext/>
       <w:keepLines/>
@@ -4575,21 +4493,19 @@
       <w:outlineLvl w:val="8"/>
     </w:pPr>
     <w:rPr>
-      <w:rFonts w:ascii="Arial" w:hAnsi="Arial" w:eastAsia="黑体"/>
+      <w:rFonts w:ascii="Arial" w:eastAsia="黑体" w:hAnsi="Arial"/>
       <w:sz w:val="21"/>
     </w:rPr>
   </w:style>
-  <w:style w:type="character" w:default="1" w:styleId="22">
+  <w:style w:type="character" w:default="1" w:styleId="DefaultParagraphFont">
     <w:name w:val="Default Paragraph Font"/>
     <w:semiHidden/>
     <w:qFormat/>
-    <w:uiPriority w:val="0"/>
   </w:style>
-  <w:style w:type="table" w:default="1" w:styleId="20">
+  <w:style w:type="table" w:default="1" w:styleId="TableNormal">
     <w:name w:val="Normal Table"/>
     <w:semiHidden/>
     <w:qFormat/>
-    <w:uiPriority w:val="0"/>
     <w:tblPr>
       <w:tblCellMar>
         <w:top w:w="0" w:type="dxa"/>
@@ -4599,43 +4515,39 @@
       </w:tblCellMar>
     </w:tblPr>
   </w:style>
-  <w:style w:type="paragraph" w:styleId="11">
+  <w:style w:type="paragraph" w:styleId="CommentText">
     <w:name w:val="annotation text"/>
-    <w:basedOn w:val="1"/>
+    <w:basedOn w:val="Normal"/>
     <w:qFormat/>
-    <w:uiPriority w:val="0"/>
     <w:pPr>
       <w:jc w:val="left"/>
     </w:pPr>
   </w:style>
-  <w:style w:type="paragraph" w:styleId="12">
+  <w:style w:type="paragraph" w:styleId="BodyText">
     <w:name w:val="Body Text"/>
-    <w:basedOn w:val="1"/>
+    <w:basedOn w:val="Normal"/>
     <w:semiHidden/>
     <w:qFormat/>
-    <w:uiPriority w:val="0"/>
     <w:rPr>
-      <w:rFonts w:ascii="Arial" w:hAnsi="Arial" w:eastAsia="Arial" w:cs="Arial"/>
+      <w:rFonts w:ascii="Arial" w:eastAsia="Arial" w:hAnsi="Arial" w:cs="Arial"/>
       <w:sz w:val="21"/>
       <w:szCs w:val="21"/>
       <w:lang w:val="en-US" w:eastAsia="en-US" w:bidi="ar-SA"/>
     </w:rPr>
   </w:style>
-  <w:style w:type="paragraph" w:styleId="13">
+  <w:style w:type="paragraph" w:styleId="TOC3">
     <w:name w:val="toc 3"/>
-    <w:basedOn w:val="1"/>
-    <w:next w:val="1"/>
+    <w:basedOn w:val="Normal"/>
+    <w:next w:val="Normal"/>
     <w:qFormat/>
-    <w:uiPriority w:val="0"/>
     <w:pPr>
       <w:ind w:left="840" w:leftChars="400"/>
     </w:pPr>
   </w:style>
-  <w:style w:type="paragraph" w:styleId="14">
+  <w:style w:type="paragraph" w:styleId="Footer">
     <w:name w:val="footer"/>
-    <w:basedOn w:val="1"/>
+    <w:basedOn w:val="Normal"/>
     <w:qFormat/>
-    <w:uiPriority w:val="0"/>
     <w:pPr>
       <w:tabs>
         <w:tab w:val="center" w:pos="4153"/>
@@ -4648,17 +4560,16 @@
       <w:sz w:val="18"/>
     </w:rPr>
   </w:style>
-  <w:style w:type="paragraph" w:styleId="15">
+  <w:style w:type="paragraph" w:styleId="Header">
     <w:name w:val="header"/>
-    <w:basedOn w:val="1"/>
+    <w:basedOn w:val="Normal"/>
     <w:qFormat/>
-    <w:uiPriority w:val="0"/>
     <w:pPr>
       <w:pBdr>
-        <w:top w:val="none" w:color="auto" w:sz="0" w:space="0"/>
-        <w:left w:val="none" w:color="auto" w:sz="0" w:space="0"/>
-        <w:bottom w:val="none" w:color="auto" w:sz="0" w:space="0"/>
-        <w:right w:val="none" w:color="auto" w:sz="0" w:space="0"/>
+        <w:top w:val="nil"/>
+        <w:left w:val="nil"/>
+        <w:bottom w:val="nil"/>
+        <w:right w:val="nil"/>
       </w:pBdr>
       <w:tabs>
         <w:tab w:val="center" w:pos="4153"/>
@@ -4673,41 +4584,37 @@
       <w:sz w:val="18"/>
     </w:rPr>
   </w:style>
-  <w:style w:type="paragraph" w:styleId="16">
+  <w:style w:type="paragraph" w:styleId="TOC1">
     <w:name w:val="toc 1"/>
-    <w:basedOn w:val="1"/>
-    <w:next w:val="1"/>
+    <w:basedOn w:val="Normal"/>
+    <w:next w:val="Normal"/>
     <w:qFormat/>
-    <w:uiPriority w:val="0"/>
     <w:rPr>
-      <w:rFonts w:ascii="Arial" w:hAnsi="Arial" w:eastAsia="Microsoft JhengHei"/>
+      <w:rFonts w:ascii="Arial" w:eastAsia="Microsoft JhengHei" w:hAnsi="Arial"/>
       <w:sz w:val="24"/>
     </w:rPr>
   </w:style>
-  <w:style w:type="paragraph" w:styleId="17">
+  <w:style w:type="paragraph" w:styleId="TOC2">
     <w:name w:val="toc 2"/>
-    <w:basedOn w:val="1"/>
-    <w:next w:val="1"/>
+    <w:basedOn w:val="Normal"/>
+    <w:next w:val="Normal"/>
     <w:qFormat/>
-    <w:uiPriority w:val="0"/>
     <w:pPr>
       <w:ind w:left="420" w:leftChars="200"/>
     </w:pPr>
   </w:style>
-  <w:style w:type="paragraph" w:styleId="18">
+  <w:style w:type="paragraph" w:styleId="NormalWeb">
     <w:name w:val="Normal (Web)"/>
-    <w:basedOn w:val="1"/>
+    <w:basedOn w:val="Normal"/>
     <w:qFormat/>
-    <w:uiPriority w:val="0"/>
     <w:rPr>
       <w:sz w:val="24"/>
     </w:rPr>
   </w:style>
-  <w:style w:type="paragraph" w:styleId="19">
+  <w:style w:type="paragraph" w:styleId="Title">
     <w:name w:val="Title"/>
-    <w:basedOn w:val="1"/>
+    <w:basedOn w:val="Normal"/>
     <w:qFormat/>
-    <w:uiPriority w:val="0"/>
     <w:pPr>
       <w:spacing w:before="240" w:beforeLines="0" w:beforeAutospacing="0" w:after="60" w:afterLines="0" w:afterAutospacing="0"/>
       <w:jc w:val="center"/>
@@ -4719,73 +4626,68 @@
       <w:sz w:val="32"/>
     </w:rPr>
   </w:style>
-  <w:style w:type="table" w:styleId="21">
+  <w:style w:type="table" w:styleId="TableGrid">
     <w:name w:val="Table Grid"/>
-    <w:basedOn w:val="20"/>
+    <w:basedOn w:val="TableNormal"/>
     <w:qFormat/>
-    <w:uiPriority w:val="0"/>
     <w:pPr>
       <w:widowControl w:val="0"/>
       <w:jc w:val="both"/>
     </w:pPr>
     <w:tblPr>
       <w:tblBorders>
-        <w:top w:val="single" w:color="auto" w:sz="4" w:space="0"/>
-        <w:left w:val="single" w:color="auto" w:sz="4" w:space="0"/>
-        <w:bottom w:val="single" w:color="auto" w:sz="4" w:space="0"/>
-        <w:right w:val="single" w:color="auto" w:sz="4" w:space="0"/>
-        <w:insideH w:val="single" w:color="auto" w:sz="4" w:space="0"/>
-        <w:insideV w:val="single" w:color="auto" w:sz="4" w:space="0"/>
+        <w:top w:val="single" w:sz="4" w:space="0" w:color="auto"/>
+        <w:left w:val="single" w:sz="4" w:space="0" w:color="auto"/>
+        <w:bottom w:val="single" w:sz="4" w:space="0" w:color="auto"/>
+        <w:right w:val="single" w:sz="4" w:space="0" w:color="auto"/>
+        <w:insideH w:val="single" w:sz="4" w:space="0" w:color="auto"/>
+        <w:insideV w:val="single" w:sz="4" w:space="0" w:color="auto"/>
       </w:tblBorders>
     </w:tblPr>
   </w:style>
-  <w:style w:type="character" w:styleId="23">
+  <w:style w:type="character" w:styleId="Strong">
     <w:name w:val="Strong"/>
-    <w:basedOn w:val="22"/>
+    <w:basedOn w:val="DefaultParagraphFont"/>
     <w:qFormat/>
-    <w:uiPriority w:val="0"/>
     <w:rPr>
       <w:b/>
     </w:rPr>
   </w:style>
-  <w:style w:type="paragraph" w:customStyle="1" w:styleId="24">
+  <w:style w:type="paragraph" w:customStyle="1" w:styleId="a">
     <w:name w:val="柴_公司名"/>
-    <w:basedOn w:val="19"/>
+    <w:basedOn w:val="Title"/>
     <w:qFormat/>
-    <w:uiPriority w:val="0"/>
     <w:pPr>
       <w:spacing w:after="600" w:afterLines="600"/>
     </w:pPr>
     <w:rPr>
-      <w:rFonts w:hint="eastAsia" w:ascii="宋体" w:hAnsi="宋体" w:eastAsia="宋体" w:cs="宋体"/>
+      <w:rFonts w:ascii="宋体" w:eastAsia="宋体" w:hAnsi="宋体" w:cs="宋体" w:hint="eastAsia"/>
       <w:bCs/>
       <w:spacing w:val="-6"/>
       <w:sz w:val="52"/>
       <w:szCs w:val="52"/>
     </w:rPr>
   </w:style>
-  <w:style w:type="paragraph" w:customStyle="1" w:styleId="25">
+  <w:style w:type="paragraph" w:customStyle="1" w:styleId="a0">
     <w:name w:val="柴_文档名"/>
-    <w:basedOn w:val="19"/>
+    <w:basedOn w:val="Title"/>
     <w:qFormat/>
-    <w:uiPriority w:val="0"/>
     <w:pPr>
       <w:spacing w:after="900" w:afterLines="900"/>
     </w:pPr>
     <w:rPr>
-      <w:rFonts w:ascii="黑体" w:hAnsi="黑体" w:eastAsia="黑体" w:cs="黑体"/>
+      <w:rFonts w:ascii="黑体" w:eastAsia="黑体" w:hAnsi="黑体" w:cs="黑体"/>
       <w:bCs/>
       <w:spacing w:val="-7"/>
       <w:sz w:val="52"/>
       <w:szCs w:val="52"/>
     </w:rPr>
   </w:style>
-  <w:style w:type="table" w:customStyle="1" w:styleId="26">
+  <w:style w:type="table" w:customStyle="1" w:styleId="TableNormal0">
     <w:name w:val="Table Normal_0"/>
     <w:semiHidden/>
     <w:unhideWhenUsed/>
     <w:qFormat/>
-    <w:uiPriority w:val="0"/>
     <w:tblPr>
       <w:tblCellMar>
         <w:top w:w="0" w:type="dxa"/>
@@ -4795,87 +4697,81 @@
       </w:tblCellMar>
     </w:tblPr>
   </w:style>
-  <w:style w:type="paragraph" w:customStyle="1" w:styleId="27">
+  <w:style w:type="paragraph" w:customStyle="1" w:styleId="TableText">
     <w:name w:val="Table Text"/>
-    <w:basedOn w:val="1"/>
+    <w:basedOn w:val="Normal"/>
     <w:semiHidden/>
     <w:qFormat/>
-    <w:uiPriority w:val="0"/>
     <w:rPr>
-      <w:rFonts w:ascii="宋体" w:hAnsi="宋体" w:eastAsia="宋体" w:cs="宋体"/>
+      <w:rFonts w:ascii="宋体" w:eastAsia="宋体" w:hAnsi="宋体" w:cs="宋体"/>
       <w:sz w:val="21"/>
       <w:szCs w:val="21"/>
       <w:lang w:val="en-US" w:eastAsia="en-US" w:bidi="ar-SA"/>
     </w:rPr>
   </w:style>
-  <w:style w:type="paragraph" w:customStyle="1" w:styleId="28">
+  <w:style w:type="paragraph" w:customStyle="1" w:styleId="1">
     <w:name w:val="柴_标题1"/>
-    <w:basedOn w:val="2"/>
-    <w:next w:val="29"/>
-    <w:link w:val="38"/>
+    <w:basedOn w:val="Heading1"/>
+    <w:next w:val="a1"/>
+    <w:link w:val="1Char"/>
     <w:qFormat/>
-    <w:uiPriority w:val="0"/>
     <w:pPr>
       <w:spacing w:before="100" w:after="90" w:line="360" w:lineRule="auto"/>
     </w:pPr>
     <w:rPr>
-      <w:rFonts w:ascii="Arial" w:hAnsi="Arial" w:eastAsia="宋体"/>
+      <w:rFonts w:ascii="Arial" w:eastAsia="宋体" w:hAnsi="Arial"/>
       <w:sz w:val="32"/>
     </w:rPr>
   </w:style>
-  <w:style w:type="paragraph" w:customStyle="1" w:styleId="29">
+  <w:style w:type="paragraph" w:customStyle="1" w:styleId="a1">
     <w:name w:val="柴_正文"/>
-    <w:basedOn w:val="12"/>
-    <w:link w:val="42"/>
+    <w:basedOn w:val="BodyText"/>
+    <w:link w:val="Char"/>
     <w:qFormat/>
-    <w:uiPriority w:val="0"/>
     <w:pPr>
       <w:spacing w:line="360" w:lineRule="auto"/>
       <w:ind w:firstLine="470" w:firstLineChars="200"/>
     </w:pPr>
     <w:rPr>
-      <w:rFonts w:ascii="Arial" w:hAnsi="Arial" w:eastAsia="宋体"/>
+      <w:rFonts w:ascii="Arial" w:eastAsia="宋体" w:hAnsi="Arial"/>
       <w:sz w:val="24"/>
       <w:lang w:eastAsia="zh-CN"/>
     </w:rPr>
   </w:style>
-  <w:style w:type="paragraph" w:customStyle="1" w:styleId="30">
+  <w:style w:type="paragraph" w:customStyle="1" w:styleId="2">
     <w:name w:val="柴_标题2"/>
-    <w:basedOn w:val="3"/>
-    <w:next w:val="29"/>
+    <w:basedOn w:val="Heading2"/>
+    <w:next w:val="a1"/>
     <w:qFormat/>
-    <w:uiPriority w:val="0"/>
     <w:pPr>
       <w:spacing w:line="360" w:lineRule="auto"/>
     </w:pPr>
     <w:rPr>
-      <w:rFonts w:ascii="Arial" w:hAnsi="Arial" w:eastAsia="宋体"/>
+      <w:rFonts w:ascii="Arial" w:eastAsia="宋体" w:hAnsi="Arial"/>
       <w:sz w:val="28"/>
     </w:rPr>
   </w:style>
-  <w:style w:type="paragraph" w:customStyle="1" w:styleId="31">
+  <w:style w:type="paragraph" w:customStyle="1" w:styleId="3">
     <w:name w:val="柴_标题3"/>
-    <w:basedOn w:val="4"/>
-    <w:next w:val="29"/>
+    <w:basedOn w:val="Heading3"/>
+    <w:next w:val="a1"/>
     <w:qFormat/>
-    <w:uiPriority w:val="0"/>
     <w:pPr>
       <w:spacing w:line="360" w:lineRule="auto"/>
       <w:ind w:left="0" w:firstLine="472" w:firstLineChars="200"/>
     </w:pPr>
     <w:rPr>
-      <w:rFonts w:ascii="宋体" w:hAnsi="宋体" w:eastAsia="宋体" w:cs="宋体"/>
+      <w:rFonts w:ascii="宋体" w:eastAsia="宋体" w:hAnsi="宋体" w:cs="宋体"/>
       <w:spacing w:val="-2"/>
       <w:sz w:val="24"/>
       <w:szCs w:val="24"/>
     </w:rPr>
   </w:style>
-  <w:style w:type="paragraph" w:customStyle="1" w:styleId="32">
+  <w:style w:type="paragraph" w:customStyle="1" w:styleId="a2">
     <w:name w:val="柴_目录"/>
-    <w:basedOn w:val="1"/>
-    <w:next w:val="12"/>
+    <w:basedOn w:val="Normal"/>
+    <w:next w:val="BodyText"/>
     <w:qFormat/>
-    <w:uiPriority w:val="0"/>
     <w:pPr>
       <w:tabs>
         <w:tab w:val="right" w:leader="dot" w:pos="8442"/>
@@ -4883,64 +4779,59 @@
       <w:ind w:left="0" w:leftChars="0"/>
     </w:pPr>
     <w:rPr>
-      <w:rFonts w:ascii="Arial" w:hAnsi="Arial" w:eastAsia="Microsoft JhengHei"/>
+      <w:rFonts w:ascii="Arial" w:eastAsia="Microsoft JhengHei" w:hAnsi="Arial"/>
       <w:sz w:val="24"/>
     </w:rPr>
   </w:style>
-  <w:style w:type="paragraph" w:customStyle="1" w:styleId="33">
+  <w:style w:type="paragraph" w:customStyle="1" w:styleId="WPSOffice1">
     <w:name w:val="WPSOffice手动目录 1"/>
     <w:qFormat/>
-    <w:uiPriority w:val="0"/>
     <w:pPr>
       <w:ind w:leftChars="0"/>
     </w:pPr>
     <w:rPr>
-      <w:rFonts w:ascii="Times New Roman" w:hAnsi="Times New Roman" w:eastAsia="宋体" w:cs="Times New Roman"/>
+      <w:rFonts w:ascii="Times New Roman" w:eastAsia="宋体" w:hAnsi="Times New Roman" w:cs="Times New Roman"/>
       <w:sz w:val="20"/>
       <w:szCs w:val="20"/>
     </w:rPr>
   </w:style>
-  <w:style w:type="paragraph" w:customStyle="1" w:styleId="34">
+  <w:style w:type="paragraph" w:customStyle="1" w:styleId="WPSOffice2">
     <w:name w:val="WPSOffice手动目录 2"/>
     <w:qFormat/>
-    <w:uiPriority w:val="0"/>
     <w:pPr>
       <w:ind w:leftChars="200"/>
     </w:pPr>
     <w:rPr>
-      <w:rFonts w:ascii="Times New Roman" w:hAnsi="Times New Roman" w:eastAsia="宋体" w:cs="Times New Roman"/>
+      <w:rFonts w:ascii="Times New Roman" w:eastAsia="宋体" w:hAnsi="Times New Roman" w:cs="Times New Roman"/>
       <w:sz w:val="20"/>
       <w:szCs w:val="20"/>
     </w:rPr>
   </w:style>
-  <w:style w:type="paragraph" w:customStyle="1" w:styleId="35">
+  <w:style w:type="paragraph" w:customStyle="1" w:styleId="WPSOffice3">
     <w:name w:val="WPSOffice手动目录 3"/>
     <w:qFormat/>
-    <w:uiPriority w:val="0"/>
     <w:pPr>
       <w:ind w:leftChars="400"/>
     </w:pPr>
     <w:rPr>
-      <w:rFonts w:ascii="Times New Roman" w:hAnsi="Times New Roman" w:eastAsia="宋体" w:cs="Times New Roman"/>
+      <w:rFonts w:ascii="Times New Roman" w:eastAsia="宋体" w:hAnsi="Times New Roman" w:cs="Times New Roman"/>
       <w:sz w:val="20"/>
       <w:szCs w:val="20"/>
     </w:rPr>
   </w:style>
-  <w:style w:type="paragraph" w:customStyle="1" w:styleId="36">
+  <w:style w:type="paragraph" w:customStyle="1" w:styleId="Compact">
     <w:name w:val="Compact"/>
-    <w:basedOn w:val="12"/>
+    <w:basedOn w:val="BodyText"/>
     <w:qFormat/>
-    <w:uiPriority w:val="0"/>
     <w:pPr>
       <w:spacing w:before="36" w:after="36"/>
     </w:pPr>
   </w:style>
-  <w:style w:type="table" w:customStyle="1" w:styleId="37">
+  <w:style w:type="table" w:customStyle="1" w:styleId="Table">
     <w:name w:val="Table"/>
     <w:semiHidden/>
     <w:unhideWhenUsed/>
     <w:qFormat/>
-    <w:uiPriority w:val="0"/>
     <w:tblPr>
       <w:tblCellMar>
         <w:top w:w="0" w:type="dxa"/>
@@ -4952,28 +4843,26 @@
     <w:tblStylePr w:type="firstRow">
       <w:tcPr>
         <w:tcBorders>
-          <w:bottom w:val="single" w:color="auto" w:sz="0" w:space="0"/>
+          <w:bottom w:val="single" w:sz="0" w:space="0" w:color="auto"/>
         </w:tcBorders>
         <w:vAlign w:val="bottom"/>
       </w:tcPr>
     </w:tblStylePr>
   </w:style>
-  <w:style w:type="character" w:customStyle="1" w:styleId="38">
+  <w:style w:type="character" w:customStyle="1" w:styleId="1Char">
     <w:name w:val="柴_标题1 Char"/>
-    <w:link w:val="28"/>
+    <w:link w:val="1"/>
     <w:qFormat/>
-    <w:uiPriority w:val="0"/>
     <w:rPr>
-      <w:rFonts w:ascii="Arial" w:hAnsi="Arial" w:eastAsia="宋体"/>
+      <w:rFonts w:ascii="Arial" w:eastAsia="宋体" w:hAnsi="Arial"/>
       <w:sz w:val="32"/>
     </w:rPr>
   </w:style>
-  <w:style w:type="table" w:customStyle="1" w:styleId="39">
+  <w:style w:type="table" w:customStyle="1" w:styleId="TableNormal1">
     <w:name w:val="Table Normal_1"/>
     <w:semiHidden/>
     <w:unhideWhenUsed/>
     <w:qFormat/>
-    <w:uiPriority w:val="0"/>
     <w:tblPr>
       <w:tblCellMar>
         <w:top w:w="0" w:type="dxa"/>
@@ -4983,11 +4872,10 @@
       </w:tblCellMar>
     </w:tblPr>
   </w:style>
-  <w:style w:type="paragraph" w:customStyle="1" w:styleId="40">
+  <w:style w:type="paragraph" w:customStyle="1" w:styleId="a3">
     <w:name w:val="柴_正文_无缩进"/>
-    <w:basedOn w:val="1"/>
+    <w:basedOn w:val="Normal"/>
     <w:qFormat/>
-    <w:uiPriority w:val="0"/>
     <w:pPr>
       <w:ind w:firstLine="0" w:firstLineChars="0"/>
     </w:pPr>
@@ -4997,31 +4885,29 @@
       <w:lang w:eastAsia="zh-CN"/>
     </w:rPr>
   </w:style>
-  <w:style w:type="paragraph" w:customStyle="1" w:styleId="41">
+  <w:style w:type="paragraph" w:customStyle="1" w:styleId="4">
     <w:name w:val="柴_标题4"/>
-    <w:basedOn w:val="5"/>
-    <w:next w:val="1"/>
+    <w:basedOn w:val="Heading4"/>
+    <w:next w:val="Normal"/>
     <w:qFormat/>
-    <w:uiPriority w:val="0"/>
     <w:pPr>
       <w:widowControl w:val="0"/>
       <w:spacing w:before="160" w:line="360" w:lineRule="auto"/>
-      <w:ind w:left="981" w:leftChars="300" w:hanging="862"/>
+      <w:ind w:left="981" w:hanging="862" w:leftChars="300"/>
     </w:pPr>
     <w:rPr>
-      <w:rFonts w:hint="eastAsia" w:ascii="Calibri" w:hAnsi="Calibri" w:eastAsia="宋体" w:cs="宋体"/>
+      <w:rFonts w:ascii="Calibri" w:eastAsia="宋体" w:hAnsi="Calibri" w:cs="宋体" w:hint="eastAsia"/>
       <w:sz w:val="24"/>
       <w:szCs w:val="24"/>
       <w:lang w:eastAsia="zh-CN" w:bidi="zh-CN"/>
     </w:rPr>
   </w:style>
-  <w:style w:type="character" w:customStyle="1" w:styleId="42">
+  <w:style w:type="character" w:customStyle="1" w:styleId="Char">
     <w:name w:val="柴_正文 Char"/>
-    <w:link w:val="29"/>
+    <w:link w:val="a1"/>
     <w:qFormat/>
-    <w:uiPriority w:val="0"/>
     <w:rPr>
-      <w:rFonts w:ascii="Arial" w:hAnsi="Arial" w:eastAsia="宋体"/>
+      <w:rFonts w:ascii="Arial" w:eastAsia="宋体" w:hAnsi="Arial"/>
       <w:sz w:val="24"/>
       <w:lang w:eastAsia="zh-CN"/>
     </w:rPr>

--- a/8.资源管理/2.运行记录类文件/JXTX-08-10-最终软件库应用情况说明.docx
+++ b/8.资源管理/2.运行记录类文件/JXTX-08-10-最终软件库应用情况说明.docx
@@ -1,11 +1,10 @@
 
 <file path=word/document.xml><?xml version="1.0" encoding="utf-8"?>
-<w:document xmlns:wpc="http://schemas.microsoft.com/office/word/2010/wordprocessingCanvas" xmlns:mc="http://schemas.openxmlformats.org/markup-compatibility/2006" xmlns:o="urn:schemas-microsoft-com:office:office" xmlns:r="http://schemas.openxmlformats.org/officeDocument/2006/relationships" xmlns:m="http://schemas.openxmlformats.org/officeDocument/2006/math" xmlns:v="urn:schemas-microsoft-com:vml" xmlns:wp14="http://schemas.microsoft.com/office/word/2010/wordprocessingDrawing" xmlns:wp="http://schemas.openxmlformats.org/drawingml/2006/wordprocessingDrawing" xmlns:w10="urn:schemas-microsoft-com:office:word" xmlns:w="http://schemas.openxmlformats.org/wordprocessingml/2006/main" xmlns:w14="http://schemas.microsoft.com/office/word/2010/wordml" xmlns:w15="http://schemas.microsoft.com/office/word/2012/wordml" xmlns:wne="http://schemas.microsoft.com/office/word/2006/wordml" xmlns:wpg="http://schemas.microsoft.com/office/word/2010/wordprocessingGroup" xmlns:wpi="http://schemas.microsoft.com/office/word/2010/wordprocessingInk" xmlns:wps="http://schemas.microsoft.com/office/word/2010/wordprocessingShape" mc:Ignorable="w14 w15 wp14">
-  <!-- Generated by Aspose.Words for .NET 13.3.0.1 -->
+<w:document xmlns:wpc="http://schemas.microsoft.com/office/word/2010/wordprocessingCanvas" xmlns:mc="http://schemas.openxmlformats.org/markup-compatibility/2006" xmlns:o="urn:schemas-microsoft-com:office:office" xmlns:r="http://schemas.openxmlformats.org/officeDocument/2006/relationships" xmlns:m="http://schemas.openxmlformats.org/officeDocument/2006/math" xmlns:v="urn:schemas-microsoft-com:vml" xmlns:wp14="http://schemas.microsoft.com/office/word/2010/wordprocessingDrawing" xmlns:wp="http://schemas.openxmlformats.org/drawingml/2006/wordprocessingDrawing" xmlns:w="http://schemas.openxmlformats.org/wordprocessingml/2006/main" xmlns:w14="http://schemas.microsoft.com/office/word/2010/wordml" xmlns:w10="urn:schemas-microsoft-com:office:word" xmlns:w15="http://schemas.microsoft.com/office/word/2012/wordml" xmlns:wpg="http://schemas.microsoft.com/office/word/2010/wordprocessingGroup" xmlns:wpi="http://schemas.microsoft.com/office/word/2010/wordprocessingInk" xmlns:wne="http://schemas.microsoft.com/office/word/2006/wordml" xmlns:wps="http://schemas.microsoft.com/office/word/2010/wordprocessingShape" xmlns:wpsCustomData="http://www.wps.cn/officeDocument/2013/wpsCustomData" mc:Ignorable="w14 w15 wp14">
   <w:body>
     <w:p>
       <w:pPr>
-        <w:pStyle w:val="a"/>
+        <w:pStyle w:val="24"/>
         <w:keepNext w:val="0"/>
         <w:keepLines w:val="0"/>
         <w:pageBreakBefore w:val="0"/>
@@ -22,10 +21,10 @@
         <w:spacing w:before="3120" w:beforeLines="1000"/>
         <w:textAlignment w:val="baseline"/>
       </w:pPr>
-      <w:bookmarkStart w:id="0" w:name="_Toc4215"/>
+      <w:bookmarkStart w:id="0" w:name="_Toc4379"/>
       <w:r>
         <w:drawing>
-          <wp:anchor distT="0" distB="0" distL="114300" distR="114300" simplePos="0" relativeHeight="251660288" behindDoc="1" locked="0" layoutInCell="1" allowOverlap="1">
+          <wp:anchor distT="0" distB="0" distL="114300" distR="114300" simplePos="0" relativeHeight="251661312" behindDoc="1" locked="0" layoutInCell="1" allowOverlap="1">
             <wp:simplePos x="0" y="0"/>
             <wp:positionH relativeFrom="column">
               <wp:posOffset>-19050</wp:posOffset>
@@ -50,7 +49,7 @@
                     </pic:cNvPicPr>
                   </pic:nvPicPr>
                   <pic:blipFill>
-                    <a:blip xmlns:r="http://schemas.openxmlformats.org/officeDocument/2006/relationships" r:embed="rId4"/>
+                    <a:blip r:embed="rId7"/>
                     <a:stretch>
                       <a:fillRect/>
                     </a:stretch>
@@ -76,7 +75,7 @@
       </w:r>
       <w:r>
         <w:drawing>
-          <wp:anchor distT="0" distB="0" distL="114300" distR="114300" simplePos="0" relativeHeight="251659264" behindDoc="1" locked="0" layoutInCell="1" allowOverlap="1">
+          <wp:anchor distT="0" distB="0" distL="114300" distR="114300" simplePos="0" relativeHeight="251660288" behindDoc="1" locked="0" layoutInCell="1" allowOverlap="1">
             <wp:simplePos x="0" y="0"/>
             <wp:positionH relativeFrom="column">
               <wp:posOffset>0</wp:posOffset>
@@ -101,7 +100,7 @@
                     </pic:cNvPicPr>
                   </pic:nvPicPr>
                   <pic:blipFill>
-                    <a:blip xmlns:r="http://schemas.openxmlformats.org/officeDocument/2006/relationships" r:embed="rId5"/>
+                    <a:blip r:embed="rId8"/>
                     <a:stretch>
                       <a:fillRect/>
                     </a:stretch>
@@ -131,7 +130,7 @@
           <w:lang w:val="en-US" w:eastAsia="zh-CN"/>
         </w:rPr>
         <w:drawing>
-          <wp:anchor distT="0" distB="0" distL="114300" distR="114300" simplePos="0" relativeHeight="251658240" behindDoc="1" locked="0" layoutInCell="1" allowOverlap="1">
+          <wp:anchor distT="0" distB="0" distL="114300" distR="114300" simplePos="0" relativeHeight="251659264" behindDoc="1" locked="0" layoutInCell="1" allowOverlap="1">
             <wp:simplePos x="0" y="0"/>
             <wp:positionH relativeFrom="column">
               <wp:posOffset>635</wp:posOffset>
@@ -156,7 +155,7 @@
                     </pic:cNvPicPr>
                   </pic:nvPicPr>
                   <pic:blipFill>
-                    <a:blip xmlns:r="http://schemas.openxmlformats.org/officeDocument/2006/relationships" r:embed="rId6">
+                    <a:blip r:embed="rId9">
                       <a:alphaModFix amt="58000"/>
                       <a:lum contrast="-52000"/>
                     </a:blip>
@@ -190,7 +189,7 @@
     </w:p>
     <w:p>
       <w:pPr>
-        <w:pStyle w:val="a0"/>
+        <w:pStyle w:val="25"/>
         <w:keepNext w:val="0"/>
         <w:keepLines w:val="0"/>
         <w:pageBreakBefore w:val="0"/>
@@ -211,7 +210,7 @@
           <w:lang w:val="en-US" w:eastAsia="zh-CN"/>
         </w:rPr>
       </w:pPr>
-      <w:bookmarkStart w:id="1" w:name="_Toc26516"/>
+      <w:bookmarkStart w:id="1" w:name="_Toc11282"/>
       <w:r>
         <w:rPr>
           <w:rFonts w:hint="eastAsia"/>
@@ -237,11 +236,11 @@
         <w:adjustRightInd w:val="0"/>
         <w:snapToGrid w:val="0"/>
         <w:spacing w:after="624" w:afterLines="200" w:line="219" w:lineRule="auto"/>
-        <w:ind w:left="0" w:right="0" w:firstLine="0" w:leftChars="0" w:rightChars="0" w:firstLineChars="0"/>
+        <w:ind w:left="0" w:leftChars="0" w:right="0" w:rightChars="0" w:firstLine="0" w:firstLineChars="0"/>
         <w:jc w:val="center"/>
         <w:textAlignment w:val="baseline"/>
         <w:rPr>
-          <w:rFonts w:ascii="宋体" w:eastAsia="宋体" w:hAnsi="宋体" w:cs="宋体" w:hint="eastAsia"/>
+          <w:rFonts w:hint="eastAsia" w:ascii="宋体" w:hAnsi="宋体" w:eastAsia="宋体" w:cs="宋体"/>
           <w:sz w:val="24"/>
           <w:szCs w:val="24"/>
           <w:lang w:val="en-US" w:eastAsia="zh-CN"/>
@@ -249,7 +248,7 @@
       </w:pPr>
       <w:r>
         <w:rPr>
-          <w:rFonts w:ascii="宋体" w:eastAsia="宋体" w:hAnsi="宋体" w:cs="宋体"/>
+          <w:rFonts w:ascii="宋体" w:hAnsi="宋体" w:eastAsia="宋体" w:cs="宋体"/>
           <w:b/>
           <w:bCs/>
           <w:spacing w:val="-3"/>
@@ -260,7 +259,7 @@
       </w:r>
       <w:r>
         <w:rPr>
-          <w:rFonts w:ascii="宋体" w:eastAsia="宋体" w:hAnsi="宋体" w:cs="宋体" w:hint="eastAsia"/>
+          <w:rFonts w:hint="eastAsia" w:ascii="宋体" w:hAnsi="宋体" w:eastAsia="宋体" w:cs="宋体"/>
           <w:b/>
           <w:bCs/>
           <w:spacing w:val="-3"/>
@@ -272,7 +271,7 @@
       </w:r>
       <w:r>
         <w:rPr>
-          <w:rFonts w:ascii="宋体" w:eastAsia="宋体" w:hAnsi="宋体" w:cs="宋体"/>
+          <w:rFonts w:ascii="宋体" w:hAnsi="宋体" w:eastAsia="宋体" w:cs="宋体"/>
           <w:b/>
           <w:bCs/>
           <w:spacing w:val="-3"/>
@@ -283,7 +282,7 @@
       </w:r>
       <w:r>
         <w:rPr>
-          <w:rFonts w:ascii="宋体" w:hAnsi="宋体" w:cs="宋体" w:hint="eastAsia"/>
+          <w:rFonts w:hint="eastAsia" w:ascii="宋体" w:hAnsi="宋体" w:cs="宋体"/>
           <w:b/>
           <w:bCs/>
           <w:spacing w:val="-3"/>
@@ -295,7 +294,7 @@
       </w:r>
       <w:r>
         <w:rPr>
-          <w:rFonts w:ascii="宋体" w:eastAsia="宋体" w:hAnsi="宋体" w:cs="宋体"/>
+          <w:rFonts w:ascii="宋体" w:hAnsi="宋体" w:eastAsia="宋体" w:cs="宋体"/>
           <w:b/>
           <w:bCs/>
           <w:spacing w:val="-3"/>
@@ -306,7 +305,7 @@
       </w:r>
       <w:r>
         <w:rPr>
-          <w:rFonts w:ascii="宋体" w:hAnsi="宋体" w:cs="宋体" w:hint="eastAsia"/>
+          <w:rFonts w:hint="eastAsia" w:ascii="宋体" w:hAnsi="宋体" w:cs="宋体"/>
           <w:b/>
           <w:bCs/>
           <w:spacing w:val="-3"/>
@@ -319,17 +318,18 @@
     </w:p>
     <w:tbl>
       <w:tblPr>
-        <w:tblStyle w:val="TableGrid"/>
+        <w:tblStyle w:val="21"/>
         <w:tblW w:w="0" w:type="auto"/>
         <w:jc w:val="center"/>
         <w:tblBorders>
-          <w:top w:val="nil"/>
-          <w:left w:val="nil"/>
-          <w:bottom w:val="nil"/>
-          <w:right w:val="nil"/>
-          <w:insideH w:val="nil"/>
-          <w:insideV w:val="nil"/>
+          <w:top w:val="none" w:color="auto" w:sz="0" w:space="0"/>
+          <w:left w:val="none" w:color="auto" w:sz="0" w:space="0"/>
+          <w:bottom w:val="none" w:color="auto" w:sz="0" w:space="0"/>
+          <w:right w:val="none" w:color="auto" w:sz="0" w:space="0"/>
+          <w:insideH w:val="none" w:color="auto" w:sz="0" w:space="0"/>
+          <w:insideV w:val="none" w:color="auto" w:sz="0" w:space="0"/>
         </w:tblBorders>
+        <w:tblLayout w:type="autofit"/>
         <w:tblCellMar>
           <w:top w:w="0" w:type="dxa"/>
           <w:left w:w="108" w:type="dxa"/>
@@ -343,15 +343,13 @@
       </w:tblGrid>
       <w:tr>
         <w:tblPrEx>
-          <w:tblW w:w="0" w:type="auto"/>
-          <w:jc w:val="center"/>
           <w:tblBorders>
-            <w:top w:val="nil"/>
-            <w:left w:val="nil"/>
-            <w:bottom w:val="nil"/>
-            <w:right w:val="nil"/>
-            <w:insideH w:val="nil"/>
-            <w:insideV w:val="nil"/>
+            <w:top w:val="none" w:color="auto" w:sz="0" w:space="0"/>
+            <w:left w:val="none" w:color="auto" w:sz="0" w:space="0"/>
+            <w:bottom w:val="none" w:color="auto" w:sz="0" w:space="0"/>
+            <w:right w:val="none" w:color="auto" w:sz="0" w:space="0"/>
+            <w:insideH w:val="none" w:color="auto" w:sz="0" w:space="0"/>
+            <w:insideV w:val="none" w:color="auto" w:sz="0" w:space="0"/>
           </w:tblBorders>
           <w:tblCellMar>
             <w:top w:w="0" w:type="dxa"/>
@@ -361,7 +359,7 @@
           </w:tblCellMar>
         </w:tblPrEx>
         <w:trPr>
-          <w:trHeight w:val="810"/>
+          <w:trHeight w:val="810" w:hRule="atLeast"/>
           <w:jc w:val="center"/>
         </w:trPr>
         <w:tc>
@@ -399,7 +397,7 @@
             </w:r>
             <w:r>
               <w:rPr>
-                <w:rFonts w:asciiTheme="minorAscii" w:eastAsiaTheme="minorEastAsia" w:hAnsiTheme="minorAscii" w:hint="default"/>
+                <w:rFonts w:hint="default" w:asciiTheme="minorAscii" w:hAnsiTheme="minorAscii" w:eastAsiaTheme="minorEastAsia"/>
                 <w:spacing w:val="227"/>
                 <w:sz w:val="21"/>
                 <w:vertAlign w:val="baseline"/>
@@ -453,7 +451,7 @@
             </w:r>
             <w:r>
               <w:rPr>
-                <w:rFonts w:asciiTheme="minorAscii" w:eastAsiaTheme="minorEastAsia" w:hAnsiTheme="minorAscii" w:hint="eastAsia"/>
+                <w:rFonts w:hint="eastAsia" w:asciiTheme="minorAscii" w:hAnsiTheme="minorAscii" w:eastAsiaTheme="minorEastAsia"/>
                 <w:spacing w:val="227"/>
                 <w:sz w:val="21"/>
                 <w:vertAlign w:val="baseline"/>
@@ -475,8 +473,14 @@
       </w:tr>
       <w:tr>
         <w:tblPrEx>
-          <w:tblW w:w="0" w:type="auto"/>
-          <w:jc w:val="center"/>
+          <w:tblBorders>
+            <w:top w:val="none" w:color="auto" w:sz="0" w:space="0"/>
+            <w:left w:val="none" w:color="auto" w:sz="0" w:space="0"/>
+            <w:bottom w:val="none" w:color="auto" w:sz="0" w:space="0"/>
+            <w:right w:val="none" w:color="auto" w:sz="0" w:space="0"/>
+            <w:insideH w:val="none" w:color="auto" w:sz="0" w:space="0"/>
+            <w:insideV w:val="none" w:color="auto" w:sz="0" w:space="0"/>
+          </w:tblBorders>
           <w:tblCellMar>
             <w:top w:w="0" w:type="dxa"/>
             <w:left w:w="108" w:type="dxa"/>
@@ -485,7 +489,7 @@
           </w:tblCellMar>
         </w:tblPrEx>
         <w:trPr>
-          <w:trHeight w:val="810"/>
+          <w:trHeight w:val="810" w:hRule="atLeast"/>
           <w:jc w:val="center"/>
         </w:trPr>
         <w:tc>
@@ -509,7 +513,7 @@
               <w:snapToGrid w:val="0"/>
               <w:textAlignment w:val="baseline"/>
               <w:rPr>
-                <w:rFonts w:ascii="Arial" w:eastAsia="Arial" w:hAnsi="Arial" w:cs="Arial" w:hint="default"/>
+                <w:rFonts w:hint="default" w:ascii="Arial" w:hAnsi="Arial" w:eastAsia="Arial" w:cs="Arial"/>
                 <w:snapToGrid w:val="0"/>
                 <w:color w:val="000000"/>
                 <w:kern w:val="0"/>
@@ -541,7 +545,7 @@
             </w:r>
             <w:r>
               <w:rPr>
-                <w:rFonts w:asciiTheme="minorAscii" w:eastAsiaTheme="minorEastAsia" w:hAnsiTheme="minorAscii" w:hint="default"/>
+                <w:rFonts w:hint="default" w:asciiTheme="minorAscii" w:hAnsiTheme="minorAscii" w:eastAsiaTheme="minorEastAsia"/>
                 <w:spacing w:val="227"/>
                 <w:sz w:val="21"/>
                 <w:vertAlign w:val="baseline"/>
@@ -594,7 +598,7 @@
               <w:snapToGrid w:val="0"/>
               <w:textAlignment w:val="baseline"/>
               <w:rPr>
-                <w:rFonts w:ascii="Arial" w:eastAsia="Arial" w:hAnsi="Arial" w:cs="Arial" w:hint="default"/>
+                <w:rFonts w:hint="default" w:ascii="Arial" w:hAnsi="Arial" w:eastAsia="Arial" w:cs="Arial"/>
                 <w:snapToGrid w:val="0"/>
                 <w:color w:val="000000"/>
                 <w:kern w:val="0"/>
@@ -614,7 +618,7 @@
             </w:r>
             <w:r>
               <w:rPr>
-                <w:rFonts w:asciiTheme="minorAscii" w:eastAsiaTheme="minorEastAsia" w:hAnsiTheme="minorAscii" w:hint="eastAsia"/>
+                <w:rFonts w:hint="eastAsia" w:asciiTheme="minorAscii" w:hAnsiTheme="minorAscii" w:eastAsiaTheme="minorEastAsia"/>
                 <w:spacing w:val="227"/>
                 <w:sz w:val="21"/>
                 <w:vertAlign w:val="baseline"/>
@@ -636,8 +640,14 @@
       </w:tr>
       <w:tr>
         <w:tblPrEx>
-          <w:tblW w:w="0" w:type="auto"/>
-          <w:jc w:val="center"/>
+          <w:tblBorders>
+            <w:top w:val="none" w:color="auto" w:sz="0" w:space="0"/>
+            <w:left w:val="none" w:color="auto" w:sz="0" w:space="0"/>
+            <w:bottom w:val="none" w:color="auto" w:sz="0" w:space="0"/>
+            <w:right w:val="none" w:color="auto" w:sz="0" w:space="0"/>
+            <w:insideH w:val="none" w:color="auto" w:sz="0" w:space="0"/>
+            <w:insideV w:val="none" w:color="auto" w:sz="0" w:space="0"/>
+          </w:tblBorders>
           <w:tblCellMar>
             <w:top w:w="0" w:type="dxa"/>
             <w:left w:w="108" w:type="dxa"/>
@@ -646,7 +656,7 @@
           </w:tblCellMar>
         </w:tblPrEx>
         <w:trPr>
-          <w:trHeight w:val="635"/>
+          <w:trHeight w:val="635" w:hRule="atLeast"/>
           <w:jc w:val="center"/>
         </w:trPr>
         <w:tc>
@@ -696,7 +706,7 @@
             </w:r>
             <w:r>
               <w:rPr>
-                <w:rFonts w:asciiTheme="minorAscii" w:eastAsiaTheme="minorEastAsia" w:hAnsiTheme="minorAscii" w:hint="eastAsia"/>
+                <w:rFonts w:hint="eastAsia" w:asciiTheme="minorAscii" w:hAnsiTheme="minorAscii" w:eastAsiaTheme="minorEastAsia"/>
                 <w:spacing w:val="227"/>
                 <w:sz w:val="21"/>
                 <w:vertAlign w:val="baseline"/>
@@ -749,7 +759,7 @@
             </w:r>
             <w:r>
               <w:rPr>
-                <w:rFonts w:asciiTheme="minorAscii" w:eastAsiaTheme="minorEastAsia" w:hAnsiTheme="minorAscii" w:hint="eastAsia"/>
+                <w:rFonts w:hint="eastAsia" w:asciiTheme="minorAscii" w:hAnsiTheme="minorAscii" w:eastAsiaTheme="minorEastAsia"/>
                 <w:spacing w:val="227"/>
                 <w:sz w:val="21"/>
                 <w:vertAlign w:val="baseline"/>
@@ -808,14 +818,14 @@
         <w:ind w:left="3634"/>
         <w:textAlignment w:val="baseline"/>
         <w:rPr>
-          <w:rFonts w:ascii="宋体" w:eastAsia="宋体" w:hAnsi="宋体" w:cs="宋体"/>
+          <w:rFonts w:ascii="宋体" w:hAnsi="宋体" w:eastAsia="宋体" w:cs="宋体"/>
           <w:sz w:val="31"/>
           <w:szCs w:val="31"/>
         </w:rPr>
       </w:pPr>
       <w:r>
         <w:rPr>
-          <w:rFonts w:ascii="宋体" w:eastAsia="宋体" w:hAnsi="宋体" w:cs="宋体"/>
+          <w:rFonts w:ascii="宋体" w:hAnsi="宋体" w:eastAsia="宋体" w:cs="宋体"/>
           <w:b/>
           <w:bCs/>
           <w:spacing w:val="4"/>
@@ -827,16 +837,16 @@
     </w:p>
     <w:tbl>
       <w:tblPr>
-        <w:tblStyle w:val="TableNormal0"/>
+        <w:tblStyle w:val="26"/>
         <w:tblW w:w="8214" w:type="dxa"/>
         <w:jc w:val="center"/>
         <w:tblBorders>
-          <w:top w:val="single" w:sz="2" w:space="0" w:color="000000"/>
-          <w:left w:val="single" w:sz="2" w:space="0" w:color="000000"/>
-          <w:bottom w:val="single" w:sz="2" w:space="0" w:color="000000"/>
-          <w:right w:val="single" w:sz="2" w:space="0" w:color="000000"/>
-          <w:insideH w:val="single" w:sz="2" w:space="0" w:color="000000"/>
-          <w:insideV w:val="single" w:sz="2" w:space="0" w:color="000000"/>
+          <w:top w:val="single" w:color="000000" w:sz="2" w:space="0"/>
+          <w:left w:val="single" w:color="000000" w:sz="2" w:space="0"/>
+          <w:bottom w:val="single" w:color="000000" w:sz="2" w:space="0"/>
+          <w:right w:val="single" w:color="000000" w:sz="2" w:space="0"/>
+          <w:insideH w:val="single" w:color="000000" w:sz="2" w:space="0"/>
+          <w:insideV w:val="single" w:color="000000" w:sz="2" w:space="0"/>
         </w:tblBorders>
         <w:tblLayout w:type="fixed"/>
         <w:tblCellMar>
@@ -856,17 +866,14 @@
       </w:tblGrid>
       <w:tr>
         <w:tblPrEx>
-          <w:tblW w:w="8214" w:type="dxa"/>
-          <w:jc w:val="center"/>
           <w:tblBorders>
-            <w:top w:val="single" w:sz="2" w:space="0" w:color="000000"/>
-            <w:left w:val="single" w:sz="2" w:space="0" w:color="000000"/>
-            <w:bottom w:val="single" w:sz="2" w:space="0" w:color="000000"/>
-            <w:right w:val="single" w:sz="2" w:space="0" w:color="000000"/>
-            <w:insideH w:val="single" w:sz="2" w:space="0" w:color="000000"/>
-            <w:insideV w:val="single" w:sz="2" w:space="0" w:color="000000"/>
+            <w:top w:val="single" w:color="000000" w:sz="2" w:space="0"/>
+            <w:left w:val="single" w:color="000000" w:sz="2" w:space="0"/>
+            <w:bottom w:val="single" w:color="000000" w:sz="2" w:space="0"/>
+            <w:right w:val="single" w:color="000000" w:sz="2" w:space="0"/>
+            <w:insideH w:val="single" w:color="000000" w:sz="2" w:space="0"/>
+            <w:insideV w:val="single" w:color="000000" w:sz="2" w:space="0"/>
           </w:tblBorders>
-          <w:tblLayout w:type="fixed"/>
           <w:tblCellMar>
             <w:top w:w="0" w:type="dxa"/>
             <w:left w:w="0" w:type="dxa"/>
@@ -875,7 +882,7 @@
           </w:tblCellMar>
         </w:tblPrEx>
         <w:trPr>
-          <w:trHeight w:val="593"/>
+          <w:trHeight w:val="593" w:hRule="atLeast"/>
           <w:jc w:val="center"/>
         </w:trPr>
         <w:tc>
@@ -897,18 +904,18 @@
               <w:adjustRightInd w:val="0"/>
               <w:snapToGrid w:val="0"/>
               <w:spacing w:before="176" w:line="228" w:lineRule="auto"/>
-              <w:ind w:left="0" w:right="0" w:firstLine="0" w:leftChars="0" w:rightChars="0" w:firstLineChars="0"/>
+              <w:ind w:left="0" w:leftChars="0" w:right="0" w:rightChars="0" w:firstLine="0" w:firstLineChars="0"/>
               <w:jc w:val="center"/>
               <w:textAlignment w:val="baseline"/>
               <w:rPr>
-                <w:rFonts w:ascii="宋体" w:eastAsia="宋体" w:hAnsi="宋体" w:cs="宋体"/>
+                <w:rFonts w:ascii="宋体" w:hAnsi="宋体" w:eastAsia="宋体" w:cs="宋体"/>
                 <w:sz w:val="20"/>
                 <w:szCs w:val="20"/>
               </w:rPr>
             </w:pPr>
             <w:r>
               <w:rPr>
-                <w:rFonts w:ascii="宋体" w:hAnsi="宋体" w:cs="宋体" w:hint="eastAsia"/>
+                <w:rFonts w:hint="eastAsia" w:ascii="宋体" w:hAnsi="宋体" w:cs="宋体"/>
                 <w:spacing w:val="-14"/>
                 <w:sz w:val="20"/>
                 <w:szCs w:val="20"/>
@@ -918,7 +925,7 @@
             </w:r>
             <w:r>
               <w:rPr>
-                <w:rFonts w:ascii="宋体" w:eastAsia="宋体" w:hAnsi="宋体" w:cs="宋体"/>
+                <w:rFonts w:ascii="宋体" w:hAnsi="宋体" w:eastAsia="宋体" w:cs="宋体"/>
                 <w:spacing w:val="-14"/>
                 <w:sz w:val="20"/>
                 <w:szCs w:val="20"/>
@@ -946,18 +953,18 @@
               <w:adjustRightInd w:val="0"/>
               <w:snapToGrid w:val="0"/>
               <w:spacing w:before="175" w:line="227" w:lineRule="auto"/>
-              <w:ind w:left="0" w:right="0" w:firstLine="0" w:leftChars="0" w:rightChars="0" w:firstLineChars="0"/>
+              <w:ind w:left="0" w:leftChars="0" w:right="0" w:rightChars="0" w:firstLine="0" w:firstLineChars="0"/>
               <w:jc w:val="center"/>
               <w:textAlignment w:val="baseline"/>
               <w:rPr>
-                <w:rFonts w:ascii="宋体" w:eastAsia="宋体" w:hAnsi="宋体" w:cs="宋体"/>
+                <w:rFonts w:ascii="宋体" w:hAnsi="宋体" w:eastAsia="宋体" w:cs="宋体"/>
                 <w:sz w:val="20"/>
                 <w:szCs w:val="20"/>
               </w:rPr>
             </w:pPr>
             <w:r>
               <w:rPr>
-                <w:rFonts w:ascii="宋体" w:eastAsia="宋体" w:hAnsi="宋体" w:cs="宋体"/>
+                <w:rFonts w:ascii="宋体" w:hAnsi="宋体" w:eastAsia="宋体" w:cs="宋体"/>
                 <w:spacing w:val="4"/>
                 <w:sz w:val="20"/>
                 <w:szCs w:val="20"/>
@@ -985,18 +992,18 @@
               <w:adjustRightInd w:val="0"/>
               <w:snapToGrid w:val="0"/>
               <w:spacing w:before="175" w:line="228" w:lineRule="auto"/>
-              <w:ind w:left="0" w:right="0" w:firstLine="0" w:leftChars="0" w:rightChars="0" w:firstLineChars="0"/>
+              <w:ind w:left="0" w:leftChars="0" w:right="0" w:rightChars="0" w:firstLine="0" w:firstLineChars="0"/>
               <w:jc w:val="center"/>
               <w:textAlignment w:val="baseline"/>
               <w:rPr>
-                <w:rFonts w:ascii="宋体" w:eastAsia="宋体" w:hAnsi="宋体" w:cs="宋体"/>
+                <w:rFonts w:ascii="宋体" w:hAnsi="宋体" w:eastAsia="宋体" w:cs="宋体"/>
                 <w:sz w:val="20"/>
                 <w:szCs w:val="20"/>
               </w:rPr>
             </w:pPr>
             <w:r>
               <w:rPr>
-                <w:rFonts w:ascii="宋体" w:eastAsia="宋体" w:hAnsi="宋体" w:cs="宋体"/>
+                <w:rFonts w:ascii="宋体" w:hAnsi="宋体" w:eastAsia="宋体" w:cs="宋体"/>
                 <w:spacing w:val="7"/>
                 <w:sz w:val="20"/>
                 <w:szCs w:val="20"/>
@@ -1024,11 +1031,11 @@
               <w:adjustRightInd w:val="0"/>
               <w:snapToGrid w:val="0"/>
               <w:spacing w:before="175" w:line="228" w:lineRule="auto"/>
-              <w:ind w:left="0" w:right="0" w:firstLine="0" w:leftChars="0" w:rightChars="0" w:firstLineChars="0"/>
+              <w:ind w:left="0" w:leftChars="0" w:right="0" w:rightChars="0" w:firstLine="0" w:firstLineChars="0"/>
               <w:jc w:val="center"/>
               <w:textAlignment w:val="baseline"/>
               <w:rPr>
-                <w:rFonts w:ascii="宋体" w:eastAsia="宋体" w:hAnsi="宋体" w:cs="宋体" w:hint="eastAsia"/>
+                <w:rFonts w:hint="eastAsia" w:ascii="宋体" w:hAnsi="宋体" w:eastAsia="宋体" w:cs="宋体"/>
                 <w:spacing w:val="7"/>
                 <w:sz w:val="20"/>
                 <w:szCs w:val="20"/>
@@ -1037,7 +1044,7 @@
             </w:pPr>
             <w:r>
               <w:rPr>
-                <w:rFonts w:ascii="宋体" w:hAnsi="宋体" w:cs="宋体" w:hint="eastAsia"/>
+                <w:rFonts w:hint="eastAsia" w:ascii="宋体" w:hAnsi="宋体" w:cs="宋体"/>
                 <w:spacing w:val="7"/>
                 <w:sz w:val="20"/>
                 <w:szCs w:val="20"/>
@@ -1066,11 +1073,11 @@
               <w:adjustRightInd w:val="0"/>
               <w:snapToGrid w:val="0"/>
               <w:spacing w:before="175" w:line="228" w:lineRule="auto"/>
-              <w:ind w:left="0" w:right="0" w:firstLine="0" w:leftChars="0" w:rightChars="0" w:firstLineChars="0"/>
+              <w:ind w:left="0" w:leftChars="0" w:right="0" w:rightChars="0" w:firstLine="0" w:firstLineChars="0"/>
               <w:jc w:val="center"/>
               <w:textAlignment w:val="baseline"/>
               <w:rPr>
-                <w:rFonts w:ascii="宋体" w:hAnsi="宋体" w:cs="宋体" w:hint="default"/>
+                <w:rFonts w:hint="default" w:ascii="宋体" w:hAnsi="宋体" w:cs="宋体"/>
                 <w:spacing w:val="7"/>
                 <w:sz w:val="20"/>
                 <w:szCs w:val="20"/>
@@ -1079,7 +1086,7 @@
             </w:pPr>
             <w:r>
               <w:rPr>
-                <w:rFonts w:ascii="宋体" w:hAnsi="宋体" w:cs="宋体" w:hint="eastAsia"/>
+                <w:rFonts w:hint="eastAsia" w:ascii="宋体" w:hAnsi="宋体" w:cs="宋体"/>
                 <w:spacing w:val="7"/>
                 <w:sz w:val="20"/>
                 <w:szCs w:val="20"/>
@@ -1108,18 +1115,18 @@
               <w:adjustRightInd w:val="0"/>
               <w:snapToGrid w:val="0"/>
               <w:spacing w:before="176" w:line="229" w:lineRule="auto"/>
-              <w:ind w:left="0" w:right="0" w:firstLine="0" w:leftChars="0" w:rightChars="0" w:firstLineChars="0"/>
+              <w:ind w:left="0" w:leftChars="0" w:right="0" w:rightChars="0" w:firstLine="0" w:firstLineChars="0"/>
               <w:jc w:val="center"/>
               <w:textAlignment w:val="baseline"/>
               <w:rPr>
-                <w:rFonts w:ascii="宋体" w:eastAsia="宋体" w:hAnsi="宋体" w:cs="宋体"/>
+                <w:rFonts w:ascii="宋体" w:hAnsi="宋体" w:eastAsia="宋体" w:cs="宋体"/>
                 <w:sz w:val="20"/>
                 <w:szCs w:val="20"/>
               </w:rPr>
             </w:pPr>
             <w:r>
               <w:rPr>
-                <w:rFonts w:ascii="宋体" w:eastAsia="宋体" w:hAnsi="宋体" w:cs="宋体"/>
+                <w:rFonts w:ascii="宋体" w:hAnsi="宋体" w:eastAsia="宋体" w:cs="宋体"/>
                 <w:spacing w:val="7"/>
                 <w:sz w:val="20"/>
                 <w:szCs w:val="20"/>
@@ -1131,9 +1138,14 @@
       </w:tr>
       <w:tr>
         <w:tblPrEx>
-          <w:tblW w:w="8214" w:type="dxa"/>
-          <w:jc w:val="center"/>
-          <w:tblLayout w:type="fixed"/>
+          <w:tblBorders>
+            <w:top w:val="single" w:color="000000" w:sz="2" w:space="0"/>
+            <w:left w:val="single" w:color="000000" w:sz="2" w:space="0"/>
+            <w:bottom w:val="single" w:color="000000" w:sz="2" w:space="0"/>
+            <w:right w:val="single" w:color="000000" w:sz="2" w:space="0"/>
+            <w:insideH w:val="single" w:color="000000" w:sz="2" w:space="0"/>
+            <w:insideV w:val="single" w:color="000000" w:sz="2" w:space="0"/>
+          </w:tblBorders>
           <w:tblCellMar>
             <w:top w:w="0" w:type="dxa"/>
             <w:left w:w="0" w:type="dxa"/>
@@ -1142,7 +1154,7 @@
           </w:tblCellMar>
         </w:tblPrEx>
         <w:trPr>
-          <w:trHeight w:val="516"/>
+          <w:trHeight w:val="516" w:hRule="atLeast"/>
           <w:jc w:val="center"/>
         </w:trPr>
         <w:tc>
@@ -1164,11 +1176,11 @@
               <w:adjustRightInd w:val="0"/>
               <w:snapToGrid w:val="0"/>
               <w:spacing w:before="173" w:line="267" w:lineRule="exact"/>
-              <w:ind w:left="0" w:right="0" w:firstLine="0" w:leftChars="0" w:rightChars="0" w:firstLineChars="0"/>
+              <w:ind w:left="0" w:leftChars="0" w:right="0" w:rightChars="0" w:firstLine="0" w:firstLineChars="0"/>
               <w:jc w:val="center"/>
               <w:textAlignment w:val="baseline"/>
               <w:rPr>
-                <w:rFonts w:ascii="宋体" w:eastAsia="宋体" w:hAnsi="宋体" w:cs="宋体" w:hint="default"/>
+                <w:rFonts w:hint="default" w:ascii="宋体" w:hAnsi="宋体" w:eastAsia="宋体" w:cs="宋体"/>
                 <w:sz w:val="20"/>
                 <w:szCs w:val="20"/>
                 <w:lang w:val="en-US"/>
@@ -1176,7 +1188,7 @@
             </w:pPr>
             <w:r>
               <w:rPr>
-                <w:rFonts w:ascii="宋体" w:eastAsia="宋体" w:hAnsi="宋体" w:cs="宋体"/>
+                <w:rFonts w:ascii="宋体" w:hAnsi="宋体" w:eastAsia="宋体" w:cs="宋体"/>
                 <w:spacing w:val="3"/>
                 <w:position w:val="1"/>
                 <w:sz w:val="20"/>
@@ -1186,7 +1198,7 @@
             </w:r>
             <w:r>
               <w:rPr>
-                <w:rFonts w:ascii="宋体" w:hAnsi="宋体" w:cs="宋体" w:hint="eastAsia"/>
+                <w:rFonts w:hint="eastAsia" w:ascii="宋体" w:hAnsi="宋体" w:cs="宋体"/>
                 <w:spacing w:val="3"/>
                 <w:position w:val="1"/>
                 <w:sz w:val="20"/>
@@ -1197,7 +1209,7 @@
             </w:r>
             <w:r>
               <w:rPr>
-                <w:rFonts w:ascii="宋体" w:eastAsia="宋体" w:hAnsi="宋体" w:cs="宋体"/>
+                <w:rFonts w:ascii="宋体" w:hAnsi="宋体" w:eastAsia="宋体" w:cs="宋体"/>
                 <w:spacing w:val="3"/>
                 <w:position w:val="1"/>
                 <w:sz w:val="20"/>
@@ -1207,7 +1219,7 @@
             </w:r>
             <w:r>
               <w:rPr>
-                <w:rFonts w:ascii="宋体" w:hAnsi="宋体" w:cs="宋体" w:hint="eastAsia"/>
+                <w:rFonts w:hint="eastAsia" w:ascii="宋体" w:hAnsi="宋体" w:cs="宋体"/>
                 <w:spacing w:val="3"/>
                 <w:position w:val="1"/>
                 <w:sz w:val="20"/>
@@ -1237,18 +1249,18 @@
               <w:adjustRightInd w:val="0"/>
               <w:snapToGrid w:val="0"/>
               <w:spacing w:before="173" w:line="267" w:lineRule="exact"/>
-              <w:ind w:left="0" w:right="0" w:firstLine="0" w:leftChars="0" w:rightChars="0" w:firstLineChars="0"/>
+              <w:ind w:left="0" w:leftChars="0" w:right="0" w:rightChars="0" w:firstLine="0" w:firstLineChars="0"/>
               <w:jc w:val="center"/>
               <w:textAlignment w:val="baseline"/>
               <w:rPr>
-                <w:rFonts w:ascii="宋体" w:eastAsia="宋体" w:hAnsi="宋体" w:cs="宋体"/>
+                <w:rFonts w:ascii="宋体" w:hAnsi="宋体" w:eastAsia="宋体" w:cs="宋体"/>
                 <w:sz w:val="20"/>
                 <w:szCs w:val="20"/>
               </w:rPr>
             </w:pPr>
             <w:r>
               <w:rPr>
-                <w:rFonts w:ascii="宋体" w:eastAsia="宋体" w:hAnsi="宋体" w:cs="宋体"/>
+                <w:rFonts w:ascii="宋体" w:hAnsi="宋体" w:eastAsia="宋体" w:cs="宋体"/>
                 <w:spacing w:val="4"/>
                 <w:position w:val="1"/>
                 <w:sz w:val="20"/>
@@ -1277,18 +1289,18 @@
               <w:adjustRightInd w:val="0"/>
               <w:snapToGrid w:val="0"/>
               <w:spacing w:before="172" w:line="228" w:lineRule="auto"/>
-              <w:ind w:left="0" w:right="0" w:firstLine="0" w:leftChars="0" w:rightChars="0" w:firstLineChars="0"/>
+              <w:ind w:left="0" w:leftChars="0" w:right="0" w:rightChars="0" w:firstLine="0" w:firstLineChars="0"/>
               <w:jc w:val="center"/>
               <w:textAlignment w:val="baseline"/>
               <w:rPr>
-                <w:rFonts w:ascii="宋体" w:eastAsia="宋体" w:hAnsi="宋体" w:cs="宋体"/>
+                <w:rFonts w:ascii="宋体" w:hAnsi="宋体" w:eastAsia="宋体" w:cs="宋体"/>
                 <w:sz w:val="20"/>
                 <w:szCs w:val="20"/>
               </w:rPr>
             </w:pPr>
             <w:r>
               <w:rPr>
-                <w:rFonts w:ascii="宋体" w:eastAsia="宋体" w:hAnsi="宋体" w:cs="宋体"/>
+                <w:rFonts w:ascii="宋体" w:hAnsi="宋体" w:eastAsia="宋体" w:cs="宋体"/>
                 <w:spacing w:val="200"/>
                 <w:kern w:val="0"/>
                 <w:sz w:val="20"/>
@@ -1298,7 +1310,7 @@
             </w:r>
             <w:r>
               <w:rPr>
-                <w:rFonts w:ascii="宋体" w:eastAsia="宋体" w:hAnsi="宋体" w:cs="宋体"/>
+                <w:rFonts w:ascii="宋体" w:hAnsi="宋体" w:eastAsia="宋体" w:cs="宋体"/>
                 <w:spacing w:val="0"/>
                 <w:kern w:val="0"/>
                 <w:sz w:val="20"/>
@@ -1327,11 +1339,11 @@
               <w:adjustRightInd w:val="0"/>
               <w:snapToGrid w:val="0"/>
               <w:spacing w:before="173" w:line="229" w:lineRule="auto"/>
-              <w:ind w:left="0" w:right="0" w:firstLine="0" w:leftChars="0" w:rightChars="0" w:firstLineChars="0"/>
+              <w:ind w:left="0" w:leftChars="0" w:right="0" w:rightChars="0" w:firstLine="0" w:firstLineChars="0"/>
               <w:jc w:val="center"/>
               <w:textAlignment w:val="baseline"/>
               <w:rPr>
-                <w:rFonts w:ascii="宋体" w:eastAsia="宋体" w:hAnsi="宋体" w:cs="宋体"/>
+                <w:rFonts w:ascii="宋体" w:hAnsi="宋体" w:eastAsia="宋体" w:cs="宋体"/>
                 <w:spacing w:val="200"/>
                 <w:kern w:val="0"/>
                 <w:sz w:val="20"/>
@@ -1340,7 +1352,7 @@
             </w:pPr>
             <w:r>
               <w:rPr>
-                <w:rFonts w:asciiTheme="minorAscii" w:eastAsiaTheme="minorEastAsia" w:hAnsiTheme="minorAscii" w:hint="eastAsia"/>
+                <w:rFonts w:hint="eastAsia" w:asciiTheme="minorAscii" w:hAnsiTheme="minorAscii" w:eastAsiaTheme="minorEastAsia"/>
                 <w:spacing w:val="0"/>
                 <w:kern w:val="0"/>
                 <w:sz w:val="21"/>
@@ -1370,11 +1382,11 @@
               <w:adjustRightInd w:val="0"/>
               <w:snapToGrid w:val="0"/>
               <w:spacing w:before="172" w:line="228" w:lineRule="auto"/>
-              <w:ind w:left="0" w:right="0" w:firstLine="0" w:leftChars="0" w:rightChars="0" w:firstLineChars="0"/>
+              <w:ind w:left="0" w:leftChars="0" w:right="0" w:rightChars="0" w:firstLine="0" w:firstLineChars="0"/>
               <w:jc w:val="center"/>
               <w:textAlignment w:val="baseline"/>
               <w:rPr>
-                <w:rFonts w:ascii="宋体" w:eastAsia="宋体" w:hAnsi="宋体" w:cs="宋体"/>
+                <w:rFonts w:ascii="宋体" w:hAnsi="宋体" w:eastAsia="宋体" w:cs="宋体"/>
                 <w:spacing w:val="200"/>
                 <w:kern w:val="0"/>
                 <w:sz w:val="20"/>
@@ -1383,7 +1395,7 @@
             </w:pPr>
             <w:r>
               <w:rPr>
-                <w:rFonts w:ascii="宋体" w:eastAsia="宋体" w:hAnsi="宋体" w:cs="宋体" w:hint="eastAsia"/>
+                <w:rFonts w:hint="eastAsia" w:ascii="宋体" w:hAnsi="宋体" w:eastAsia="宋体" w:cs="宋体"/>
                 <w:spacing w:val="200"/>
                 <w:kern w:val="0"/>
                 <w:sz w:val="20"/>
@@ -1393,7 +1405,7 @@
             </w:r>
             <w:r>
               <w:rPr>
-                <w:rFonts w:asciiTheme="minorAscii" w:eastAsiaTheme="minorEastAsia" w:hAnsiTheme="minorAscii" w:hint="eastAsia"/>
+                <w:rFonts w:hint="eastAsia" w:asciiTheme="minorAscii" w:hAnsiTheme="minorAscii" w:eastAsiaTheme="minorEastAsia"/>
                 <w:spacing w:val="0"/>
                 <w:kern w:val="0"/>
                 <w:sz w:val="21"/>
@@ -1423,18 +1435,18 @@
               <w:adjustRightInd w:val="0"/>
               <w:snapToGrid w:val="0"/>
               <w:spacing w:before="173" w:line="229" w:lineRule="auto"/>
-              <w:ind w:left="0" w:right="0" w:firstLine="0" w:leftChars="0" w:rightChars="0" w:firstLineChars="0"/>
+              <w:ind w:left="0" w:leftChars="0" w:right="0" w:rightChars="0" w:firstLine="0" w:firstLineChars="0"/>
               <w:jc w:val="center"/>
               <w:textAlignment w:val="baseline"/>
               <w:rPr>
-                <w:rFonts w:ascii="宋体" w:eastAsia="宋体" w:hAnsi="宋体" w:cs="宋体"/>
+                <w:rFonts w:ascii="宋体" w:hAnsi="宋体" w:eastAsia="宋体" w:cs="宋体"/>
                 <w:sz w:val="20"/>
                 <w:szCs w:val="20"/>
               </w:rPr>
             </w:pPr>
             <w:r>
               <w:rPr>
-                <w:rFonts w:asciiTheme="minorAscii" w:eastAsiaTheme="minorEastAsia" w:hAnsiTheme="minorAscii" w:hint="eastAsia"/>
+                <w:rFonts w:hint="eastAsia" w:asciiTheme="minorAscii" w:hAnsiTheme="minorAscii" w:eastAsiaTheme="minorEastAsia"/>
                 <w:spacing w:val="0"/>
                 <w:kern w:val="0"/>
                 <w:sz w:val="21"/>
@@ -1448,9 +1460,14 @@
       </w:tr>
       <w:tr>
         <w:tblPrEx>
-          <w:tblW w:w="8214" w:type="dxa"/>
-          <w:jc w:val="center"/>
-          <w:tblLayout w:type="fixed"/>
+          <w:tblBorders>
+            <w:top w:val="single" w:color="000000" w:sz="2" w:space="0"/>
+            <w:left w:val="single" w:color="000000" w:sz="2" w:space="0"/>
+            <w:bottom w:val="single" w:color="000000" w:sz="2" w:space="0"/>
+            <w:right w:val="single" w:color="000000" w:sz="2" w:space="0"/>
+            <w:insideH w:val="single" w:color="000000" w:sz="2" w:space="0"/>
+            <w:insideV w:val="single" w:color="000000" w:sz="2" w:space="0"/>
+          </w:tblBorders>
           <w:tblCellMar>
             <w:top w:w="0" w:type="dxa"/>
             <w:left w:w="0" w:type="dxa"/>
@@ -1459,7 +1476,7 @@
           </w:tblCellMar>
         </w:tblPrEx>
         <w:trPr>
-          <w:trHeight w:val="556"/>
+          <w:trHeight w:val="556" w:hRule="atLeast"/>
           <w:jc w:val="center"/>
         </w:trPr>
         <w:tc>
@@ -1468,7 +1485,7 @@
           </w:tcPr>
           <w:p>
             <w:pPr>
-              <w:pStyle w:val="TableText"/>
+              <w:pStyle w:val="27"/>
               <w:keepNext w:val="0"/>
               <w:keepLines w:val="0"/>
               <w:pageBreakBefore w:val="0"/>
@@ -1481,7 +1498,7 @@
               <w:bidi w:val="0"/>
               <w:adjustRightInd w:val="0"/>
               <w:snapToGrid w:val="0"/>
-              <w:ind w:left="0" w:right="0" w:firstLine="0" w:leftChars="0" w:rightChars="0" w:firstLineChars="0"/>
+              <w:ind w:left="0" w:leftChars="0" w:right="0" w:rightChars="0" w:firstLine="0" w:firstLineChars="0"/>
               <w:jc w:val="center"/>
               <w:textAlignment w:val="baseline"/>
             </w:pPr>
@@ -1493,7 +1510,7 @@
           </w:tcPr>
           <w:p>
             <w:pPr>
-              <w:pStyle w:val="TableText"/>
+              <w:pStyle w:val="27"/>
               <w:keepNext w:val="0"/>
               <w:keepLines w:val="0"/>
               <w:pageBreakBefore w:val="0"/>
@@ -1506,7 +1523,7 @@
               <w:bidi w:val="0"/>
               <w:adjustRightInd w:val="0"/>
               <w:snapToGrid w:val="0"/>
-              <w:ind w:left="0" w:right="0" w:firstLine="0" w:leftChars="0" w:rightChars="0" w:firstLineChars="0"/>
+              <w:ind w:left="0" w:leftChars="0" w:right="0" w:rightChars="0" w:firstLine="0" w:firstLineChars="0"/>
               <w:jc w:val="center"/>
               <w:textAlignment w:val="baseline"/>
             </w:pPr>
@@ -1518,7 +1535,7 @@
           </w:tcPr>
           <w:p>
             <w:pPr>
-              <w:pStyle w:val="TableText"/>
+              <w:pStyle w:val="27"/>
               <w:keepNext w:val="0"/>
               <w:keepLines w:val="0"/>
               <w:pageBreakBefore w:val="0"/>
@@ -1531,7 +1548,7 @@
               <w:bidi w:val="0"/>
               <w:adjustRightInd w:val="0"/>
               <w:snapToGrid w:val="0"/>
-              <w:ind w:left="0" w:right="0" w:firstLine="0" w:leftChars="0" w:rightChars="0" w:firstLineChars="0"/>
+              <w:ind w:left="0" w:leftChars="0" w:right="0" w:rightChars="0" w:firstLine="0" w:firstLineChars="0"/>
               <w:jc w:val="center"/>
               <w:textAlignment w:val="baseline"/>
             </w:pPr>
@@ -1543,7 +1560,7 @@
           </w:tcPr>
           <w:p>
             <w:pPr>
-              <w:pStyle w:val="TableText"/>
+              <w:pStyle w:val="27"/>
               <w:keepNext w:val="0"/>
               <w:keepLines w:val="0"/>
               <w:pageBreakBefore w:val="0"/>
@@ -1556,7 +1573,7 @@
               <w:bidi w:val="0"/>
               <w:adjustRightInd w:val="0"/>
               <w:snapToGrid w:val="0"/>
-              <w:ind w:left="0" w:right="0" w:firstLine="0" w:leftChars="0" w:rightChars="0" w:firstLineChars="0"/>
+              <w:ind w:left="0" w:leftChars="0" w:right="0" w:rightChars="0" w:firstLine="0" w:firstLineChars="0"/>
               <w:jc w:val="center"/>
               <w:textAlignment w:val="baseline"/>
             </w:pPr>
@@ -1568,7 +1585,7 @@
           </w:tcPr>
           <w:p>
             <w:pPr>
-              <w:pStyle w:val="TableText"/>
+              <w:pStyle w:val="27"/>
               <w:keepNext w:val="0"/>
               <w:keepLines w:val="0"/>
               <w:pageBreakBefore w:val="0"/>
@@ -1581,7 +1598,7 @@
               <w:bidi w:val="0"/>
               <w:adjustRightInd w:val="0"/>
               <w:snapToGrid w:val="0"/>
-              <w:ind w:left="0" w:right="0" w:firstLine="0" w:leftChars="0" w:rightChars="0" w:firstLineChars="0"/>
+              <w:ind w:left="0" w:leftChars="0" w:right="0" w:rightChars="0" w:firstLine="0" w:firstLineChars="0"/>
               <w:jc w:val="center"/>
               <w:textAlignment w:val="baseline"/>
             </w:pPr>
@@ -1593,7 +1610,7 @@
           </w:tcPr>
           <w:p>
             <w:pPr>
-              <w:pStyle w:val="TableText"/>
+              <w:pStyle w:val="27"/>
               <w:keepNext w:val="0"/>
               <w:keepLines w:val="0"/>
               <w:pageBreakBefore w:val="0"/>
@@ -1606,7 +1623,7 @@
               <w:bidi w:val="0"/>
               <w:adjustRightInd w:val="0"/>
               <w:snapToGrid w:val="0"/>
-              <w:ind w:left="0" w:right="0" w:firstLine="0" w:leftChars="0" w:rightChars="0" w:firstLineChars="0"/>
+              <w:ind w:left="0" w:leftChars="0" w:right="0" w:rightChars="0" w:firstLine="0" w:firstLineChars="0"/>
               <w:jc w:val="center"/>
               <w:textAlignment w:val="baseline"/>
             </w:pPr>
@@ -1615,9 +1632,14 @@
       </w:tr>
       <w:tr>
         <w:tblPrEx>
-          <w:tblW w:w="8214" w:type="dxa"/>
-          <w:jc w:val="center"/>
-          <w:tblLayout w:type="fixed"/>
+          <w:tblBorders>
+            <w:top w:val="single" w:color="000000" w:sz="2" w:space="0"/>
+            <w:left w:val="single" w:color="000000" w:sz="2" w:space="0"/>
+            <w:bottom w:val="single" w:color="000000" w:sz="2" w:space="0"/>
+            <w:right w:val="single" w:color="000000" w:sz="2" w:space="0"/>
+            <w:insideH w:val="single" w:color="000000" w:sz="2" w:space="0"/>
+            <w:insideV w:val="single" w:color="000000" w:sz="2" w:space="0"/>
+          </w:tblBorders>
           <w:tblCellMar>
             <w:top w:w="0" w:type="dxa"/>
             <w:left w:w="0" w:type="dxa"/>
@@ -1626,7 +1648,7 @@
           </w:tblCellMar>
         </w:tblPrEx>
         <w:trPr>
-          <w:trHeight w:val="556"/>
+          <w:trHeight w:val="556" w:hRule="atLeast"/>
           <w:jc w:val="center"/>
         </w:trPr>
         <w:tc>
@@ -1635,7 +1657,7 @@
           </w:tcPr>
           <w:p>
             <w:pPr>
-              <w:pStyle w:val="TableText"/>
+              <w:pStyle w:val="27"/>
               <w:keepNext w:val="0"/>
               <w:keepLines w:val="0"/>
               <w:pageBreakBefore w:val="0"/>
@@ -1648,7 +1670,7 @@
               <w:bidi w:val="0"/>
               <w:adjustRightInd w:val="0"/>
               <w:snapToGrid w:val="0"/>
-              <w:ind w:left="0" w:right="0" w:firstLine="0" w:leftChars="0" w:rightChars="0" w:firstLineChars="0"/>
+              <w:ind w:left="0" w:leftChars="0" w:right="0" w:rightChars="0" w:firstLine="0" w:firstLineChars="0"/>
               <w:jc w:val="center"/>
               <w:textAlignment w:val="baseline"/>
             </w:pPr>
@@ -1660,7 +1682,7 @@
           </w:tcPr>
           <w:p>
             <w:pPr>
-              <w:pStyle w:val="TableText"/>
+              <w:pStyle w:val="27"/>
               <w:keepNext w:val="0"/>
               <w:keepLines w:val="0"/>
               <w:pageBreakBefore w:val="0"/>
@@ -1673,7 +1695,7 @@
               <w:bidi w:val="0"/>
               <w:adjustRightInd w:val="0"/>
               <w:snapToGrid w:val="0"/>
-              <w:ind w:left="0" w:right="0" w:firstLine="0" w:leftChars="0" w:rightChars="0" w:firstLineChars="0"/>
+              <w:ind w:left="0" w:leftChars="0" w:right="0" w:rightChars="0" w:firstLine="0" w:firstLineChars="0"/>
               <w:jc w:val="center"/>
               <w:textAlignment w:val="baseline"/>
             </w:pPr>
@@ -1685,7 +1707,7 @@
           </w:tcPr>
           <w:p>
             <w:pPr>
-              <w:pStyle w:val="TableText"/>
+              <w:pStyle w:val="27"/>
               <w:keepNext w:val="0"/>
               <w:keepLines w:val="0"/>
               <w:pageBreakBefore w:val="0"/>
@@ -1698,7 +1720,7 @@
               <w:bidi w:val="0"/>
               <w:adjustRightInd w:val="0"/>
               <w:snapToGrid w:val="0"/>
-              <w:ind w:left="0" w:right="0" w:firstLine="0" w:leftChars="0" w:rightChars="0" w:firstLineChars="0"/>
+              <w:ind w:left="0" w:leftChars="0" w:right="0" w:rightChars="0" w:firstLine="0" w:firstLineChars="0"/>
               <w:jc w:val="center"/>
               <w:textAlignment w:val="baseline"/>
             </w:pPr>
@@ -1710,7 +1732,7 @@
           </w:tcPr>
           <w:p>
             <w:pPr>
-              <w:pStyle w:val="TableText"/>
+              <w:pStyle w:val="27"/>
               <w:keepNext w:val="0"/>
               <w:keepLines w:val="0"/>
               <w:pageBreakBefore w:val="0"/>
@@ -1723,7 +1745,7 @@
               <w:bidi w:val="0"/>
               <w:adjustRightInd w:val="0"/>
               <w:snapToGrid w:val="0"/>
-              <w:ind w:left="0" w:right="0" w:firstLine="0" w:leftChars="0" w:rightChars="0" w:firstLineChars="0"/>
+              <w:ind w:left="0" w:leftChars="0" w:right="0" w:rightChars="0" w:firstLine="0" w:firstLineChars="0"/>
               <w:jc w:val="center"/>
               <w:textAlignment w:val="baseline"/>
             </w:pPr>
@@ -1735,7 +1757,7 @@
           </w:tcPr>
           <w:p>
             <w:pPr>
-              <w:pStyle w:val="TableText"/>
+              <w:pStyle w:val="27"/>
               <w:keepNext w:val="0"/>
               <w:keepLines w:val="0"/>
               <w:pageBreakBefore w:val="0"/>
@@ -1748,7 +1770,7 @@
               <w:bidi w:val="0"/>
               <w:adjustRightInd w:val="0"/>
               <w:snapToGrid w:val="0"/>
-              <w:ind w:left="0" w:right="0" w:firstLine="0" w:leftChars="0" w:rightChars="0" w:firstLineChars="0"/>
+              <w:ind w:left="0" w:leftChars="0" w:right="0" w:rightChars="0" w:firstLine="0" w:firstLineChars="0"/>
               <w:jc w:val="center"/>
               <w:textAlignment w:val="baseline"/>
             </w:pPr>
@@ -1760,7 +1782,7 @@
           </w:tcPr>
           <w:p>
             <w:pPr>
-              <w:pStyle w:val="TableText"/>
+              <w:pStyle w:val="27"/>
               <w:keepNext w:val="0"/>
               <w:keepLines w:val="0"/>
               <w:pageBreakBefore w:val="0"/>
@@ -1773,7 +1795,7 @@
               <w:bidi w:val="0"/>
               <w:adjustRightInd w:val="0"/>
               <w:snapToGrid w:val="0"/>
-              <w:ind w:left="0" w:right="0" w:firstLine="0" w:leftChars="0" w:rightChars="0" w:firstLineChars="0"/>
+              <w:ind w:left="0" w:leftChars="0" w:right="0" w:rightChars="0" w:firstLine="0" w:firstLineChars="0"/>
               <w:jc w:val="center"/>
               <w:textAlignment w:val="baseline"/>
             </w:pPr>
@@ -1782,9 +1804,14 @@
       </w:tr>
       <w:tr>
         <w:tblPrEx>
-          <w:tblW w:w="8214" w:type="dxa"/>
-          <w:jc w:val="center"/>
-          <w:tblLayout w:type="fixed"/>
+          <w:tblBorders>
+            <w:top w:val="single" w:color="000000" w:sz="2" w:space="0"/>
+            <w:left w:val="single" w:color="000000" w:sz="2" w:space="0"/>
+            <w:bottom w:val="single" w:color="000000" w:sz="2" w:space="0"/>
+            <w:right w:val="single" w:color="000000" w:sz="2" w:space="0"/>
+            <w:insideH w:val="single" w:color="000000" w:sz="2" w:space="0"/>
+            <w:insideV w:val="single" w:color="000000" w:sz="2" w:space="0"/>
+          </w:tblBorders>
           <w:tblCellMar>
             <w:top w:w="0" w:type="dxa"/>
             <w:left w:w="0" w:type="dxa"/>
@@ -1793,7 +1820,7 @@
           </w:tblCellMar>
         </w:tblPrEx>
         <w:trPr>
-          <w:trHeight w:val="557"/>
+          <w:trHeight w:val="557" w:hRule="atLeast"/>
           <w:jc w:val="center"/>
         </w:trPr>
         <w:tc>
@@ -1802,7 +1829,7 @@
           </w:tcPr>
           <w:p>
             <w:pPr>
-              <w:pStyle w:val="TableText"/>
+              <w:pStyle w:val="27"/>
               <w:keepNext w:val="0"/>
               <w:keepLines w:val="0"/>
               <w:pageBreakBefore w:val="0"/>
@@ -1815,7 +1842,7 @@
               <w:bidi w:val="0"/>
               <w:adjustRightInd w:val="0"/>
               <w:snapToGrid w:val="0"/>
-              <w:ind w:left="0" w:right="0" w:firstLine="0" w:leftChars="0" w:rightChars="0" w:firstLineChars="0"/>
+              <w:ind w:left="0" w:leftChars="0" w:right="0" w:rightChars="0" w:firstLine="0" w:firstLineChars="0"/>
               <w:jc w:val="center"/>
               <w:textAlignment w:val="baseline"/>
             </w:pPr>
@@ -1827,7 +1854,7 @@
           </w:tcPr>
           <w:p>
             <w:pPr>
-              <w:pStyle w:val="TableText"/>
+              <w:pStyle w:val="27"/>
               <w:keepNext w:val="0"/>
               <w:keepLines w:val="0"/>
               <w:pageBreakBefore w:val="0"/>
@@ -1840,7 +1867,7 @@
               <w:bidi w:val="0"/>
               <w:adjustRightInd w:val="0"/>
               <w:snapToGrid w:val="0"/>
-              <w:ind w:left="0" w:right="0" w:firstLine="0" w:leftChars="0" w:rightChars="0" w:firstLineChars="0"/>
+              <w:ind w:left="0" w:leftChars="0" w:right="0" w:rightChars="0" w:firstLine="0" w:firstLineChars="0"/>
               <w:jc w:val="center"/>
               <w:textAlignment w:val="baseline"/>
             </w:pPr>
@@ -1852,7 +1879,7 @@
           </w:tcPr>
           <w:p>
             <w:pPr>
-              <w:pStyle w:val="TableText"/>
+              <w:pStyle w:val="27"/>
               <w:keepNext w:val="0"/>
               <w:keepLines w:val="0"/>
               <w:pageBreakBefore w:val="0"/>
@@ -1865,7 +1892,7 @@
               <w:bidi w:val="0"/>
               <w:adjustRightInd w:val="0"/>
               <w:snapToGrid w:val="0"/>
-              <w:ind w:left="0" w:right="0" w:firstLine="0" w:leftChars="0" w:rightChars="0" w:firstLineChars="0"/>
+              <w:ind w:left="0" w:leftChars="0" w:right="0" w:rightChars="0" w:firstLine="0" w:firstLineChars="0"/>
               <w:jc w:val="center"/>
               <w:textAlignment w:val="baseline"/>
             </w:pPr>
@@ -1877,7 +1904,7 @@
           </w:tcPr>
           <w:p>
             <w:pPr>
-              <w:pStyle w:val="TableText"/>
+              <w:pStyle w:val="27"/>
               <w:keepNext w:val="0"/>
               <w:keepLines w:val="0"/>
               <w:pageBreakBefore w:val="0"/>
@@ -1890,7 +1917,7 @@
               <w:bidi w:val="0"/>
               <w:adjustRightInd w:val="0"/>
               <w:snapToGrid w:val="0"/>
-              <w:ind w:left="0" w:right="0" w:firstLine="0" w:leftChars="0" w:rightChars="0" w:firstLineChars="0"/>
+              <w:ind w:left="0" w:leftChars="0" w:right="0" w:rightChars="0" w:firstLine="0" w:firstLineChars="0"/>
               <w:jc w:val="center"/>
               <w:textAlignment w:val="baseline"/>
             </w:pPr>
@@ -1902,7 +1929,7 @@
           </w:tcPr>
           <w:p>
             <w:pPr>
-              <w:pStyle w:val="TableText"/>
+              <w:pStyle w:val="27"/>
               <w:keepNext w:val="0"/>
               <w:keepLines w:val="0"/>
               <w:pageBreakBefore w:val="0"/>
@@ -1915,7 +1942,7 @@
               <w:bidi w:val="0"/>
               <w:adjustRightInd w:val="0"/>
               <w:snapToGrid w:val="0"/>
-              <w:ind w:left="0" w:right="0" w:firstLine="0" w:leftChars="0" w:rightChars="0" w:firstLineChars="0"/>
+              <w:ind w:left="0" w:leftChars="0" w:right="0" w:rightChars="0" w:firstLine="0" w:firstLineChars="0"/>
               <w:jc w:val="center"/>
               <w:textAlignment w:val="baseline"/>
             </w:pPr>
@@ -1927,7 +1954,7 @@
           </w:tcPr>
           <w:p>
             <w:pPr>
-              <w:pStyle w:val="TableText"/>
+              <w:pStyle w:val="27"/>
               <w:keepNext w:val="0"/>
               <w:keepLines w:val="0"/>
               <w:pageBreakBefore w:val="0"/>
@@ -1940,7 +1967,7 @@
               <w:bidi w:val="0"/>
               <w:adjustRightInd w:val="0"/>
               <w:snapToGrid w:val="0"/>
-              <w:ind w:left="0" w:right="0" w:firstLine="0" w:leftChars="0" w:rightChars="0" w:firstLineChars="0"/>
+              <w:ind w:left="0" w:leftChars="0" w:right="0" w:rightChars="0" w:firstLine="0" w:firstLineChars="0"/>
               <w:jc w:val="center"/>
               <w:textAlignment w:val="baseline"/>
             </w:pPr>
@@ -1971,7 +1998,7 @@
     <w:sdt>
       <w:sdtPr>
         <w:rPr>
-          <w:rFonts w:ascii="宋体" w:eastAsia="宋体" w:hAnsi="宋体" w:cs="Arial"/>
+          <w:rFonts w:ascii="宋体" w:hAnsi="宋体" w:eastAsia="宋体" w:cs="Arial"/>
           <w:snapToGrid w:val="0"/>
           <w:color w:val="000000"/>
           <w:kern w:val="0"/>
@@ -1987,7 +2014,7 @@
       </w:sdtPr>
       <w:sdtEndPr>
         <w:rPr>
-          <w:rFonts w:ascii="宋体" w:eastAsia="宋体" w:hAnsi="宋体" w:cs="宋体" w:hint="eastAsia"/>
+          <w:rFonts w:hint="eastAsia" w:ascii="宋体" w:hAnsi="宋体" w:eastAsia="宋体" w:cs="宋体"/>
           <w:snapToGrid w:val="0"/>
           <w:color w:val="000000"/>
           <w:kern w:val="0"/>
@@ -2012,18 +2039,18 @@
             <w:adjustRightInd w:val="0"/>
             <w:snapToGrid w:val="0"/>
             <w:spacing w:before="0" w:beforeLines="0" w:after="0" w:afterLines="0" w:line="240" w:lineRule="auto"/>
-            <w:ind w:left="0" w:right="0" w:firstLine="0" w:leftChars="0" w:rightChars="0" w:firstLineChars="0"/>
+            <w:ind w:left="0" w:leftChars="0" w:right="0" w:rightChars="0" w:firstLine="0" w:firstLineChars="0"/>
             <w:jc w:val="center"/>
             <w:textAlignment w:val="baseline"/>
             <w:rPr>
-              <w:rFonts w:ascii="宋体" w:eastAsia="宋体" w:hAnsi="宋体" w:cs="宋体" w:hint="eastAsia"/>
+              <w:rFonts w:hint="eastAsia" w:ascii="宋体" w:hAnsi="宋体" w:eastAsia="宋体" w:cs="宋体"/>
               <w:sz w:val="24"/>
               <w:szCs w:val="24"/>
             </w:rPr>
           </w:pPr>
           <w:r>
             <w:rPr>
-              <w:rFonts w:ascii="宋体" w:eastAsia="宋体" w:hAnsi="宋体" w:cs="宋体" w:hint="eastAsia"/>
+              <w:rFonts w:hint="eastAsia" w:ascii="宋体" w:hAnsi="宋体" w:eastAsia="宋体" w:cs="宋体"/>
               <w:sz w:val="24"/>
               <w:szCs w:val="24"/>
             </w:rPr>
@@ -2032,16 +2059,16 @@
         </w:p>
         <w:p>
           <w:pPr>
-            <w:pStyle w:val="TOC1"/>
+            <w:pStyle w:val="16"/>
             <w:tabs>
               <w:tab w:val="right" w:leader="dot" w:pos="8306"/>
             </w:tabs>
           </w:pPr>
-          <w:bookmarkStart w:id="2" w:name="_GoBack"/>
-          <w:bookmarkEnd w:id="2"/>
-          <w:r>
-            <w:rPr>
-              <w:rFonts w:ascii="宋体" w:eastAsia="宋体" w:hAnsi="宋体" w:cs="宋体" w:hint="eastAsia"/>
+          <w:bookmarkStart w:id="17" w:name="_GoBack"/>
+          <w:bookmarkEnd w:id="17"/>
+          <w:r>
+            <w:rPr>
+              <w:rFonts w:hint="eastAsia" w:ascii="宋体" w:hAnsi="宋体" w:eastAsia="宋体" w:cs="宋体"/>
               <w:sz w:val="24"/>
               <w:szCs w:val="24"/>
             </w:rPr>
@@ -2049,7 +2076,7 @@
           </w:r>
           <w:r>
             <w:rPr>
-              <w:rFonts w:ascii="宋体" w:eastAsia="宋体" w:hAnsi="宋体" w:cs="宋体" w:hint="eastAsia"/>
+              <w:rFonts w:hint="eastAsia" w:ascii="宋体" w:hAnsi="宋体" w:eastAsia="宋体" w:cs="宋体"/>
               <w:sz w:val="24"/>
               <w:szCs w:val="24"/>
             </w:rPr>
@@ -2057,7 +2084,7 @@
           </w:r>
           <w:r>
             <w:rPr>
-              <w:rFonts w:ascii="宋体" w:eastAsia="宋体" w:hAnsi="宋体" w:cs="宋体" w:hint="eastAsia"/>
+              <w:rFonts w:hint="eastAsia" w:ascii="宋体" w:hAnsi="宋体" w:eastAsia="宋体" w:cs="宋体"/>
               <w:sz w:val="24"/>
               <w:szCs w:val="24"/>
             </w:rPr>
@@ -2065,21 +2092,21 @@
           </w:r>
           <w:r>
             <w:rPr>
-              <w:rFonts w:ascii="宋体" w:eastAsia="宋体" w:hAnsi="宋体" w:cs="宋体" w:hint="eastAsia"/>
+              <w:rFonts w:hint="eastAsia" w:ascii="宋体" w:hAnsi="宋体" w:eastAsia="宋体" w:cs="宋体"/>
               <w:szCs w:val="24"/>
             </w:rPr>
             <w:fldChar w:fldCharType="begin"/>
           </w:r>
           <w:r>
             <w:rPr>
-              <w:rFonts w:ascii="宋体" w:eastAsia="宋体" w:hAnsi="宋体" w:cs="宋体" w:hint="eastAsia"/>
-              <w:szCs w:val="24"/>
-            </w:rPr>
-            <w:instrText xml:space="preserve"> HYPERLINK \l _Toc4215 </w:instrText>
-          </w:r>
-          <w:r>
-            <w:rPr>
-              <w:rFonts w:ascii="宋体" w:eastAsia="宋体" w:hAnsi="宋体" w:cs="宋体" w:hint="eastAsia"/>
+              <w:rFonts w:hint="eastAsia" w:ascii="宋体" w:hAnsi="宋体" w:eastAsia="宋体" w:cs="宋体"/>
+              <w:szCs w:val="24"/>
+            </w:rPr>
+            <w:instrText xml:space="preserve"> HYPERLINK \l _Toc4379 </w:instrText>
+          </w:r>
+          <w:r>
+            <w:rPr>
+              <w:rFonts w:hint="eastAsia" w:ascii="宋体" w:hAnsi="宋体" w:eastAsia="宋体" w:cs="宋体"/>
               <w:szCs w:val="24"/>
             </w:rPr>
             <w:fldChar w:fldCharType="separate"/>
@@ -2098,7 +2125,7 @@
             <w:fldChar w:fldCharType="begin"/>
           </w:r>
           <w:r>
-            <w:instrText xml:space="preserve"> PAGEREF _Toc4215 \h </w:instrText>
+            <w:instrText xml:space="preserve"> PAGEREF _Toc4379 \h </w:instrText>
           </w:r>
           <w:r>
             <w:fldChar w:fldCharType="separate"/>
@@ -2111,7 +2138,7 @@
           </w:r>
           <w:r>
             <w:rPr>
-              <w:rFonts w:ascii="宋体" w:eastAsia="宋体" w:hAnsi="宋体" w:cs="宋体" w:hint="eastAsia"/>
+              <w:rFonts w:hint="eastAsia" w:ascii="宋体" w:hAnsi="宋体" w:eastAsia="宋体" w:cs="宋体"/>
               <w:szCs w:val="24"/>
             </w:rPr>
             <w:fldChar w:fldCharType="end"/>
@@ -2119,28 +2146,28 @@
         </w:p>
         <w:p>
           <w:pPr>
-            <w:pStyle w:val="TOC1"/>
+            <w:pStyle w:val="16"/>
             <w:tabs>
               <w:tab w:val="right" w:leader="dot" w:pos="8306"/>
             </w:tabs>
           </w:pPr>
           <w:r>
             <w:rPr>
-              <w:rFonts w:ascii="宋体" w:eastAsia="宋体" w:hAnsi="宋体" w:cs="宋体" w:hint="eastAsia"/>
+              <w:rFonts w:hint="eastAsia" w:ascii="宋体" w:hAnsi="宋体" w:eastAsia="宋体" w:cs="宋体"/>
               <w:szCs w:val="24"/>
             </w:rPr>
             <w:fldChar w:fldCharType="begin"/>
           </w:r>
           <w:r>
             <w:rPr>
-              <w:rFonts w:ascii="宋体" w:eastAsia="宋体" w:hAnsi="宋体" w:cs="宋体" w:hint="eastAsia"/>
-              <w:szCs w:val="24"/>
-            </w:rPr>
-            <w:instrText xml:space="preserve"> HYPERLINK \l _Toc26516 </w:instrText>
-          </w:r>
-          <w:r>
-            <w:rPr>
-              <w:rFonts w:ascii="宋体" w:eastAsia="宋体" w:hAnsi="宋体" w:cs="宋体" w:hint="eastAsia"/>
+              <w:rFonts w:hint="eastAsia" w:ascii="宋体" w:hAnsi="宋体" w:eastAsia="宋体" w:cs="宋体"/>
+              <w:szCs w:val="24"/>
+            </w:rPr>
+            <w:instrText xml:space="preserve"> HYPERLINK \l _Toc11282 </w:instrText>
+          </w:r>
+          <w:r>
+            <w:rPr>
+              <w:rFonts w:hint="eastAsia" w:ascii="宋体" w:hAnsi="宋体" w:eastAsia="宋体" w:cs="宋体"/>
               <w:szCs w:val="24"/>
             </w:rPr>
             <w:fldChar w:fldCharType="separate"/>
@@ -2159,7 +2186,7 @@
             <w:fldChar w:fldCharType="begin"/>
           </w:r>
           <w:r>
-            <w:instrText xml:space="preserve"> PAGEREF _Toc26516 \h </w:instrText>
+            <w:instrText xml:space="preserve"> PAGEREF _Toc11282 \h </w:instrText>
           </w:r>
           <w:r>
             <w:fldChar w:fldCharType="separate"/>
@@ -2172,7 +2199,7 @@
           </w:r>
           <w:r>
             <w:rPr>
-              <w:rFonts w:ascii="宋体" w:eastAsia="宋体" w:hAnsi="宋体" w:cs="宋体" w:hint="eastAsia"/>
+              <w:rFonts w:hint="eastAsia" w:ascii="宋体" w:hAnsi="宋体" w:eastAsia="宋体" w:cs="宋体"/>
               <w:szCs w:val="24"/>
             </w:rPr>
             <w:fldChar w:fldCharType="end"/>
@@ -2180,28 +2207,28 @@
         </w:p>
         <w:p>
           <w:pPr>
-            <w:pStyle w:val="TOC1"/>
+            <w:pStyle w:val="16"/>
             <w:tabs>
               <w:tab w:val="right" w:leader="dot" w:pos="8306"/>
             </w:tabs>
           </w:pPr>
           <w:r>
             <w:rPr>
-              <w:rFonts w:ascii="宋体" w:eastAsia="宋体" w:hAnsi="宋体" w:cs="宋体" w:hint="eastAsia"/>
+              <w:rFonts w:hint="eastAsia" w:ascii="宋体" w:hAnsi="宋体" w:eastAsia="宋体" w:cs="宋体"/>
               <w:szCs w:val="24"/>
             </w:rPr>
             <w:fldChar w:fldCharType="begin"/>
           </w:r>
           <w:r>
             <w:rPr>
-              <w:rFonts w:ascii="宋体" w:eastAsia="宋体" w:hAnsi="宋体" w:cs="宋体" w:hint="eastAsia"/>
-              <w:szCs w:val="24"/>
-            </w:rPr>
-            <w:instrText xml:space="preserve"> HYPERLINK \l _Toc21314 </w:instrText>
-          </w:r>
-          <w:r>
-            <w:rPr>
-              <w:rFonts w:ascii="宋体" w:eastAsia="宋体" w:hAnsi="宋体" w:cs="宋体" w:hint="eastAsia"/>
+              <w:rFonts w:hint="eastAsia" w:ascii="宋体" w:hAnsi="宋体" w:eastAsia="宋体" w:cs="宋体"/>
+              <w:szCs w:val="24"/>
+            </w:rPr>
+            <w:instrText xml:space="preserve"> HYPERLINK \l _Toc10460 </w:instrText>
+          </w:r>
+          <w:r>
+            <w:rPr>
+              <w:rFonts w:hint="eastAsia" w:ascii="宋体" w:hAnsi="宋体" w:eastAsia="宋体" w:cs="宋体"/>
               <w:szCs w:val="24"/>
             </w:rPr>
             <w:fldChar w:fldCharType="separate"/>
@@ -2220,7 +2247,7 @@
             <w:fldChar w:fldCharType="begin"/>
           </w:r>
           <w:r>
-            <w:instrText xml:space="preserve"> PAGEREF _Toc21314 \h </w:instrText>
+            <w:instrText xml:space="preserve"> PAGEREF _Toc10460 \h </w:instrText>
           </w:r>
           <w:r>
             <w:fldChar w:fldCharType="separate"/>
@@ -2233,7 +2260,7 @@
           </w:r>
           <w:r>
             <w:rPr>
-              <w:rFonts w:ascii="宋体" w:eastAsia="宋体" w:hAnsi="宋体" w:cs="宋体" w:hint="eastAsia"/>
+              <w:rFonts w:hint="eastAsia" w:ascii="宋体" w:hAnsi="宋体" w:eastAsia="宋体" w:cs="宋体"/>
               <w:szCs w:val="24"/>
             </w:rPr>
             <w:fldChar w:fldCharType="end"/>
@@ -2241,28 +2268,28 @@
         </w:p>
         <w:p>
           <w:pPr>
-            <w:pStyle w:val="TOC2"/>
+            <w:pStyle w:val="17"/>
             <w:tabs>
               <w:tab w:val="right" w:leader="dot" w:pos="8306"/>
             </w:tabs>
           </w:pPr>
           <w:r>
             <w:rPr>
-              <w:rFonts w:ascii="宋体" w:eastAsia="宋体" w:hAnsi="宋体" w:cs="宋体" w:hint="eastAsia"/>
+              <w:rFonts w:hint="eastAsia" w:ascii="宋体" w:hAnsi="宋体" w:eastAsia="宋体" w:cs="宋体"/>
               <w:szCs w:val="24"/>
             </w:rPr>
             <w:fldChar w:fldCharType="begin"/>
           </w:r>
           <w:r>
             <w:rPr>
-              <w:rFonts w:ascii="宋体" w:eastAsia="宋体" w:hAnsi="宋体" w:cs="宋体" w:hint="eastAsia"/>
-              <w:szCs w:val="24"/>
-            </w:rPr>
-            <w:instrText xml:space="preserve"> HYPERLINK \l _Toc20440 </w:instrText>
-          </w:r>
-          <w:r>
-            <w:rPr>
-              <w:rFonts w:ascii="宋体" w:eastAsia="宋体" w:hAnsi="宋体" w:cs="宋体" w:hint="eastAsia"/>
+              <w:rFonts w:hint="eastAsia" w:ascii="宋体" w:hAnsi="宋体" w:eastAsia="宋体" w:cs="宋体"/>
+              <w:szCs w:val="24"/>
+            </w:rPr>
+            <w:instrText xml:space="preserve"> HYPERLINK \l _Toc17118 </w:instrText>
+          </w:r>
+          <w:r>
+            <w:rPr>
+              <w:rFonts w:hint="eastAsia" w:ascii="宋体" w:hAnsi="宋体" w:eastAsia="宋体" w:cs="宋体"/>
               <w:szCs w:val="24"/>
             </w:rPr>
             <w:fldChar w:fldCharType="separate"/>
@@ -2281,7 +2308,7 @@
             <w:fldChar w:fldCharType="begin"/>
           </w:r>
           <w:r>
-            <w:instrText xml:space="preserve"> PAGEREF _Toc20440 \h </w:instrText>
+            <w:instrText xml:space="preserve"> PAGEREF _Toc17118 \h </w:instrText>
           </w:r>
           <w:r>
             <w:fldChar w:fldCharType="separate"/>
@@ -2294,7 +2321,7 @@
           </w:r>
           <w:r>
             <w:rPr>
-              <w:rFonts w:ascii="宋体" w:eastAsia="宋体" w:hAnsi="宋体" w:cs="宋体" w:hint="eastAsia"/>
+              <w:rFonts w:hint="eastAsia" w:ascii="宋体" w:hAnsi="宋体" w:eastAsia="宋体" w:cs="宋体"/>
               <w:szCs w:val="24"/>
             </w:rPr>
             <w:fldChar w:fldCharType="end"/>
@@ -2302,28 +2329,28 @@
         </w:p>
         <w:p>
           <w:pPr>
-            <w:pStyle w:val="TOC2"/>
+            <w:pStyle w:val="17"/>
             <w:tabs>
               <w:tab w:val="right" w:leader="dot" w:pos="8306"/>
             </w:tabs>
           </w:pPr>
           <w:r>
             <w:rPr>
-              <w:rFonts w:ascii="宋体" w:eastAsia="宋体" w:hAnsi="宋体" w:cs="宋体" w:hint="eastAsia"/>
+              <w:rFonts w:hint="eastAsia" w:ascii="宋体" w:hAnsi="宋体" w:eastAsia="宋体" w:cs="宋体"/>
               <w:szCs w:val="24"/>
             </w:rPr>
             <w:fldChar w:fldCharType="begin"/>
           </w:r>
           <w:r>
             <w:rPr>
-              <w:rFonts w:ascii="宋体" w:eastAsia="宋体" w:hAnsi="宋体" w:cs="宋体" w:hint="eastAsia"/>
-              <w:szCs w:val="24"/>
-            </w:rPr>
-            <w:instrText xml:space="preserve"> HYPERLINK \l _Toc8996 </w:instrText>
-          </w:r>
-          <w:r>
-            <w:rPr>
-              <w:rFonts w:ascii="宋体" w:eastAsia="宋体" w:hAnsi="宋体" w:cs="宋体" w:hint="eastAsia"/>
+              <w:rFonts w:hint="eastAsia" w:ascii="宋体" w:hAnsi="宋体" w:eastAsia="宋体" w:cs="宋体"/>
+              <w:szCs w:val="24"/>
+            </w:rPr>
+            <w:instrText xml:space="preserve"> HYPERLINK \l _Toc5989 </w:instrText>
+          </w:r>
+          <w:r>
+            <w:rPr>
+              <w:rFonts w:hint="eastAsia" w:ascii="宋体" w:hAnsi="宋体" w:eastAsia="宋体" w:cs="宋体"/>
               <w:szCs w:val="24"/>
             </w:rPr>
             <w:fldChar w:fldCharType="separate"/>
@@ -2342,7 +2369,7 @@
             <w:fldChar w:fldCharType="begin"/>
           </w:r>
           <w:r>
-            <w:instrText xml:space="preserve"> PAGEREF _Toc8996 \h </w:instrText>
+            <w:instrText xml:space="preserve"> PAGEREF _Toc5989 \h </w:instrText>
           </w:r>
           <w:r>
             <w:fldChar w:fldCharType="separate"/>
@@ -2355,7 +2382,7 @@
           </w:r>
           <w:r>
             <w:rPr>
-              <w:rFonts w:ascii="宋体" w:eastAsia="宋体" w:hAnsi="宋体" w:cs="宋体" w:hint="eastAsia"/>
+              <w:rFonts w:hint="eastAsia" w:ascii="宋体" w:hAnsi="宋体" w:eastAsia="宋体" w:cs="宋体"/>
               <w:szCs w:val="24"/>
             </w:rPr>
             <w:fldChar w:fldCharType="end"/>
@@ -2363,28 +2390,28 @@
         </w:p>
         <w:p>
           <w:pPr>
-            <w:pStyle w:val="TOC1"/>
+            <w:pStyle w:val="16"/>
             <w:tabs>
               <w:tab w:val="right" w:leader="dot" w:pos="8306"/>
             </w:tabs>
           </w:pPr>
           <w:r>
             <w:rPr>
-              <w:rFonts w:ascii="宋体" w:eastAsia="宋体" w:hAnsi="宋体" w:cs="宋体" w:hint="eastAsia"/>
+              <w:rFonts w:hint="eastAsia" w:ascii="宋体" w:hAnsi="宋体" w:eastAsia="宋体" w:cs="宋体"/>
               <w:szCs w:val="24"/>
             </w:rPr>
             <w:fldChar w:fldCharType="begin"/>
           </w:r>
           <w:r>
             <w:rPr>
-              <w:rFonts w:ascii="宋体" w:eastAsia="宋体" w:hAnsi="宋体" w:cs="宋体" w:hint="eastAsia"/>
-              <w:szCs w:val="24"/>
-            </w:rPr>
-            <w:instrText xml:space="preserve"> HYPERLINK \l _Toc30282 </w:instrText>
-          </w:r>
-          <w:r>
-            <w:rPr>
-              <w:rFonts w:ascii="宋体" w:eastAsia="宋体" w:hAnsi="宋体" w:cs="宋体" w:hint="eastAsia"/>
+              <w:rFonts w:hint="eastAsia" w:ascii="宋体" w:hAnsi="宋体" w:eastAsia="宋体" w:cs="宋体"/>
+              <w:szCs w:val="24"/>
+            </w:rPr>
+            <w:instrText xml:space="preserve"> HYPERLINK \l _Toc30491 </w:instrText>
+          </w:r>
+          <w:r>
+            <w:rPr>
+              <w:rFonts w:hint="eastAsia" w:ascii="宋体" w:hAnsi="宋体" w:eastAsia="宋体" w:cs="宋体"/>
               <w:szCs w:val="24"/>
             </w:rPr>
             <w:fldChar w:fldCharType="separate"/>
@@ -2403,7 +2430,7 @@
             <w:fldChar w:fldCharType="begin"/>
           </w:r>
           <w:r>
-            <w:instrText xml:space="preserve"> PAGEREF _Toc30282 \h </w:instrText>
+            <w:instrText xml:space="preserve"> PAGEREF _Toc30491 \h </w:instrText>
           </w:r>
           <w:r>
             <w:fldChar w:fldCharType="separate"/>
@@ -2416,7 +2443,7 @@
           </w:r>
           <w:r>
             <w:rPr>
-              <w:rFonts w:ascii="宋体" w:eastAsia="宋体" w:hAnsi="宋体" w:cs="宋体" w:hint="eastAsia"/>
+              <w:rFonts w:hint="eastAsia" w:ascii="宋体" w:hAnsi="宋体" w:eastAsia="宋体" w:cs="宋体"/>
               <w:szCs w:val="24"/>
             </w:rPr>
             <w:fldChar w:fldCharType="end"/>
@@ -2424,28 +2451,28 @@
         </w:p>
         <w:p>
           <w:pPr>
-            <w:pStyle w:val="TOC2"/>
+            <w:pStyle w:val="17"/>
             <w:tabs>
               <w:tab w:val="right" w:leader="dot" w:pos="8306"/>
             </w:tabs>
           </w:pPr>
           <w:r>
             <w:rPr>
-              <w:rFonts w:ascii="宋体" w:eastAsia="宋体" w:hAnsi="宋体" w:cs="宋体" w:hint="eastAsia"/>
+              <w:rFonts w:hint="eastAsia" w:ascii="宋体" w:hAnsi="宋体" w:eastAsia="宋体" w:cs="宋体"/>
               <w:szCs w:val="24"/>
             </w:rPr>
             <w:fldChar w:fldCharType="begin"/>
           </w:r>
           <w:r>
             <w:rPr>
-              <w:rFonts w:ascii="宋体" w:eastAsia="宋体" w:hAnsi="宋体" w:cs="宋体" w:hint="eastAsia"/>
-              <w:szCs w:val="24"/>
-            </w:rPr>
-            <w:instrText xml:space="preserve"> HYPERLINK \l _Toc23845 </w:instrText>
-          </w:r>
-          <w:r>
-            <w:rPr>
-              <w:rFonts w:ascii="宋体" w:eastAsia="宋体" w:hAnsi="宋体" w:cs="宋体" w:hint="eastAsia"/>
+              <w:rFonts w:hint="eastAsia" w:ascii="宋体" w:hAnsi="宋体" w:eastAsia="宋体" w:cs="宋体"/>
+              <w:szCs w:val="24"/>
+            </w:rPr>
+            <w:instrText xml:space="preserve"> HYPERLINK \l _Toc12617 </w:instrText>
+          </w:r>
+          <w:r>
+            <w:rPr>
+              <w:rFonts w:hint="eastAsia" w:ascii="宋体" w:hAnsi="宋体" w:eastAsia="宋体" w:cs="宋体"/>
               <w:szCs w:val="24"/>
             </w:rPr>
             <w:fldChar w:fldCharType="separate"/>
@@ -2464,7 +2491,7 @@
             <w:fldChar w:fldCharType="begin"/>
           </w:r>
           <w:r>
-            <w:instrText xml:space="preserve"> PAGEREF _Toc23845 \h </w:instrText>
+            <w:instrText xml:space="preserve"> PAGEREF _Toc12617 \h </w:instrText>
           </w:r>
           <w:r>
             <w:fldChar w:fldCharType="separate"/>
@@ -2477,7 +2504,7 @@
           </w:r>
           <w:r>
             <w:rPr>
-              <w:rFonts w:ascii="宋体" w:eastAsia="宋体" w:hAnsi="宋体" w:cs="宋体" w:hint="eastAsia"/>
+              <w:rFonts w:hint="eastAsia" w:ascii="宋体" w:hAnsi="宋体" w:eastAsia="宋体" w:cs="宋体"/>
               <w:szCs w:val="24"/>
             </w:rPr>
             <w:fldChar w:fldCharType="end"/>
@@ -2485,28 +2512,28 @@
         </w:p>
         <w:p>
           <w:pPr>
-            <w:pStyle w:val="TOC2"/>
+            <w:pStyle w:val="17"/>
             <w:tabs>
               <w:tab w:val="right" w:leader="dot" w:pos="8306"/>
             </w:tabs>
           </w:pPr>
           <w:r>
             <w:rPr>
-              <w:rFonts w:ascii="宋体" w:eastAsia="宋体" w:hAnsi="宋体" w:cs="宋体" w:hint="eastAsia"/>
+              <w:rFonts w:hint="eastAsia" w:ascii="宋体" w:hAnsi="宋体" w:eastAsia="宋体" w:cs="宋体"/>
               <w:szCs w:val="24"/>
             </w:rPr>
             <w:fldChar w:fldCharType="begin"/>
           </w:r>
           <w:r>
             <w:rPr>
-              <w:rFonts w:ascii="宋体" w:eastAsia="宋体" w:hAnsi="宋体" w:cs="宋体" w:hint="eastAsia"/>
-              <w:szCs w:val="24"/>
-            </w:rPr>
-            <w:instrText xml:space="preserve"> HYPERLINK \l _Toc29016 </w:instrText>
-          </w:r>
-          <w:r>
-            <w:rPr>
-              <w:rFonts w:ascii="宋体" w:eastAsia="宋体" w:hAnsi="宋体" w:cs="宋体" w:hint="eastAsia"/>
+              <w:rFonts w:hint="eastAsia" w:ascii="宋体" w:hAnsi="宋体" w:eastAsia="宋体" w:cs="宋体"/>
+              <w:szCs w:val="24"/>
+            </w:rPr>
+            <w:instrText xml:space="preserve"> HYPERLINK \l _Toc25405 </w:instrText>
+          </w:r>
+          <w:r>
+            <w:rPr>
+              <w:rFonts w:hint="eastAsia" w:ascii="宋体" w:hAnsi="宋体" w:eastAsia="宋体" w:cs="宋体"/>
               <w:szCs w:val="24"/>
             </w:rPr>
             <w:fldChar w:fldCharType="separate"/>
@@ -2525,7 +2552,7 @@
             <w:fldChar w:fldCharType="begin"/>
           </w:r>
           <w:r>
-            <w:instrText xml:space="preserve"> PAGEREF _Toc29016 \h </w:instrText>
+            <w:instrText xml:space="preserve"> PAGEREF _Toc25405 \h </w:instrText>
           </w:r>
           <w:r>
             <w:fldChar w:fldCharType="separate"/>
@@ -2538,7 +2565,7 @@
           </w:r>
           <w:r>
             <w:rPr>
-              <w:rFonts w:ascii="宋体" w:eastAsia="宋体" w:hAnsi="宋体" w:cs="宋体" w:hint="eastAsia"/>
+              <w:rFonts w:hint="eastAsia" w:ascii="宋体" w:hAnsi="宋体" w:eastAsia="宋体" w:cs="宋体"/>
               <w:szCs w:val="24"/>
             </w:rPr>
             <w:fldChar w:fldCharType="end"/>
@@ -2546,28 +2573,28 @@
         </w:p>
         <w:p>
           <w:pPr>
-            <w:pStyle w:val="TOC3"/>
+            <w:pStyle w:val="13"/>
             <w:tabs>
               <w:tab w:val="right" w:leader="dot" w:pos="8306"/>
             </w:tabs>
           </w:pPr>
           <w:r>
             <w:rPr>
-              <w:rFonts w:ascii="宋体" w:eastAsia="宋体" w:hAnsi="宋体" w:cs="宋体" w:hint="eastAsia"/>
+              <w:rFonts w:hint="eastAsia" w:ascii="宋体" w:hAnsi="宋体" w:eastAsia="宋体" w:cs="宋体"/>
               <w:szCs w:val="24"/>
             </w:rPr>
             <w:fldChar w:fldCharType="begin"/>
           </w:r>
           <w:r>
             <w:rPr>
-              <w:rFonts w:ascii="宋体" w:eastAsia="宋体" w:hAnsi="宋体" w:cs="宋体" w:hint="eastAsia"/>
-              <w:szCs w:val="24"/>
-            </w:rPr>
-            <w:instrText xml:space="preserve"> HYPERLINK \l _Toc23908 </w:instrText>
-          </w:r>
-          <w:r>
-            <w:rPr>
-              <w:rFonts w:ascii="宋体" w:eastAsia="宋体" w:hAnsi="宋体" w:cs="宋体" w:hint="eastAsia"/>
+              <w:rFonts w:hint="eastAsia" w:ascii="宋体" w:hAnsi="宋体" w:eastAsia="宋体" w:cs="宋体"/>
+              <w:szCs w:val="24"/>
+            </w:rPr>
+            <w:instrText xml:space="preserve"> HYPERLINK \l _Toc9877 </w:instrText>
+          </w:r>
+          <w:r>
+            <w:rPr>
+              <w:rFonts w:hint="eastAsia" w:ascii="宋体" w:hAnsi="宋体" w:eastAsia="宋体" w:cs="宋体"/>
               <w:szCs w:val="24"/>
             </w:rPr>
             <w:fldChar w:fldCharType="separate"/>
@@ -2586,7 +2613,7 @@
             <w:fldChar w:fldCharType="begin"/>
           </w:r>
           <w:r>
-            <w:instrText xml:space="preserve"> PAGEREF _Toc23908 \h </w:instrText>
+            <w:instrText xml:space="preserve"> PAGEREF _Toc9877 \h </w:instrText>
           </w:r>
           <w:r>
             <w:fldChar w:fldCharType="separate"/>
@@ -2599,7 +2626,7 @@
           </w:r>
           <w:r>
             <w:rPr>
-              <w:rFonts w:ascii="宋体" w:eastAsia="宋体" w:hAnsi="宋体" w:cs="宋体" w:hint="eastAsia"/>
+              <w:rFonts w:hint="eastAsia" w:ascii="宋体" w:hAnsi="宋体" w:eastAsia="宋体" w:cs="宋体"/>
               <w:szCs w:val="24"/>
             </w:rPr>
             <w:fldChar w:fldCharType="end"/>
@@ -2607,28 +2634,28 @@
         </w:p>
         <w:p>
           <w:pPr>
-            <w:pStyle w:val="TOC3"/>
+            <w:pStyle w:val="13"/>
             <w:tabs>
               <w:tab w:val="right" w:leader="dot" w:pos="8306"/>
             </w:tabs>
           </w:pPr>
           <w:r>
             <w:rPr>
-              <w:rFonts w:ascii="宋体" w:eastAsia="宋体" w:hAnsi="宋体" w:cs="宋体" w:hint="eastAsia"/>
+              <w:rFonts w:hint="eastAsia" w:ascii="宋体" w:hAnsi="宋体" w:eastAsia="宋体" w:cs="宋体"/>
               <w:szCs w:val="24"/>
             </w:rPr>
             <w:fldChar w:fldCharType="begin"/>
           </w:r>
           <w:r>
             <w:rPr>
-              <w:rFonts w:ascii="宋体" w:eastAsia="宋体" w:hAnsi="宋体" w:cs="宋体" w:hint="eastAsia"/>
-              <w:szCs w:val="24"/>
-            </w:rPr>
-            <w:instrText xml:space="preserve"> HYPERLINK \l _Toc22149 </w:instrText>
-          </w:r>
-          <w:r>
-            <w:rPr>
-              <w:rFonts w:ascii="宋体" w:eastAsia="宋体" w:hAnsi="宋体" w:cs="宋体" w:hint="eastAsia"/>
+              <w:rFonts w:hint="eastAsia" w:ascii="宋体" w:hAnsi="宋体" w:eastAsia="宋体" w:cs="宋体"/>
+              <w:szCs w:val="24"/>
+            </w:rPr>
+            <w:instrText xml:space="preserve"> HYPERLINK \l _Toc8420 </w:instrText>
+          </w:r>
+          <w:r>
+            <w:rPr>
+              <w:rFonts w:hint="eastAsia" w:ascii="宋体" w:hAnsi="宋体" w:eastAsia="宋体" w:cs="宋体"/>
               <w:szCs w:val="24"/>
             </w:rPr>
             <w:fldChar w:fldCharType="separate"/>
@@ -2647,7 +2674,7 @@
             <w:fldChar w:fldCharType="begin"/>
           </w:r>
           <w:r>
-            <w:instrText xml:space="preserve"> PAGEREF _Toc22149 \h </w:instrText>
+            <w:instrText xml:space="preserve"> PAGEREF _Toc8420 \h </w:instrText>
           </w:r>
           <w:r>
             <w:fldChar w:fldCharType="separate"/>
@@ -2660,7 +2687,7 @@
           </w:r>
           <w:r>
             <w:rPr>
-              <w:rFonts w:ascii="宋体" w:eastAsia="宋体" w:hAnsi="宋体" w:cs="宋体" w:hint="eastAsia"/>
+              <w:rFonts w:hint="eastAsia" w:ascii="宋体" w:hAnsi="宋体" w:eastAsia="宋体" w:cs="宋体"/>
               <w:szCs w:val="24"/>
             </w:rPr>
             <w:fldChar w:fldCharType="end"/>
@@ -2668,28 +2695,28 @@
         </w:p>
         <w:p>
           <w:pPr>
-            <w:pStyle w:val="TOC3"/>
+            <w:pStyle w:val="13"/>
             <w:tabs>
               <w:tab w:val="right" w:leader="dot" w:pos="8306"/>
             </w:tabs>
           </w:pPr>
           <w:r>
             <w:rPr>
-              <w:rFonts w:ascii="宋体" w:eastAsia="宋体" w:hAnsi="宋体" w:cs="宋体" w:hint="eastAsia"/>
+              <w:rFonts w:hint="eastAsia" w:ascii="宋体" w:hAnsi="宋体" w:eastAsia="宋体" w:cs="宋体"/>
               <w:szCs w:val="24"/>
             </w:rPr>
             <w:fldChar w:fldCharType="begin"/>
           </w:r>
           <w:r>
             <w:rPr>
-              <w:rFonts w:ascii="宋体" w:eastAsia="宋体" w:hAnsi="宋体" w:cs="宋体" w:hint="eastAsia"/>
-              <w:szCs w:val="24"/>
-            </w:rPr>
-            <w:instrText xml:space="preserve"> HYPERLINK \l _Toc19909 </w:instrText>
-          </w:r>
-          <w:r>
-            <w:rPr>
-              <w:rFonts w:ascii="宋体" w:eastAsia="宋体" w:hAnsi="宋体" w:cs="宋体" w:hint="eastAsia"/>
+              <w:rFonts w:hint="eastAsia" w:ascii="宋体" w:hAnsi="宋体" w:eastAsia="宋体" w:cs="宋体"/>
+              <w:szCs w:val="24"/>
+            </w:rPr>
+            <w:instrText xml:space="preserve"> HYPERLINK \l _Toc13603 </w:instrText>
+          </w:r>
+          <w:r>
+            <w:rPr>
+              <w:rFonts w:hint="eastAsia" w:ascii="宋体" w:hAnsi="宋体" w:eastAsia="宋体" w:cs="宋体"/>
               <w:szCs w:val="24"/>
             </w:rPr>
             <w:fldChar w:fldCharType="separate"/>
@@ -2708,7 +2735,7 @@
             <w:fldChar w:fldCharType="begin"/>
           </w:r>
           <w:r>
-            <w:instrText xml:space="preserve"> PAGEREF _Toc19909 \h </w:instrText>
+            <w:instrText xml:space="preserve"> PAGEREF _Toc13603 \h </w:instrText>
           </w:r>
           <w:r>
             <w:fldChar w:fldCharType="separate"/>
@@ -2721,7 +2748,7 @@
           </w:r>
           <w:r>
             <w:rPr>
-              <w:rFonts w:ascii="宋体" w:eastAsia="宋体" w:hAnsi="宋体" w:cs="宋体" w:hint="eastAsia"/>
+              <w:rFonts w:hint="eastAsia" w:ascii="宋体" w:hAnsi="宋体" w:eastAsia="宋体" w:cs="宋体"/>
               <w:szCs w:val="24"/>
             </w:rPr>
             <w:fldChar w:fldCharType="end"/>
@@ -2729,28 +2756,28 @@
         </w:p>
         <w:p>
           <w:pPr>
-            <w:pStyle w:val="TOC1"/>
+            <w:pStyle w:val="16"/>
             <w:tabs>
               <w:tab w:val="right" w:leader="dot" w:pos="8306"/>
             </w:tabs>
           </w:pPr>
           <w:r>
             <w:rPr>
-              <w:rFonts w:ascii="宋体" w:eastAsia="宋体" w:hAnsi="宋体" w:cs="宋体" w:hint="eastAsia"/>
+              <w:rFonts w:hint="eastAsia" w:ascii="宋体" w:hAnsi="宋体" w:eastAsia="宋体" w:cs="宋体"/>
               <w:szCs w:val="24"/>
             </w:rPr>
             <w:fldChar w:fldCharType="begin"/>
           </w:r>
           <w:r>
             <w:rPr>
-              <w:rFonts w:ascii="宋体" w:eastAsia="宋体" w:hAnsi="宋体" w:cs="宋体" w:hint="eastAsia"/>
-              <w:szCs w:val="24"/>
-            </w:rPr>
-            <w:instrText xml:space="preserve"> HYPERLINK \l _Toc12489 </w:instrText>
-          </w:r>
-          <w:r>
-            <w:rPr>
-              <w:rFonts w:ascii="宋体" w:eastAsia="宋体" w:hAnsi="宋体" w:cs="宋体" w:hint="eastAsia"/>
+              <w:rFonts w:hint="eastAsia" w:ascii="宋体" w:hAnsi="宋体" w:eastAsia="宋体" w:cs="宋体"/>
+              <w:szCs w:val="24"/>
+            </w:rPr>
+            <w:instrText xml:space="preserve"> HYPERLINK \l _Toc15950 </w:instrText>
+          </w:r>
+          <w:r>
+            <w:rPr>
+              <w:rFonts w:hint="eastAsia" w:ascii="宋体" w:hAnsi="宋体" w:eastAsia="宋体" w:cs="宋体"/>
               <w:szCs w:val="24"/>
             </w:rPr>
             <w:fldChar w:fldCharType="separate"/>
@@ -2769,7 +2796,7 @@
             <w:fldChar w:fldCharType="begin"/>
           </w:r>
           <w:r>
-            <w:instrText xml:space="preserve"> PAGEREF _Toc12489 \h </w:instrText>
+            <w:instrText xml:space="preserve"> PAGEREF _Toc15950 \h </w:instrText>
           </w:r>
           <w:r>
             <w:fldChar w:fldCharType="separate"/>
@@ -2782,7 +2809,7 @@
           </w:r>
           <w:r>
             <w:rPr>
-              <w:rFonts w:ascii="宋体" w:eastAsia="宋体" w:hAnsi="宋体" w:cs="宋体" w:hint="eastAsia"/>
+              <w:rFonts w:hint="eastAsia" w:ascii="宋体" w:hAnsi="宋体" w:eastAsia="宋体" w:cs="宋体"/>
               <w:szCs w:val="24"/>
             </w:rPr>
             <w:fldChar w:fldCharType="end"/>
@@ -2790,28 +2817,28 @@
         </w:p>
         <w:p>
           <w:pPr>
-            <w:pStyle w:val="TOC1"/>
+            <w:pStyle w:val="16"/>
             <w:tabs>
               <w:tab w:val="right" w:leader="dot" w:pos="8306"/>
             </w:tabs>
           </w:pPr>
           <w:r>
             <w:rPr>
-              <w:rFonts w:ascii="宋体" w:eastAsia="宋体" w:hAnsi="宋体" w:cs="宋体" w:hint="eastAsia"/>
+              <w:rFonts w:hint="eastAsia" w:ascii="宋体" w:hAnsi="宋体" w:eastAsia="宋体" w:cs="宋体"/>
               <w:szCs w:val="24"/>
             </w:rPr>
             <w:fldChar w:fldCharType="begin"/>
           </w:r>
           <w:r>
             <w:rPr>
-              <w:rFonts w:ascii="宋体" w:eastAsia="宋体" w:hAnsi="宋体" w:cs="宋体" w:hint="eastAsia"/>
-              <w:szCs w:val="24"/>
-            </w:rPr>
-            <w:instrText xml:space="preserve"> HYPERLINK \l _Toc7012 </w:instrText>
-          </w:r>
-          <w:r>
-            <w:rPr>
-              <w:rFonts w:ascii="宋体" w:eastAsia="宋体" w:hAnsi="宋体" w:cs="宋体" w:hint="eastAsia"/>
+              <w:rFonts w:hint="eastAsia" w:ascii="宋体" w:hAnsi="宋体" w:eastAsia="宋体" w:cs="宋体"/>
+              <w:szCs w:val="24"/>
+            </w:rPr>
+            <w:instrText xml:space="preserve"> HYPERLINK \l _Toc8899 </w:instrText>
+          </w:r>
+          <w:r>
+            <w:rPr>
+              <w:rFonts w:hint="eastAsia" w:ascii="宋体" w:hAnsi="宋体" w:eastAsia="宋体" w:cs="宋体"/>
               <w:szCs w:val="24"/>
             </w:rPr>
             <w:fldChar w:fldCharType="separate"/>
@@ -2830,7 +2857,7 @@
             <w:fldChar w:fldCharType="begin"/>
           </w:r>
           <w:r>
-            <w:instrText xml:space="preserve"> PAGEREF _Toc7012 \h </w:instrText>
+            <w:instrText xml:space="preserve"> PAGEREF _Toc8899 \h </w:instrText>
           </w:r>
           <w:r>
             <w:fldChar w:fldCharType="separate"/>
@@ -2843,7 +2870,7 @@
           </w:r>
           <w:r>
             <w:rPr>
-              <w:rFonts w:ascii="宋体" w:eastAsia="宋体" w:hAnsi="宋体" w:cs="宋体" w:hint="eastAsia"/>
+              <w:rFonts w:hint="eastAsia" w:ascii="宋体" w:hAnsi="宋体" w:eastAsia="宋体" w:cs="宋体"/>
               <w:szCs w:val="24"/>
             </w:rPr>
             <w:fldChar w:fldCharType="end"/>
@@ -2851,28 +2878,28 @@
         </w:p>
         <w:p>
           <w:pPr>
-            <w:pStyle w:val="TOC1"/>
+            <w:pStyle w:val="16"/>
             <w:tabs>
               <w:tab w:val="right" w:leader="dot" w:pos="8306"/>
             </w:tabs>
           </w:pPr>
           <w:r>
             <w:rPr>
-              <w:rFonts w:ascii="宋体" w:eastAsia="宋体" w:hAnsi="宋体" w:cs="宋体" w:hint="eastAsia"/>
+              <w:rFonts w:hint="eastAsia" w:ascii="宋体" w:hAnsi="宋体" w:eastAsia="宋体" w:cs="宋体"/>
               <w:szCs w:val="24"/>
             </w:rPr>
             <w:fldChar w:fldCharType="begin"/>
           </w:r>
           <w:r>
             <w:rPr>
-              <w:rFonts w:ascii="宋体" w:eastAsia="宋体" w:hAnsi="宋体" w:cs="宋体" w:hint="eastAsia"/>
-              <w:szCs w:val="24"/>
-            </w:rPr>
-            <w:instrText xml:space="preserve"> HYPERLINK \l _Toc5836 </w:instrText>
-          </w:r>
-          <w:r>
-            <w:rPr>
-              <w:rFonts w:ascii="宋体" w:eastAsia="宋体" w:hAnsi="宋体" w:cs="宋体" w:hint="eastAsia"/>
+              <w:rFonts w:hint="eastAsia" w:ascii="宋体" w:hAnsi="宋体" w:eastAsia="宋体" w:cs="宋体"/>
+              <w:szCs w:val="24"/>
+            </w:rPr>
+            <w:instrText xml:space="preserve"> HYPERLINK \l _Toc16500 </w:instrText>
+          </w:r>
+          <w:r>
+            <w:rPr>
+              <w:rFonts w:hint="eastAsia" w:ascii="宋体" w:hAnsi="宋体" w:eastAsia="宋体" w:cs="宋体"/>
               <w:szCs w:val="24"/>
             </w:rPr>
             <w:fldChar w:fldCharType="separate"/>
@@ -2891,7 +2918,7 @@
             <w:fldChar w:fldCharType="begin"/>
           </w:r>
           <w:r>
-            <w:instrText xml:space="preserve"> PAGEREF _Toc5836 \h </w:instrText>
+            <w:instrText xml:space="preserve"> PAGEREF _Toc16500 \h </w:instrText>
           </w:r>
           <w:r>
             <w:fldChar w:fldCharType="separate"/>
@@ -2904,7 +2931,7 @@
           </w:r>
           <w:r>
             <w:rPr>
-              <w:rFonts w:ascii="宋体" w:eastAsia="宋体" w:hAnsi="宋体" w:cs="宋体" w:hint="eastAsia"/>
+              <w:rFonts w:hint="eastAsia" w:ascii="宋体" w:hAnsi="宋体" w:eastAsia="宋体" w:cs="宋体"/>
               <w:szCs w:val="24"/>
             </w:rPr>
             <w:fldChar w:fldCharType="end"/>
@@ -2912,28 +2939,28 @@
         </w:p>
         <w:p>
           <w:pPr>
-            <w:pStyle w:val="TOC2"/>
+            <w:pStyle w:val="17"/>
             <w:tabs>
               <w:tab w:val="right" w:leader="dot" w:pos="8306"/>
             </w:tabs>
           </w:pPr>
           <w:r>
             <w:rPr>
-              <w:rFonts w:ascii="宋体" w:eastAsia="宋体" w:hAnsi="宋体" w:cs="宋体" w:hint="eastAsia"/>
+              <w:rFonts w:hint="eastAsia" w:ascii="宋体" w:hAnsi="宋体" w:eastAsia="宋体" w:cs="宋体"/>
               <w:szCs w:val="24"/>
             </w:rPr>
             <w:fldChar w:fldCharType="begin"/>
           </w:r>
           <w:r>
             <w:rPr>
-              <w:rFonts w:ascii="宋体" w:eastAsia="宋体" w:hAnsi="宋体" w:cs="宋体" w:hint="eastAsia"/>
-              <w:szCs w:val="24"/>
-            </w:rPr>
-            <w:instrText xml:space="preserve"> HYPERLINK \l _Toc20570 </w:instrText>
-          </w:r>
-          <w:r>
-            <w:rPr>
-              <w:rFonts w:ascii="宋体" w:eastAsia="宋体" w:hAnsi="宋体" w:cs="宋体" w:hint="eastAsia"/>
+              <w:rFonts w:hint="eastAsia" w:ascii="宋体" w:hAnsi="宋体" w:eastAsia="宋体" w:cs="宋体"/>
+              <w:szCs w:val="24"/>
+            </w:rPr>
+            <w:instrText xml:space="preserve"> HYPERLINK \l _Toc25959 </w:instrText>
+          </w:r>
+          <w:r>
+            <w:rPr>
+              <w:rFonts w:hint="eastAsia" w:ascii="宋体" w:hAnsi="宋体" w:eastAsia="宋体" w:cs="宋体"/>
               <w:szCs w:val="24"/>
             </w:rPr>
             <w:fldChar w:fldCharType="separate"/>
@@ -2952,7 +2979,7 @@
             <w:fldChar w:fldCharType="begin"/>
           </w:r>
           <w:r>
-            <w:instrText xml:space="preserve"> PAGEREF _Toc20570 \h </w:instrText>
+            <w:instrText xml:space="preserve"> PAGEREF _Toc25959 \h </w:instrText>
           </w:r>
           <w:r>
             <w:fldChar w:fldCharType="separate"/>
@@ -2965,7 +2992,7 @@
           </w:r>
           <w:r>
             <w:rPr>
-              <w:rFonts w:ascii="宋体" w:eastAsia="宋体" w:hAnsi="宋体" w:cs="宋体" w:hint="eastAsia"/>
+              <w:rFonts w:hint="eastAsia" w:ascii="宋体" w:hAnsi="宋体" w:eastAsia="宋体" w:cs="宋体"/>
               <w:szCs w:val="24"/>
             </w:rPr>
             <w:fldChar w:fldCharType="end"/>
@@ -2973,28 +3000,28 @@
         </w:p>
         <w:p>
           <w:pPr>
-            <w:pStyle w:val="TOC2"/>
+            <w:pStyle w:val="17"/>
             <w:tabs>
               <w:tab w:val="right" w:leader="dot" w:pos="8306"/>
             </w:tabs>
           </w:pPr>
           <w:r>
             <w:rPr>
-              <w:rFonts w:ascii="宋体" w:eastAsia="宋体" w:hAnsi="宋体" w:cs="宋体" w:hint="eastAsia"/>
+              <w:rFonts w:hint="eastAsia" w:ascii="宋体" w:hAnsi="宋体" w:eastAsia="宋体" w:cs="宋体"/>
               <w:szCs w:val="24"/>
             </w:rPr>
             <w:fldChar w:fldCharType="begin"/>
           </w:r>
           <w:r>
             <w:rPr>
-              <w:rFonts w:ascii="宋体" w:eastAsia="宋体" w:hAnsi="宋体" w:cs="宋体" w:hint="eastAsia"/>
-              <w:szCs w:val="24"/>
-            </w:rPr>
-            <w:instrText xml:space="preserve"> HYPERLINK \l _Toc18445 </w:instrText>
-          </w:r>
-          <w:r>
-            <w:rPr>
-              <w:rFonts w:ascii="宋体" w:eastAsia="宋体" w:hAnsi="宋体" w:cs="宋体" w:hint="eastAsia"/>
+              <w:rFonts w:hint="eastAsia" w:ascii="宋体" w:hAnsi="宋体" w:eastAsia="宋体" w:cs="宋体"/>
+              <w:szCs w:val="24"/>
+            </w:rPr>
+            <w:instrText xml:space="preserve"> HYPERLINK \l _Toc7914 </w:instrText>
+          </w:r>
+          <w:r>
+            <w:rPr>
+              <w:rFonts w:hint="eastAsia" w:ascii="宋体" w:hAnsi="宋体" w:eastAsia="宋体" w:cs="宋体"/>
               <w:szCs w:val="24"/>
             </w:rPr>
             <w:fldChar w:fldCharType="separate"/>
@@ -3013,7 +3040,7 @@
             <w:fldChar w:fldCharType="begin"/>
           </w:r>
           <w:r>
-            <w:instrText xml:space="preserve"> PAGEREF _Toc18445 \h </w:instrText>
+            <w:instrText xml:space="preserve"> PAGEREF _Toc7914 \h </w:instrText>
           </w:r>
           <w:r>
             <w:fldChar w:fldCharType="separate"/>
@@ -3026,7 +3053,7 @@
           </w:r>
           <w:r>
             <w:rPr>
-              <w:rFonts w:ascii="宋体" w:eastAsia="宋体" w:hAnsi="宋体" w:cs="宋体" w:hint="eastAsia"/>
+              <w:rFonts w:hint="eastAsia" w:ascii="宋体" w:hAnsi="宋体" w:eastAsia="宋体" w:cs="宋体"/>
               <w:szCs w:val="24"/>
             </w:rPr>
             <w:fldChar w:fldCharType="end"/>
@@ -3034,28 +3061,28 @@
         </w:p>
         <w:p>
           <w:pPr>
-            <w:pStyle w:val="TOC1"/>
+            <w:pStyle w:val="16"/>
             <w:tabs>
               <w:tab w:val="right" w:leader="dot" w:pos="8306"/>
             </w:tabs>
           </w:pPr>
           <w:r>
             <w:rPr>
-              <w:rFonts w:ascii="宋体" w:eastAsia="宋体" w:hAnsi="宋体" w:cs="宋体" w:hint="eastAsia"/>
+              <w:rFonts w:hint="eastAsia" w:ascii="宋体" w:hAnsi="宋体" w:eastAsia="宋体" w:cs="宋体"/>
               <w:szCs w:val="24"/>
             </w:rPr>
             <w:fldChar w:fldCharType="begin"/>
           </w:r>
           <w:r>
             <w:rPr>
-              <w:rFonts w:ascii="宋体" w:eastAsia="宋体" w:hAnsi="宋体" w:cs="宋体" w:hint="eastAsia"/>
-              <w:szCs w:val="24"/>
-            </w:rPr>
-            <w:instrText xml:space="preserve"> HYPERLINK \l _Toc15564 </w:instrText>
-          </w:r>
-          <w:r>
-            <w:rPr>
-              <w:rFonts w:ascii="宋体" w:eastAsia="宋体" w:hAnsi="宋体" w:cs="宋体" w:hint="eastAsia"/>
+              <w:rFonts w:hint="eastAsia" w:ascii="宋体" w:hAnsi="宋体" w:eastAsia="宋体" w:cs="宋体"/>
+              <w:szCs w:val="24"/>
+            </w:rPr>
+            <w:instrText xml:space="preserve"> HYPERLINK \l _Toc20982 </w:instrText>
+          </w:r>
+          <w:r>
+            <w:rPr>
+              <w:rFonts w:hint="eastAsia" w:ascii="宋体" w:hAnsi="宋体" w:eastAsia="宋体" w:cs="宋体"/>
               <w:szCs w:val="24"/>
             </w:rPr>
             <w:fldChar w:fldCharType="separate"/>
@@ -3074,7 +3101,7 @@
             <w:fldChar w:fldCharType="begin"/>
           </w:r>
           <w:r>
-            <w:instrText xml:space="preserve"> PAGEREF _Toc15564 \h </w:instrText>
+            <w:instrText xml:space="preserve"> PAGEREF _Toc20982 \h </w:instrText>
           </w:r>
           <w:r>
             <w:fldChar w:fldCharType="separate"/>
@@ -3087,7 +3114,7 @@
           </w:r>
           <w:r>
             <w:rPr>
-              <w:rFonts w:ascii="宋体" w:eastAsia="宋体" w:hAnsi="宋体" w:cs="宋体" w:hint="eastAsia"/>
+              <w:rFonts w:hint="eastAsia" w:ascii="宋体" w:hAnsi="宋体" w:eastAsia="宋体" w:cs="宋体"/>
               <w:szCs w:val="24"/>
             </w:rPr>
             <w:fldChar w:fldCharType="end"/>
@@ -3109,7 +3136,7 @@
             <w:snapToGrid w:val="0"/>
             <w:textAlignment w:val="baseline"/>
             <w:rPr>
-              <w:rFonts w:ascii="宋体" w:eastAsia="宋体" w:hAnsi="宋体" w:cs="宋体" w:hint="eastAsia"/>
+              <w:rFonts w:hint="eastAsia" w:ascii="宋体" w:hAnsi="宋体" w:eastAsia="宋体" w:cs="宋体"/>
               <w:snapToGrid w:val="0"/>
               <w:color w:val="000000"/>
               <w:kern w:val="0"/>
@@ -3120,7 +3147,7 @@
           </w:pPr>
           <w:r>
             <w:rPr>
-              <w:rFonts w:ascii="宋体" w:eastAsia="宋体" w:hAnsi="宋体" w:cs="宋体" w:hint="eastAsia"/>
+              <w:rFonts w:hint="eastAsia" w:ascii="宋体" w:hAnsi="宋体" w:eastAsia="宋体" w:cs="宋体"/>
               <w:szCs w:val="24"/>
             </w:rPr>
             <w:fldChar w:fldCharType="end"/>
@@ -3144,7 +3171,7 @@
         <w:snapToGrid w:val="0"/>
         <w:textAlignment w:val="baseline"/>
         <w:rPr>
-          <w:rFonts w:ascii="Arial" w:eastAsia="Arial" w:hAnsi="Arial" w:cs="Arial"/>
+          <w:rFonts w:ascii="Arial" w:hAnsi="Arial" w:eastAsia="Arial" w:cs="Arial"/>
           <w:snapToGrid w:val="0"/>
           <w:color w:val="000000"/>
           <w:kern w:val="0"/>
@@ -3155,7 +3182,7 @@
       </w:pPr>
       <w:r>
         <w:rPr>
-          <w:rFonts w:ascii="Arial" w:eastAsia="Arial" w:hAnsi="Arial" w:cs="Arial"/>
+          <w:rFonts w:ascii="Arial" w:hAnsi="Arial" w:eastAsia="Arial" w:cs="Arial"/>
           <w:snapToGrid w:val="0"/>
           <w:color w:val="000000"/>
           <w:kern w:val="0"/>
@@ -3168,7 +3195,7 @@
     </w:p>
     <w:p>
       <w:pPr>
-        <w:pStyle w:val="a1"/>
+        <w:pStyle w:val="29"/>
         <w:rPr>
           <w:rFonts w:hint="default"/>
           <w:lang w:val="en-US" w:eastAsia="zh-CN"/>
@@ -3191,626 +3218,626 @@
     </w:p>
     <w:p>
       <w:pPr>
-        <w:pStyle w:val="1"/>
+        <w:pStyle w:val="28"/>
         <w:bidi w:val="0"/>
         <w:rPr>
           <w:rFonts w:hint="default"/>
           <w:lang w:val="en-US" w:eastAsia="zh-CN"/>
         </w:rPr>
       </w:pPr>
-      <w:bookmarkStart w:id="3" w:name="_Toc21314"/>
+      <w:bookmarkStart w:id="2" w:name="_Toc10460"/>
       <w:r>
         <w:rPr>
           <w:rFonts w:hint="default"/>
           <w:lang w:val="en-US" w:eastAsia="zh-CN"/>
         </w:rPr>
         <w:t>管理体系建设与职责落实情况</w:t>
+      </w:r>
+      <w:bookmarkEnd w:id="2"/>
+    </w:p>
+    <w:p>
+      <w:pPr>
+        <w:pStyle w:val="30"/>
+        <w:bidi w:val="0"/>
+        <w:rPr>
+          <w:rFonts w:hint="default"/>
+          <w:lang w:val="en-US" w:eastAsia="zh-CN"/>
+        </w:rPr>
+      </w:pPr>
+      <w:bookmarkStart w:id="3" w:name="_Toc17118"/>
+      <w:r>
+        <w:rPr>
+          <w:rFonts w:hint="default"/>
+          <w:lang w:val="en-US" w:eastAsia="zh-CN"/>
+        </w:rPr>
+        <w:t>制度落地与规范明确</w:t>
       </w:r>
       <w:bookmarkEnd w:id="3"/>
     </w:p>
     <w:p>
       <w:pPr>
-        <w:pStyle w:val="2"/>
+        <w:pStyle w:val="29"/>
+        <w:rPr>
+          <w:rFonts w:hint="default"/>
+          <w:lang w:val="en-US" w:eastAsia="zh-CN"/>
+        </w:rPr>
+      </w:pPr>
+      <w:r>
+        <w:rPr>
+          <w:rFonts w:hint="default"/>
+          <w:lang w:val="en-US" w:eastAsia="zh-CN"/>
+        </w:rPr>
+        <w:t>已依据制度要求，完成最终软件库的规划设计，明确了软件资产从“开发测试→申请入库→审批验证→归档存储→授权出库→版本回溯”的端到端管理流程，并制定了配套的《软件入库申请表》及操作细则。</w:t>
+      </w:r>
+    </w:p>
+    <w:p>
+      <w:pPr>
+        <w:pStyle w:val="30"/>
         <w:bidi w:val="0"/>
         <w:rPr>
           <w:rFonts w:hint="default"/>
           <w:lang w:val="en-US" w:eastAsia="zh-CN"/>
         </w:rPr>
       </w:pPr>
-      <w:bookmarkStart w:id="4" w:name="_Toc20440"/>
-      <w:r>
-        <w:rPr>
-          <w:rFonts w:hint="default"/>
-          <w:lang w:val="en-US" w:eastAsia="zh-CN"/>
-        </w:rPr>
-        <w:t>制度落地与规范明确</w:t>
+      <w:bookmarkStart w:id="4" w:name="_Toc5989"/>
+      <w:r>
+        <w:rPr>
+          <w:rFonts w:hint="default"/>
+          <w:lang w:val="en-US" w:eastAsia="zh-CN"/>
+        </w:rPr>
+        <w:t>跨部门职责协同机制建立</w:t>
       </w:r>
       <w:bookmarkEnd w:id="4"/>
     </w:p>
     <w:p>
       <w:pPr>
-        <w:pStyle w:val="a1"/>
-        <w:rPr>
-          <w:rFonts w:hint="default"/>
-          <w:lang w:val="en-US" w:eastAsia="zh-CN"/>
-        </w:rPr>
-      </w:pPr>
-      <w:r>
-        <w:rPr>
-          <w:rFonts w:hint="default"/>
-          <w:lang w:val="en-US" w:eastAsia="zh-CN"/>
-        </w:rPr>
-        <w:t>已依据制度要求，完成最终软件库的规划设计，明确了软件资产从“开发测试→申请入库→审批验证→归档存储→授权出库→版本回溯”的端到端管理流程，并制定了配套的《软件入库申请表》及操作细则。</w:t>
+        <w:pStyle w:val="29"/>
+        <w:rPr>
+          <w:rFonts w:hint="default"/>
+          <w:lang w:val="en-US" w:eastAsia="zh-CN"/>
+        </w:rPr>
+      </w:pPr>
+      <w:r>
+        <w:rPr>
+          <w:rFonts w:hint="default"/>
+          <w:lang w:val="en-US" w:eastAsia="zh-CN"/>
+        </w:rPr>
+        <w:t>数智运营部作为归口管理部门，已负责完成软件库的搭建、日常维护及流程管控。</w:t>
       </w:r>
     </w:p>
     <w:p>
       <w:pPr>
-        <w:pStyle w:val="2"/>
+        <w:pStyle w:val="29"/>
+        <w:rPr>
+          <w:rFonts w:hint="default"/>
+          <w:lang w:val="en-US" w:eastAsia="zh-CN"/>
+        </w:rPr>
+      </w:pPr>
+      <w:r>
+        <w:rPr>
+          <w:rFonts w:hint="default"/>
+          <w:lang w:val="en-US" w:eastAsia="zh-CN"/>
+        </w:rPr>
+        <w:t>质量管理部与研究总院的职责接口已清晰界定，形成了“研发提交-测试验证-运维入库”的协同工作流。</w:t>
+      </w:r>
+    </w:p>
+    <w:p>
+      <w:pPr>
+        <w:pStyle w:val="29"/>
+        <w:rPr>
+          <w:rFonts w:hint="default"/>
+          <w:lang w:val="en-US" w:eastAsia="zh-CN"/>
+        </w:rPr>
+      </w:pPr>
+      <w:r>
+        <w:rPr>
+          <w:rFonts w:hint="default"/>
+          <w:lang w:val="en-US" w:eastAsia="zh-CN"/>
+        </w:rPr>
+        <w:t>运维工程师作为关键执行角色，已落实软件的具体入库、出库、版本标签管理及日志记录职责。</w:t>
+      </w:r>
+    </w:p>
+    <w:p>
+      <w:pPr>
+        <w:pStyle w:val="28"/>
         <w:bidi w:val="0"/>
         <w:rPr>
           <w:rFonts w:hint="default"/>
           <w:lang w:val="en-US" w:eastAsia="zh-CN"/>
         </w:rPr>
       </w:pPr>
-      <w:bookmarkStart w:id="5" w:name="_Toc8996"/>
-      <w:r>
-        <w:rPr>
-          <w:rFonts w:hint="default"/>
-          <w:lang w:val="en-US" w:eastAsia="zh-CN"/>
-        </w:rPr>
-        <w:t>跨部门职责协同机制建立</w:t>
+      <w:bookmarkStart w:id="5" w:name="_Toc30491"/>
+      <w:r>
+        <w:rPr>
+          <w:rFonts w:hint="default"/>
+          <w:lang w:val="en-US" w:eastAsia="zh-CN"/>
+        </w:rPr>
+        <w:t>最终软件库运行机制与实施情况</w:t>
       </w:r>
       <w:bookmarkEnd w:id="5"/>
     </w:p>
     <w:p>
       <w:pPr>
-        <w:pStyle w:val="a1"/>
-        <w:rPr>
-          <w:rFonts w:hint="default"/>
-          <w:lang w:val="en-US" w:eastAsia="zh-CN"/>
-        </w:rPr>
-      </w:pPr>
-      <w:r>
-        <w:rPr>
-          <w:rFonts w:hint="default"/>
-          <w:lang w:val="en-US" w:eastAsia="zh-CN"/>
-        </w:rPr>
-        <w:t>数智运营部作为归口管理部门，已负责完成软件库的搭建、日常维护及流程管控。</w:t>
-      </w:r>
-    </w:p>
-    <w:p>
-      <w:pPr>
-        <w:pStyle w:val="a1"/>
-        <w:rPr>
-          <w:rFonts w:hint="default"/>
-          <w:lang w:val="en-US" w:eastAsia="zh-CN"/>
-        </w:rPr>
-      </w:pPr>
-      <w:r>
-        <w:rPr>
-          <w:rFonts w:hint="default"/>
-          <w:lang w:val="en-US" w:eastAsia="zh-CN"/>
-        </w:rPr>
-        <w:t>质量管理部与研究总院的职责接口已清晰界定，形成了“研发提交-测试验证-运维入库”的协同工作流。</w:t>
-      </w:r>
-    </w:p>
-    <w:p>
-      <w:pPr>
-        <w:pStyle w:val="a1"/>
-        <w:rPr>
-          <w:rFonts w:hint="default"/>
-          <w:lang w:val="en-US" w:eastAsia="zh-CN"/>
-        </w:rPr>
-      </w:pPr>
-      <w:r>
-        <w:rPr>
-          <w:rFonts w:hint="default"/>
-          <w:lang w:val="en-US" w:eastAsia="zh-CN"/>
-        </w:rPr>
-        <w:t>运维工程师作为关键执行角色，已落实软件的具体入库、出库、版本标签管理及日志记录职责。</w:t>
-      </w:r>
-    </w:p>
-    <w:p>
-      <w:pPr>
-        <w:pStyle w:val="1"/>
+        <w:pStyle w:val="30"/>
         <w:bidi w:val="0"/>
         <w:rPr>
           <w:rFonts w:hint="default"/>
           <w:lang w:val="en-US" w:eastAsia="zh-CN"/>
         </w:rPr>
       </w:pPr>
-      <w:bookmarkStart w:id="6" w:name="_Toc30282"/>
-      <w:r>
-        <w:rPr>
-          <w:rFonts w:hint="default"/>
-          <w:lang w:val="en-US" w:eastAsia="zh-CN"/>
-        </w:rPr>
-        <w:t>最终软件库运行机制与实施情况</w:t>
+      <w:bookmarkStart w:id="6" w:name="_Toc12617"/>
+      <w:r>
+        <w:rPr>
+          <w:rFonts w:hint="default"/>
+          <w:lang w:val="en-US" w:eastAsia="zh-CN"/>
+        </w:rPr>
+        <w:t>库体建设与分类存储</w:t>
       </w:r>
       <w:bookmarkEnd w:id="6"/>
     </w:p>
     <w:p>
       <w:pPr>
-        <w:pStyle w:val="2"/>
+        <w:pStyle w:val="29"/>
+        <w:rPr>
+          <w:rFonts w:hint="default"/>
+          <w:lang w:val="en-US" w:eastAsia="zh-CN"/>
+        </w:rPr>
+      </w:pPr>
+      <w:r>
+        <w:rPr>
+          <w:rFonts w:hint="default"/>
+          <w:lang w:val="en-US" w:eastAsia="zh-CN"/>
+        </w:rPr>
+        <w:t>已建立集中、受控的最终软件库存储体系（基于专用存储服务器或版本控制系统），严格按照制度定义的范畴，对系统软件、应用软件、脚本及配置文件等进行分类存储，确保物理与逻辑结构清晰。</w:t>
+      </w:r>
+    </w:p>
+    <w:p>
+      <w:pPr>
+        <w:pStyle w:val="30"/>
         <w:bidi w:val="0"/>
         <w:rPr>
           <w:rFonts w:hint="default"/>
           <w:lang w:val="en-US" w:eastAsia="zh-CN"/>
         </w:rPr>
       </w:pPr>
-      <w:bookmarkStart w:id="7" w:name="_Toc23845"/>
-      <w:r>
-        <w:rPr>
-          <w:rFonts w:hint="default"/>
-          <w:lang w:val="en-US" w:eastAsia="zh-CN"/>
-        </w:rPr>
-        <w:t>库体建设与分类存储</w:t>
+      <w:bookmarkStart w:id="7" w:name="_Toc25405"/>
+      <w:r>
+        <w:rPr>
+          <w:rFonts w:hint="default"/>
+          <w:lang w:val="en-US" w:eastAsia="zh-CN"/>
+        </w:rPr>
+        <w:t>核心流程闭环执行</w:t>
       </w:r>
       <w:bookmarkEnd w:id="7"/>
     </w:p>
     <w:p>
       <w:pPr>
-        <w:pStyle w:val="a1"/>
-        <w:rPr>
-          <w:rFonts w:hint="default"/>
-          <w:lang w:val="en-US" w:eastAsia="zh-CN"/>
-        </w:rPr>
-      </w:pPr>
-      <w:r>
-        <w:rPr>
-          <w:rFonts w:hint="default"/>
-          <w:lang w:val="en-US" w:eastAsia="zh-CN"/>
-        </w:rPr>
-        <w:t>已建立集中、受控的最终软件库存储体系（基于专用存储服务器或版本控制系统），严格按照制度定义的范畴，对系统软件、应用软件、脚本及配置文件等进行分类存储，确保物理与逻辑结构清晰。</w:t>
-      </w:r>
-    </w:p>
-    <w:p>
-      <w:pPr>
-        <w:pStyle w:val="2"/>
+        <w:pStyle w:val="31"/>
         <w:bidi w:val="0"/>
         <w:rPr>
           <w:rFonts w:hint="default"/>
           <w:lang w:val="en-US" w:eastAsia="zh-CN"/>
         </w:rPr>
       </w:pPr>
-      <w:bookmarkStart w:id="8" w:name="_Toc29016"/>
-      <w:r>
-        <w:rPr>
-          <w:rFonts w:hint="default"/>
-          <w:lang w:val="en-US" w:eastAsia="zh-CN"/>
-        </w:rPr>
-        <w:t>核心流程闭环执行</w:t>
+      <w:bookmarkStart w:id="8" w:name="_Toc9877"/>
+      <w:r>
+        <w:rPr>
+          <w:rFonts w:hint="default"/>
+          <w:lang w:val="en-US" w:eastAsia="zh-CN"/>
+        </w:rPr>
+        <w:t>软件入库流程</w:t>
       </w:r>
       <w:bookmarkEnd w:id="8"/>
     </w:p>
     <w:p>
       <w:pPr>
-        <w:pStyle w:val="3"/>
+        <w:pStyle w:val="29"/>
+        <w:rPr>
+          <w:rFonts w:hint="default"/>
+          <w:lang w:val="en-US" w:eastAsia="zh-CN"/>
+        </w:rPr>
+      </w:pPr>
+      <w:r>
+        <w:rPr>
+          <w:rFonts w:hint="default"/>
+          <w:lang w:val="en-US" w:eastAsia="zh-CN"/>
+        </w:rPr>
+        <w:t>所有拟上线生产环境的软件版本，均严格执行“申请-测试-审批-入库”流程。截至11月，累计完成</w:t>
+      </w:r>
+      <w:r>
+        <w:rPr>
+          <w:rFonts w:hint="eastAsia"/>
+          <w:lang w:val="en-US" w:eastAsia="zh-CN"/>
+        </w:rPr>
+        <w:t>8</w:t>
+      </w:r>
+      <w:r>
+        <w:rPr>
+          <w:rFonts w:hint="default"/>
+          <w:lang w:val="en-US" w:eastAsia="zh-CN"/>
+        </w:rPr>
+        <w:t>次重要软件版本（含补丁）的合规入库，入库资料完整，版本标识唯一。</w:t>
+      </w:r>
+    </w:p>
+    <w:p>
+      <w:pPr>
+        <w:pStyle w:val="31"/>
         <w:bidi w:val="0"/>
         <w:rPr>
           <w:rFonts w:hint="default"/>
           <w:lang w:val="en-US" w:eastAsia="zh-CN"/>
         </w:rPr>
       </w:pPr>
-      <w:bookmarkStart w:id="9" w:name="_Toc23908"/>
-      <w:r>
-        <w:rPr>
-          <w:rFonts w:hint="default"/>
-          <w:lang w:val="en-US" w:eastAsia="zh-CN"/>
-        </w:rPr>
-        <w:t>软件入库流程</w:t>
+      <w:bookmarkStart w:id="9" w:name="_Toc8420"/>
+      <w:r>
+        <w:rPr>
+          <w:rFonts w:hint="default"/>
+          <w:lang w:val="en-US" w:eastAsia="zh-CN"/>
+        </w:rPr>
+        <w:t>软件出库与发布控制</w:t>
       </w:r>
       <w:bookmarkEnd w:id="9"/>
     </w:p>
     <w:p>
       <w:pPr>
-        <w:pStyle w:val="a1"/>
-        <w:rPr>
-          <w:rFonts w:hint="default"/>
-          <w:lang w:val="en-US" w:eastAsia="zh-CN"/>
-        </w:rPr>
-      </w:pPr>
-      <w:r>
-        <w:rPr>
-          <w:rFonts w:hint="default"/>
-          <w:lang w:val="en-US" w:eastAsia="zh-CN"/>
-        </w:rPr>
-        <w:t>所有拟上线生产环境的软件版本，均严格执行“申请-测试-审批-入库”流程。截至11月，累计完成</w:t>
-      </w:r>
-      <w:r>
-        <w:rPr>
-          <w:rFonts w:hint="eastAsia"/>
-          <w:lang w:val="en-US" w:eastAsia="zh-CN"/>
-        </w:rPr>
-        <w:t>8</w:t>
-      </w:r>
-      <w:r>
-        <w:rPr>
-          <w:rFonts w:hint="default"/>
-          <w:lang w:val="en-US" w:eastAsia="zh-CN"/>
-        </w:rPr>
-        <w:t>次重要软件版本（含补丁）的合规入库，入库资料完整，版本标识唯一。</w:t>
+        <w:pStyle w:val="29"/>
+        <w:rPr>
+          <w:rFonts w:hint="default"/>
+          <w:lang w:val="en-US" w:eastAsia="zh-CN"/>
+        </w:rPr>
+      </w:pPr>
+      <w:r>
+        <w:rPr>
+          <w:rFonts w:hint="default"/>
+          <w:lang w:val="en-US" w:eastAsia="zh-CN"/>
+        </w:rPr>
+        <w:t>生产环境的所有软件部署与升级，均来源于最终软件库，并通过出库申请与审批记录实现发布溯源，有效杜绝了未经授权的软件变更。</w:t>
       </w:r>
     </w:p>
     <w:p>
       <w:pPr>
-        <w:pStyle w:val="3"/>
+        <w:pStyle w:val="29"/>
+        <w:rPr>
+          <w:rFonts w:hint="default"/>
+          <w:lang w:val="en-US" w:eastAsia="zh-CN"/>
+        </w:rPr>
+      </w:pPr>
+      <w:r>
+        <w:rPr>
+          <w:rFonts w:hint="default"/>
+          <w:lang w:val="en-US" w:eastAsia="zh-CN"/>
+        </w:rPr>
+        <w:t>版本控制与历史存档：严格遵循“禁止覆盖更新”原则，所有历史版本均得以保留，确保了在必要时可快速、准确地进行版本回退或问题追溯。</w:t>
+      </w:r>
+    </w:p>
+    <w:p>
+      <w:pPr>
+        <w:pStyle w:val="31"/>
         <w:bidi w:val="0"/>
         <w:rPr>
           <w:rFonts w:hint="default"/>
           <w:lang w:val="en-US" w:eastAsia="zh-CN"/>
         </w:rPr>
       </w:pPr>
-      <w:bookmarkStart w:id="10" w:name="_Toc22149"/>
-      <w:r>
-        <w:rPr>
-          <w:rFonts w:hint="default"/>
-          <w:lang w:val="en-US" w:eastAsia="zh-CN"/>
-        </w:rPr>
-        <w:t>软件出库与发布控制</w:t>
+      <w:bookmarkStart w:id="10" w:name="_Toc13603"/>
+      <w:r>
+        <w:rPr>
+          <w:rFonts w:hint="default"/>
+          <w:lang w:val="en-US" w:eastAsia="zh-CN"/>
+        </w:rPr>
+        <w:t>安全与访问控制</w:t>
       </w:r>
       <w:bookmarkEnd w:id="10"/>
     </w:p>
     <w:p>
       <w:pPr>
-        <w:pStyle w:val="a1"/>
-        <w:rPr>
-          <w:rFonts w:hint="default"/>
-          <w:lang w:val="en-US" w:eastAsia="zh-CN"/>
-        </w:rPr>
-      </w:pPr>
-      <w:r>
-        <w:rPr>
-          <w:rFonts w:hint="default"/>
-          <w:lang w:val="en-US" w:eastAsia="zh-CN"/>
-        </w:rPr>
-        <w:t>生产环境的所有软件部署与升级，均来源于最终软件库，并通过出库申请与审批记录实现发布溯源，有效杜绝了未经授权的软件变更。</w:t>
+        <w:pStyle w:val="29"/>
+        <w:rPr>
+          <w:rFonts w:hint="default"/>
+          <w:lang w:val="en-US" w:eastAsia="zh-CN"/>
+        </w:rPr>
+      </w:pPr>
+      <w:r>
+        <w:rPr>
+          <w:rFonts w:hint="default"/>
+          <w:lang w:val="en-US" w:eastAsia="zh-CN"/>
+        </w:rPr>
+        <w:t>权限分级管理：已依据制度定义的“运维工程师、开发人员、测试人员、运维人员”等角色，配置了差异化的“读、写、发布、管理”权限，遵循最小权限原则。</w:t>
       </w:r>
     </w:p>
     <w:p>
       <w:pPr>
-        <w:pStyle w:val="a1"/>
-        <w:rPr>
-          <w:rFonts w:hint="default"/>
-          <w:lang w:val="en-US" w:eastAsia="zh-CN"/>
-        </w:rPr>
-      </w:pPr>
-      <w:r>
-        <w:rPr>
-          <w:rFonts w:hint="default"/>
-          <w:lang w:val="en-US" w:eastAsia="zh-CN"/>
-        </w:rPr>
-        <w:t>版本控制与历史存档：严格遵循“禁止覆盖更新”原则，所有历史版本均得以保留，确保了在必要时可快速、准确地进行版本回退或问题追溯。</w:t>
+        <w:pStyle w:val="29"/>
+        <w:rPr>
+          <w:rFonts w:hint="default"/>
+          <w:lang w:val="en-US" w:eastAsia="zh-CN"/>
+        </w:rPr>
+      </w:pPr>
+      <w:r>
+        <w:rPr>
+          <w:rFonts w:hint="default"/>
+          <w:lang w:val="en-US" w:eastAsia="zh-CN"/>
+        </w:rPr>
+        <w:t>操作审计常态化：启用了完整的操作日志功能，记录所有访问、上传、下载行为。运维工程师按月审查日志，数智运营部按季进行权限合规性评审，安全管理机制运行有效。</w:t>
       </w:r>
     </w:p>
     <w:p>
       <w:pPr>
-        <w:pStyle w:val="3"/>
+        <w:pStyle w:val="28"/>
         <w:bidi w:val="0"/>
         <w:rPr>
           <w:rFonts w:hint="default"/>
           <w:lang w:val="en-US" w:eastAsia="zh-CN"/>
         </w:rPr>
       </w:pPr>
-      <w:bookmarkStart w:id="11" w:name="_Toc19909"/>
-      <w:r>
-        <w:rPr>
-          <w:rFonts w:hint="default"/>
-          <w:lang w:val="en-US" w:eastAsia="zh-CN"/>
-        </w:rPr>
-        <w:t>安全与访问控制</w:t>
+      <w:bookmarkStart w:id="11" w:name="_Toc15950"/>
+      <w:r>
+        <w:rPr>
+          <w:rFonts w:hint="default"/>
+          <w:lang w:val="en-US" w:eastAsia="zh-CN"/>
+        </w:rPr>
+        <w:t>考核指标达成与审计改进情况</w:t>
       </w:r>
       <w:bookmarkEnd w:id="11"/>
     </w:p>
     <w:p>
       <w:pPr>
-        <w:pStyle w:val="a1"/>
-        <w:rPr>
-          <w:rFonts w:hint="default"/>
-          <w:lang w:val="en-US" w:eastAsia="zh-CN"/>
-        </w:rPr>
-      </w:pPr>
-      <w:r>
-        <w:rPr>
-          <w:rFonts w:hint="default"/>
-          <w:lang w:val="en-US" w:eastAsia="zh-CN"/>
-        </w:rPr>
-        <w:t>权限分级管理：已依据制度定义的“运维工程师、开发人员、测试人员、运维人员”等角色，配置了差异化的“读、写、发布、管理”权限，遵循最小权限原则。</w:t>
+        <w:pStyle w:val="29"/>
+        <w:rPr>
+          <w:rFonts w:hint="default"/>
+          <w:lang w:val="en-US" w:eastAsia="zh-CN"/>
+        </w:rPr>
+      </w:pPr>
+      <w:r>
+        <w:rPr>
+          <w:rFonts w:hint="default"/>
+          <w:lang w:val="en-US" w:eastAsia="zh-CN"/>
+        </w:rPr>
+        <w:t>制度设定的核心考核指标为“软件合规性审计次数”，目标为每半年不少于1次。</w:t>
       </w:r>
     </w:p>
     <w:p>
       <w:pPr>
-        <w:pStyle w:val="a1"/>
-        <w:rPr>
-          <w:rFonts w:hint="default"/>
-          <w:lang w:val="en-US" w:eastAsia="zh-CN"/>
-        </w:rPr>
-      </w:pPr>
-      <w:r>
-        <w:rPr>
-          <w:rFonts w:hint="default"/>
-          <w:lang w:val="en-US" w:eastAsia="zh-CN"/>
-        </w:rPr>
-        <w:t>操作审计常态化：启用了完整的操作日志功能，记录所有访问、上传、下载行为。运维工程师按月审查日志，数智运营部按季进行权限合规性评审，安全管理机制运行有效。</w:t>
+        <w:pStyle w:val="29"/>
+        <w:rPr>
+          <w:rFonts w:hint="default"/>
+          <w:lang w:val="en-US" w:eastAsia="zh-CN"/>
+        </w:rPr>
+      </w:pPr>
+      <w:r>
+        <w:rPr>
+          <w:rFonts w:hint="default"/>
+          <w:lang w:val="en-US" w:eastAsia="zh-CN"/>
+        </w:rPr>
+        <w:t>2025年上半年审计：已于6月完成首次最终软件库全面合规性审计，审计范围涵盖库存软件合规性、流程执行符合度、权限设置合理性及备份有效性，并形成了书面审计报告。针对审计中发现的部分流程记录细节问题，已完成整改。</w:t>
       </w:r>
     </w:p>
     <w:p>
       <w:pPr>
-        <w:pStyle w:val="1"/>
+        <w:pStyle w:val="29"/>
+        <w:rPr>
+          <w:rFonts w:hint="default"/>
+          <w:lang w:val="en-US" w:eastAsia="zh-CN"/>
+        </w:rPr>
+      </w:pPr>
+      <w:r>
+        <w:rPr>
+          <w:rFonts w:hint="default"/>
+          <w:lang w:val="en-US" w:eastAsia="zh-CN"/>
+        </w:rPr>
+        <w:t>持续改进机制：根据首次审计结论及日常操作反馈，已对《软件入库申请表》模板及部分操作指引进行了优化，管理流程持续完善。</w:t>
+      </w:r>
+    </w:p>
+    <w:p>
+      <w:pPr>
+        <w:pStyle w:val="28"/>
         <w:bidi w:val="0"/>
         <w:rPr>
           <w:rFonts w:hint="default"/>
           <w:lang w:val="en-US" w:eastAsia="zh-CN"/>
         </w:rPr>
       </w:pPr>
-      <w:bookmarkStart w:id="12" w:name="_Toc12489"/>
-      <w:r>
-        <w:rPr>
-          <w:rFonts w:hint="default"/>
-          <w:lang w:val="en-US" w:eastAsia="zh-CN"/>
-        </w:rPr>
-        <w:t>考核指标达成与审计改进情况</w:t>
+      <w:bookmarkStart w:id="12" w:name="_Toc8899"/>
+      <w:r>
+        <w:rPr>
+          <w:rFonts w:hint="default"/>
+          <w:lang w:val="en-US" w:eastAsia="zh-CN"/>
+        </w:rPr>
+        <w:t>备份与恢复保障</w:t>
       </w:r>
       <w:bookmarkEnd w:id="12"/>
     </w:p>
     <w:p>
       <w:pPr>
-        <w:pStyle w:val="a1"/>
-        <w:rPr>
-          <w:rFonts w:hint="default"/>
-          <w:lang w:val="en-US" w:eastAsia="zh-CN"/>
-        </w:rPr>
-      </w:pPr>
-      <w:r>
-        <w:rPr>
-          <w:rFonts w:hint="default"/>
-          <w:lang w:val="en-US" w:eastAsia="zh-CN"/>
-        </w:rPr>
-        <w:t>制度设定的核心考核指标为“软件合规性审计次数”，目标为每半年不少于1次。</w:t>
+        <w:pStyle w:val="29"/>
+        <w:rPr>
+          <w:rFonts w:hint="default"/>
+          <w:lang w:val="en-US" w:eastAsia="zh-CN"/>
+        </w:rPr>
+      </w:pPr>
+      <w:r>
+        <w:rPr>
+          <w:rFonts w:hint="default"/>
+          <w:lang w:val="en-US" w:eastAsia="zh-CN"/>
+        </w:rPr>
+        <w:t>已建立并执行严格的备份策略，对最终软件库实施每月全量备份与每周增量备份，备份数据异地保存。已于2025年下半年成功组织了一次备份恢复演练，验证了备份数据的完整性与可恢复性，保障了软件资产的安全底线。</w:t>
       </w:r>
     </w:p>
     <w:p>
       <w:pPr>
-        <w:pStyle w:val="a1"/>
-        <w:rPr>
-          <w:rFonts w:hint="default"/>
-          <w:lang w:val="en-US" w:eastAsia="zh-CN"/>
-        </w:rPr>
-      </w:pPr>
-      <w:r>
-        <w:rPr>
-          <w:rFonts w:hint="default"/>
-          <w:lang w:val="en-US" w:eastAsia="zh-CN"/>
-        </w:rPr>
-        <w:t>2025年上半年审计：已于6月完成首次最终软件库全面合规性审计，审计范围涵盖库存软件合规性、流程执行符合度、权限设置合理性及备份有效性，并形成了书面审计报告。针对审计中发现的部分流程记录细节问题，已完成整改。</w:t>
-      </w:r>
-    </w:p>
-    <w:p>
-      <w:pPr>
-        <w:pStyle w:val="a1"/>
-        <w:rPr>
-          <w:rFonts w:hint="default"/>
-          <w:lang w:val="en-US" w:eastAsia="zh-CN"/>
-        </w:rPr>
-      </w:pPr>
-      <w:r>
-        <w:rPr>
-          <w:rFonts w:hint="default"/>
-          <w:lang w:val="en-US" w:eastAsia="zh-CN"/>
-        </w:rPr>
-        <w:t>持续改进机制：根据首次审计结论及日常操作反馈，已对《软件入库申请表》模板及部分操作指引进行了优化，管理流程持续完善。</w:t>
-      </w:r>
-    </w:p>
-    <w:p>
-      <w:pPr>
-        <w:pStyle w:val="1"/>
+        <w:pStyle w:val="28"/>
         <w:bidi w:val="0"/>
         <w:rPr>
           <w:rFonts w:hint="default"/>
           <w:lang w:val="en-US" w:eastAsia="zh-CN"/>
         </w:rPr>
       </w:pPr>
-      <w:bookmarkStart w:id="13" w:name="_Toc7012"/>
-      <w:r>
-        <w:rPr>
-          <w:rFonts w:hint="default"/>
-          <w:lang w:val="en-US" w:eastAsia="zh-CN"/>
-        </w:rPr>
-        <w:t>备份与恢复保障</w:t>
+      <w:bookmarkStart w:id="13" w:name="_Toc16500"/>
+      <w:r>
+        <w:rPr>
+          <w:rFonts w:hint="default"/>
+          <w:lang w:val="en-US" w:eastAsia="zh-CN"/>
+        </w:rPr>
+        <w:t>实施成效与后续计划</w:t>
       </w:r>
       <w:bookmarkEnd w:id="13"/>
     </w:p>
     <w:p>
       <w:pPr>
-        <w:pStyle w:val="a1"/>
-        <w:rPr>
-          <w:rFonts w:hint="default"/>
-          <w:lang w:val="en-US" w:eastAsia="zh-CN"/>
-        </w:rPr>
-      </w:pPr>
-      <w:r>
-        <w:rPr>
-          <w:rFonts w:hint="default"/>
-          <w:lang w:val="en-US" w:eastAsia="zh-CN"/>
-        </w:rPr>
-        <w:t>已建立并执行严格的备份策略，对最终软件库实施每月全量备份与每周增量备份，备份数据异地保存。已于2025年下半年成功组织了一次备份恢复演练，验证了备份数据的完整性与可恢复性，保障了软件资产的安全底线。</w:t>
-      </w:r>
-    </w:p>
-    <w:p>
-      <w:pPr>
-        <w:pStyle w:val="1"/>
+        <w:pStyle w:val="30"/>
         <w:bidi w:val="0"/>
         <w:rPr>
           <w:rFonts w:hint="default"/>
           <w:lang w:val="en-US" w:eastAsia="zh-CN"/>
         </w:rPr>
       </w:pPr>
-      <w:bookmarkStart w:id="14" w:name="_Toc5836"/>
-      <w:r>
-        <w:rPr>
-          <w:rFonts w:hint="default"/>
-          <w:lang w:val="en-US" w:eastAsia="zh-CN"/>
-        </w:rPr>
-        <w:t>实施成效与后续计划</w:t>
+      <w:bookmarkStart w:id="14" w:name="_Toc25959"/>
+      <w:r>
+        <w:rPr>
+          <w:rFonts w:hint="default"/>
+          <w:lang w:val="en-US" w:eastAsia="zh-CN"/>
+        </w:rPr>
+        <w:t>主要成效</w:t>
       </w:r>
       <w:bookmarkEnd w:id="14"/>
     </w:p>
     <w:p>
       <w:pPr>
-        <w:pStyle w:val="2"/>
+        <w:pStyle w:val="29"/>
+        <w:rPr>
+          <w:rFonts w:hint="default"/>
+          <w:lang w:val="en-US" w:eastAsia="zh-CN"/>
+        </w:rPr>
+      </w:pPr>
+      <w:r>
+        <w:rPr>
+          <w:rFonts w:hint="default"/>
+          <w:lang w:val="en-US" w:eastAsia="zh-CN"/>
+        </w:rPr>
+        <w:t>版本一致性得到保障：生产环境软件来源唯一，彻底解决了以往因版本混乱导致的部署差异问题。</w:t>
+      </w:r>
+    </w:p>
+    <w:p>
+      <w:pPr>
+        <w:pStyle w:val="29"/>
+        <w:rPr>
+          <w:rFonts w:hint="default"/>
+          <w:lang w:val="en-US" w:eastAsia="zh-CN"/>
+        </w:rPr>
+      </w:pPr>
+      <w:r>
+        <w:rPr>
+          <w:rFonts w:hint="default"/>
+          <w:lang w:val="en-US" w:eastAsia="zh-CN"/>
+        </w:rPr>
+        <w:t>安全性与合规性提升：通过严格的权限与流程控制，显著降低了软件被非法篡改或误操作的风险。</w:t>
+      </w:r>
+    </w:p>
+    <w:p>
+      <w:pPr>
+        <w:pStyle w:val="29"/>
+        <w:rPr>
+          <w:rFonts w:hint="default"/>
+          <w:lang w:val="en-US" w:eastAsia="zh-CN"/>
+        </w:rPr>
+      </w:pPr>
+      <w:r>
+        <w:rPr>
+          <w:rFonts w:hint="default"/>
+          <w:lang w:val="en-US" w:eastAsia="zh-CN"/>
+        </w:rPr>
+        <w:t>运维效率与可追溯性增强：标准化的入库、出库流程与完善的版本历史，极大提升了软件部署、升级与故障排查的效率。</w:t>
+      </w:r>
+    </w:p>
+    <w:p>
+      <w:pPr>
+        <w:pStyle w:val="30"/>
         <w:bidi w:val="0"/>
         <w:rPr>
           <w:rFonts w:hint="default"/>
           <w:lang w:val="en-US" w:eastAsia="zh-CN"/>
         </w:rPr>
       </w:pPr>
-      <w:bookmarkStart w:id="15" w:name="_Toc20570"/>
-      <w:r>
-        <w:rPr>
-          <w:rFonts w:hint="default"/>
-          <w:lang w:val="en-US" w:eastAsia="zh-CN"/>
-        </w:rPr>
-        <w:t>主要成效</w:t>
+      <w:bookmarkStart w:id="15" w:name="_Toc7914"/>
+      <w:r>
+        <w:rPr>
+          <w:rFonts w:hint="default"/>
+          <w:lang w:val="en-US" w:eastAsia="zh-CN"/>
+        </w:rPr>
+        <w:t>持续优化方向</w:t>
       </w:r>
       <w:bookmarkEnd w:id="15"/>
     </w:p>
     <w:p>
       <w:pPr>
-        <w:pStyle w:val="a1"/>
-        <w:rPr>
-          <w:rFonts w:hint="default"/>
-          <w:lang w:val="en-US" w:eastAsia="zh-CN"/>
-        </w:rPr>
-      </w:pPr>
-      <w:r>
-        <w:rPr>
-          <w:rFonts w:hint="default"/>
-          <w:lang w:val="en-US" w:eastAsia="zh-CN"/>
-        </w:rPr>
-        <w:t>版本一致性得到保障：生产环境软件来源唯一，彻底解决了以往因版本混乱导致的部署差异问题。</w:t>
+        <w:pStyle w:val="29"/>
+        <w:rPr>
+          <w:rFonts w:hint="default"/>
+          <w:lang w:val="en-US" w:eastAsia="zh-CN"/>
+        </w:rPr>
+      </w:pPr>
+      <w:r>
+        <w:rPr>
+          <w:rFonts w:hint="default"/>
+          <w:lang w:val="en-US" w:eastAsia="zh-CN"/>
+        </w:rPr>
+        <w:t>计划引入更先进的软件资产管理与生命周期（SCM）工具，进一步提升自动化管理与可视化水平。</w:t>
       </w:r>
     </w:p>
     <w:p>
       <w:pPr>
-        <w:pStyle w:val="a1"/>
-        <w:rPr>
-          <w:rFonts w:hint="default"/>
-          <w:lang w:val="en-US" w:eastAsia="zh-CN"/>
-        </w:rPr>
-      </w:pPr>
-      <w:r>
-        <w:rPr>
-          <w:rFonts w:hint="default"/>
-          <w:lang w:val="en-US" w:eastAsia="zh-CN"/>
-        </w:rPr>
-        <w:t>安全性与合规性提升：通过严格的权限与流程控制，显著降低了软件被非法篡改或误操作的风险。</w:t>
+        <w:pStyle w:val="29"/>
+        <w:rPr>
+          <w:rFonts w:hint="default"/>
+          <w:lang w:val="en-US" w:eastAsia="zh-CN"/>
+        </w:rPr>
+      </w:pPr>
+      <w:r>
+        <w:rPr>
+          <w:rFonts w:hint="default"/>
+          <w:lang w:val="en-US" w:eastAsia="zh-CN"/>
+        </w:rPr>
+        <w:t>将结合项目实践，细化对开源软件组件、第三方商业软件的许可证与漏洞管理要求。</w:t>
       </w:r>
     </w:p>
     <w:p>
       <w:pPr>
-        <w:pStyle w:val="a1"/>
-        <w:rPr>
-          <w:rFonts w:hint="default"/>
-          <w:lang w:val="en-US" w:eastAsia="zh-CN"/>
-        </w:rPr>
-      </w:pPr>
-      <w:r>
-        <w:rPr>
-          <w:rFonts w:hint="default"/>
-          <w:lang w:val="en-US" w:eastAsia="zh-CN"/>
-        </w:rPr>
-        <w:t>运维效率与可追溯性增强：标准化的入库、出库流程与完善的版本历史，极大提升了软件部署、升级与故障排查的效率。</w:t>
+        <w:pStyle w:val="29"/>
+        <w:rPr>
+          <w:rFonts w:hint="default"/>
+          <w:lang w:val="en-US" w:eastAsia="zh-CN"/>
+        </w:rPr>
+      </w:pPr>
+      <w:r>
+        <w:rPr>
+          <w:rFonts w:hint="default"/>
+          <w:lang w:val="en-US" w:eastAsia="zh-CN"/>
+        </w:rPr>
+        <w:t>定期开展制度与流程培训，强化全员对最终软件库重要性的认知与合规操作意识。</w:t>
       </w:r>
     </w:p>
     <w:p>
       <w:pPr>
-        <w:pStyle w:val="2"/>
+        <w:pStyle w:val="28"/>
         <w:bidi w:val="0"/>
         <w:rPr>
           <w:rFonts w:hint="default"/>
           <w:lang w:val="en-US" w:eastAsia="zh-CN"/>
         </w:rPr>
       </w:pPr>
-      <w:bookmarkStart w:id="16" w:name="_Toc18445"/>
-      <w:r>
-        <w:rPr>
-          <w:rFonts w:hint="default"/>
-          <w:lang w:val="en-US" w:eastAsia="zh-CN"/>
-        </w:rPr>
-        <w:t>持续优化方向</w:t>
+      <w:bookmarkStart w:id="16" w:name="_Toc20982"/>
+      <w:r>
+        <w:rPr>
+          <w:rFonts w:hint="default"/>
+          <w:lang w:val="en-US" w:eastAsia="zh-CN"/>
+        </w:rPr>
+        <w:t>总结</w:t>
       </w:r>
       <w:bookmarkEnd w:id="16"/>
     </w:p>
     <w:p>
       <w:pPr>
-        <w:pStyle w:val="a1"/>
-        <w:rPr>
-          <w:rFonts w:hint="default"/>
-          <w:lang w:val="en-US" w:eastAsia="zh-CN"/>
-        </w:rPr>
-      </w:pPr>
-      <w:r>
-        <w:rPr>
-          <w:rFonts w:hint="default"/>
-          <w:lang w:val="en-US" w:eastAsia="zh-CN"/>
-        </w:rPr>
-        <w:t>计划引入更先进的软件资产管理与生命周期（SCM）工具，进一步提升自动化管理与可视化水平。</w:t>
-      </w:r>
-    </w:p>
-    <w:p>
-      <w:pPr>
-        <w:pStyle w:val="a1"/>
-        <w:rPr>
-          <w:rFonts w:hint="default"/>
-          <w:lang w:val="en-US" w:eastAsia="zh-CN"/>
-        </w:rPr>
-      </w:pPr>
-      <w:r>
-        <w:rPr>
-          <w:rFonts w:hint="default"/>
-          <w:lang w:val="en-US" w:eastAsia="zh-CN"/>
-        </w:rPr>
-        <w:t>将结合项目实践，细化对开源软件组件、第三方商业软件的许可证与漏洞管理要求。</w:t>
-      </w:r>
-    </w:p>
-    <w:p>
-      <w:pPr>
-        <w:pStyle w:val="a1"/>
-        <w:rPr>
-          <w:rFonts w:hint="default"/>
-          <w:lang w:val="en-US" w:eastAsia="zh-CN"/>
-        </w:rPr>
-      </w:pPr>
-      <w:r>
-        <w:rPr>
-          <w:rFonts w:hint="default"/>
-          <w:lang w:val="en-US" w:eastAsia="zh-CN"/>
-        </w:rPr>
-        <w:t>定期开展制度与流程培训，强化全员对最终软件库重要性的认知与合规操作意识。</w:t>
-      </w:r>
-    </w:p>
-    <w:p>
-      <w:pPr>
-        <w:pStyle w:val="1"/>
-        <w:bidi w:val="0"/>
-        <w:rPr>
-          <w:rFonts w:hint="default"/>
-          <w:lang w:val="en-US" w:eastAsia="zh-CN"/>
-        </w:rPr>
-      </w:pPr>
-      <w:bookmarkStart w:id="17" w:name="_Toc15564"/>
-      <w:r>
-        <w:rPr>
-          <w:rFonts w:hint="default"/>
-          <w:lang w:val="en-US" w:eastAsia="zh-CN"/>
-        </w:rPr>
-        <w:t>总结</w:t>
-      </w:r>
-      <w:bookmarkEnd w:id="17"/>
-    </w:p>
-    <w:p>
-      <w:pPr>
-        <w:pStyle w:val="a1"/>
+        <w:pStyle w:val="29"/>
         <w:rPr>
           <w:rFonts w:hint="default"/>
           <w:lang w:val="en-US" w:eastAsia="zh-CN"/>
@@ -3825,23 +3852,73 @@
       </w:r>
     </w:p>
     <w:sectPr>
-      <w:headerReference w:type="default" r:id="rId7"/>
+      <w:headerReference r:id="rId5" w:type="default"/>
       <w:pgSz w:w="11906" w:h="16838"/>
       <w:pgMar w:top="1417" w:right="1800" w:bottom="1440" w:left="1800" w:header="1140" w:footer="992" w:gutter="0"/>
-      <w:cols w:num="1" w:space="425"/>
+      <w:cols w:space="425" w:num="1"/>
       <w:docGrid w:type="lines" w:linePitch="312" w:charSpace="0"/>
     </w:sectPr>
   </w:body>
 </w:document>
 </file>
 
+<file path=word/endnotes.xml><?xml version="1.0" encoding="utf-8"?>
+<w:endnotes xmlns:wpc="http://schemas.microsoft.com/office/word/2010/wordprocessingCanvas" xmlns:mc="http://schemas.openxmlformats.org/markup-compatibility/2006" xmlns:o="urn:schemas-microsoft-com:office:office" xmlns:r="http://schemas.openxmlformats.org/officeDocument/2006/relationships" xmlns:m="http://schemas.openxmlformats.org/officeDocument/2006/math" xmlns:v="urn:schemas-microsoft-com:vml" xmlns:wp14="http://schemas.microsoft.com/office/word/2010/wordprocessingDrawing" xmlns:wp="http://schemas.openxmlformats.org/drawingml/2006/wordprocessingDrawing" xmlns:w="http://schemas.openxmlformats.org/wordprocessingml/2006/main" xmlns:w14="http://schemas.microsoft.com/office/word/2010/wordml" xmlns:w15="http://schemas.microsoft.com/office/word/2012/wordml" xmlns:w10="urn:schemas-microsoft-com:office:word" xmlns:wpg="http://schemas.microsoft.com/office/word/2010/wordprocessingGroup" xmlns:wpi="http://schemas.microsoft.com/office/word/2010/wordprocessingInk" xmlns:wne="http://schemas.microsoft.com/office/word/2006/wordml" xmlns:wps="http://schemas.microsoft.com/office/word/2010/wordprocessingShape" xmlns:wpsCustomData="http://www.wps.cn/officeDocument/2013/wpsCustomData" mc:Ignorable="w14 w15 wp14">
+  <w:endnote w:type="separator" w:id="0">
+    <w:p>
+      <w:pPr>
+        <w:spacing w:line="240" w:lineRule="auto"/>
+      </w:pPr>
+      <w:r>
+        <w:separator/>
+      </w:r>
+    </w:p>
+  </w:endnote>
+  <w:endnote w:type="continuationSeparator" w:id="1">
+    <w:p>
+      <w:pPr>
+        <w:spacing w:line="240" w:lineRule="auto"/>
+      </w:pPr>
+      <w:r>
+        <w:continuationSeparator/>
+      </w:r>
+    </w:p>
+  </w:endnote>
+</w:endnotes>
+</file>
+
+<file path=word/footnotes.xml><?xml version="1.0" encoding="utf-8"?>
+<w:footnotes xmlns:wpc="http://schemas.microsoft.com/office/word/2010/wordprocessingCanvas" xmlns:mc="http://schemas.openxmlformats.org/markup-compatibility/2006" xmlns:o="urn:schemas-microsoft-com:office:office" xmlns:r="http://schemas.openxmlformats.org/officeDocument/2006/relationships" xmlns:m="http://schemas.openxmlformats.org/officeDocument/2006/math" xmlns:v="urn:schemas-microsoft-com:vml" xmlns:wp14="http://schemas.microsoft.com/office/word/2010/wordprocessingDrawing" xmlns:wp="http://schemas.openxmlformats.org/drawingml/2006/wordprocessingDrawing" xmlns:w="http://schemas.openxmlformats.org/wordprocessingml/2006/main" xmlns:w14="http://schemas.microsoft.com/office/word/2010/wordml" xmlns:w15="http://schemas.microsoft.com/office/word/2012/wordml" xmlns:w10="urn:schemas-microsoft-com:office:word" xmlns:wpg="http://schemas.microsoft.com/office/word/2010/wordprocessingGroup" xmlns:wpi="http://schemas.microsoft.com/office/word/2010/wordprocessingInk" xmlns:wne="http://schemas.microsoft.com/office/word/2006/wordml" xmlns:wps="http://schemas.microsoft.com/office/word/2010/wordprocessingShape" xmlns:wpsCustomData="http://www.wps.cn/officeDocument/2013/wpsCustomData" mc:Ignorable="w14 w15 wp14">
+  <w:footnote w:type="separator" w:id="0">
+    <w:p>
+      <w:pPr>
+        <w:spacing w:line="360" w:lineRule="auto"/>
+      </w:pPr>
+      <w:r>
+        <w:separator/>
+      </w:r>
+    </w:p>
+  </w:footnote>
+  <w:footnote w:type="continuationSeparator" w:id="1">
+    <w:p>
+      <w:pPr>
+        <w:spacing w:line="360" w:lineRule="auto"/>
+      </w:pPr>
+      <w:r>
+        <w:continuationSeparator/>
+      </w:r>
+    </w:p>
+  </w:footnote>
+</w:footnotes>
+</file>
+
 <file path=word/header1.xml><?xml version="1.0" encoding="utf-8"?>
-<w:hdr xmlns:wpc="http://schemas.microsoft.com/office/word/2010/wordprocessingCanvas" xmlns:mc="http://schemas.openxmlformats.org/markup-compatibility/2006" xmlns:o="urn:schemas-microsoft-com:office:office" xmlns:r="http://schemas.openxmlformats.org/officeDocument/2006/relationships" xmlns:m="http://schemas.openxmlformats.org/officeDocument/2006/math" xmlns:v="urn:schemas-microsoft-com:vml" xmlns:wp14="http://schemas.microsoft.com/office/word/2010/wordprocessingDrawing" xmlns:wp="http://schemas.openxmlformats.org/drawingml/2006/wordprocessingDrawing" xmlns:w10="urn:schemas-microsoft-com:office:word" xmlns:w="http://schemas.openxmlformats.org/wordprocessingml/2006/main" xmlns:w14="http://schemas.microsoft.com/office/word/2010/wordml" xmlns:w15="http://schemas.microsoft.com/office/word/2012/wordml" xmlns:wne="http://schemas.microsoft.com/office/word/2006/wordml" xmlns:wpg="http://schemas.microsoft.com/office/word/2010/wordprocessingGroup" xmlns:wpi="http://schemas.microsoft.com/office/word/2010/wordprocessingInk" xmlns:wps="http://schemas.microsoft.com/office/word/2010/wordprocessingShape" mc:Ignorable="w14 w15 wp14">
+<w:hdr xmlns:wpc="http://schemas.microsoft.com/office/word/2010/wordprocessingCanvas" xmlns:mc="http://schemas.openxmlformats.org/markup-compatibility/2006" xmlns:o="urn:schemas-microsoft-com:office:office" xmlns:r="http://schemas.openxmlformats.org/officeDocument/2006/relationships" xmlns:m="http://schemas.openxmlformats.org/officeDocument/2006/math" xmlns:v="urn:schemas-microsoft-com:vml" xmlns:wp14="http://schemas.microsoft.com/office/word/2010/wordprocessingDrawing" xmlns:wp="http://schemas.openxmlformats.org/drawingml/2006/wordprocessingDrawing" xmlns:w10="urn:schemas-microsoft-com:office:word" xmlns:w="http://schemas.openxmlformats.org/wordprocessingml/2006/main" xmlns:w14="http://schemas.microsoft.com/office/word/2010/wordml" xmlns:w15="http://schemas.microsoft.com/office/word/2012/wordml" xmlns:wpg="http://schemas.microsoft.com/office/word/2010/wordprocessingGroup" xmlns:wpi="http://schemas.microsoft.com/office/word/2010/wordprocessingInk" xmlns:wne="http://schemas.microsoft.com/office/word/2006/wordml" xmlns:wps="http://schemas.microsoft.com/office/word/2010/wordprocessingShape" xmlns:wpsCustomData="http://www.wps.cn/officeDocument/2013/wpsCustomData" mc:Ignorable="w14 w15 wp14">
   <w:p>
     <w:pPr>
-      <w:pStyle w:val="Header"/>
+      <w:pStyle w:val="15"/>
       <w:pBdr>
-        <w:bottom w:val="single" w:sz="4" w:space="1" w:color="auto"/>
+        <w:bottom w:val="single" w:color="auto" w:sz="4" w:space="1"/>
       </w:pBdr>
       <w:tabs>
         <w:tab w:val="left" w:pos="335"/>
@@ -3849,27 +3926,27 @@
       </w:tabs>
       <w:jc w:val="right"/>
       <w:rPr>
-        <w:rFonts w:eastAsiaTheme="minorEastAsia" w:hint="eastAsia"/>
+        <w:rFonts w:hint="eastAsia" w:eastAsiaTheme="minorEastAsia"/>
         <w:lang w:eastAsia="zh-CN"/>
       </w:rPr>
     </w:pPr>
     <w:r>
       <w:rPr>
-        <w:rFonts w:eastAsiaTheme="minorEastAsia" w:hint="eastAsia"/>
+        <w:rFonts w:hint="eastAsia" w:eastAsiaTheme="minorEastAsia"/>
         <w:lang w:val="en-US" w:eastAsia="zh-CN"/>
       </w:rPr>
       <w:tab/>
     </w:r>
     <w:r>
       <w:rPr>
-        <w:rFonts w:eastAsiaTheme="minorEastAsia" w:hint="eastAsia"/>
+        <w:rFonts w:hint="eastAsia" w:eastAsiaTheme="minorEastAsia"/>
         <w:lang w:val="en-US" w:eastAsia="zh-CN"/>
       </w:rPr>
       <w:tab/>
     </w:r>
     <w:r>
       <w:rPr>
-        <w:rFonts w:eastAsiaTheme="minorEastAsia" w:hint="eastAsia"/>
+        <w:rFonts w:hint="eastAsia" w:eastAsiaTheme="minorEastAsia"/>
         <w:lang w:val="en-US" w:eastAsia="zh-CN"/>
       </w:rPr>
       <w:t>江西通信产业服务有限公司</w:t>
@@ -3879,15 +3956,15 @@
 </file>
 
 <file path=word/numbering.xml><?xml version="1.0" encoding="utf-8"?>
-<w:numbering xmlns:wpc="http://schemas.microsoft.com/office/word/2010/wordprocessingCanvas" xmlns:mc="http://schemas.openxmlformats.org/markup-compatibility/2006" xmlns:o="urn:schemas-microsoft-com:office:office" xmlns:r="http://schemas.openxmlformats.org/officeDocument/2006/relationships" xmlns:m="http://schemas.openxmlformats.org/officeDocument/2006/math" xmlns:v="urn:schemas-microsoft-com:vml" xmlns:wp14="http://schemas.microsoft.com/office/word/2010/wordprocessingDrawing" xmlns:wp="http://schemas.openxmlformats.org/drawingml/2006/wordprocessingDrawing" xmlns:w10="urn:schemas-microsoft-com:office:word" xmlns:w="http://schemas.openxmlformats.org/wordprocessingml/2006/main" xmlns:w14="http://schemas.microsoft.com/office/word/2010/wordml" xmlns:w15="http://schemas.microsoft.com/office/word/2012/wordml" xmlns:wne="http://schemas.microsoft.com/office/word/2006/wordml" xmlns:wpg="http://schemas.microsoft.com/office/word/2010/wordprocessingGroup" xmlns:wpi="http://schemas.microsoft.com/office/word/2010/wordprocessingInk" xmlns:wps="http://schemas.microsoft.com/office/word/2010/wordprocessingShape" mc:Ignorable="w14 w15 wp14">
+<w:numbering xmlns:wpc="http://schemas.microsoft.com/office/word/2010/wordprocessingCanvas" xmlns:mc="http://schemas.openxmlformats.org/markup-compatibility/2006" xmlns:o="urn:schemas-microsoft-com:office:office" xmlns:r="http://schemas.openxmlformats.org/officeDocument/2006/relationships" xmlns:m="http://schemas.openxmlformats.org/officeDocument/2006/math" xmlns:v="urn:schemas-microsoft-com:vml" xmlns:wp14="http://schemas.microsoft.com/office/word/2010/wordprocessingDrawing" xmlns:wp="http://schemas.openxmlformats.org/drawingml/2006/wordprocessingDrawing" xmlns:w10="urn:schemas-microsoft-com:office:word" xmlns:w="http://schemas.openxmlformats.org/wordprocessingml/2006/main" xmlns:w14="http://schemas.microsoft.com/office/word/2010/wordml" xmlns:wpg="http://schemas.microsoft.com/office/word/2010/wordprocessingGroup" xmlns:wpi="http://schemas.microsoft.com/office/word/2010/wordprocessingInk" xmlns:wne="http://schemas.microsoft.com/office/word/2006/wordml" xmlns:wps="http://schemas.microsoft.com/office/word/2010/wordprocessingShape" xmlns:wpsCustomData="http://www.wps.cn/officeDocument/2013/wpsCustomData" mc:Ignorable="w14 wp14">
   <w:abstractNum w:abstractNumId="0">
     <w:nsid w:val="8E964DCE"/>
     <w:multiLevelType w:val="multilevel"/>
     <w:tmpl w:val="8E964DCE"/>
-    <w:lvl w:ilvl="0">
+    <w:lvl w:ilvl="0" w:tentative="0">
       <w:start w:val="1"/>
       <w:numFmt w:val="decimal"/>
-      <w:pStyle w:val="Heading1"/>
+      <w:pStyle w:val="2"/>
       <w:lvlText w:val="%1."/>
       <w:lvlJc w:val="left"/>
       <w:pPr>
@@ -3897,10 +3974,10 @@
         <w:rFonts w:hint="default"/>
       </w:rPr>
     </w:lvl>
-    <w:lvl w:ilvl="1">
+    <w:lvl w:ilvl="1" w:tentative="0">
       <w:start w:val="1"/>
       <w:numFmt w:val="decimal"/>
-      <w:pStyle w:val="Heading2"/>
+      <w:pStyle w:val="3"/>
       <w:lvlText w:val="%1.%2."/>
       <w:lvlJc w:val="left"/>
       <w:pPr>
@@ -3910,10 +3987,10 @@
         <w:rFonts w:hint="default"/>
       </w:rPr>
     </w:lvl>
-    <w:lvl w:ilvl="2">
+    <w:lvl w:ilvl="2" w:tentative="0">
       <w:start w:val="1"/>
       <w:numFmt w:val="decimal"/>
-      <w:pStyle w:val="Heading3"/>
+      <w:pStyle w:val="4"/>
       <w:lvlText w:val="%1.%2.%3."/>
       <w:lvlJc w:val="left"/>
       <w:pPr>
@@ -3923,10 +4000,10 @@
         <w:rFonts w:hint="default"/>
       </w:rPr>
     </w:lvl>
-    <w:lvl w:ilvl="3">
+    <w:lvl w:ilvl="3" w:tentative="0">
       <w:start w:val="1"/>
       <w:numFmt w:val="decimal"/>
-      <w:pStyle w:val="Heading4"/>
+      <w:pStyle w:val="5"/>
       <w:lvlText w:val="%1.%2.%3.%4."/>
       <w:lvlJc w:val="left"/>
       <w:pPr>
@@ -3936,10 +4013,10 @@
         <w:rFonts w:hint="default"/>
       </w:rPr>
     </w:lvl>
-    <w:lvl w:ilvl="4">
+    <w:lvl w:ilvl="4" w:tentative="0">
       <w:start w:val="1"/>
       <w:numFmt w:val="decimal"/>
-      <w:pStyle w:val="Heading5"/>
+      <w:pStyle w:val="6"/>
       <w:lvlText w:val="%1.%2.%3.%4.%5."/>
       <w:lvlJc w:val="left"/>
       <w:pPr>
@@ -3949,10 +4026,10 @@
         <w:rFonts w:hint="default"/>
       </w:rPr>
     </w:lvl>
-    <w:lvl w:ilvl="5">
+    <w:lvl w:ilvl="5" w:tentative="0">
       <w:start w:val="1"/>
       <w:numFmt w:val="decimal"/>
-      <w:pStyle w:val="Heading6"/>
+      <w:pStyle w:val="7"/>
       <w:lvlText w:val="%1.%2.%3.%4.%5.%6."/>
       <w:lvlJc w:val="left"/>
       <w:pPr>
@@ -3962,10 +4039,10 @@
         <w:rFonts w:hint="default"/>
       </w:rPr>
     </w:lvl>
-    <w:lvl w:ilvl="6">
+    <w:lvl w:ilvl="6" w:tentative="0">
       <w:start w:val="1"/>
       <w:numFmt w:val="decimal"/>
-      <w:pStyle w:val="Heading7"/>
+      <w:pStyle w:val="8"/>
       <w:lvlText w:val="%1.%2.%3.%4.%5.%6.%7."/>
       <w:lvlJc w:val="left"/>
       <w:pPr>
@@ -3975,10 +4052,10 @@
         <w:rFonts w:hint="default"/>
       </w:rPr>
     </w:lvl>
-    <w:lvl w:ilvl="7">
+    <w:lvl w:ilvl="7" w:tentative="0">
       <w:start w:val="1"/>
       <w:numFmt w:val="decimal"/>
-      <w:pStyle w:val="Heading8"/>
+      <w:pStyle w:val="9"/>
       <w:lvlText w:val="%1.%2.%3.%4.%5.%6.%7.%8."/>
       <w:lvlJc w:val="left"/>
       <w:pPr>
@@ -3988,10 +4065,10 @@
         <w:rFonts w:hint="default"/>
       </w:rPr>
     </w:lvl>
-    <w:lvl w:ilvl="8">
+    <w:lvl w:ilvl="8" w:tentative="0">
       <w:start w:val="1"/>
       <w:numFmt w:val="decimal"/>
-      <w:pStyle w:val="Heading9"/>
+      <w:pStyle w:val="10"/>
       <w:lvlText w:val="%1.%2.%3.%4.%5.%6.%7.%8.%9."/>
       <w:lvlJc w:val="left"/>
       <w:pPr>
@@ -4009,267 +4086,269 @@
 </file>
 
 <file path=word/styles.xml><?xml version="1.0" encoding="utf-8"?>
-<w:styles xmlns:mc="http://schemas.openxmlformats.org/markup-compatibility/2006" xmlns:r="http://schemas.openxmlformats.org/officeDocument/2006/relationships" xmlns:w="http://schemas.openxmlformats.org/wordprocessingml/2006/main" xmlns:w14="http://schemas.microsoft.com/office/word/2010/wordml" xmlns:w15="http://schemas.microsoft.com/office/word/2012/wordml" mc:Ignorable="w14 w15">
+<w:styles xmlns:mc="http://schemas.openxmlformats.org/markup-compatibility/2006" xmlns:o="urn:schemas-microsoft-com:office:office" xmlns:r="http://schemas.openxmlformats.org/officeDocument/2006/relationships" xmlns:m="http://schemas.openxmlformats.org/officeDocument/2006/math" xmlns:v="urn:schemas-microsoft-com:vml" xmlns:w="http://schemas.openxmlformats.org/wordprocessingml/2006/main" xmlns:w14="http://schemas.microsoft.com/office/word/2010/wordml" xmlns:w10="urn:schemas-microsoft-com:office:word" xmlns:sl="http://schemas.openxmlformats.org/schemaLibrary/2006/main" xmlns:wpsCustomData="http://www.wps.cn/officeDocument/2013/wpsCustomData" mc:Ignorable="w14">
   <w:docDefaults>
     <w:rPrDefault>
       <w:rPr>
-        <w:rFonts w:ascii="Times New Roman" w:eastAsia="宋体" w:hAnsi="Times New Roman" w:cs="Times New Roman"/>
+        <w:rFonts w:ascii="Times New Roman" w:hAnsi="Times New Roman" w:eastAsia="宋体" w:cs="Times New Roman"/>
       </w:rPr>
     </w:rPrDefault>
     <w:pPrDefault/>
   </w:docDefaults>
-  <w:latentStyles w:defLockedState="0" w:defUIPriority="99" w:defSemiHidden="1" w:defUnhideWhenUsed="1" w:defQFormat="0" w:count="260">
-    <w:lsdException w:name="Normal" w:semiHidden="0" w:uiPriority="0" w:unhideWhenUsed="0" w:qFormat="1"/>
-    <w:lsdException w:name="heading 1" w:semiHidden="0" w:uiPriority="0" w:unhideWhenUsed="0" w:qFormat="1"/>
-    <w:lsdException w:name="heading 2" w:semiHidden="0" w:uiPriority="0" w:qFormat="1"/>
-    <w:lsdException w:name="heading 3" w:uiPriority="0" w:qFormat="1"/>
-    <w:lsdException w:name="heading 4" w:semiHidden="0" w:uiPriority="0" w:qFormat="1"/>
-    <w:lsdException w:name="heading 5" w:uiPriority="0" w:qFormat="1"/>
-    <w:lsdException w:name="heading 6" w:uiPriority="0" w:qFormat="1"/>
-    <w:lsdException w:name="heading 7" w:uiPriority="0" w:qFormat="1"/>
-    <w:lsdException w:name="heading 8" w:uiPriority="0" w:qFormat="1"/>
-    <w:lsdException w:name="heading 9" w:uiPriority="0" w:qFormat="1"/>
-    <w:lsdException w:name="index 1" w:semiHidden="0" w:uiPriority="0" w:unhideWhenUsed="0"/>
-    <w:lsdException w:name="index 2" w:semiHidden="0" w:uiPriority="0" w:unhideWhenUsed="0"/>
-    <w:lsdException w:name="index 3" w:semiHidden="0" w:uiPriority="0" w:unhideWhenUsed="0"/>
-    <w:lsdException w:name="index 4" w:semiHidden="0" w:uiPriority="0" w:unhideWhenUsed="0"/>
-    <w:lsdException w:name="index 5" w:semiHidden="0" w:uiPriority="0" w:unhideWhenUsed="0"/>
-    <w:lsdException w:name="index 6" w:semiHidden="0" w:uiPriority="0" w:unhideWhenUsed="0"/>
-    <w:lsdException w:name="index 7" w:semiHidden="0" w:uiPriority="0" w:unhideWhenUsed="0"/>
-    <w:lsdException w:name="index 8" w:semiHidden="0" w:uiPriority="0" w:unhideWhenUsed="0"/>
-    <w:lsdException w:name="index 9" w:semiHidden="0" w:uiPriority="0" w:unhideWhenUsed="0"/>
-    <w:lsdException w:name="toc 1" w:semiHidden="0" w:uiPriority="0" w:unhideWhenUsed="0" w:qFormat="1"/>
-    <w:lsdException w:name="toc 2" w:semiHidden="0" w:uiPriority="0" w:unhideWhenUsed="0" w:qFormat="1"/>
-    <w:lsdException w:name="toc 3" w:semiHidden="0" w:uiPriority="0" w:unhideWhenUsed="0" w:qFormat="1"/>
-    <w:lsdException w:name="toc 4" w:semiHidden="0" w:uiPriority="0" w:unhideWhenUsed="0"/>
-    <w:lsdException w:name="toc 5" w:semiHidden="0" w:uiPriority="0" w:unhideWhenUsed="0"/>
-    <w:lsdException w:name="toc 6" w:semiHidden="0" w:uiPriority="0" w:unhideWhenUsed="0"/>
-    <w:lsdException w:name="toc 7" w:semiHidden="0" w:uiPriority="0" w:unhideWhenUsed="0"/>
-    <w:lsdException w:name="toc 8" w:semiHidden="0" w:uiPriority="0" w:unhideWhenUsed="0"/>
-    <w:lsdException w:name="toc 9" w:semiHidden="0" w:uiPriority="0" w:unhideWhenUsed="0"/>
-    <w:lsdException w:name="Normal Indent" w:semiHidden="0" w:uiPriority="0" w:unhideWhenUsed="0"/>
-    <w:lsdException w:name="footnote text" w:semiHidden="0" w:uiPriority="0" w:unhideWhenUsed="0"/>
-    <w:lsdException w:name="annotation text" w:semiHidden="0" w:uiPriority="0" w:unhideWhenUsed="0" w:qFormat="1"/>
-    <w:lsdException w:name="header" w:semiHidden="0" w:uiPriority="0" w:unhideWhenUsed="0" w:qFormat="1"/>
-    <w:lsdException w:name="footer" w:semiHidden="0" w:uiPriority="0" w:unhideWhenUsed="0" w:qFormat="1"/>
-    <w:lsdException w:name="index heading" w:semiHidden="0" w:uiPriority="0" w:unhideWhenUsed="0"/>
-    <w:lsdException w:name="caption" w:uiPriority="0" w:qFormat="1"/>
-    <w:lsdException w:name="table of figures" w:semiHidden="0" w:uiPriority="0" w:unhideWhenUsed="0"/>
-    <w:lsdException w:name="envelope address" w:semiHidden="0" w:uiPriority="0" w:unhideWhenUsed="0"/>
-    <w:lsdException w:name="envelope return" w:semiHidden="0" w:uiPriority="0" w:unhideWhenUsed="0"/>
-    <w:lsdException w:name="footnote reference" w:semiHidden="0" w:uiPriority="0" w:unhideWhenUsed="0"/>
-    <w:lsdException w:name="annotation reference" w:semiHidden="0" w:uiPriority="0" w:unhideWhenUsed="0"/>
-    <w:lsdException w:name="line number" w:semiHidden="0" w:uiPriority="0" w:unhideWhenUsed="0"/>
-    <w:lsdException w:name="page number" w:semiHidden="0" w:uiPriority="0" w:unhideWhenUsed="0"/>
-    <w:lsdException w:name="endnote reference" w:semiHidden="0" w:uiPriority="0" w:unhideWhenUsed="0"/>
-    <w:lsdException w:name="endnote text" w:semiHidden="0" w:uiPriority="0" w:unhideWhenUsed="0"/>
-    <w:lsdException w:name="table of authorities" w:semiHidden="0" w:uiPriority="0" w:unhideWhenUsed="0"/>
-    <w:lsdException w:name="macro" w:semiHidden="0" w:uiPriority="0" w:unhideWhenUsed="0"/>
-    <w:lsdException w:name="toa heading" w:semiHidden="0" w:uiPriority="0" w:unhideWhenUsed="0"/>
-    <w:lsdException w:name="List" w:semiHidden="0" w:uiPriority="0" w:unhideWhenUsed="0"/>
-    <w:lsdException w:name="List Bullet" w:semiHidden="0" w:uiPriority="0" w:unhideWhenUsed="0"/>
-    <w:lsdException w:name="List Number" w:semiHidden="0" w:uiPriority="0" w:unhideWhenUsed="0"/>
-    <w:lsdException w:name="List 2" w:semiHidden="0" w:uiPriority="0" w:unhideWhenUsed="0"/>
-    <w:lsdException w:name="List 3" w:semiHidden="0" w:uiPriority="0" w:unhideWhenUsed="0"/>
-    <w:lsdException w:name="List 4" w:semiHidden="0" w:uiPriority="0" w:unhideWhenUsed="0"/>
-    <w:lsdException w:name="List 5" w:semiHidden="0" w:uiPriority="0" w:unhideWhenUsed="0"/>
-    <w:lsdException w:name="List Bullet 2" w:semiHidden="0" w:uiPriority="0" w:unhideWhenUsed="0"/>
-    <w:lsdException w:name="List Bullet 3" w:semiHidden="0" w:uiPriority="0" w:unhideWhenUsed="0"/>
-    <w:lsdException w:name="List Bullet 4" w:semiHidden="0" w:uiPriority="0" w:unhideWhenUsed="0"/>
-    <w:lsdException w:name="List Bullet 5" w:semiHidden="0" w:uiPriority="0" w:unhideWhenUsed="0"/>
-    <w:lsdException w:name="List Number 2" w:semiHidden="0" w:uiPriority="0" w:unhideWhenUsed="0"/>
-    <w:lsdException w:name="List Number 3" w:semiHidden="0" w:uiPriority="0" w:unhideWhenUsed="0"/>
-    <w:lsdException w:name="List Number 4" w:semiHidden="0" w:uiPriority="0" w:unhideWhenUsed="0"/>
-    <w:lsdException w:name="List Number 5" w:semiHidden="0" w:uiPriority="0" w:unhideWhenUsed="0"/>
-    <w:lsdException w:name="Title" w:semiHidden="0" w:uiPriority="0" w:unhideWhenUsed="0" w:qFormat="1"/>
-    <w:lsdException w:name="Closing" w:semiHidden="0" w:uiPriority="0" w:unhideWhenUsed="0"/>
-    <w:lsdException w:name="Signature" w:semiHidden="0" w:uiPriority="0" w:unhideWhenUsed="0"/>
-    <w:lsdException w:name="Default Paragraph Font" w:uiPriority="0" w:unhideWhenUsed="0" w:qFormat="1"/>
-    <w:lsdException w:name="Body Text" w:uiPriority="0" w:unhideWhenUsed="0" w:qFormat="1"/>
-    <w:lsdException w:name="Body Text Indent" w:semiHidden="0" w:uiPriority="0" w:unhideWhenUsed="0"/>
-    <w:lsdException w:name="List Continue" w:semiHidden="0" w:uiPriority="0" w:unhideWhenUsed="0"/>
-    <w:lsdException w:name="List Continue 2" w:semiHidden="0" w:uiPriority="0" w:unhideWhenUsed="0"/>
-    <w:lsdException w:name="List Continue 3" w:semiHidden="0" w:uiPriority="0" w:unhideWhenUsed="0"/>
-    <w:lsdException w:name="List Continue 4" w:semiHidden="0" w:uiPriority="0" w:unhideWhenUsed="0"/>
-    <w:lsdException w:name="List Continue 5" w:semiHidden="0" w:uiPriority="0" w:unhideWhenUsed="0"/>
-    <w:lsdException w:name="Message Header" w:semiHidden="0" w:uiPriority="0" w:unhideWhenUsed="0"/>
-    <w:lsdException w:name="Subtitle" w:semiHidden="0" w:uiPriority="0" w:unhideWhenUsed="0" w:qFormat="1"/>
-    <w:lsdException w:name="Salutation" w:semiHidden="0" w:uiPriority="0" w:unhideWhenUsed="0"/>
-    <w:lsdException w:name="Date" w:semiHidden="0" w:uiPriority="0" w:unhideWhenUsed="0"/>
-    <w:lsdException w:name="Body Text First Indent" w:semiHidden="0" w:uiPriority="0" w:unhideWhenUsed="0"/>
-    <w:lsdException w:name="Body Text First Indent 2" w:semiHidden="0" w:uiPriority="0" w:unhideWhenUsed="0"/>
-    <w:lsdException w:name="Body Text 2" w:semiHidden="0" w:uiPriority="0" w:unhideWhenUsed="0"/>
-    <w:lsdException w:name="Body Text 3" w:semiHidden="0" w:uiPriority="0" w:unhideWhenUsed="0"/>
-    <w:lsdException w:name="Body Text Indent 2" w:semiHidden="0" w:uiPriority="0" w:unhideWhenUsed="0"/>
-    <w:lsdException w:name="Body Text Indent 3" w:semiHidden="0" w:uiPriority="0" w:unhideWhenUsed="0"/>
-    <w:lsdException w:name="Block Text" w:semiHidden="0" w:uiPriority="0" w:unhideWhenUsed="0"/>
-    <w:lsdException w:name="Hyperlink" w:semiHidden="0" w:uiPriority="0" w:unhideWhenUsed="0"/>
-    <w:lsdException w:name="FollowedHyperlink" w:semiHidden="0" w:uiPriority="0" w:unhideWhenUsed="0"/>
-    <w:lsdException w:name="Strong" w:semiHidden="0" w:uiPriority="0" w:unhideWhenUsed="0" w:qFormat="1"/>
-    <w:lsdException w:name="Emphasis" w:semiHidden="0" w:uiPriority="0" w:unhideWhenUsed="0" w:qFormat="1"/>
-    <w:lsdException w:name="Document Map" w:semiHidden="0" w:uiPriority="0" w:unhideWhenUsed="0"/>
-    <w:lsdException w:name="Plain Text" w:semiHidden="0" w:uiPriority="0" w:unhideWhenUsed="0"/>
-    <w:lsdException w:name="E-mail Signature" w:semiHidden="0" w:uiPriority="0" w:unhideWhenUsed="0"/>
-    <w:lsdException w:name="Normal (Web)" w:semiHidden="0" w:uiPriority="0" w:unhideWhenUsed="0" w:qFormat="1"/>
-    <w:lsdException w:name="HTML Acronym" w:semiHidden="0" w:uiPriority="0" w:unhideWhenUsed="0"/>
-    <w:lsdException w:name="HTML Address" w:semiHidden="0" w:uiPriority="0" w:unhideWhenUsed="0"/>
-    <w:lsdException w:name="HTML Cite" w:semiHidden="0" w:uiPriority="0" w:unhideWhenUsed="0"/>
-    <w:lsdException w:name="HTML Code" w:semiHidden="0" w:uiPriority="0" w:unhideWhenUsed="0"/>
-    <w:lsdException w:name="HTML Definition" w:semiHidden="0" w:uiPriority="0" w:unhideWhenUsed="0"/>
-    <w:lsdException w:name="HTML Keyboard" w:semiHidden="0" w:uiPriority="0" w:unhideWhenUsed="0"/>
-    <w:lsdException w:name="HTML Preformatted" w:semiHidden="0" w:uiPriority="0" w:unhideWhenUsed="0"/>
-    <w:lsdException w:name="HTML Sample" w:semiHidden="0" w:uiPriority="0" w:unhideWhenUsed="0"/>
-    <w:lsdException w:name="HTML Typewriter" w:semiHidden="0" w:uiPriority="0" w:unhideWhenUsed="0"/>
-    <w:lsdException w:name="HTML Variable" w:semiHidden="0" w:uiPriority="0" w:unhideWhenUsed="0"/>
-    <w:lsdException w:name="Normal Table" w:uiPriority="0" w:unhideWhenUsed="0" w:qFormat="1"/>
-    <w:lsdException w:name="annotation subject" w:semiHidden="0" w:uiPriority="0" w:unhideWhenUsed="0"/>
-    <w:lsdException w:name="Table Simple 1" w:semiHidden="0" w:uiPriority="0" w:unhideWhenUsed="0"/>
-    <w:lsdException w:name="Table Simple 2" w:semiHidden="0" w:uiPriority="0" w:unhideWhenUsed="0"/>
-    <w:lsdException w:name="Table Simple 3" w:semiHidden="0" w:uiPriority="0" w:unhideWhenUsed="0"/>
-    <w:lsdException w:name="Table Classic 1" w:semiHidden="0" w:uiPriority="0" w:unhideWhenUsed="0"/>
-    <w:lsdException w:name="Table Classic 2" w:semiHidden="0" w:uiPriority="0" w:unhideWhenUsed="0"/>
-    <w:lsdException w:name="Table Classic 3" w:semiHidden="0" w:uiPriority="0" w:unhideWhenUsed="0"/>
-    <w:lsdException w:name="Table Classic 4" w:semiHidden="0" w:uiPriority="0" w:unhideWhenUsed="0"/>
-    <w:lsdException w:name="Table Colorful 1" w:semiHidden="0" w:uiPriority="0" w:unhideWhenUsed="0"/>
-    <w:lsdException w:name="Table Colorful 2" w:semiHidden="0" w:uiPriority="0" w:unhideWhenUsed="0"/>
-    <w:lsdException w:name="Table Colorful 3" w:semiHidden="0" w:uiPriority="0" w:unhideWhenUsed="0"/>
-    <w:lsdException w:name="Table Columns 1" w:semiHidden="0" w:uiPriority="0" w:unhideWhenUsed="0"/>
-    <w:lsdException w:name="Table Columns 2" w:semiHidden="0" w:uiPriority="0" w:unhideWhenUsed="0"/>
-    <w:lsdException w:name="Table Columns 3" w:semiHidden="0" w:uiPriority="0" w:unhideWhenUsed="0"/>
-    <w:lsdException w:name="Table Columns 4" w:semiHidden="0" w:uiPriority="0" w:unhideWhenUsed="0"/>
-    <w:lsdException w:name="Table Columns 5" w:semiHidden="0" w:uiPriority="0" w:unhideWhenUsed="0"/>
-    <w:lsdException w:name="Table Grid 1" w:semiHidden="0" w:uiPriority="0" w:unhideWhenUsed="0"/>
-    <w:lsdException w:name="Table Grid 2" w:semiHidden="0" w:uiPriority="0" w:unhideWhenUsed="0"/>
-    <w:lsdException w:name="Table Grid 3" w:semiHidden="0" w:uiPriority="0" w:unhideWhenUsed="0"/>
-    <w:lsdException w:name="Table Grid 4" w:semiHidden="0" w:uiPriority="0" w:unhideWhenUsed="0"/>
-    <w:lsdException w:name="Table Grid 5" w:semiHidden="0" w:uiPriority="0" w:unhideWhenUsed="0"/>
-    <w:lsdException w:name="Table Grid 6" w:semiHidden="0" w:uiPriority="0" w:unhideWhenUsed="0"/>
-    <w:lsdException w:name="Table Grid 7" w:semiHidden="0" w:uiPriority="0" w:unhideWhenUsed="0"/>
-    <w:lsdException w:name="Table Grid 8" w:semiHidden="0" w:uiPriority="0" w:unhideWhenUsed="0"/>
-    <w:lsdException w:name="Table List 1" w:semiHidden="0" w:uiPriority="0" w:unhideWhenUsed="0"/>
-    <w:lsdException w:name="Table List 2" w:semiHidden="0" w:uiPriority="0" w:unhideWhenUsed="0"/>
-    <w:lsdException w:name="Table List 3" w:semiHidden="0" w:uiPriority="0" w:unhideWhenUsed="0"/>
-    <w:lsdException w:name="Table List 4" w:semiHidden="0" w:uiPriority="0" w:unhideWhenUsed="0"/>
-    <w:lsdException w:name="Table List 5" w:semiHidden="0" w:uiPriority="0" w:unhideWhenUsed="0"/>
-    <w:lsdException w:name="Table List 6" w:semiHidden="0" w:uiPriority="0" w:unhideWhenUsed="0"/>
-    <w:lsdException w:name="Table List 7" w:semiHidden="0" w:uiPriority="0" w:unhideWhenUsed="0"/>
-    <w:lsdException w:name="Table List 8" w:semiHidden="0" w:uiPriority="0" w:unhideWhenUsed="0"/>
-    <w:lsdException w:name="Table 3D effects 1" w:semiHidden="0" w:uiPriority="0" w:unhideWhenUsed="0"/>
-    <w:lsdException w:name="Table 3D effects 2" w:semiHidden="0" w:uiPriority="0" w:unhideWhenUsed="0"/>
-    <w:lsdException w:name="Table 3D effects 3" w:semiHidden="0" w:uiPriority="0" w:unhideWhenUsed="0"/>
-    <w:lsdException w:name="Table Contemporary" w:semiHidden="0" w:uiPriority="0" w:unhideWhenUsed="0"/>
-    <w:lsdException w:name="Table Elegant" w:semiHidden="0" w:uiPriority="0" w:unhideWhenUsed="0"/>
-    <w:lsdException w:name="Table Professional" w:semiHidden="0" w:uiPriority="0" w:unhideWhenUsed="0"/>
-    <w:lsdException w:name="Table Subtle 1" w:semiHidden="0" w:uiPriority="0" w:unhideWhenUsed="0"/>
-    <w:lsdException w:name="Table Subtle 2" w:semiHidden="0" w:uiPriority="0" w:unhideWhenUsed="0"/>
-    <w:lsdException w:name="Table Web 1" w:semiHidden="0" w:uiPriority="0" w:unhideWhenUsed="0"/>
-    <w:lsdException w:name="Table Web 2" w:semiHidden="0" w:uiPriority="0" w:unhideWhenUsed="0"/>
-    <w:lsdException w:name="Table Web 3" w:semiHidden="0" w:uiPriority="0" w:unhideWhenUsed="0"/>
-    <w:lsdException w:name="Balloon Text" w:semiHidden="0" w:uiPriority="0" w:unhideWhenUsed="0"/>
-    <w:lsdException w:name="Table Grid" w:semiHidden="0" w:uiPriority="0" w:unhideWhenUsed="0" w:qFormat="1"/>
-    <w:lsdException w:name="Table Theme" w:semiHidden="0" w:uiPriority="0" w:unhideWhenUsed="0"/>
-    <w:lsdException w:name="Light Shading" w:semiHidden="0" w:uiPriority="60" w:unhideWhenUsed="0"/>
-    <w:lsdException w:name="Light List" w:semiHidden="0" w:uiPriority="61" w:unhideWhenUsed="0"/>
-    <w:lsdException w:name="Light Grid" w:semiHidden="0" w:uiPriority="62" w:unhideWhenUsed="0"/>
-    <w:lsdException w:name="Medium Shading 1" w:semiHidden="0" w:uiPriority="63" w:unhideWhenUsed="0"/>
-    <w:lsdException w:name="Medium Shading 2" w:semiHidden="0" w:uiPriority="64" w:unhideWhenUsed="0"/>
-    <w:lsdException w:name="Medium List 1" w:semiHidden="0" w:uiPriority="65" w:unhideWhenUsed="0"/>
-    <w:lsdException w:name="Medium List 2" w:semiHidden="0" w:uiPriority="66" w:unhideWhenUsed="0"/>
-    <w:lsdException w:name="Medium Grid 1" w:semiHidden="0" w:uiPriority="67" w:unhideWhenUsed="0"/>
-    <w:lsdException w:name="Medium Grid 2" w:semiHidden="0" w:uiPriority="68" w:unhideWhenUsed="0"/>
-    <w:lsdException w:name="Medium Grid 3" w:semiHidden="0" w:uiPriority="69" w:unhideWhenUsed="0"/>
-    <w:lsdException w:name="Dark List" w:semiHidden="0" w:uiPriority="70" w:unhideWhenUsed="0"/>
-    <w:lsdException w:name="Colorful Shading" w:semiHidden="0" w:uiPriority="71" w:unhideWhenUsed="0"/>
-    <w:lsdException w:name="Colorful List" w:semiHidden="0" w:uiPriority="72" w:unhideWhenUsed="0"/>
-    <w:lsdException w:name="Colorful Grid" w:semiHidden="0" w:uiPriority="73" w:unhideWhenUsed="0"/>
-    <w:lsdException w:name="Light Shading Accent 1" w:semiHidden="0" w:uiPriority="60" w:unhideWhenUsed="0"/>
-    <w:lsdException w:name="Light List Accent 1" w:semiHidden="0" w:uiPriority="61" w:unhideWhenUsed="0"/>
-    <w:lsdException w:name="Light Grid Accent 1" w:semiHidden="0" w:uiPriority="62" w:unhideWhenUsed="0"/>
-    <w:lsdException w:name="Medium Shading 1 Accent 1" w:semiHidden="0" w:uiPriority="63" w:unhideWhenUsed="0"/>
-    <w:lsdException w:name="Medium Shading 2 Accent 1" w:semiHidden="0" w:uiPriority="64" w:unhideWhenUsed="0"/>
-    <w:lsdException w:name="Medium List 1 Accent 1" w:semiHidden="0" w:uiPriority="65" w:unhideWhenUsed="0"/>
-    <w:lsdException w:name="Medium List 2 Accent 1" w:semiHidden="0" w:uiPriority="66" w:unhideWhenUsed="0"/>
-    <w:lsdException w:name="Medium Grid 1 Accent 1" w:semiHidden="0" w:uiPriority="67" w:unhideWhenUsed="0"/>
-    <w:lsdException w:name="Medium Grid 2 Accent 1" w:semiHidden="0" w:uiPriority="68" w:unhideWhenUsed="0"/>
-    <w:lsdException w:name="Medium Grid 3 Accent 1" w:semiHidden="0" w:uiPriority="69" w:unhideWhenUsed="0"/>
-    <w:lsdException w:name="Dark List Accent 1" w:semiHidden="0" w:uiPriority="70" w:unhideWhenUsed="0"/>
-    <w:lsdException w:name="Colorful Shading Accent 1" w:semiHidden="0" w:uiPriority="71" w:unhideWhenUsed="0"/>
-    <w:lsdException w:name="Colorful List Accent 1" w:semiHidden="0" w:uiPriority="72" w:unhideWhenUsed="0"/>
-    <w:lsdException w:name="Colorful Grid Accent 1" w:semiHidden="0" w:uiPriority="73" w:unhideWhenUsed="0"/>
-    <w:lsdException w:name="Light Shading Accent 2" w:semiHidden="0" w:uiPriority="60" w:unhideWhenUsed="0"/>
-    <w:lsdException w:name="Light List Accent 2" w:semiHidden="0" w:uiPriority="61" w:unhideWhenUsed="0"/>
-    <w:lsdException w:name="Light Grid Accent 2" w:semiHidden="0" w:uiPriority="62" w:unhideWhenUsed="0"/>
-    <w:lsdException w:name="Medium Shading 1 Accent 2" w:semiHidden="0" w:uiPriority="63" w:unhideWhenUsed="0"/>
-    <w:lsdException w:name="Medium Shading 2 Accent 2" w:semiHidden="0" w:uiPriority="64" w:unhideWhenUsed="0"/>
-    <w:lsdException w:name="Medium List 1 Accent 2" w:semiHidden="0" w:uiPriority="65" w:unhideWhenUsed="0"/>
-    <w:lsdException w:name="Medium List 2 Accent 2" w:semiHidden="0" w:uiPriority="66" w:unhideWhenUsed="0"/>
-    <w:lsdException w:name="Medium Grid 1 Accent 2" w:semiHidden="0" w:uiPriority="67" w:unhideWhenUsed="0"/>
-    <w:lsdException w:name="Medium Grid 2 Accent 2" w:semiHidden="0" w:uiPriority="68" w:unhideWhenUsed="0"/>
-    <w:lsdException w:name="Medium Grid 3 Accent 2" w:semiHidden="0" w:uiPriority="69" w:unhideWhenUsed="0"/>
-    <w:lsdException w:name="Dark List Accent 2" w:semiHidden="0" w:uiPriority="70" w:unhideWhenUsed="0"/>
-    <w:lsdException w:name="Colorful Shading Accent 2" w:semiHidden="0" w:uiPriority="71" w:unhideWhenUsed="0"/>
-    <w:lsdException w:name="Colorful List Accent 2" w:semiHidden="0" w:uiPriority="72" w:unhideWhenUsed="0"/>
-    <w:lsdException w:name="Colorful Grid Accent 2" w:semiHidden="0" w:uiPriority="73" w:unhideWhenUsed="0"/>
-    <w:lsdException w:name="Light Shading Accent 3" w:semiHidden="0" w:uiPriority="60" w:unhideWhenUsed="0"/>
-    <w:lsdException w:name="Light List Accent 3" w:semiHidden="0" w:uiPriority="61" w:unhideWhenUsed="0"/>
-    <w:lsdException w:name="Light Grid Accent 3" w:semiHidden="0" w:uiPriority="62" w:unhideWhenUsed="0"/>
-    <w:lsdException w:name="Medium Shading 1 Accent 3" w:semiHidden="0" w:uiPriority="63" w:unhideWhenUsed="0"/>
-    <w:lsdException w:name="Medium Shading 2 Accent 3" w:semiHidden="0" w:uiPriority="64" w:unhideWhenUsed="0"/>
-    <w:lsdException w:name="Medium List 1 Accent 3" w:semiHidden="0" w:uiPriority="65" w:unhideWhenUsed="0"/>
-    <w:lsdException w:name="Medium List 2 Accent 3" w:semiHidden="0" w:uiPriority="66" w:unhideWhenUsed="0"/>
-    <w:lsdException w:name="Medium Grid 1 Accent 3" w:semiHidden="0" w:uiPriority="67" w:unhideWhenUsed="0"/>
-    <w:lsdException w:name="Medium Grid 2 Accent 3" w:semiHidden="0" w:uiPriority="68" w:unhideWhenUsed="0"/>
-    <w:lsdException w:name="Medium Grid 3 Accent 3" w:semiHidden="0" w:uiPriority="69" w:unhideWhenUsed="0"/>
-    <w:lsdException w:name="Dark List Accent 3" w:semiHidden="0" w:uiPriority="70" w:unhideWhenUsed="0"/>
-    <w:lsdException w:name="Colorful Shading Accent 3" w:semiHidden="0" w:uiPriority="71" w:unhideWhenUsed="0"/>
-    <w:lsdException w:name="Colorful List Accent 3" w:semiHidden="0" w:uiPriority="72" w:unhideWhenUsed="0"/>
-    <w:lsdException w:name="Colorful Grid Accent 3" w:semiHidden="0" w:uiPriority="73" w:unhideWhenUsed="0"/>
-    <w:lsdException w:name="Light Shading Accent 4" w:semiHidden="0" w:uiPriority="60" w:unhideWhenUsed="0"/>
-    <w:lsdException w:name="Light List Accent 4" w:semiHidden="0" w:uiPriority="61" w:unhideWhenUsed="0"/>
-    <w:lsdException w:name="Light Grid Accent 4" w:semiHidden="0" w:uiPriority="62" w:unhideWhenUsed="0"/>
-    <w:lsdException w:name="Medium Shading 1 Accent 4" w:semiHidden="0" w:uiPriority="63" w:unhideWhenUsed="0"/>
-    <w:lsdException w:name="Medium Shading 2 Accent 4" w:semiHidden="0" w:uiPriority="64" w:unhideWhenUsed="0"/>
-    <w:lsdException w:name="Medium List 1 Accent 4" w:semiHidden="0" w:uiPriority="65" w:unhideWhenUsed="0"/>
-    <w:lsdException w:name="Medium List 2 Accent 4" w:semiHidden="0" w:uiPriority="66" w:unhideWhenUsed="0"/>
-    <w:lsdException w:name="Medium Grid 1 Accent 4" w:semiHidden="0" w:uiPriority="67" w:unhideWhenUsed="0"/>
-    <w:lsdException w:name="Medium Grid 2 Accent 4" w:semiHidden="0" w:uiPriority="68" w:unhideWhenUsed="0"/>
-    <w:lsdException w:name="Medium Grid 3 Accent 4" w:semiHidden="0" w:uiPriority="69" w:unhideWhenUsed="0"/>
-    <w:lsdException w:name="Dark List Accent 4" w:semiHidden="0" w:uiPriority="70" w:unhideWhenUsed="0"/>
-    <w:lsdException w:name="Colorful Shading Accent 4" w:semiHidden="0" w:uiPriority="71" w:unhideWhenUsed="0"/>
-    <w:lsdException w:name="Colorful List Accent 4" w:semiHidden="0" w:uiPriority="72" w:unhideWhenUsed="0"/>
-    <w:lsdException w:name="Colorful Grid Accent 4" w:semiHidden="0" w:uiPriority="73" w:unhideWhenUsed="0"/>
-    <w:lsdException w:name="Light Shading Accent 5" w:semiHidden="0" w:uiPriority="60" w:unhideWhenUsed="0"/>
-    <w:lsdException w:name="Light List Accent 5" w:semiHidden="0" w:uiPriority="61" w:unhideWhenUsed="0"/>
-    <w:lsdException w:name="Light Grid Accent 5" w:semiHidden="0" w:uiPriority="62" w:unhideWhenUsed="0"/>
-    <w:lsdException w:name="Medium Shading 1 Accent 5" w:semiHidden="0" w:uiPriority="63" w:unhideWhenUsed="0"/>
-    <w:lsdException w:name="Medium Shading 2 Accent 5" w:semiHidden="0" w:uiPriority="64" w:unhideWhenUsed="0"/>
-    <w:lsdException w:name="Medium List 1 Accent 5" w:semiHidden="0" w:uiPriority="65" w:unhideWhenUsed="0"/>
-    <w:lsdException w:name="Medium List 2 Accent 5" w:semiHidden="0" w:uiPriority="66" w:unhideWhenUsed="0"/>
-    <w:lsdException w:name="Medium Grid 1 Accent 5" w:semiHidden="0" w:uiPriority="67" w:unhideWhenUsed="0"/>
-    <w:lsdException w:name="Medium Grid 2 Accent 5" w:semiHidden="0" w:uiPriority="68" w:unhideWhenUsed="0"/>
-    <w:lsdException w:name="Medium Grid 3 Accent 5" w:semiHidden="0" w:uiPriority="69" w:unhideWhenUsed="0"/>
-    <w:lsdException w:name="Dark List Accent 5" w:semiHidden="0" w:uiPriority="70" w:unhideWhenUsed="0"/>
-    <w:lsdException w:name="Colorful Shading Accent 5" w:semiHidden="0" w:uiPriority="71" w:unhideWhenUsed="0"/>
-    <w:lsdException w:name="Colorful List Accent 5" w:semiHidden="0" w:uiPriority="72" w:unhideWhenUsed="0"/>
-    <w:lsdException w:name="Colorful Grid Accent 5" w:semiHidden="0" w:uiPriority="73" w:unhideWhenUsed="0"/>
-    <w:lsdException w:name="Light Shading Accent 6" w:semiHidden="0" w:uiPriority="60" w:unhideWhenUsed="0"/>
-    <w:lsdException w:name="Light List Accent 6" w:semiHidden="0" w:uiPriority="61" w:unhideWhenUsed="0"/>
-    <w:lsdException w:name="Light Grid Accent 6" w:semiHidden="0" w:uiPriority="62" w:unhideWhenUsed="0"/>
-    <w:lsdException w:name="Medium Shading 1 Accent 6" w:semiHidden="0" w:uiPriority="63" w:unhideWhenUsed="0"/>
-    <w:lsdException w:name="Medium Shading 2 Accent 6" w:semiHidden="0" w:uiPriority="64" w:unhideWhenUsed="0"/>
-    <w:lsdException w:name="Medium List 1 Accent 6" w:semiHidden="0" w:uiPriority="65" w:unhideWhenUsed="0"/>
-    <w:lsdException w:name="Medium List 2 Accent 6" w:semiHidden="0" w:uiPriority="66" w:unhideWhenUsed="0"/>
-    <w:lsdException w:name="Medium Grid 1 Accent 6" w:semiHidden="0" w:uiPriority="67" w:unhideWhenUsed="0"/>
-    <w:lsdException w:name="Medium Grid 2 Accent 6" w:semiHidden="0" w:uiPriority="68" w:unhideWhenUsed="0"/>
-    <w:lsdException w:name="Medium Grid 3 Accent 6" w:semiHidden="0" w:uiPriority="69" w:unhideWhenUsed="0"/>
-    <w:lsdException w:name="Dark List Accent 6" w:semiHidden="0" w:uiPriority="70" w:unhideWhenUsed="0"/>
-    <w:lsdException w:name="Colorful Shading Accent 6" w:semiHidden="0" w:uiPriority="71" w:unhideWhenUsed="0"/>
-    <w:lsdException w:name="Colorful List Accent 6" w:semiHidden="0" w:uiPriority="72" w:unhideWhenUsed="0"/>
-    <w:lsdException w:name="Colorful Grid Accent 6" w:semiHidden="0" w:uiPriority="73" w:unhideWhenUsed="0"/>
+  <w:latentStyles w:count="260" w:defQFormat="0" w:defUnhideWhenUsed="1" w:defSemiHidden="1" w:defUIPriority="99" w:defLockedState="0">
+    <w:lsdException w:qFormat="1" w:unhideWhenUsed="0" w:uiPriority="0" w:semiHidden="0" w:name="Normal"/>
+    <w:lsdException w:qFormat="1" w:unhideWhenUsed="0" w:uiPriority="0" w:semiHidden="0" w:name="heading 1"/>
+    <w:lsdException w:qFormat="1" w:uiPriority="0" w:semiHidden="0" w:name="heading 2"/>
+    <w:lsdException w:qFormat="1" w:uiPriority="0" w:name="heading 3"/>
+    <w:lsdException w:qFormat="1" w:uiPriority="0" w:semiHidden="0" w:name="heading 4"/>
+    <w:lsdException w:qFormat="1" w:uiPriority="0" w:name="heading 5"/>
+    <w:lsdException w:qFormat="1" w:uiPriority="0" w:name="heading 6"/>
+    <w:lsdException w:qFormat="1" w:uiPriority="0" w:name="heading 7"/>
+    <w:lsdException w:qFormat="1" w:uiPriority="0" w:name="heading 8"/>
+    <w:lsdException w:qFormat="1" w:uiPriority="0" w:name="heading 9"/>
+    <w:lsdException w:unhideWhenUsed="0" w:uiPriority="0" w:semiHidden="0" w:name="index 1"/>
+    <w:lsdException w:unhideWhenUsed="0" w:uiPriority="0" w:semiHidden="0" w:name="index 2"/>
+    <w:lsdException w:unhideWhenUsed="0" w:uiPriority="0" w:semiHidden="0" w:name="index 3"/>
+    <w:lsdException w:unhideWhenUsed="0" w:uiPriority="0" w:semiHidden="0" w:name="index 4"/>
+    <w:lsdException w:unhideWhenUsed="0" w:uiPriority="0" w:semiHidden="0" w:name="index 5"/>
+    <w:lsdException w:unhideWhenUsed="0" w:uiPriority="0" w:semiHidden="0" w:name="index 6"/>
+    <w:lsdException w:unhideWhenUsed="0" w:uiPriority="0" w:semiHidden="0" w:name="index 7"/>
+    <w:lsdException w:unhideWhenUsed="0" w:uiPriority="0" w:semiHidden="0" w:name="index 8"/>
+    <w:lsdException w:unhideWhenUsed="0" w:uiPriority="0" w:semiHidden="0" w:name="index 9"/>
+    <w:lsdException w:qFormat="1" w:unhideWhenUsed="0" w:uiPriority="0" w:semiHidden="0" w:name="toc 1"/>
+    <w:lsdException w:qFormat="1" w:unhideWhenUsed="0" w:uiPriority="0" w:semiHidden="0" w:name="toc 2"/>
+    <w:lsdException w:qFormat="1" w:unhideWhenUsed="0" w:uiPriority="0" w:semiHidden="0" w:name="toc 3"/>
+    <w:lsdException w:unhideWhenUsed="0" w:uiPriority="0" w:semiHidden="0" w:name="toc 4"/>
+    <w:lsdException w:unhideWhenUsed="0" w:uiPriority="0" w:semiHidden="0" w:name="toc 5"/>
+    <w:lsdException w:unhideWhenUsed="0" w:uiPriority="0" w:semiHidden="0" w:name="toc 6"/>
+    <w:lsdException w:unhideWhenUsed="0" w:uiPriority="0" w:semiHidden="0" w:name="toc 7"/>
+    <w:lsdException w:unhideWhenUsed="0" w:uiPriority="0" w:semiHidden="0" w:name="toc 8"/>
+    <w:lsdException w:unhideWhenUsed="0" w:uiPriority="0" w:semiHidden="0" w:name="toc 9"/>
+    <w:lsdException w:unhideWhenUsed="0" w:uiPriority="0" w:semiHidden="0" w:name="Normal Indent"/>
+    <w:lsdException w:unhideWhenUsed="0" w:uiPriority="0" w:semiHidden="0" w:name="footnote text"/>
+    <w:lsdException w:qFormat="1" w:unhideWhenUsed="0" w:uiPriority="0" w:semiHidden="0" w:name="annotation text"/>
+    <w:lsdException w:qFormat="1" w:unhideWhenUsed="0" w:uiPriority="0" w:semiHidden="0" w:name="header"/>
+    <w:lsdException w:qFormat="1" w:unhideWhenUsed="0" w:uiPriority="0" w:semiHidden="0" w:name="footer"/>
+    <w:lsdException w:unhideWhenUsed="0" w:uiPriority="0" w:semiHidden="0" w:name="index heading"/>
+    <w:lsdException w:qFormat="1" w:uiPriority="0" w:name="caption"/>
+    <w:lsdException w:unhideWhenUsed="0" w:uiPriority="0" w:semiHidden="0" w:name="table of figures"/>
+    <w:lsdException w:unhideWhenUsed="0" w:uiPriority="0" w:semiHidden="0" w:name="envelope address"/>
+    <w:lsdException w:unhideWhenUsed="0" w:uiPriority="0" w:semiHidden="0" w:name="envelope return"/>
+    <w:lsdException w:unhideWhenUsed="0" w:uiPriority="0" w:semiHidden="0" w:name="footnote reference"/>
+    <w:lsdException w:unhideWhenUsed="0" w:uiPriority="0" w:semiHidden="0" w:name="annotation reference"/>
+    <w:lsdException w:unhideWhenUsed="0" w:uiPriority="0" w:semiHidden="0" w:name="line number"/>
+    <w:lsdException w:unhideWhenUsed="0" w:uiPriority="0" w:semiHidden="0" w:name="page number"/>
+    <w:lsdException w:unhideWhenUsed="0" w:uiPriority="0" w:semiHidden="0" w:name="endnote reference"/>
+    <w:lsdException w:unhideWhenUsed="0" w:uiPriority="0" w:semiHidden="0" w:name="endnote text"/>
+    <w:lsdException w:unhideWhenUsed="0" w:uiPriority="0" w:semiHidden="0" w:name="table of authorities"/>
+    <w:lsdException w:unhideWhenUsed="0" w:uiPriority="0" w:semiHidden="0" w:name="macro"/>
+    <w:lsdException w:unhideWhenUsed="0" w:uiPriority="0" w:semiHidden="0" w:name="toa heading"/>
+    <w:lsdException w:unhideWhenUsed="0" w:uiPriority="0" w:semiHidden="0" w:name="List"/>
+    <w:lsdException w:unhideWhenUsed="0" w:uiPriority="0" w:semiHidden="0" w:name="List Bullet"/>
+    <w:lsdException w:unhideWhenUsed="0" w:uiPriority="0" w:semiHidden="0" w:name="List Number"/>
+    <w:lsdException w:unhideWhenUsed="0" w:uiPriority="0" w:semiHidden="0" w:name="List 2"/>
+    <w:lsdException w:unhideWhenUsed="0" w:uiPriority="0" w:semiHidden="0" w:name="List 3"/>
+    <w:lsdException w:unhideWhenUsed="0" w:uiPriority="0" w:semiHidden="0" w:name="List 4"/>
+    <w:lsdException w:unhideWhenUsed="0" w:uiPriority="0" w:semiHidden="0" w:name="List 5"/>
+    <w:lsdException w:unhideWhenUsed="0" w:uiPriority="0" w:semiHidden="0" w:name="List Bullet 2"/>
+    <w:lsdException w:unhideWhenUsed="0" w:uiPriority="0" w:semiHidden="0" w:name="List Bullet 3"/>
+    <w:lsdException w:unhideWhenUsed="0" w:uiPriority="0" w:semiHidden="0" w:name="List Bullet 4"/>
+    <w:lsdException w:unhideWhenUsed="0" w:uiPriority="0" w:semiHidden="0" w:name="List Bullet 5"/>
+    <w:lsdException w:unhideWhenUsed="0" w:uiPriority="0" w:semiHidden="0" w:name="List Number 2"/>
+    <w:lsdException w:unhideWhenUsed="0" w:uiPriority="0" w:semiHidden="0" w:name="List Number 3"/>
+    <w:lsdException w:unhideWhenUsed="0" w:uiPriority="0" w:semiHidden="0" w:name="List Number 4"/>
+    <w:lsdException w:unhideWhenUsed="0" w:uiPriority="0" w:semiHidden="0" w:name="List Number 5"/>
+    <w:lsdException w:qFormat="1" w:unhideWhenUsed="0" w:uiPriority="0" w:semiHidden="0" w:name="Title"/>
+    <w:lsdException w:unhideWhenUsed="0" w:uiPriority="0" w:semiHidden="0" w:name="Closing"/>
+    <w:lsdException w:unhideWhenUsed="0" w:uiPriority="0" w:semiHidden="0" w:name="Signature"/>
+    <w:lsdException w:qFormat="1" w:unhideWhenUsed="0" w:uiPriority="0" w:name="Default Paragraph Font"/>
+    <w:lsdException w:qFormat="1" w:unhideWhenUsed="0" w:uiPriority="0" w:name="Body Text"/>
+    <w:lsdException w:unhideWhenUsed="0" w:uiPriority="0" w:semiHidden="0" w:name="Body Text Indent"/>
+    <w:lsdException w:unhideWhenUsed="0" w:uiPriority="0" w:semiHidden="0" w:name="List Continue"/>
+    <w:lsdException w:unhideWhenUsed="0" w:uiPriority="0" w:semiHidden="0" w:name="List Continue 2"/>
+    <w:lsdException w:unhideWhenUsed="0" w:uiPriority="0" w:semiHidden="0" w:name="List Continue 3"/>
+    <w:lsdException w:unhideWhenUsed="0" w:uiPriority="0" w:semiHidden="0" w:name="List Continue 4"/>
+    <w:lsdException w:unhideWhenUsed="0" w:uiPriority="0" w:semiHidden="0" w:name="List Continue 5"/>
+    <w:lsdException w:unhideWhenUsed="0" w:uiPriority="0" w:semiHidden="0" w:name="Message Header"/>
+    <w:lsdException w:qFormat="1" w:unhideWhenUsed="0" w:uiPriority="0" w:semiHidden="0" w:name="Subtitle"/>
+    <w:lsdException w:unhideWhenUsed="0" w:uiPriority="0" w:semiHidden="0" w:name="Salutation"/>
+    <w:lsdException w:unhideWhenUsed="0" w:uiPriority="0" w:semiHidden="0" w:name="Date"/>
+    <w:lsdException w:unhideWhenUsed="0" w:uiPriority="0" w:semiHidden="0" w:name="Body Text First Indent"/>
+    <w:lsdException w:unhideWhenUsed="0" w:uiPriority="0" w:semiHidden="0" w:name="Body Text First Indent 2"/>
+    <w:lsdException w:uiPriority="99" w:name="Note Heading"/>
+    <w:lsdException w:unhideWhenUsed="0" w:uiPriority="0" w:semiHidden="0" w:name="Body Text 2"/>
+    <w:lsdException w:unhideWhenUsed="0" w:uiPriority="0" w:semiHidden="0" w:name="Body Text 3"/>
+    <w:lsdException w:unhideWhenUsed="0" w:uiPriority="0" w:semiHidden="0" w:name="Body Text Indent 2"/>
+    <w:lsdException w:unhideWhenUsed="0" w:uiPriority="0" w:semiHidden="0" w:name="Body Text Indent 3"/>
+    <w:lsdException w:unhideWhenUsed="0" w:uiPriority="0" w:semiHidden="0" w:name="Block Text"/>
+    <w:lsdException w:unhideWhenUsed="0" w:uiPriority="0" w:semiHidden="0" w:name="Hyperlink"/>
+    <w:lsdException w:unhideWhenUsed="0" w:uiPriority="0" w:semiHidden="0" w:name="FollowedHyperlink"/>
+    <w:lsdException w:qFormat="1" w:unhideWhenUsed="0" w:uiPriority="0" w:semiHidden="0" w:name="Strong"/>
+    <w:lsdException w:qFormat="1" w:unhideWhenUsed="0" w:uiPriority="0" w:semiHidden="0" w:name="Emphasis"/>
+    <w:lsdException w:unhideWhenUsed="0" w:uiPriority="0" w:semiHidden="0" w:name="Document Map"/>
+    <w:lsdException w:unhideWhenUsed="0" w:uiPriority="0" w:semiHidden="0" w:name="Plain Text"/>
+    <w:lsdException w:unhideWhenUsed="0" w:uiPriority="0" w:semiHidden="0" w:name="E-mail Signature"/>
+    <w:lsdException w:qFormat="1" w:unhideWhenUsed="0" w:uiPriority="0" w:semiHidden="0" w:name="Normal (Web)"/>
+    <w:lsdException w:unhideWhenUsed="0" w:uiPriority="0" w:semiHidden="0" w:name="HTML Acronym"/>
+    <w:lsdException w:unhideWhenUsed="0" w:uiPriority="0" w:semiHidden="0" w:name="HTML Address"/>
+    <w:lsdException w:unhideWhenUsed="0" w:uiPriority="0" w:semiHidden="0" w:name="HTML Cite"/>
+    <w:lsdException w:unhideWhenUsed="0" w:uiPriority="0" w:semiHidden="0" w:name="HTML Code"/>
+    <w:lsdException w:unhideWhenUsed="0" w:uiPriority="0" w:semiHidden="0" w:name="HTML Definition"/>
+    <w:lsdException w:unhideWhenUsed="0" w:uiPriority="0" w:semiHidden="0" w:name="HTML Keyboard"/>
+    <w:lsdException w:unhideWhenUsed="0" w:uiPriority="0" w:semiHidden="0" w:name="HTML Preformatted"/>
+    <w:lsdException w:unhideWhenUsed="0" w:uiPriority="0" w:semiHidden="0" w:name="HTML Sample"/>
+    <w:lsdException w:unhideWhenUsed="0" w:uiPriority="0" w:semiHidden="0" w:name="HTML Typewriter"/>
+    <w:lsdException w:unhideWhenUsed="0" w:uiPriority="0" w:semiHidden="0" w:name="HTML Variable"/>
+    <w:lsdException w:qFormat="1" w:unhideWhenUsed="0" w:uiPriority="0" w:name="Normal Table"/>
+    <w:lsdException w:unhideWhenUsed="0" w:uiPriority="0" w:semiHidden="0" w:name="annotation subject"/>
+    <w:lsdException w:unhideWhenUsed="0" w:uiPriority="0" w:semiHidden="0" w:name="Table Simple 1"/>
+    <w:lsdException w:unhideWhenUsed="0" w:uiPriority="0" w:semiHidden="0" w:name="Table Simple 2"/>
+    <w:lsdException w:unhideWhenUsed="0" w:uiPriority="0" w:semiHidden="0" w:name="Table Simple 3"/>
+    <w:lsdException w:unhideWhenUsed="0" w:uiPriority="0" w:semiHidden="0" w:name="Table Classic 1"/>
+    <w:lsdException w:unhideWhenUsed="0" w:uiPriority="0" w:semiHidden="0" w:name="Table Classic 2"/>
+    <w:lsdException w:unhideWhenUsed="0" w:uiPriority="0" w:semiHidden="0" w:name="Table Classic 3"/>
+    <w:lsdException w:unhideWhenUsed="0" w:uiPriority="0" w:semiHidden="0" w:name="Table Classic 4"/>
+    <w:lsdException w:unhideWhenUsed="0" w:uiPriority="0" w:semiHidden="0" w:name="Table Colorful 1"/>
+    <w:lsdException w:unhideWhenUsed="0" w:uiPriority="0" w:semiHidden="0" w:name="Table Colorful 2"/>
+    <w:lsdException w:unhideWhenUsed="0" w:uiPriority="0" w:semiHidden="0" w:name="Table Colorful 3"/>
+    <w:lsdException w:unhideWhenUsed="0" w:uiPriority="0" w:semiHidden="0" w:name="Table Columns 1"/>
+    <w:lsdException w:unhideWhenUsed="0" w:uiPriority="0" w:semiHidden="0" w:name="Table Columns 2"/>
+    <w:lsdException w:unhideWhenUsed="0" w:uiPriority="0" w:semiHidden="0" w:name="Table Columns 3"/>
+    <w:lsdException w:unhideWhenUsed="0" w:uiPriority="0" w:semiHidden="0" w:name="Table Columns 4"/>
+    <w:lsdException w:unhideWhenUsed="0" w:uiPriority="0" w:semiHidden="0" w:name="Table Columns 5"/>
+    <w:lsdException w:unhideWhenUsed="0" w:uiPriority="0" w:semiHidden="0" w:name="Table Grid 1"/>
+    <w:lsdException w:unhideWhenUsed="0" w:uiPriority="0" w:semiHidden="0" w:name="Table Grid 2"/>
+    <w:lsdException w:unhideWhenUsed="0" w:uiPriority="0" w:semiHidden="0" w:name="Table Grid 3"/>
+    <w:lsdException w:unhideWhenUsed="0" w:uiPriority="0" w:semiHidden="0" w:name="Table Grid 4"/>
+    <w:lsdException w:unhideWhenUsed="0" w:uiPriority="0" w:semiHidden="0" w:name="Table Grid 5"/>
+    <w:lsdException w:unhideWhenUsed="0" w:uiPriority="0" w:semiHidden="0" w:name="Table Grid 6"/>
+    <w:lsdException w:unhideWhenUsed="0" w:uiPriority="0" w:semiHidden="0" w:name="Table Grid 7"/>
+    <w:lsdException w:unhideWhenUsed="0" w:uiPriority="0" w:semiHidden="0" w:name="Table Grid 8"/>
+    <w:lsdException w:unhideWhenUsed="0" w:uiPriority="0" w:semiHidden="0" w:name="Table List 1"/>
+    <w:lsdException w:unhideWhenUsed="0" w:uiPriority="0" w:semiHidden="0" w:name="Table List 2"/>
+    <w:lsdException w:unhideWhenUsed="0" w:uiPriority="0" w:semiHidden="0" w:name="Table List 3"/>
+    <w:lsdException w:unhideWhenUsed="0" w:uiPriority="0" w:semiHidden="0" w:name="Table List 4"/>
+    <w:lsdException w:unhideWhenUsed="0" w:uiPriority="0" w:semiHidden="0" w:name="Table List 5"/>
+    <w:lsdException w:unhideWhenUsed="0" w:uiPriority="0" w:semiHidden="0" w:name="Table List 6"/>
+    <w:lsdException w:unhideWhenUsed="0" w:uiPriority="0" w:semiHidden="0" w:name="Table List 7"/>
+    <w:lsdException w:unhideWhenUsed="0" w:uiPriority="0" w:semiHidden="0" w:name="Table List 8"/>
+    <w:lsdException w:unhideWhenUsed="0" w:uiPriority="0" w:semiHidden="0" w:name="Table 3D effects 1"/>
+    <w:lsdException w:unhideWhenUsed="0" w:uiPriority="0" w:semiHidden="0" w:name="Table 3D effects 2"/>
+    <w:lsdException w:unhideWhenUsed="0" w:uiPriority="0" w:semiHidden="0" w:name="Table 3D effects 3"/>
+    <w:lsdException w:unhideWhenUsed="0" w:uiPriority="0" w:semiHidden="0" w:name="Table Contemporary"/>
+    <w:lsdException w:unhideWhenUsed="0" w:uiPriority="0" w:semiHidden="0" w:name="Table Elegant"/>
+    <w:lsdException w:unhideWhenUsed="0" w:uiPriority="0" w:semiHidden="0" w:name="Table Professional"/>
+    <w:lsdException w:unhideWhenUsed="0" w:uiPriority="0" w:semiHidden="0" w:name="Table Subtle 1"/>
+    <w:lsdException w:unhideWhenUsed="0" w:uiPriority="0" w:semiHidden="0" w:name="Table Subtle 2"/>
+    <w:lsdException w:unhideWhenUsed="0" w:uiPriority="0" w:semiHidden="0" w:name="Table Web 1"/>
+    <w:lsdException w:unhideWhenUsed="0" w:uiPriority="0" w:semiHidden="0" w:name="Table Web 2"/>
+    <w:lsdException w:unhideWhenUsed="0" w:uiPriority="0" w:semiHidden="0" w:name="Table Web 3"/>
+    <w:lsdException w:unhideWhenUsed="0" w:uiPriority="0" w:semiHidden="0" w:name="Balloon Text"/>
+    <w:lsdException w:qFormat="1" w:unhideWhenUsed="0" w:uiPriority="0" w:semiHidden="0" w:name="Table Grid"/>
+    <w:lsdException w:unhideWhenUsed="0" w:uiPriority="0" w:semiHidden="0" w:name="Table Theme"/>
+    <w:lsdException w:unhideWhenUsed="0" w:uiPriority="60" w:semiHidden="0" w:name="Light Shading"/>
+    <w:lsdException w:unhideWhenUsed="0" w:uiPriority="61" w:semiHidden="0" w:name="Light List"/>
+    <w:lsdException w:unhideWhenUsed="0" w:uiPriority="62" w:semiHidden="0" w:name="Light Grid"/>
+    <w:lsdException w:unhideWhenUsed="0" w:uiPriority="63" w:semiHidden="0" w:name="Medium Shading 1"/>
+    <w:lsdException w:unhideWhenUsed="0" w:uiPriority="64" w:semiHidden="0" w:name="Medium Shading 2"/>
+    <w:lsdException w:unhideWhenUsed="0" w:uiPriority="65" w:semiHidden="0" w:name="Medium List 1"/>
+    <w:lsdException w:unhideWhenUsed="0" w:uiPriority="66" w:semiHidden="0" w:name="Medium List 2"/>
+    <w:lsdException w:unhideWhenUsed="0" w:uiPriority="67" w:semiHidden="0" w:name="Medium Grid 1"/>
+    <w:lsdException w:unhideWhenUsed="0" w:uiPriority="68" w:semiHidden="0" w:name="Medium Grid 2"/>
+    <w:lsdException w:unhideWhenUsed="0" w:uiPriority="69" w:semiHidden="0" w:name="Medium Grid 3"/>
+    <w:lsdException w:unhideWhenUsed="0" w:uiPriority="70" w:semiHidden="0" w:name="Dark List"/>
+    <w:lsdException w:unhideWhenUsed="0" w:uiPriority="71" w:semiHidden="0" w:name="Colorful Shading"/>
+    <w:lsdException w:unhideWhenUsed="0" w:uiPriority="72" w:semiHidden="0" w:name="Colorful List"/>
+    <w:lsdException w:unhideWhenUsed="0" w:uiPriority="73" w:semiHidden="0" w:name="Colorful Grid"/>
+    <w:lsdException w:unhideWhenUsed="0" w:uiPriority="60" w:semiHidden="0" w:name="Light Shading Accent 1"/>
+    <w:lsdException w:unhideWhenUsed="0" w:uiPriority="61" w:semiHidden="0" w:name="Light List Accent 1"/>
+    <w:lsdException w:unhideWhenUsed="0" w:uiPriority="62" w:semiHidden="0" w:name="Light Grid Accent 1"/>
+    <w:lsdException w:unhideWhenUsed="0" w:uiPriority="63" w:semiHidden="0" w:name="Medium Shading 1 Accent 1"/>
+    <w:lsdException w:unhideWhenUsed="0" w:uiPriority="64" w:semiHidden="0" w:name="Medium Shading 2 Accent 1"/>
+    <w:lsdException w:unhideWhenUsed="0" w:uiPriority="65" w:semiHidden="0" w:name="Medium List 1 Accent 1"/>
+    <w:lsdException w:unhideWhenUsed="0" w:uiPriority="66" w:semiHidden="0" w:name="Medium List 2 Accent 1"/>
+    <w:lsdException w:unhideWhenUsed="0" w:uiPriority="67" w:semiHidden="0" w:name="Medium Grid 1 Accent 1"/>
+    <w:lsdException w:unhideWhenUsed="0" w:uiPriority="68" w:semiHidden="0" w:name="Medium Grid 2 Accent 1"/>
+    <w:lsdException w:unhideWhenUsed="0" w:uiPriority="69" w:semiHidden="0" w:name="Medium Grid 3 Accent 1"/>
+    <w:lsdException w:unhideWhenUsed="0" w:uiPriority="70" w:semiHidden="0" w:name="Dark List Accent 1"/>
+    <w:lsdException w:unhideWhenUsed="0" w:uiPriority="71" w:semiHidden="0" w:name="Colorful Shading Accent 1"/>
+    <w:lsdException w:unhideWhenUsed="0" w:uiPriority="72" w:semiHidden="0" w:name="Colorful List Accent 1"/>
+    <w:lsdException w:unhideWhenUsed="0" w:uiPriority="73" w:semiHidden="0" w:name="Colorful Grid Accent 1"/>
+    <w:lsdException w:unhideWhenUsed="0" w:uiPriority="60" w:semiHidden="0" w:name="Light Shading Accent 2"/>
+    <w:lsdException w:unhideWhenUsed="0" w:uiPriority="61" w:semiHidden="0" w:name="Light List Accent 2"/>
+    <w:lsdException w:unhideWhenUsed="0" w:uiPriority="62" w:semiHidden="0" w:name="Light Grid Accent 2"/>
+    <w:lsdException w:unhideWhenUsed="0" w:uiPriority="63" w:semiHidden="0" w:name="Medium Shading 1 Accent 2"/>
+    <w:lsdException w:unhideWhenUsed="0" w:uiPriority="64" w:semiHidden="0" w:name="Medium Shading 2 Accent 2"/>
+    <w:lsdException w:unhideWhenUsed="0" w:uiPriority="65" w:semiHidden="0" w:name="Medium List 1 Accent 2"/>
+    <w:lsdException w:unhideWhenUsed="0" w:uiPriority="66" w:semiHidden="0" w:name="Medium List 2 Accent 2"/>
+    <w:lsdException w:unhideWhenUsed="0" w:uiPriority="67" w:semiHidden="0" w:name="Medium Grid 1 Accent 2"/>
+    <w:lsdException w:unhideWhenUsed="0" w:uiPriority="68" w:semiHidden="0" w:name="Medium Grid 2 Accent 2"/>
+    <w:lsdException w:unhideWhenUsed="0" w:uiPriority="69" w:semiHidden="0" w:name="Medium Grid 3 Accent 2"/>
+    <w:lsdException w:unhideWhenUsed="0" w:uiPriority="70" w:semiHidden="0" w:name="Dark List Accent 2"/>
+    <w:lsdException w:unhideWhenUsed="0" w:uiPriority="71" w:semiHidden="0" w:name="Colorful Shading Accent 2"/>
+    <w:lsdException w:unhideWhenUsed="0" w:uiPriority="72" w:semiHidden="0" w:name="Colorful List Accent 2"/>
+    <w:lsdException w:unhideWhenUsed="0" w:uiPriority="73" w:semiHidden="0" w:name="Colorful Grid Accent 2"/>
+    <w:lsdException w:unhideWhenUsed="0" w:uiPriority="60" w:semiHidden="0" w:name="Light Shading Accent 3"/>
+    <w:lsdException w:unhideWhenUsed="0" w:uiPriority="61" w:semiHidden="0" w:name="Light List Accent 3"/>
+    <w:lsdException w:unhideWhenUsed="0" w:uiPriority="62" w:semiHidden="0" w:name="Light Grid Accent 3"/>
+    <w:lsdException w:unhideWhenUsed="0" w:uiPriority="63" w:semiHidden="0" w:name="Medium Shading 1 Accent 3"/>
+    <w:lsdException w:unhideWhenUsed="0" w:uiPriority="64" w:semiHidden="0" w:name="Medium Shading 2 Accent 3"/>
+    <w:lsdException w:unhideWhenUsed="0" w:uiPriority="65" w:semiHidden="0" w:name="Medium List 1 Accent 3"/>
+    <w:lsdException w:unhideWhenUsed="0" w:uiPriority="66" w:semiHidden="0" w:name="Medium List 2 Accent 3"/>
+    <w:lsdException w:unhideWhenUsed="0" w:uiPriority="67" w:semiHidden="0" w:name="Medium Grid 1 Accent 3"/>
+    <w:lsdException w:unhideWhenUsed="0" w:uiPriority="68" w:semiHidden="0" w:name="Medium Grid 2 Accent 3"/>
+    <w:lsdException w:unhideWhenUsed="0" w:uiPriority="69" w:semiHidden="0" w:name="Medium Grid 3 Accent 3"/>
+    <w:lsdException w:unhideWhenUsed="0" w:uiPriority="70" w:semiHidden="0" w:name="Dark List Accent 3"/>
+    <w:lsdException w:unhideWhenUsed="0" w:uiPriority="71" w:semiHidden="0" w:name="Colorful Shading Accent 3"/>
+    <w:lsdException w:unhideWhenUsed="0" w:uiPriority="72" w:semiHidden="0" w:name="Colorful List Accent 3"/>
+    <w:lsdException w:unhideWhenUsed="0" w:uiPriority="73" w:semiHidden="0" w:name="Colorful Grid Accent 3"/>
+    <w:lsdException w:unhideWhenUsed="0" w:uiPriority="60" w:semiHidden="0" w:name="Light Shading Accent 4"/>
+    <w:lsdException w:unhideWhenUsed="0" w:uiPriority="61" w:semiHidden="0" w:name="Light List Accent 4"/>
+    <w:lsdException w:unhideWhenUsed="0" w:uiPriority="62" w:semiHidden="0" w:name="Light Grid Accent 4"/>
+    <w:lsdException w:unhideWhenUsed="0" w:uiPriority="63" w:semiHidden="0" w:name="Medium Shading 1 Accent 4"/>
+    <w:lsdException w:unhideWhenUsed="0" w:uiPriority="64" w:semiHidden="0" w:name="Medium Shading 2 Accent 4"/>
+    <w:lsdException w:unhideWhenUsed="0" w:uiPriority="65" w:semiHidden="0" w:name="Medium List 1 Accent 4"/>
+    <w:lsdException w:unhideWhenUsed="0" w:uiPriority="66" w:semiHidden="0" w:name="Medium List 2 Accent 4"/>
+    <w:lsdException w:unhideWhenUsed="0" w:uiPriority="67" w:semiHidden="0" w:name="Medium Grid 1 Accent 4"/>
+    <w:lsdException w:unhideWhenUsed="0" w:uiPriority="68" w:semiHidden="0" w:name="Medium Grid 2 Accent 4"/>
+    <w:lsdException w:unhideWhenUsed="0" w:uiPriority="69" w:semiHidden="0" w:name="Medium Grid 3 Accent 4"/>
+    <w:lsdException w:unhideWhenUsed="0" w:uiPriority="70" w:semiHidden="0" w:name="Dark List Accent 4"/>
+    <w:lsdException w:unhideWhenUsed="0" w:uiPriority="71" w:semiHidden="0" w:name="Colorful Shading Accent 4"/>
+    <w:lsdException w:unhideWhenUsed="0" w:uiPriority="72" w:semiHidden="0" w:name="Colorful List Accent 4"/>
+    <w:lsdException w:unhideWhenUsed="0" w:uiPriority="73" w:semiHidden="0" w:name="Colorful Grid Accent 4"/>
+    <w:lsdException w:unhideWhenUsed="0" w:uiPriority="60" w:semiHidden="0" w:name="Light Shading Accent 5"/>
+    <w:lsdException w:unhideWhenUsed="0" w:uiPriority="61" w:semiHidden="0" w:name="Light List Accent 5"/>
+    <w:lsdException w:unhideWhenUsed="0" w:uiPriority="62" w:semiHidden="0" w:name="Light Grid Accent 5"/>
+    <w:lsdException w:unhideWhenUsed="0" w:uiPriority="63" w:semiHidden="0" w:name="Medium Shading 1 Accent 5"/>
+    <w:lsdException w:unhideWhenUsed="0" w:uiPriority="64" w:semiHidden="0" w:name="Medium Shading 2 Accent 5"/>
+    <w:lsdException w:unhideWhenUsed="0" w:uiPriority="65" w:semiHidden="0" w:name="Medium List 1 Accent 5"/>
+    <w:lsdException w:unhideWhenUsed="0" w:uiPriority="66" w:semiHidden="0" w:name="Medium List 2 Accent 5"/>
+    <w:lsdException w:unhideWhenUsed="0" w:uiPriority="67" w:semiHidden="0" w:name="Medium Grid 1 Accent 5"/>
+    <w:lsdException w:unhideWhenUsed="0" w:uiPriority="68" w:semiHidden="0" w:name="Medium Grid 2 Accent 5"/>
+    <w:lsdException w:unhideWhenUsed="0" w:uiPriority="69" w:semiHidden="0" w:name="Medium Grid 3 Accent 5"/>
+    <w:lsdException w:unhideWhenUsed="0" w:uiPriority="70" w:semiHidden="0" w:name="Dark List Accent 5"/>
+    <w:lsdException w:unhideWhenUsed="0" w:uiPriority="71" w:semiHidden="0" w:name="Colorful Shading Accent 5"/>
+    <w:lsdException w:unhideWhenUsed="0" w:uiPriority="72" w:semiHidden="0" w:name="Colorful List Accent 5"/>
+    <w:lsdException w:unhideWhenUsed="0" w:uiPriority="73" w:semiHidden="0" w:name="Colorful Grid Accent 5"/>
+    <w:lsdException w:unhideWhenUsed="0" w:uiPriority="60" w:semiHidden="0" w:name="Light Shading Accent 6"/>
+    <w:lsdException w:unhideWhenUsed="0" w:uiPriority="61" w:semiHidden="0" w:name="Light List Accent 6"/>
+    <w:lsdException w:unhideWhenUsed="0" w:uiPriority="62" w:semiHidden="0" w:name="Light Grid Accent 6"/>
+    <w:lsdException w:unhideWhenUsed="0" w:uiPriority="63" w:semiHidden="0" w:name="Medium Shading 1 Accent 6"/>
+    <w:lsdException w:unhideWhenUsed="0" w:uiPriority="64" w:semiHidden="0" w:name="Medium Shading 2 Accent 6"/>
+    <w:lsdException w:unhideWhenUsed="0" w:uiPriority="65" w:semiHidden="0" w:name="Medium List 1 Accent 6"/>
+    <w:lsdException w:unhideWhenUsed="0" w:uiPriority="66" w:semiHidden="0" w:name="Medium List 2 Accent 6"/>
+    <w:lsdException w:unhideWhenUsed="0" w:uiPriority="67" w:semiHidden="0" w:name="Medium Grid 1 Accent 6"/>
+    <w:lsdException w:unhideWhenUsed="0" w:uiPriority="68" w:semiHidden="0" w:name="Medium Grid 2 Accent 6"/>
+    <w:lsdException w:unhideWhenUsed="0" w:uiPriority="69" w:semiHidden="0" w:name="Medium Grid 3 Accent 6"/>
+    <w:lsdException w:unhideWhenUsed="0" w:uiPriority="70" w:semiHidden="0" w:name="Dark List Accent 6"/>
+    <w:lsdException w:unhideWhenUsed="0" w:uiPriority="71" w:semiHidden="0" w:name="Colorful Shading Accent 6"/>
+    <w:lsdException w:unhideWhenUsed="0" w:uiPriority="72" w:semiHidden="0" w:name="Colorful List Accent 6"/>
+    <w:lsdException w:unhideWhenUsed="0" w:uiPriority="73" w:semiHidden="0" w:name="Colorful Grid Accent 6"/>
   </w:latentStyles>
-  <w:style w:type="paragraph" w:default="1" w:styleId="Normal">
+  <w:style w:type="paragraph" w:default="1" w:styleId="1">
     <w:name w:val="Normal"/>
     <w:qFormat/>
+    <w:uiPriority w:val="0"/>
     <w:pPr>
       <w:kinsoku w:val="0"/>
       <w:autoSpaceDE w:val="0"/>
@@ -4281,7 +4360,7 @@
       <w:textAlignment w:val="baseline"/>
     </w:pPr>
     <w:rPr>
-      <w:rFonts w:ascii="Arial" w:eastAsia="宋体" w:hAnsi="Arial" w:cs="Arial"/>
+      <w:rFonts w:ascii="Arial" w:hAnsi="Arial" w:eastAsia="宋体" w:cs="Arial"/>
       <w:snapToGrid w:val="0"/>
       <w:color w:val="000000"/>
       <w:kern w:val="0"/>
@@ -4290,11 +4369,12 @@
       <w:lang w:val="en-US" w:eastAsia="en-US" w:bidi="ar-SA"/>
     </w:rPr>
   </w:style>
-  <w:style w:type="paragraph" w:styleId="Heading1">
+  <w:style w:type="paragraph" w:styleId="2">
     <w:name w:val="heading 1"/>
-    <w:basedOn w:val="Normal"/>
-    <w:next w:val="Normal"/>
+    <w:basedOn w:val="1"/>
+    <w:next w:val="1"/>
     <w:qFormat/>
+    <w:uiPriority w:val="0"/>
     <w:pPr>
       <w:keepNext/>
       <w:keepLines/>
@@ -4312,12 +4392,13 @@
       <w:sz w:val="44"/>
     </w:rPr>
   </w:style>
-  <w:style w:type="paragraph" w:styleId="Heading2">
+  <w:style w:type="paragraph" w:styleId="3">
     <w:name w:val="heading 2"/>
-    <w:basedOn w:val="Normal"/>
-    <w:next w:val="Normal"/>
+    <w:basedOn w:val="1"/>
+    <w:next w:val="1"/>
     <w:unhideWhenUsed/>
     <w:qFormat/>
+    <w:uiPriority w:val="0"/>
     <w:pPr>
       <w:keepNext/>
       <w:keepLines/>
@@ -4330,18 +4411,19 @@
       <w:outlineLvl w:val="1"/>
     </w:pPr>
     <w:rPr>
-      <w:rFonts w:ascii="Arial" w:eastAsia="黑体" w:hAnsi="Arial"/>
+      <w:rFonts w:ascii="Arial" w:hAnsi="Arial" w:eastAsia="黑体"/>
       <w:b/>
       <w:sz w:val="32"/>
     </w:rPr>
   </w:style>
-  <w:style w:type="paragraph" w:styleId="Heading3">
+  <w:style w:type="paragraph" w:styleId="4">
     <w:name w:val="heading 3"/>
-    <w:basedOn w:val="Normal"/>
-    <w:next w:val="Normal"/>
+    <w:basedOn w:val="1"/>
+    <w:next w:val="1"/>
     <w:semiHidden/>
     <w:unhideWhenUsed/>
     <w:qFormat/>
+    <w:uiPriority w:val="0"/>
     <w:pPr>
       <w:keepNext/>
       <w:keepLines/>
@@ -4358,12 +4440,13 @@
       <w:sz w:val="32"/>
     </w:rPr>
   </w:style>
-  <w:style w:type="paragraph" w:styleId="Heading4">
+  <w:style w:type="paragraph" w:styleId="5">
     <w:name w:val="heading 4"/>
-    <w:basedOn w:val="Normal"/>
-    <w:next w:val="Normal"/>
+    <w:basedOn w:val="1"/>
+    <w:next w:val="1"/>
     <w:unhideWhenUsed/>
     <w:qFormat/>
+    <w:uiPriority w:val="0"/>
     <w:pPr>
       <w:keepNext/>
       <w:keepLines/>
@@ -4376,18 +4459,19 @@
       <w:outlineLvl w:val="3"/>
     </w:pPr>
     <w:rPr>
-      <w:rFonts w:ascii="Arial" w:eastAsia="黑体" w:hAnsi="Arial"/>
+      <w:rFonts w:ascii="Arial" w:hAnsi="Arial" w:eastAsia="黑体"/>
       <w:b/>
       <w:sz w:val="28"/>
     </w:rPr>
   </w:style>
-  <w:style w:type="paragraph" w:styleId="Heading5">
+  <w:style w:type="paragraph" w:styleId="6">
     <w:name w:val="heading 5"/>
-    <w:basedOn w:val="Normal"/>
-    <w:next w:val="Normal"/>
+    <w:basedOn w:val="1"/>
+    <w:next w:val="1"/>
     <w:semiHidden/>
     <w:unhideWhenUsed/>
     <w:qFormat/>
+    <w:uiPriority w:val="0"/>
     <w:pPr>
       <w:keepNext/>
       <w:keepLines/>
@@ -4404,13 +4488,14 @@
       <w:sz w:val="28"/>
     </w:rPr>
   </w:style>
-  <w:style w:type="paragraph" w:styleId="Heading6">
+  <w:style w:type="paragraph" w:styleId="7">
     <w:name w:val="heading 6"/>
-    <w:basedOn w:val="Normal"/>
-    <w:next w:val="Normal"/>
+    <w:basedOn w:val="1"/>
+    <w:next w:val="1"/>
     <w:semiHidden/>
     <w:unhideWhenUsed/>
     <w:qFormat/>
+    <w:uiPriority w:val="0"/>
     <w:pPr>
       <w:keepNext/>
       <w:keepLines/>
@@ -4423,18 +4508,19 @@
       <w:outlineLvl w:val="5"/>
     </w:pPr>
     <w:rPr>
-      <w:rFonts w:ascii="Arial" w:eastAsia="黑体" w:hAnsi="Arial"/>
+      <w:rFonts w:ascii="Arial" w:hAnsi="Arial" w:eastAsia="黑体"/>
       <w:b/>
       <w:sz w:val="24"/>
     </w:rPr>
   </w:style>
-  <w:style w:type="paragraph" w:styleId="Heading7">
+  <w:style w:type="paragraph" w:styleId="8">
     <w:name w:val="heading 7"/>
-    <w:basedOn w:val="Normal"/>
-    <w:next w:val="Normal"/>
+    <w:basedOn w:val="1"/>
+    <w:next w:val="1"/>
     <w:semiHidden/>
     <w:unhideWhenUsed/>
     <w:qFormat/>
+    <w:uiPriority w:val="0"/>
     <w:pPr>
       <w:keepNext/>
       <w:keepLines/>
@@ -4451,13 +4537,14 @@
       <w:sz w:val="24"/>
     </w:rPr>
   </w:style>
-  <w:style w:type="paragraph" w:styleId="Heading8">
+  <w:style w:type="paragraph" w:styleId="9">
     <w:name w:val="heading 8"/>
-    <w:basedOn w:val="Normal"/>
-    <w:next w:val="Normal"/>
+    <w:basedOn w:val="1"/>
+    <w:next w:val="1"/>
     <w:semiHidden/>
     <w:unhideWhenUsed/>
     <w:qFormat/>
+    <w:uiPriority w:val="0"/>
     <w:pPr>
       <w:keepNext/>
       <w:keepLines/>
@@ -4470,17 +4557,18 @@
       <w:outlineLvl w:val="7"/>
     </w:pPr>
     <w:rPr>
-      <w:rFonts w:ascii="Arial" w:eastAsia="黑体" w:hAnsi="Arial"/>
+      <w:rFonts w:ascii="Arial" w:hAnsi="Arial" w:eastAsia="黑体"/>
       <w:sz w:val="24"/>
     </w:rPr>
   </w:style>
-  <w:style w:type="paragraph" w:styleId="Heading9">
+  <w:style w:type="paragraph" w:styleId="10">
     <w:name w:val="heading 9"/>
-    <w:basedOn w:val="Normal"/>
-    <w:next w:val="Normal"/>
+    <w:basedOn w:val="1"/>
+    <w:next w:val="1"/>
     <w:semiHidden/>
     <w:unhideWhenUsed/>
     <w:qFormat/>
+    <w:uiPriority w:val="0"/>
     <w:pPr>
       <w:keepNext/>
       <w:keepLines/>
@@ -4493,19 +4581,21 @@
       <w:outlineLvl w:val="8"/>
     </w:pPr>
     <w:rPr>
-      <w:rFonts w:ascii="Arial" w:eastAsia="黑体" w:hAnsi="Arial"/>
+      <w:rFonts w:ascii="Arial" w:hAnsi="Arial" w:eastAsia="黑体"/>
       <w:sz w:val="21"/>
     </w:rPr>
   </w:style>
-  <w:style w:type="character" w:default="1" w:styleId="DefaultParagraphFont">
+  <w:style w:type="character" w:default="1" w:styleId="22">
     <w:name w:val="Default Paragraph Font"/>
     <w:semiHidden/>
     <w:qFormat/>
+    <w:uiPriority w:val="0"/>
   </w:style>
-  <w:style w:type="table" w:default="1" w:styleId="TableNormal">
+  <w:style w:type="table" w:default="1" w:styleId="20">
     <w:name w:val="Normal Table"/>
     <w:semiHidden/>
     <w:qFormat/>
+    <w:uiPriority w:val="0"/>
     <w:tblPr>
       <w:tblCellMar>
         <w:top w:w="0" w:type="dxa"/>
@@ -4515,39 +4605,43 @@
       </w:tblCellMar>
     </w:tblPr>
   </w:style>
-  <w:style w:type="paragraph" w:styleId="CommentText">
+  <w:style w:type="paragraph" w:styleId="11">
     <w:name w:val="annotation text"/>
-    <w:basedOn w:val="Normal"/>
+    <w:basedOn w:val="1"/>
     <w:qFormat/>
+    <w:uiPriority w:val="0"/>
     <w:pPr>
       <w:jc w:val="left"/>
     </w:pPr>
   </w:style>
-  <w:style w:type="paragraph" w:styleId="BodyText">
+  <w:style w:type="paragraph" w:styleId="12">
     <w:name w:val="Body Text"/>
-    <w:basedOn w:val="Normal"/>
+    <w:basedOn w:val="1"/>
     <w:semiHidden/>
     <w:qFormat/>
+    <w:uiPriority w:val="0"/>
     <w:rPr>
-      <w:rFonts w:ascii="Arial" w:eastAsia="Arial" w:hAnsi="Arial" w:cs="Arial"/>
+      <w:rFonts w:ascii="Arial" w:hAnsi="Arial" w:eastAsia="Arial" w:cs="Arial"/>
       <w:sz w:val="21"/>
       <w:szCs w:val="21"/>
       <w:lang w:val="en-US" w:eastAsia="en-US" w:bidi="ar-SA"/>
     </w:rPr>
   </w:style>
-  <w:style w:type="paragraph" w:styleId="TOC3">
+  <w:style w:type="paragraph" w:styleId="13">
     <w:name w:val="toc 3"/>
-    <w:basedOn w:val="Normal"/>
-    <w:next w:val="Normal"/>
+    <w:basedOn w:val="1"/>
+    <w:next w:val="1"/>
     <w:qFormat/>
+    <w:uiPriority w:val="0"/>
     <w:pPr>
       <w:ind w:left="840" w:leftChars="400"/>
     </w:pPr>
   </w:style>
-  <w:style w:type="paragraph" w:styleId="Footer">
+  <w:style w:type="paragraph" w:styleId="14">
     <w:name w:val="footer"/>
-    <w:basedOn w:val="Normal"/>
+    <w:basedOn w:val="1"/>
     <w:qFormat/>
+    <w:uiPriority w:val="0"/>
     <w:pPr>
       <w:tabs>
         <w:tab w:val="center" w:pos="4153"/>
@@ -4560,16 +4654,17 @@
       <w:sz w:val="18"/>
     </w:rPr>
   </w:style>
-  <w:style w:type="paragraph" w:styleId="Header">
+  <w:style w:type="paragraph" w:styleId="15">
     <w:name w:val="header"/>
-    <w:basedOn w:val="Normal"/>
+    <w:basedOn w:val="1"/>
     <w:qFormat/>
+    <w:uiPriority w:val="0"/>
     <w:pPr>
       <w:pBdr>
-        <w:top w:val="nil"/>
-        <w:left w:val="nil"/>
-        <w:bottom w:val="nil"/>
-        <w:right w:val="nil"/>
+        <w:top w:val="none" w:color="auto" w:sz="0" w:space="0"/>
+        <w:left w:val="none" w:color="auto" w:sz="0" w:space="0"/>
+        <w:bottom w:val="none" w:color="auto" w:sz="0" w:space="0"/>
+        <w:right w:val="none" w:color="auto" w:sz="0" w:space="0"/>
       </w:pBdr>
       <w:tabs>
         <w:tab w:val="center" w:pos="4153"/>
@@ -4584,37 +4679,41 @@
       <w:sz w:val="18"/>
     </w:rPr>
   </w:style>
-  <w:style w:type="paragraph" w:styleId="TOC1">
+  <w:style w:type="paragraph" w:styleId="16">
     <w:name w:val="toc 1"/>
-    <w:basedOn w:val="Normal"/>
-    <w:next w:val="Normal"/>
+    <w:basedOn w:val="1"/>
+    <w:next w:val="1"/>
     <w:qFormat/>
+    <w:uiPriority w:val="0"/>
     <w:rPr>
-      <w:rFonts w:ascii="Arial" w:eastAsia="Microsoft JhengHei" w:hAnsi="Arial"/>
+      <w:rFonts w:ascii="Arial" w:hAnsi="Arial" w:eastAsia="Microsoft JhengHei"/>
       <w:sz w:val="24"/>
     </w:rPr>
   </w:style>
-  <w:style w:type="paragraph" w:styleId="TOC2">
+  <w:style w:type="paragraph" w:styleId="17">
     <w:name w:val="toc 2"/>
-    <w:basedOn w:val="Normal"/>
-    <w:next w:val="Normal"/>
+    <w:basedOn w:val="1"/>
+    <w:next w:val="1"/>
     <w:qFormat/>
+    <w:uiPriority w:val="0"/>
     <w:pPr>
       <w:ind w:left="420" w:leftChars="200"/>
     </w:pPr>
   </w:style>
-  <w:style w:type="paragraph" w:styleId="NormalWeb">
+  <w:style w:type="paragraph" w:styleId="18">
     <w:name w:val="Normal (Web)"/>
-    <w:basedOn w:val="Normal"/>
+    <w:basedOn w:val="1"/>
     <w:qFormat/>
+    <w:uiPriority w:val="0"/>
     <w:rPr>
       <w:sz w:val="24"/>
     </w:rPr>
   </w:style>
-  <w:style w:type="paragraph" w:styleId="Title">
+  <w:style w:type="paragraph" w:styleId="19">
     <w:name w:val="Title"/>
-    <w:basedOn w:val="Normal"/>
+    <w:basedOn w:val="1"/>
     <w:qFormat/>
+    <w:uiPriority w:val="0"/>
     <w:pPr>
       <w:spacing w:before="240" w:beforeLines="0" w:beforeAutospacing="0" w:after="60" w:afterLines="0" w:afterAutospacing="0"/>
       <w:jc w:val="center"/>
@@ -4626,68 +4725,73 @@
       <w:sz w:val="32"/>
     </w:rPr>
   </w:style>
-  <w:style w:type="table" w:styleId="TableGrid">
+  <w:style w:type="table" w:styleId="21">
     <w:name w:val="Table Grid"/>
-    <w:basedOn w:val="TableNormal"/>
+    <w:basedOn w:val="20"/>
     <w:qFormat/>
+    <w:uiPriority w:val="0"/>
     <w:pPr>
       <w:widowControl w:val="0"/>
       <w:jc w:val="both"/>
     </w:pPr>
     <w:tblPr>
       <w:tblBorders>
-        <w:top w:val="single" w:sz="4" w:space="0" w:color="auto"/>
-        <w:left w:val="single" w:sz="4" w:space="0" w:color="auto"/>
-        <w:bottom w:val="single" w:sz="4" w:space="0" w:color="auto"/>
-        <w:right w:val="single" w:sz="4" w:space="0" w:color="auto"/>
-        <w:insideH w:val="single" w:sz="4" w:space="0" w:color="auto"/>
-        <w:insideV w:val="single" w:sz="4" w:space="0" w:color="auto"/>
+        <w:top w:val="single" w:color="auto" w:sz="4" w:space="0"/>
+        <w:left w:val="single" w:color="auto" w:sz="4" w:space="0"/>
+        <w:bottom w:val="single" w:color="auto" w:sz="4" w:space="0"/>
+        <w:right w:val="single" w:color="auto" w:sz="4" w:space="0"/>
+        <w:insideH w:val="single" w:color="auto" w:sz="4" w:space="0"/>
+        <w:insideV w:val="single" w:color="auto" w:sz="4" w:space="0"/>
       </w:tblBorders>
     </w:tblPr>
   </w:style>
-  <w:style w:type="character" w:styleId="Strong">
+  <w:style w:type="character" w:styleId="23">
     <w:name w:val="Strong"/>
-    <w:basedOn w:val="DefaultParagraphFont"/>
+    <w:basedOn w:val="22"/>
     <w:qFormat/>
+    <w:uiPriority w:val="0"/>
     <w:rPr>
       <w:b/>
     </w:rPr>
   </w:style>
-  <w:style w:type="paragraph" w:customStyle="1" w:styleId="a">
+  <w:style w:type="paragraph" w:customStyle="1" w:styleId="24">
     <w:name w:val="柴_公司名"/>
-    <w:basedOn w:val="Title"/>
+    <w:basedOn w:val="19"/>
     <w:qFormat/>
+    <w:uiPriority w:val="0"/>
     <w:pPr>
       <w:spacing w:after="600" w:afterLines="600"/>
     </w:pPr>
     <w:rPr>
-      <w:rFonts w:ascii="宋体" w:eastAsia="宋体" w:hAnsi="宋体" w:cs="宋体" w:hint="eastAsia"/>
+      <w:rFonts w:hint="eastAsia" w:ascii="宋体" w:hAnsi="宋体" w:eastAsia="宋体" w:cs="宋体"/>
       <w:bCs/>
       <w:spacing w:val="-6"/>
       <w:sz w:val="52"/>
       <w:szCs w:val="52"/>
     </w:rPr>
   </w:style>
-  <w:style w:type="paragraph" w:customStyle="1" w:styleId="a0">
+  <w:style w:type="paragraph" w:customStyle="1" w:styleId="25">
     <w:name w:val="柴_文档名"/>
-    <w:basedOn w:val="Title"/>
+    <w:basedOn w:val="19"/>
     <w:qFormat/>
+    <w:uiPriority w:val="0"/>
     <w:pPr>
       <w:spacing w:after="900" w:afterLines="900"/>
     </w:pPr>
     <w:rPr>
-      <w:rFonts w:ascii="黑体" w:eastAsia="黑体" w:hAnsi="黑体" w:cs="黑体"/>
+      <w:rFonts w:ascii="黑体" w:hAnsi="黑体" w:eastAsia="黑体" w:cs="黑体"/>
       <w:bCs/>
       <w:spacing w:val="-7"/>
       <w:sz w:val="52"/>
       <w:szCs w:val="52"/>
     </w:rPr>
   </w:style>
-  <w:style w:type="table" w:customStyle="1" w:styleId="TableNormal0">
+  <w:style w:type="table" w:customStyle="1" w:styleId="26">
     <w:name w:val="Table Normal_0"/>
     <w:semiHidden/>
     <w:unhideWhenUsed/>
     <w:qFormat/>
+    <w:uiPriority w:val="0"/>
     <w:tblPr>
       <w:tblCellMar>
         <w:top w:w="0" w:type="dxa"/>
@@ -4697,81 +4801,87 @@
       </w:tblCellMar>
     </w:tblPr>
   </w:style>
-  <w:style w:type="paragraph" w:customStyle="1" w:styleId="TableText">
+  <w:style w:type="paragraph" w:customStyle="1" w:styleId="27">
     <w:name w:val="Table Text"/>
-    <w:basedOn w:val="Normal"/>
+    <w:basedOn w:val="1"/>
     <w:semiHidden/>
     <w:qFormat/>
+    <w:uiPriority w:val="0"/>
     <w:rPr>
-      <w:rFonts w:ascii="宋体" w:eastAsia="宋体" w:hAnsi="宋体" w:cs="宋体"/>
+      <w:rFonts w:ascii="宋体" w:hAnsi="宋体" w:eastAsia="宋体" w:cs="宋体"/>
       <w:sz w:val="21"/>
       <w:szCs w:val="21"/>
       <w:lang w:val="en-US" w:eastAsia="en-US" w:bidi="ar-SA"/>
     </w:rPr>
   </w:style>
-  <w:style w:type="paragraph" w:customStyle="1" w:styleId="1">
+  <w:style w:type="paragraph" w:customStyle="1" w:styleId="28">
     <w:name w:val="柴_标题1"/>
-    <w:basedOn w:val="Heading1"/>
-    <w:next w:val="a1"/>
-    <w:link w:val="1Char"/>
+    <w:basedOn w:val="2"/>
+    <w:next w:val="29"/>
+    <w:link w:val="38"/>
     <w:qFormat/>
+    <w:uiPriority w:val="0"/>
     <w:pPr>
       <w:spacing w:before="100" w:after="90" w:line="360" w:lineRule="auto"/>
     </w:pPr>
     <w:rPr>
-      <w:rFonts w:ascii="Arial" w:eastAsia="宋体" w:hAnsi="Arial"/>
+      <w:rFonts w:ascii="Arial" w:hAnsi="Arial" w:eastAsia="宋体"/>
       <w:sz w:val="32"/>
     </w:rPr>
   </w:style>
-  <w:style w:type="paragraph" w:customStyle="1" w:styleId="a1">
+  <w:style w:type="paragraph" w:customStyle="1" w:styleId="29">
     <w:name w:val="柴_正文"/>
-    <w:basedOn w:val="BodyText"/>
-    <w:link w:val="Char"/>
+    <w:basedOn w:val="12"/>
+    <w:link w:val="42"/>
     <w:qFormat/>
+    <w:uiPriority w:val="0"/>
     <w:pPr>
       <w:spacing w:line="360" w:lineRule="auto"/>
       <w:ind w:firstLine="470" w:firstLineChars="200"/>
     </w:pPr>
     <w:rPr>
-      <w:rFonts w:ascii="Arial" w:eastAsia="宋体" w:hAnsi="Arial"/>
+      <w:rFonts w:ascii="Arial" w:hAnsi="Arial" w:eastAsia="宋体"/>
       <w:sz w:val="24"/>
       <w:lang w:eastAsia="zh-CN"/>
     </w:rPr>
   </w:style>
-  <w:style w:type="paragraph" w:customStyle="1" w:styleId="2">
+  <w:style w:type="paragraph" w:customStyle="1" w:styleId="30">
     <w:name w:val="柴_标题2"/>
-    <w:basedOn w:val="Heading2"/>
-    <w:next w:val="a1"/>
+    <w:basedOn w:val="3"/>
+    <w:next w:val="29"/>
     <w:qFormat/>
+    <w:uiPriority w:val="0"/>
     <w:pPr>
       <w:spacing w:line="360" w:lineRule="auto"/>
     </w:pPr>
     <w:rPr>
-      <w:rFonts w:ascii="Arial" w:eastAsia="宋体" w:hAnsi="Arial"/>
+      <w:rFonts w:ascii="Arial" w:hAnsi="Arial" w:eastAsia="宋体"/>
       <w:sz w:val="28"/>
     </w:rPr>
   </w:style>
-  <w:style w:type="paragraph" w:customStyle="1" w:styleId="3">
+  <w:style w:type="paragraph" w:customStyle="1" w:styleId="31">
     <w:name w:val="柴_标题3"/>
-    <w:basedOn w:val="Heading3"/>
-    <w:next w:val="a1"/>
+    <w:basedOn w:val="4"/>
+    <w:next w:val="29"/>
     <w:qFormat/>
+    <w:uiPriority w:val="0"/>
     <w:pPr>
       <w:spacing w:line="360" w:lineRule="auto"/>
       <w:ind w:left="0" w:firstLine="472" w:firstLineChars="200"/>
     </w:pPr>
     <w:rPr>
-      <w:rFonts w:ascii="宋体" w:eastAsia="宋体" w:hAnsi="宋体" w:cs="宋体"/>
+      <w:rFonts w:ascii="宋体" w:hAnsi="宋体" w:eastAsia="宋体" w:cs="宋体"/>
       <w:spacing w:val="-2"/>
       <w:sz w:val="24"/>
       <w:szCs w:val="24"/>
     </w:rPr>
   </w:style>
-  <w:style w:type="paragraph" w:customStyle="1" w:styleId="a2">
+  <w:style w:type="paragraph" w:customStyle="1" w:styleId="32">
     <w:name w:val="柴_目录"/>
-    <w:basedOn w:val="Normal"/>
-    <w:next w:val="BodyText"/>
+    <w:basedOn w:val="1"/>
+    <w:next w:val="12"/>
     <w:qFormat/>
+    <w:uiPriority w:val="0"/>
     <w:pPr>
       <w:tabs>
         <w:tab w:val="right" w:leader="dot" w:pos="8442"/>
@@ -4779,59 +4889,64 @@
       <w:ind w:left="0" w:leftChars="0"/>
     </w:pPr>
     <w:rPr>
-      <w:rFonts w:ascii="Arial" w:eastAsia="Microsoft JhengHei" w:hAnsi="Arial"/>
+      <w:rFonts w:ascii="Arial" w:hAnsi="Arial" w:eastAsia="Microsoft JhengHei"/>
       <w:sz w:val="24"/>
     </w:rPr>
   </w:style>
-  <w:style w:type="paragraph" w:customStyle="1" w:styleId="WPSOffice1">
+  <w:style w:type="paragraph" w:customStyle="1" w:styleId="33">
     <w:name w:val="WPSOffice手动目录 1"/>
     <w:qFormat/>
+    <w:uiPriority w:val="0"/>
     <w:pPr>
       <w:ind w:leftChars="0"/>
     </w:pPr>
     <w:rPr>
-      <w:rFonts w:ascii="Times New Roman" w:eastAsia="宋体" w:hAnsi="Times New Roman" w:cs="Times New Roman"/>
+      <w:rFonts w:ascii="Times New Roman" w:hAnsi="Times New Roman" w:eastAsia="宋体" w:cs="Times New Roman"/>
       <w:sz w:val="20"/>
       <w:szCs w:val="20"/>
     </w:rPr>
   </w:style>
-  <w:style w:type="paragraph" w:customStyle="1" w:styleId="WPSOffice2">
+  <w:style w:type="paragraph" w:customStyle="1" w:styleId="34">
     <w:name w:val="WPSOffice手动目录 2"/>
     <w:qFormat/>
+    <w:uiPriority w:val="0"/>
     <w:pPr>
       <w:ind w:leftChars="200"/>
     </w:pPr>
     <w:rPr>
-      <w:rFonts w:ascii="Times New Roman" w:eastAsia="宋体" w:hAnsi="Times New Roman" w:cs="Times New Roman"/>
+      <w:rFonts w:ascii="Times New Roman" w:hAnsi="Times New Roman" w:eastAsia="宋体" w:cs="Times New Roman"/>
       <w:sz w:val="20"/>
       <w:szCs w:val="20"/>
     </w:rPr>
   </w:style>
-  <w:style w:type="paragraph" w:customStyle="1" w:styleId="WPSOffice3">
+  <w:style w:type="paragraph" w:customStyle="1" w:styleId="35">
     <w:name w:val="WPSOffice手动目录 3"/>
     <w:qFormat/>
+    <w:uiPriority w:val="0"/>
     <w:pPr>
       <w:ind w:leftChars="400"/>
     </w:pPr>
     <w:rPr>
-      <w:rFonts w:ascii="Times New Roman" w:eastAsia="宋体" w:hAnsi="Times New Roman" w:cs="Times New Roman"/>
+      <w:rFonts w:ascii="Times New Roman" w:hAnsi="Times New Roman" w:eastAsia="宋体" w:cs="Times New Roman"/>
       <w:sz w:val="20"/>
       <w:szCs w:val="20"/>
     </w:rPr>
   </w:style>
-  <w:style w:type="paragraph" w:customStyle="1" w:styleId="Compact">
+  <w:style w:type="paragraph" w:customStyle="1" w:styleId="36">
     <w:name w:val="Compact"/>
-    <w:basedOn w:val="BodyText"/>
+    <w:basedOn w:val="12"/>
     <w:qFormat/>
+    <w:uiPriority w:val="0"/>
     <w:pPr>
       <w:spacing w:before="36" w:after="36"/>
     </w:pPr>
   </w:style>
-  <w:style w:type="table" w:customStyle="1" w:styleId="Table">
+  <w:style w:type="table" w:customStyle="1" w:styleId="37">
     <w:name w:val="Table"/>
     <w:semiHidden/>
     <w:unhideWhenUsed/>
     <w:qFormat/>
+    <w:uiPriority w:val="0"/>
     <w:tblPr>
       <w:tblCellMar>
         <w:top w:w="0" w:type="dxa"/>
@@ -4843,26 +4958,28 @@
     <w:tblStylePr w:type="firstRow">
       <w:tcPr>
         <w:tcBorders>
-          <w:bottom w:val="single" w:sz="0" w:space="0" w:color="auto"/>
+          <w:bottom w:val="single" w:color="auto" w:sz="0" w:space="0"/>
         </w:tcBorders>
         <w:vAlign w:val="bottom"/>
       </w:tcPr>
     </w:tblStylePr>
   </w:style>
-  <w:style w:type="character" w:customStyle="1" w:styleId="1Char">
+  <w:style w:type="character" w:customStyle="1" w:styleId="38">
     <w:name w:val="柴_标题1 Char"/>
-    <w:link w:val="1"/>
+    <w:link w:val="28"/>
     <w:qFormat/>
+    <w:uiPriority w:val="0"/>
     <w:rPr>
-      <w:rFonts w:ascii="Arial" w:eastAsia="宋体" w:hAnsi="Arial"/>
+      <w:rFonts w:ascii="Arial" w:hAnsi="Arial" w:eastAsia="宋体"/>
       <w:sz w:val="32"/>
     </w:rPr>
   </w:style>
-  <w:style w:type="table" w:customStyle="1" w:styleId="TableNormal1">
+  <w:style w:type="table" w:customStyle="1" w:styleId="39">
     <w:name w:val="Table Normal_1"/>
     <w:semiHidden/>
     <w:unhideWhenUsed/>
     <w:qFormat/>
+    <w:uiPriority w:val="0"/>
     <w:tblPr>
       <w:tblCellMar>
         <w:top w:w="0" w:type="dxa"/>
@@ -4872,10 +4989,11 @@
       </w:tblCellMar>
     </w:tblPr>
   </w:style>
-  <w:style w:type="paragraph" w:customStyle="1" w:styleId="a3">
+  <w:style w:type="paragraph" w:customStyle="1" w:styleId="40">
     <w:name w:val="柴_正文_无缩进"/>
-    <w:basedOn w:val="Normal"/>
+    <w:basedOn w:val="1"/>
     <w:qFormat/>
+    <w:uiPriority w:val="0"/>
     <w:pPr>
       <w:ind w:firstLine="0" w:firstLineChars="0"/>
     </w:pPr>
@@ -4885,29 +5003,31 @@
       <w:lang w:eastAsia="zh-CN"/>
     </w:rPr>
   </w:style>
-  <w:style w:type="paragraph" w:customStyle="1" w:styleId="4">
+  <w:style w:type="paragraph" w:customStyle="1" w:styleId="41">
     <w:name w:val="柴_标题4"/>
-    <w:basedOn w:val="Heading4"/>
-    <w:next w:val="Normal"/>
+    <w:basedOn w:val="5"/>
+    <w:next w:val="1"/>
     <w:qFormat/>
+    <w:uiPriority w:val="0"/>
     <w:pPr>
       <w:widowControl w:val="0"/>
       <w:spacing w:before="160" w:line="360" w:lineRule="auto"/>
-      <w:ind w:left="981" w:hanging="862" w:leftChars="300"/>
+      <w:ind w:left="981" w:leftChars="300" w:hanging="862"/>
     </w:pPr>
     <w:rPr>
-      <w:rFonts w:ascii="Calibri" w:eastAsia="宋体" w:hAnsi="Calibri" w:cs="宋体" w:hint="eastAsia"/>
+      <w:rFonts w:hint="eastAsia" w:ascii="Calibri" w:hAnsi="Calibri" w:eastAsia="宋体" w:cs="宋体"/>
       <w:sz w:val="24"/>
       <w:szCs w:val="24"/>
       <w:lang w:eastAsia="zh-CN" w:bidi="zh-CN"/>
     </w:rPr>
   </w:style>
-  <w:style w:type="character" w:customStyle="1" w:styleId="Char">
+  <w:style w:type="character" w:customStyle="1" w:styleId="42">
     <w:name w:val="柴_正文 Char"/>
-    <w:link w:val="a1"/>
+    <w:link w:val="29"/>
     <w:qFormat/>
+    <w:uiPriority w:val="0"/>
     <w:rPr>
-      <w:rFonts w:ascii="Arial" w:eastAsia="宋体" w:hAnsi="Arial"/>
+      <w:rFonts w:ascii="Arial" w:hAnsi="Arial" w:eastAsia="宋体"/>
       <w:sz w:val="24"/>
       <w:lang w:eastAsia="zh-CN"/>
     </w:rPr>
